--- a/8.资源管理/1.流程制度规范类文件/080101-运维工具管理制度.docx
+++ b/8.资源管理/1.流程制度规范类文件/080101-运维工具管理制度.docx
@@ -1,21 +1,22 @@
 
 <file path=word/document.xml><?xml version="1.0" encoding="utf-8"?>
-<w:document xmlns:wpc="http://schemas.microsoft.com/office/word/2010/wordprocessingCanvas" xmlns:mc="http://schemas.openxmlformats.org/markup-compatibility/2006" xmlns:o="urn:schemas-microsoft-com:office:office" xmlns:r="http://schemas.openxmlformats.org/officeDocument/2006/relationships" xmlns:m="http://schemas.openxmlformats.org/officeDocument/2006/math" xmlns:v="urn:schemas-microsoft-com:vml" xmlns:wp14="http://schemas.microsoft.com/office/word/2010/wordprocessingDrawing" xmlns:wp="http://schemas.openxmlformats.org/drawingml/2006/wordprocessingDrawing" xmlns:w="http://schemas.openxmlformats.org/wordprocessingml/2006/main" xmlns:w14="http://schemas.microsoft.com/office/word/2010/wordml" xmlns:w10="urn:schemas-microsoft-com:office:word" xmlns:w15="http://schemas.microsoft.com/office/word/2012/wordml" xmlns:wpg="http://schemas.microsoft.com/office/word/2010/wordprocessingGroup" xmlns:wpi="http://schemas.microsoft.com/office/word/2010/wordprocessingInk" xmlns:wne="http://schemas.microsoft.com/office/word/2006/wordml" xmlns:wps="http://schemas.microsoft.com/office/word/2010/wordprocessingShape" xmlns:wpsCustomData="http://www.wps.cn/officeDocument/2013/wpsCustomData" mc:Ignorable="w14 w15 wp14">
+<w:document xmlns:wpc="http://schemas.microsoft.com/office/word/2010/wordprocessingCanvas" xmlns:mc="http://schemas.openxmlformats.org/markup-compatibility/2006" xmlns:o="urn:schemas-microsoft-com:office:office" xmlns:r="http://schemas.openxmlformats.org/officeDocument/2006/relationships" xmlns:m="http://schemas.openxmlformats.org/officeDocument/2006/math" xmlns:v="urn:schemas-microsoft-com:vml" xmlns:wp14="http://schemas.microsoft.com/office/word/2010/wordprocessingDrawing" xmlns:wp="http://schemas.openxmlformats.org/drawingml/2006/wordprocessingDrawing" xmlns:w10="urn:schemas-microsoft-com:office:word" xmlns:w="http://schemas.openxmlformats.org/wordprocessingml/2006/main" xmlns:w14="http://schemas.microsoft.com/office/word/2010/wordml" xmlns:w15="http://schemas.microsoft.com/office/word/2012/wordml" xmlns:wne="http://schemas.microsoft.com/office/word/2006/wordml" xmlns:wpg="http://schemas.microsoft.com/office/word/2010/wordprocessingGroup" xmlns:wpi="http://schemas.microsoft.com/office/word/2010/wordprocessingInk" xmlns:wps="http://schemas.microsoft.com/office/word/2010/wordprocessingShape" mc:Ignorable="w14 w15 wp14">
+  <!-- Generated by Aspose.Words for .NET 13.3.0.1 -->
   <w:body>
     <w:p>
       <w:pPr>
-        <w:pStyle w:val="31"/>
+        <w:pStyle w:val="a1"/>
         <w:bidi w:val="0"/>
       </w:pPr>
       <w:bookmarkStart w:id="0" w:name="_Toc26040"/>
     </w:p>
     <w:p>
       <w:pPr>
-        <w:pStyle w:val="31"/>
+        <w:pStyle w:val="a1"/>
         <w:bidi w:val="0"/>
       </w:pPr>
-      <w:bookmarkStart w:id="20" w:name="_GoBack"/>
-      <w:bookmarkEnd w:id="20"/>
+      <w:bookmarkStart w:id="1" w:name="_GoBack"/>
+      <w:bookmarkEnd w:id="1"/>
       <w:r>
         <w:t>运维工具管理制度</w:t>
       </w:r>
@@ -23,14 +24,14 @@
     </w:p>
     <w:p>
       <w:pPr>
-        <w:pStyle w:val="32"/>
+        <w:pStyle w:val="a2"/>
         <w:bidi w:val="0"/>
       </w:pPr>
-      <w:bookmarkStart w:id="1" w:name="_Toc17551"/>
-      <w:r>
-        <w:t>甘肃国邦信息科技有限公司</w:t>
-      </w:r>
-      <w:bookmarkEnd w:id="1"/>
+      <w:bookmarkStart w:id="2" w:name="_Toc17551"/>
+      <w:r>
+        <w:t>中达丰集团有限公司</w:t>
+      </w:r>
+      <w:bookmarkEnd w:id="2"/>
     </w:p>
     <w:p>
       <w:pPr>
@@ -39,10 +40,10 @@
     </w:p>
     <w:p>
       <w:pPr>
-        <w:pStyle w:val="32"/>
+        <w:pStyle w:val="a2"/>
         <w:bidi w:val="0"/>
         <w:rPr>
-          <w:rFonts w:hint="eastAsia" w:ascii="宋体" w:hAnsi="宋体" w:eastAsia="宋体" w:cs="宋体"/>
+          <w:rFonts w:ascii="宋体" w:eastAsia="宋体" w:hAnsi="宋体" w:cs="宋体" w:hint="eastAsia"/>
           <w:sz w:val="36"/>
           <w:szCs w:val="36"/>
           <w:lang w:val="en-US" w:eastAsia="zh-CN"/>
@@ -50,20 +51,20 @@
         <w:sectPr>
           <w:pgSz w:w="11906" w:h="16839"/>
           <w:pgMar w:top="1431" w:right="1785" w:bottom="0" w:left="1785" w:header="0" w:footer="0" w:gutter="0"/>
-          <w:cols w:space="720" w:num="1"/>
+          <w:cols w:num="1" w:space="720"/>
         </w:sectPr>
       </w:pPr>
-      <w:bookmarkStart w:id="2" w:name="_Toc28424"/>
-      <w:r>
-        <w:rPr>
-          <w:rFonts w:hint="eastAsia" w:ascii="宋体" w:hAnsi="宋体" w:eastAsia="宋体" w:cs="宋体"/>
+      <w:bookmarkStart w:id="3" w:name="_Toc28424"/>
+      <w:r>
+        <w:rPr>
+          <w:rFonts w:ascii="宋体" w:eastAsia="宋体" w:hAnsi="宋体" w:cs="宋体" w:hint="eastAsia"/>
           <w:sz w:val="36"/>
           <w:szCs w:val="36"/>
           <w:lang w:val="en-US" w:eastAsia="zh-CN"/>
         </w:rPr>
-        <w:t>2025年1月4日</w:t>
-      </w:r>
-      <w:bookmarkEnd w:id="2"/>
+        <w:t>2025年7月4日</w:t>
+      </w:r>
+      <w:bookmarkEnd w:id="3"/>
     </w:p>
     <w:p>
       <w:pPr>
@@ -71,22 +72,22 @@
         <w:ind w:left="3620"/>
         <w:outlineLvl w:val="1"/>
         <w:rPr>
-          <w:rFonts w:ascii="宋体" w:hAnsi="宋体" w:eastAsia="宋体" w:cs="宋体"/>
+          <w:rFonts w:ascii="宋体" w:eastAsia="宋体" w:hAnsi="宋体" w:cs="宋体"/>
           <w:sz w:val="28"/>
           <w:szCs w:val="28"/>
         </w:rPr>
       </w:pPr>
-      <w:bookmarkStart w:id="3" w:name="_Toc18832"/>
-      <w:r>
-        <w:rPr>
-          <w:rFonts w:ascii="宋体" w:hAnsi="宋体" w:eastAsia="宋体" w:cs="宋体"/>
+      <w:bookmarkStart w:id="4" w:name="_Toc18832"/>
+      <w:r>
+        <w:rPr>
+          <w:rFonts w:ascii="宋体" w:eastAsia="宋体" w:hAnsi="宋体" w:cs="宋体"/>
           <w:spacing w:val="-3"/>
           <w:sz w:val="28"/>
           <w:szCs w:val="28"/>
         </w:rPr>
         <w:t>文档信息</w:t>
       </w:r>
-      <w:bookmarkEnd w:id="3"/>
+      <w:bookmarkEnd w:id="4"/>
     </w:p>
     <w:p>
       <w:pPr>
@@ -95,16 +96,16 @@
     </w:p>
     <w:tbl>
       <w:tblPr>
-        <w:tblStyle w:val="24"/>
+        <w:tblStyle w:val="TableNormal0"/>
         <w:tblW w:w="9071" w:type="dxa"/>
         <w:tblInd w:w="28" w:type="dxa"/>
         <w:tblBorders>
-          <w:top w:val="single" w:color="000000" w:sz="4" w:space="0"/>
-          <w:left w:val="single" w:color="000000" w:sz="4" w:space="0"/>
-          <w:bottom w:val="single" w:color="000000" w:sz="4" w:space="0"/>
-          <w:right w:val="single" w:color="000000" w:sz="4" w:space="0"/>
-          <w:insideH w:val="single" w:color="000000" w:sz="4" w:space="0"/>
-          <w:insideV w:val="single" w:color="000000" w:sz="4" w:space="0"/>
+          <w:top w:val="single" w:sz="4" w:space="0" w:color="000000"/>
+          <w:left w:val="single" w:sz="4" w:space="0" w:color="000000"/>
+          <w:bottom w:val="single" w:sz="4" w:space="0" w:color="000000"/>
+          <w:right w:val="single" w:sz="4" w:space="0" w:color="000000"/>
+          <w:insideH w:val="single" w:sz="4" w:space="0" w:color="000000"/>
+          <w:insideV w:val="single" w:sz="4" w:space="0" w:color="000000"/>
         </w:tblBorders>
         <w:tblLayout w:type="fixed"/>
         <w:tblCellMar>
@@ -123,14 +124,17 @@
       </w:tblGrid>
       <w:tr>
         <w:tblPrEx>
+          <w:tblW w:w="9071" w:type="dxa"/>
+          <w:tblInd w:w="28" w:type="dxa"/>
           <w:tblBorders>
-            <w:top w:val="single" w:color="000000" w:sz="4" w:space="0"/>
-            <w:left w:val="single" w:color="000000" w:sz="4" w:space="0"/>
-            <w:bottom w:val="single" w:color="000000" w:sz="4" w:space="0"/>
-            <w:right w:val="single" w:color="000000" w:sz="4" w:space="0"/>
-            <w:insideH w:val="single" w:color="000000" w:sz="4" w:space="0"/>
-            <w:insideV w:val="single" w:color="000000" w:sz="4" w:space="0"/>
+            <w:top w:val="single" w:sz="4" w:space="0" w:color="000000"/>
+            <w:left w:val="single" w:sz="4" w:space="0" w:color="000000"/>
+            <w:bottom w:val="single" w:sz="4" w:space="0" w:color="000000"/>
+            <w:right w:val="single" w:sz="4" w:space="0" w:color="000000"/>
+            <w:insideH w:val="single" w:sz="4" w:space="0" w:color="000000"/>
+            <w:insideV w:val="single" w:sz="4" w:space="0" w:color="000000"/>
           </w:tblBorders>
+          <w:tblLayout w:type="fixed"/>
           <w:tblCellMar>
             <w:top w:w="0" w:type="dxa"/>
             <w:left w:w="0" w:type="dxa"/>
@@ -139,7 +143,7 @@
           </w:tblCellMar>
         </w:tblPrEx>
         <w:trPr>
-          <w:trHeight w:val="611" w:hRule="atLeast"/>
+          <w:trHeight w:val="611"/>
         </w:trPr>
         <w:tc>
           <w:tcPr>
@@ -150,14 +154,14 @@
               <w:spacing w:before="185" w:line="220" w:lineRule="auto"/>
               <w:ind w:left="207"/>
               <w:rPr>
-                <w:rFonts w:ascii="宋体" w:hAnsi="宋体" w:eastAsia="宋体" w:cs="宋体"/>
+                <w:rFonts w:ascii="宋体" w:eastAsia="宋体" w:hAnsi="宋体" w:cs="宋体"/>
                 <w:sz w:val="24"/>
                 <w:szCs w:val="24"/>
               </w:rPr>
             </w:pPr>
             <w:r>
               <w:rPr>
-                <w:rFonts w:ascii="宋体" w:hAnsi="宋体" w:eastAsia="宋体" w:cs="宋体"/>
+                <w:rFonts w:ascii="宋体" w:eastAsia="宋体" w:hAnsi="宋体" w:cs="宋体"/>
                 <w:spacing w:val="-2"/>
                 <w:sz w:val="24"/>
                 <w:szCs w:val="24"/>
@@ -176,33 +180,28 @@
               <w:spacing w:before="185" w:line="218" w:lineRule="auto"/>
               <w:ind w:left="109"/>
               <w:rPr>
-                <w:rFonts w:ascii="宋体" w:hAnsi="宋体" w:eastAsia="宋体" w:cs="宋体"/>
+                <w:rFonts w:ascii="宋体" w:eastAsia="宋体" w:hAnsi="宋体" w:cs="宋体"/>
                 <w:sz w:val="24"/>
                 <w:szCs w:val="24"/>
               </w:rPr>
             </w:pPr>
             <w:r>
               <w:rPr>
-                <w:rFonts w:ascii="宋体" w:hAnsi="宋体" w:eastAsia="宋体" w:cs="宋体"/>
+                <w:rFonts w:ascii="宋体" w:eastAsia="宋体" w:hAnsi="宋体" w:cs="宋体"/>
                 <w:spacing w:val="-1"/>
                 <w:sz w:val="24"/>
                 <w:szCs w:val="24"/>
               </w:rPr>
-              <w:t>运维工具管理制度（GSGB-ITSS-YWGJGL）</w:t>
+              <w:t>运维工具管理制度（ZDFJT-ITSS-YWGJGL）</w:t>
             </w:r>
           </w:p>
         </w:tc>
       </w:tr>
       <w:tr>
         <w:tblPrEx>
-          <w:tblBorders>
-            <w:top w:val="single" w:color="000000" w:sz="4" w:space="0"/>
-            <w:left w:val="single" w:color="000000" w:sz="4" w:space="0"/>
-            <w:bottom w:val="single" w:color="000000" w:sz="4" w:space="0"/>
-            <w:right w:val="single" w:color="000000" w:sz="4" w:space="0"/>
-            <w:insideH w:val="single" w:color="000000" w:sz="4" w:space="0"/>
-            <w:insideV w:val="single" w:color="000000" w:sz="4" w:space="0"/>
-          </w:tblBorders>
+          <w:tblW w:w="9071" w:type="dxa"/>
+          <w:tblInd w:w="28" w:type="dxa"/>
+          <w:tblLayout w:type="fixed"/>
           <w:tblCellMar>
             <w:top w:w="0" w:type="dxa"/>
             <w:left w:w="0" w:type="dxa"/>
@@ -211,7 +210,7 @@
           </w:tblCellMar>
         </w:tblPrEx>
         <w:trPr>
-          <w:trHeight w:val="607" w:hRule="atLeast"/>
+          <w:trHeight w:val="607"/>
         </w:trPr>
         <w:tc>
           <w:tcPr>
@@ -222,14 +221,14 @@
               <w:spacing w:before="182" w:line="220" w:lineRule="auto"/>
               <w:ind w:left="447"/>
               <w:rPr>
-                <w:rFonts w:ascii="宋体" w:hAnsi="宋体" w:eastAsia="宋体" w:cs="宋体"/>
+                <w:rFonts w:ascii="宋体" w:eastAsia="宋体" w:hAnsi="宋体" w:cs="宋体"/>
                 <w:sz w:val="24"/>
                 <w:szCs w:val="24"/>
               </w:rPr>
             </w:pPr>
             <w:r>
               <w:rPr>
-                <w:rFonts w:ascii="宋体" w:hAnsi="宋体" w:eastAsia="宋体" w:cs="宋体"/>
+                <w:rFonts w:ascii="宋体" w:eastAsia="宋体" w:hAnsi="宋体" w:cs="宋体"/>
                 <w:spacing w:val="-3"/>
                 <w:sz w:val="24"/>
                 <w:szCs w:val="24"/>
@@ -248,33 +247,28 @@
               <w:spacing w:before="182" w:line="219" w:lineRule="auto"/>
               <w:ind w:left="109"/>
               <w:rPr>
-                <w:rFonts w:ascii="宋体" w:hAnsi="宋体" w:eastAsia="宋体" w:cs="宋体"/>
+                <w:rFonts w:ascii="宋体" w:eastAsia="宋体" w:hAnsi="宋体" w:cs="宋体"/>
                 <w:sz w:val="24"/>
                 <w:szCs w:val="24"/>
               </w:rPr>
             </w:pPr>
             <w:r>
               <w:rPr>
-                <w:rFonts w:ascii="宋体" w:hAnsi="宋体" w:eastAsia="宋体" w:cs="宋体"/>
+                <w:rFonts w:ascii="宋体" w:eastAsia="宋体" w:hAnsi="宋体" w:cs="宋体"/>
                 <w:spacing w:val="-1"/>
                 <w:sz w:val="24"/>
                 <w:szCs w:val="24"/>
               </w:rPr>
-              <w:t>甘肃国邦信息科技有限公司</w:t>
+              <w:t>中达丰集团有限公司</w:t>
             </w:r>
           </w:p>
         </w:tc>
       </w:tr>
       <w:tr>
         <w:tblPrEx>
-          <w:tblBorders>
-            <w:top w:val="single" w:color="000000" w:sz="4" w:space="0"/>
-            <w:left w:val="single" w:color="000000" w:sz="4" w:space="0"/>
-            <w:bottom w:val="single" w:color="000000" w:sz="4" w:space="0"/>
-            <w:right w:val="single" w:color="000000" w:sz="4" w:space="0"/>
-            <w:insideH w:val="single" w:color="000000" w:sz="4" w:space="0"/>
-            <w:insideV w:val="single" w:color="000000" w:sz="4" w:space="0"/>
-          </w:tblBorders>
+          <w:tblW w:w="9071" w:type="dxa"/>
+          <w:tblInd w:w="28" w:type="dxa"/>
+          <w:tblLayout w:type="fixed"/>
           <w:tblCellMar>
             <w:top w:w="0" w:type="dxa"/>
             <w:left w:w="0" w:type="dxa"/>
@@ -283,7 +277,7 @@
           </w:tblCellMar>
         </w:tblPrEx>
         <w:trPr>
-          <w:trHeight w:val="607" w:hRule="atLeast"/>
+          <w:trHeight w:val="607"/>
         </w:trPr>
         <w:tc>
           <w:tcPr>
@@ -294,14 +288,14 @@
               <w:spacing w:before="183" w:line="219" w:lineRule="auto"/>
               <w:ind w:left="447"/>
               <w:rPr>
-                <w:rFonts w:ascii="宋体" w:hAnsi="宋体" w:eastAsia="宋体" w:cs="宋体"/>
+                <w:rFonts w:ascii="宋体" w:eastAsia="宋体" w:hAnsi="宋体" w:cs="宋体"/>
                 <w:sz w:val="24"/>
                 <w:szCs w:val="24"/>
               </w:rPr>
             </w:pPr>
             <w:r>
               <w:rPr>
-                <w:rFonts w:ascii="宋体" w:hAnsi="宋体" w:eastAsia="宋体" w:cs="宋体"/>
+                <w:rFonts w:ascii="宋体" w:eastAsia="宋体" w:hAnsi="宋体" w:cs="宋体"/>
                 <w:spacing w:val="-3"/>
                 <w:sz w:val="24"/>
                 <w:szCs w:val="24"/>
@@ -319,14 +313,14 @@
               <w:spacing w:before="183" w:line="219" w:lineRule="auto"/>
               <w:ind w:left="229"/>
               <w:rPr>
-                <w:rFonts w:ascii="宋体" w:hAnsi="宋体" w:eastAsia="宋体" w:cs="宋体"/>
+                <w:rFonts w:ascii="宋体" w:eastAsia="宋体" w:hAnsi="宋体" w:cs="宋体"/>
                 <w:sz w:val="24"/>
                 <w:szCs w:val="24"/>
               </w:rPr>
             </w:pPr>
             <w:r>
               <w:rPr>
-                <w:rFonts w:ascii="宋体" w:hAnsi="宋体" w:eastAsia="宋体" w:cs="宋体"/>
+                <w:rFonts w:ascii="宋体" w:eastAsia="宋体" w:hAnsi="宋体" w:cs="宋体"/>
                 <w:spacing w:val="-2"/>
                 <w:sz w:val="24"/>
                 <w:szCs w:val="24"/>
@@ -344,14 +338,14 @@
               <w:spacing w:before="183" w:line="219" w:lineRule="auto"/>
               <w:ind w:left="676"/>
               <w:rPr>
-                <w:rFonts w:ascii="宋体" w:hAnsi="宋体" w:eastAsia="宋体" w:cs="宋体"/>
+                <w:rFonts w:ascii="宋体" w:eastAsia="宋体" w:hAnsi="宋体" w:cs="宋体"/>
                 <w:sz w:val="24"/>
                 <w:szCs w:val="24"/>
               </w:rPr>
             </w:pPr>
             <w:r>
               <w:rPr>
-                <w:rFonts w:ascii="宋体" w:hAnsi="宋体" w:eastAsia="宋体" w:cs="宋体"/>
+                <w:rFonts w:ascii="宋体" w:eastAsia="宋体" w:hAnsi="宋体" w:cs="宋体"/>
                 <w:spacing w:val="-2"/>
                 <w:sz w:val="24"/>
                 <w:szCs w:val="24"/>
@@ -369,14 +363,14 @@
               <w:spacing w:before="184" w:line="220" w:lineRule="auto"/>
               <w:ind w:left="546"/>
               <w:rPr>
-                <w:rFonts w:ascii="宋体" w:hAnsi="宋体" w:eastAsia="宋体" w:cs="宋体"/>
+                <w:rFonts w:ascii="宋体" w:eastAsia="宋体" w:hAnsi="宋体" w:cs="宋体"/>
                 <w:sz w:val="24"/>
                 <w:szCs w:val="24"/>
               </w:rPr>
             </w:pPr>
             <w:r>
               <w:rPr>
-                <w:rFonts w:ascii="宋体" w:hAnsi="宋体" w:eastAsia="宋体" w:cs="宋体"/>
+                <w:rFonts w:ascii="宋体" w:eastAsia="宋体" w:hAnsi="宋体" w:cs="宋体"/>
                 <w:spacing w:val="-3"/>
                 <w:sz w:val="24"/>
                 <w:szCs w:val="24"/>
@@ -394,14 +388,14 @@
               <w:spacing w:before="184" w:line="220" w:lineRule="auto"/>
               <w:ind w:left="755"/>
               <w:rPr>
-                <w:rFonts w:ascii="宋体" w:hAnsi="宋体" w:eastAsia="宋体" w:cs="宋体"/>
+                <w:rFonts w:ascii="宋体" w:eastAsia="宋体" w:hAnsi="宋体" w:cs="宋体"/>
                 <w:sz w:val="24"/>
                 <w:szCs w:val="24"/>
               </w:rPr>
             </w:pPr>
             <w:r>
               <w:rPr>
-                <w:rFonts w:ascii="宋体" w:hAnsi="宋体" w:eastAsia="宋体" w:cs="宋体"/>
+                <w:rFonts w:ascii="宋体" w:eastAsia="宋体" w:hAnsi="宋体" w:cs="宋体"/>
                 <w:spacing w:val="-6"/>
                 <w:sz w:val="24"/>
                 <w:szCs w:val="24"/>
@@ -413,14 +407,9 @@
       </w:tr>
       <w:tr>
         <w:tblPrEx>
-          <w:tblBorders>
-            <w:top w:val="single" w:color="000000" w:sz="4" w:space="0"/>
-            <w:left w:val="single" w:color="000000" w:sz="4" w:space="0"/>
-            <w:bottom w:val="single" w:color="000000" w:sz="4" w:space="0"/>
-            <w:right w:val="single" w:color="000000" w:sz="4" w:space="0"/>
-            <w:insideH w:val="single" w:color="000000" w:sz="4" w:space="0"/>
-            <w:insideV w:val="single" w:color="000000" w:sz="4" w:space="0"/>
-          </w:tblBorders>
+          <w:tblW w:w="9071" w:type="dxa"/>
+          <w:tblInd w:w="28" w:type="dxa"/>
+          <w:tblLayout w:type="fixed"/>
           <w:tblCellMar>
             <w:top w:w="0" w:type="dxa"/>
             <w:left w:w="0" w:type="dxa"/>
@@ -429,7 +418,7 @@
           </w:tblCellMar>
         </w:tblPrEx>
         <w:trPr>
-          <w:trHeight w:val="474" w:hRule="atLeast"/>
+          <w:trHeight w:val="474"/>
         </w:trPr>
         <w:tc>
           <w:tcPr>
@@ -440,14 +429,14 @@
               <w:spacing w:before="162" w:line="239" w:lineRule="auto"/>
               <w:ind w:left="709"/>
               <w:rPr>
-                <w:rFonts w:ascii="宋体" w:hAnsi="宋体" w:eastAsia="宋体" w:cs="宋体"/>
+                <w:rFonts w:ascii="宋体" w:eastAsia="宋体" w:hAnsi="宋体" w:cs="宋体"/>
                 <w:sz w:val="21"/>
                 <w:szCs w:val="21"/>
               </w:rPr>
             </w:pPr>
             <w:r>
               <w:rPr>
-                <w:rFonts w:ascii="宋体" w:hAnsi="宋体" w:eastAsia="宋体" w:cs="宋体"/>
+                <w:rFonts w:ascii="宋体" w:eastAsia="宋体" w:hAnsi="宋体" w:cs="宋体"/>
                 <w:spacing w:val="-1"/>
                 <w:sz w:val="21"/>
                 <w:szCs w:val="21"/>
@@ -465,19 +454,19 @@
               <w:spacing w:before="162"/>
               <w:ind w:left="290"/>
               <w:rPr>
-                <w:rFonts w:ascii="宋体" w:hAnsi="宋体" w:eastAsia="宋体" w:cs="宋体"/>
+                <w:rFonts w:ascii="宋体" w:eastAsia="宋体" w:hAnsi="宋体" w:cs="宋体"/>
                 <w:sz w:val="21"/>
                 <w:szCs w:val="21"/>
               </w:rPr>
             </w:pPr>
             <w:r>
               <w:rPr>
-                <w:rFonts w:ascii="宋体" w:hAnsi="宋体" w:eastAsia="宋体" w:cs="宋体"/>
+                <w:rFonts w:ascii="宋体" w:eastAsia="宋体" w:hAnsi="宋体" w:cs="宋体"/>
                 <w:spacing w:val="-2"/>
                 <w:sz w:val="21"/>
                 <w:szCs w:val="21"/>
               </w:rPr>
-              <w:t>2025-1-4</w:t>
+              <w:t>2025-7-4</w:t>
             </w:r>
           </w:p>
         </w:tc>
@@ -490,14 +479,14 @@
               <w:spacing w:before="132" w:line="219" w:lineRule="auto"/>
               <w:ind w:left="738"/>
               <w:rPr>
-                <w:rFonts w:ascii="宋体" w:hAnsi="宋体" w:eastAsia="宋体" w:cs="宋体"/>
+                <w:rFonts w:ascii="宋体" w:eastAsia="宋体" w:hAnsi="宋体" w:cs="宋体"/>
                 <w:sz w:val="21"/>
                 <w:szCs w:val="21"/>
               </w:rPr>
             </w:pPr>
             <w:r>
               <w:rPr>
-                <w:rFonts w:ascii="宋体" w:hAnsi="宋体" w:eastAsia="宋体" w:cs="宋体"/>
+                <w:rFonts w:ascii="宋体" w:eastAsia="宋体" w:hAnsi="宋体" w:cs="宋体"/>
                 <w:spacing w:val="-3"/>
                 <w:sz w:val="21"/>
                 <w:szCs w:val="21"/>
@@ -513,10 +502,10 @@
           <w:p>
             <w:pPr>
               <w:spacing w:before="133" w:line="220" w:lineRule="auto"/>
-              <w:ind w:left="0" w:leftChars="0" w:right="0" w:rightChars="0" w:firstLine="0" w:firstLineChars="0"/>
+              <w:ind w:left="0" w:right="0" w:firstLine="0" w:leftChars="0" w:rightChars="0" w:firstLineChars="0"/>
               <w:jc w:val="center"/>
               <w:rPr>
-                <w:rFonts w:hint="default" w:ascii="宋体" w:hAnsi="宋体" w:eastAsia="宋体" w:cs="宋体"/>
+                <w:rFonts w:ascii="宋体" w:eastAsia="宋体" w:hAnsi="宋体" w:cs="宋体" w:hint="default"/>
                 <w:sz w:val="21"/>
                 <w:szCs w:val="21"/>
                 <w:lang w:val="en-US" w:eastAsia="zh-CN"/>
@@ -524,12 +513,12 @@
             </w:pPr>
             <w:r>
               <w:rPr>
-                <w:rFonts w:hint="eastAsia" w:ascii="宋体" w:hAnsi="宋体" w:eastAsia="宋体" w:cs="宋体"/>
+                <w:rFonts w:ascii="宋体" w:eastAsia="宋体" w:hAnsi="宋体" w:cs="宋体" w:hint="eastAsia"/>
                 <w:sz w:val="21"/>
                 <w:szCs w:val="21"/>
                 <w:lang w:val="en-US" w:eastAsia="zh-CN"/>
               </w:rPr>
-              <w:t>胡葛鹏宇</w:t>
+              <w:t>肖龙莽</w:t>
             </w:r>
           </w:p>
         </w:tc>
@@ -542,33 +531,28 @@
               <w:spacing w:before="132" w:line="220" w:lineRule="auto"/>
               <w:ind w:left="672"/>
               <w:rPr>
-                <w:rFonts w:ascii="宋体" w:hAnsi="宋体" w:eastAsia="宋体" w:cs="宋体"/>
+                <w:rFonts w:ascii="宋体" w:eastAsia="宋体" w:hAnsi="宋体" w:cs="宋体"/>
                 <w:sz w:val="21"/>
                 <w:szCs w:val="21"/>
               </w:rPr>
             </w:pPr>
             <w:r>
               <w:rPr>
-                <w:rFonts w:ascii="宋体" w:hAnsi="宋体" w:eastAsia="宋体" w:cs="宋体"/>
+                <w:rFonts w:ascii="宋体" w:eastAsia="宋体" w:hAnsi="宋体" w:cs="宋体"/>
                 <w:spacing w:val="-3"/>
                 <w:sz w:val="21"/>
                 <w:szCs w:val="21"/>
               </w:rPr>
-              <w:t>黄益溪</w:t>
+              <w:t>吴向阳</w:t>
             </w:r>
           </w:p>
         </w:tc>
       </w:tr>
       <w:tr>
         <w:tblPrEx>
-          <w:tblBorders>
-            <w:top w:val="single" w:color="000000" w:sz="4" w:space="0"/>
-            <w:left w:val="single" w:color="000000" w:sz="4" w:space="0"/>
-            <w:bottom w:val="single" w:color="000000" w:sz="4" w:space="0"/>
-            <w:right w:val="single" w:color="000000" w:sz="4" w:space="0"/>
-            <w:insideH w:val="single" w:color="000000" w:sz="4" w:space="0"/>
-            <w:insideV w:val="single" w:color="000000" w:sz="4" w:space="0"/>
-          </w:tblBorders>
+          <w:tblW w:w="9071" w:type="dxa"/>
+          <w:tblInd w:w="28" w:type="dxa"/>
+          <w:tblLayout w:type="fixed"/>
           <w:tblCellMar>
             <w:top w:w="0" w:type="dxa"/>
             <w:left w:w="0" w:type="dxa"/>
@@ -577,7 +561,7 @@
           </w:tblCellMar>
         </w:tblPrEx>
         <w:trPr>
-          <w:trHeight w:val="474" w:hRule="atLeast"/>
+          <w:trHeight w:val="474"/>
         </w:trPr>
         <w:tc>
           <w:tcPr>
@@ -585,7 +569,7 @@
           </w:tcPr>
           <w:p>
             <w:pPr>
-              <w:pStyle w:val="25"/>
+              <w:pStyle w:val="TableText"/>
             </w:pPr>
           </w:p>
         </w:tc>
@@ -595,7 +579,7 @@
           </w:tcPr>
           <w:p>
             <w:pPr>
-              <w:pStyle w:val="25"/>
+              <w:pStyle w:val="TableText"/>
             </w:pPr>
           </w:p>
         </w:tc>
@@ -605,7 +589,7 @@
           </w:tcPr>
           <w:p>
             <w:pPr>
-              <w:pStyle w:val="25"/>
+              <w:pStyle w:val="TableText"/>
             </w:pPr>
           </w:p>
         </w:tc>
@@ -615,7 +599,7 @@
           </w:tcPr>
           <w:p>
             <w:pPr>
-              <w:pStyle w:val="25"/>
+              <w:pStyle w:val="TableText"/>
             </w:pPr>
           </w:p>
         </w:tc>
@@ -625,21 +609,16 @@
           </w:tcPr>
           <w:p>
             <w:pPr>
-              <w:pStyle w:val="25"/>
+              <w:pStyle w:val="TableText"/>
             </w:pPr>
           </w:p>
         </w:tc>
       </w:tr>
       <w:tr>
         <w:tblPrEx>
-          <w:tblBorders>
-            <w:top w:val="single" w:color="000000" w:sz="4" w:space="0"/>
-            <w:left w:val="single" w:color="000000" w:sz="4" w:space="0"/>
-            <w:bottom w:val="single" w:color="000000" w:sz="4" w:space="0"/>
-            <w:right w:val="single" w:color="000000" w:sz="4" w:space="0"/>
-            <w:insideH w:val="single" w:color="000000" w:sz="4" w:space="0"/>
-            <w:insideV w:val="single" w:color="000000" w:sz="4" w:space="0"/>
-          </w:tblBorders>
+          <w:tblW w:w="9071" w:type="dxa"/>
+          <w:tblInd w:w="28" w:type="dxa"/>
+          <w:tblLayout w:type="fixed"/>
           <w:tblCellMar>
             <w:top w:w="0" w:type="dxa"/>
             <w:left w:w="0" w:type="dxa"/>
@@ -648,7 +627,7 @@
           </w:tblCellMar>
         </w:tblPrEx>
         <w:trPr>
-          <w:trHeight w:val="474" w:hRule="atLeast"/>
+          <w:trHeight w:val="474"/>
         </w:trPr>
         <w:tc>
           <w:tcPr>
@@ -656,7 +635,7 @@
           </w:tcPr>
           <w:p>
             <w:pPr>
-              <w:pStyle w:val="25"/>
+              <w:pStyle w:val="TableText"/>
             </w:pPr>
           </w:p>
         </w:tc>
@@ -666,7 +645,7 @@
           </w:tcPr>
           <w:p>
             <w:pPr>
-              <w:pStyle w:val="25"/>
+              <w:pStyle w:val="TableText"/>
             </w:pPr>
           </w:p>
         </w:tc>
@@ -676,7 +655,7 @@
           </w:tcPr>
           <w:p>
             <w:pPr>
-              <w:pStyle w:val="25"/>
+              <w:pStyle w:val="TableText"/>
             </w:pPr>
           </w:p>
         </w:tc>
@@ -686,7 +665,7 @@
           </w:tcPr>
           <w:p>
             <w:pPr>
-              <w:pStyle w:val="25"/>
+              <w:pStyle w:val="TableText"/>
             </w:pPr>
           </w:p>
         </w:tc>
@@ -696,21 +675,16 @@
           </w:tcPr>
           <w:p>
             <w:pPr>
-              <w:pStyle w:val="25"/>
+              <w:pStyle w:val="TableText"/>
             </w:pPr>
           </w:p>
         </w:tc>
       </w:tr>
       <w:tr>
         <w:tblPrEx>
-          <w:tblBorders>
-            <w:top w:val="single" w:color="000000" w:sz="4" w:space="0"/>
-            <w:left w:val="single" w:color="000000" w:sz="4" w:space="0"/>
-            <w:bottom w:val="single" w:color="000000" w:sz="4" w:space="0"/>
-            <w:right w:val="single" w:color="000000" w:sz="4" w:space="0"/>
-            <w:insideH w:val="single" w:color="000000" w:sz="4" w:space="0"/>
-            <w:insideV w:val="single" w:color="000000" w:sz="4" w:space="0"/>
-          </w:tblBorders>
+          <w:tblW w:w="9071" w:type="dxa"/>
+          <w:tblInd w:w="28" w:type="dxa"/>
+          <w:tblLayout w:type="fixed"/>
           <w:tblCellMar>
             <w:top w:w="0" w:type="dxa"/>
             <w:left w:w="0" w:type="dxa"/>
@@ -719,7 +693,7 @@
           </w:tblCellMar>
         </w:tblPrEx>
         <w:trPr>
-          <w:trHeight w:val="474" w:hRule="atLeast"/>
+          <w:trHeight w:val="474"/>
         </w:trPr>
         <w:tc>
           <w:tcPr>
@@ -727,7 +701,7 @@
           </w:tcPr>
           <w:p>
             <w:pPr>
-              <w:pStyle w:val="25"/>
+              <w:pStyle w:val="TableText"/>
             </w:pPr>
           </w:p>
         </w:tc>
@@ -737,7 +711,7 @@
           </w:tcPr>
           <w:p>
             <w:pPr>
-              <w:pStyle w:val="25"/>
+              <w:pStyle w:val="TableText"/>
             </w:pPr>
           </w:p>
         </w:tc>
@@ -747,7 +721,7 @@
           </w:tcPr>
           <w:p>
             <w:pPr>
-              <w:pStyle w:val="25"/>
+              <w:pStyle w:val="TableText"/>
             </w:pPr>
           </w:p>
         </w:tc>
@@ -757,7 +731,7 @@
           </w:tcPr>
           <w:p>
             <w:pPr>
-              <w:pStyle w:val="25"/>
+              <w:pStyle w:val="TableText"/>
             </w:pPr>
           </w:p>
         </w:tc>
@@ -767,21 +741,16 @@
           </w:tcPr>
           <w:p>
             <w:pPr>
-              <w:pStyle w:val="25"/>
+              <w:pStyle w:val="TableText"/>
             </w:pPr>
           </w:p>
         </w:tc>
       </w:tr>
       <w:tr>
         <w:tblPrEx>
-          <w:tblBorders>
-            <w:top w:val="single" w:color="000000" w:sz="4" w:space="0"/>
-            <w:left w:val="single" w:color="000000" w:sz="4" w:space="0"/>
-            <w:bottom w:val="single" w:color="000000" w:sz="4" w:space="0"/>
-            <w:right w:val="single" w:color="000000" w:sz="4" w:space="0"/>
-            <w:insideH w:val="single" w:color="000000" w:sz="4" w:space="0"/>
-            <w:insideV w:val="single" w:color="000000" w:sz="4" w:space="0"/>
-          </w:tblBorders>
+          <w:tblW w:w="9071" w:type="dxa"/>
+          <w:tblInd w:w="28" w:type="dxa"/>
+          <w:tblLayout w:type="fixed"/>
           <w:tblCellMar>
             <w:top w:w="0" w:type="dxa"/>
             <w:left w:w="0" w:type="dxa"/>
@@ -790,7 +759,7 @@
           </w:tblCellMar>
         </w:tblPrEx>
         <w:trPr>
-          <w:trHeight w:val="474" w:hRule="atLeast"/>
+          <w:trHeight w:val="474"/>
         </w:trPr>
         <w:tc>
           <w:tcPr>
@@ -798,7 +767,7 @@
           </w:tcPr>
           <w:p>
             <w:pPr>
-              <w:pStyle w:val="25"/>
+              <w:pStyle w:val="TableText"/>
             </w:pPr>
           </w:p>
         </w:tc>
@@ -808,7 +777,7 @@
           </w:tcPr>
           <w:p>
             <w:pPr>
-              <w:pStyle w:val="25"/>
+              <w:pStyle w:val="TableText"/>
             </w:pPr>
           </w:p>
         </w:tc>
@@ -818,7 +787,7 @@
           </w:tcPr>
           <w:p>
             <w:pPr>
-              <w:pStyle w:val="25"/>
+              <w:pStyle w:val="TableText"/>
             </w:pPr>
           </w:p>
         </w:tc>
@@ -828,7 +797,7 @@
           </w:tcPr>
           <w:p>
             <w:pPr>
-              <w:pStyle w:val="25"/>
+              <w:pStyle w:val="TableText"/>
             </w:pPr>
           </w:p>
         </w:tc>
@@ -838,21 +807,16 @@
           </w:tcPr>
           <w:p>
             <w:pPr>
-              <w:pStyle w:val="25"/>
+              <w:pStyle w:val="TableText"/>
             </w:pPr>
           </w:p>
         </w:tc>
       </w:tr>
       <w:tr>
         <w:tblPrEx>
-          <w:tblBorders>
-            <w:top w:val="single" w:color="000000" w:sz="4" w:space="0"/>
-            <w:left w:val="single" w:color="000000" w:sz="4" w:space="0"/>
-            <w:bottom w:val="single" w:color="000000" w:sz="4" w:space="0"/>
-            <w:right w:val="single" w:color="000000" w:sz="4" w:space="0"/>
-            <w:insideH w:val="single" w:color="000000" w:sz="4" w:space="0"/>
-            <w:insideV w:val="single" w:color="000000" w:sz="4" w:space="0"/>
-          </w:tblBorders>
+          <w:tblW w:w="9071" w:type="dxa"/>
+          <w:tblInd w:w="28" w:type="dxa"/>
+          <w:tblLayout w:type="fixed"/>
           <w:tblCellMar>
             <w:top w:w="0" w:type="dxa"/>
             <w:left w:w="0" w:type="dxa"/>
@@ -861,7 +825,7 @@
           </w:tblCellMar>
         </w:tblPrEx>
         <w:trPr>
-          <w:trHeight w:val="589" w:hRule="atLeast"/>
+          <w:trHeight w:val="589"/>
         </w:trPr>
         <w:tc>
           <w:tcPr>
@@ -869,7 +833,7 @@
           </w:tcPr>
           <w:p>
             <w:pPr>
-              <w:pStyle w:val="25"/>
+              <w:pStyle w:val="TableText"/>
             </w:pPr>
           </w:p>
         </w:tc>
@@ -879,7 +843,7 @@
           </w:tcPr>
           <w:p>
             <w:pPr>
-              <w:pStyle w:val="25"/>
+              <w:pStyle w:val="TableText"/>
             </w:pPr>
           </w:p>
         </w:tc>
@@ -889,7 +853,7 @@
           </w:tcPr>
           <w:p>
             <w:pPr>
-              <w:pStyle w:val="25"/>
+              <w:pStyle w:val="TableText"/>
             </w:pPr>
           </w:p>
         </w:tc>
@@ -899,7 +863,7 @@
           </w:tcPr>
           <w:p>
             <w:pPr>
-              <w:pStyle w:val="25"/>
+              <w:pStyle w:val="TableText"/>
             </w:pPr>
           </w:p>
         </w:tc>
@@ -909,7 +873,7 @@
           </w:tcPr>
           <w:p>
             <w:pPr>
-              <w:pStyle w:val="25"/>
+              <w:pStyle w:val="TableText"/>
             </w:pPr>
           </w:p>
         </w:tc>
@@ -917,7 +881,7 @@
     </w:tbl>
     <w:p>
       <w:pPr>
-        <w:pStyle w:val="12"/>
+        <w:pStyle w:val="BodyText"/>
       </w:pPr>
     </w:p>
     <w:p>
@@ -925,14 +889,14 @@
         <w:sectPr>
           <w:pgSz w:w="11906" w:h="16839"/>
           <w:pgMar w:top="1431" w:right="1015" w:bottom="0" w:left="1785" w:header="0" w:footer="0" w:gutter="0"/>
-          <w:cols w:space="720" w:num="1"/>
+          <w:cols w:num="1" w:space="720"/>
         </w:sectPr>
       </w:pPr>
     </w:p>
     <w:sdt>
       <w:sdtPr>
         <w:rPr>
-          <w:rFonts w:ascii="宋体" w:hAnsi="宋体" w:eastAsia="宋体" w:cs="Arial"/>
+          <w:rFonts w:ascii="宋体" w:eastAsia="宋体" w:hAnsi="宋体" w:cs="Arial"/>
           <w:snapToGrid w:val="0"/>
           <w:color w:val="000000"/>
           <w:kern w:val="0"/>
@@ -948,7 +912,7 @@
       </w:sdtPr>
       <w:sdtEndPr>
         <w:rPr>
-          <w:rFonts w:hint="eastAsia" w:ascii="Microsoft JhengHei" w:hAnsi="Microsoft JhengHei" w:eastAsia="Microsoft JhengHei" w:cs="Microsoft JhengHei"/>
+          <w:rFonts w:ascii="Microsoft JhengHei" w:eastAsia="Microsoft JhengHei" w:hAnsi="Microsoft JhengHei" w:cs="Microsoft JhengHei" w:hint="eastAsia"/>
           <w:snapToGrid w:val="0"/>
           <w:color w:val="000000"/>
           <w:kern w:val="0"/>
@@ -961,12 +925,12 @@
         <w:p>
           <w:pPr>
             <w:spacing w:before="0" w:beforeLines="0" w:after="0" w:afterLines="0" w:line="240" w:lineRule="auto"/>
-            <w:ind w:left="0" w:leftChars="0" w:right="0" w:rightChars="0" w:firstLine="0" w:firstLineChars="0"/>
+            <w:ind w:left="0" w:right="0" w:firstLine="0" w:leftChars="0" w:rightChars="0" w:firstLineChars="0"/>
             <w:jc w:val="center"/>
           </w:pPr>
           <w:r>
             <w:rPr>
-              <w:rFonts w:ascii="宋体" w:hAnsi="宋体" w:eastAsia="宋体"/>
+              <w:rFonts w:ascii="宋体" w:eastAsia="宋体" w:hAnsi="宋体"/>
               <w:sz w:val="21"/>
             </w:rPr>
             <w:t>目录</w:t>
@@ -974,14 +938,14 @@
         </w:p>
         <w:p>
           <w:pPr>
-            <w:pStyle w:val="16"/>
+            <w:pStyle w:val="TOC1"/>
             <w:tabs>
               <w:tab w:val="right" w:leader="dot" w:pos="8497"/>
             </w:tabs>
           </w:pPr>
           <w:r>
             <w:rPr>
-              <w:rFonts w:hint="eastAsia" w:ascii="Microsoft JhengHei" w:hAnsi="Microsoft JhengHei" w:eastAsia="Microsoft JhengHei" w:cs="Microsoft JhengHei"/>
+              <w:rFonts w:ascii="Microsoft JhengHei" w:eastAsia="Microsoft JhengHei" w:hAnsi="Microsoft JhengHei" w:cs="Microsoft JhengHei" w:hint="eastAsia"/>
               <w:sz w:val="24"/>
               <w:szCs w:val="24"/>
             </w:rPr>
@@ -989,7 +953,7 @@
           </w:r>
           <w:r>
             <w:rPr>
-              <w:rFonts w:hint="eastAsia" w:ascii="Microsoft JhengHei" w:hAnsi="Microsoft JhengHei" w:eastAsia="Microsoft JhengHei" w:cs="Microsoft JhengHei"/>
+              <w:rFonts w:ascii="Microsoft JhengHei" w:eastAsia="Microsoft JhengHei" w:hAnsi="Microsoft JhengHei" w:cs="Microsoft JhengHei" w:hint="eastAsia"/>
               <w:sz w:val="24"/>
               <w:szCs w:val="24"/>
             </w:rPr>
@@ -997,7 +961,7 @@
           </w:r>
           <w:r>
             <w:rPr>
-              <w:rFonts w:hint="eastAsia" w:ascii="Microsoft JhengHei" w:hAnsi="Microsoft JhengHei" w:eastAsia="Microsoft JhengHei" w:cs="Microsoft JhengHei"/>
+              <w:rFonts w:ascii="Microsoft JhengHei" w:eastAsia="Microsoft JhengHei" w:hAnsi="Microsoft JhengHei" w:cs="Microsoft JhengHei" w:hint="eastAsia"/>
               <w:sz w:val="24"/>
               <w:szCs w:val="24"/>
             </w:rPr>
@@ -1005,21 +969,21 @@
           </w:r>
           <w:r>
             <w:rPr>
-              <w:rFonts w:hint="eastAsia" w:ascii="Microsoft JhengHei" w:hAnsi="Microsoft JhengHei" w:eastAsia="Microsoft JhengHei" w:cs="Microsoft JhengHei"/>
+              <w:rFonts w:ascii="Microsoft JhengHei" w:eastAsia="Microsoft JhengHei" w:hAnsi="Microsoft JhengHei" w:cs="Microsoft JhengHei" w:hint="eastAsia"/>
               <w:szCs w:val="24"/>
             </w:rPr>
             <w:fldChar w:fldCharType="begin"/>
           </w:r>
           <w:r>
             <w:rPr>
-              <w:rFonts w:hint="eastAsia" w:ascii="Microsoft JhengHei" w:hAnsi="Microsoft JhengHei" w:eastAsia="Microsoft JhengHei" w:cs="Microsoft JhengHei"/>
+              <w:rFonts w:ascii="Microsoft JhengHei" w:eastAsia="Microsoft JhengHei" w:hAnsi="Microsoft JhengHei" w:cs="Microsoft JhengHei" w:hint="eastAsia"/>
               <w:szCs w:val="24"/>
             </w:rPr>
             <w:instrText xml:space="preserve"> HYPERLINK \l _Toc26040 </w:instrText>
           </w:r>
           <w:r>
             <w:rPr>
-              <w:rFonts w:hint="eastAsia" w:ascii="Microsoft JhengHei" w:hAnsi="Microsoft JhengHei" w:eastAsia="Microsoft JhengHei" w:cs="Microsoft JhengHei"/>
+              <w:rFonts w:ascii="Microsoft JhengHei" w:eastAsia="Microsoft JhengHei" w:hAnsi="Microsoft JhengHei" w:cs="Microsoft JhengHei" w:hint="eastAsia"/>
               <w:szCs w:val="24"/>
             </w:rPr>
             <w:fldChar w:fldCharType="separate"/>
@@ -1047,7 +1011,7 @@
           </w:r>
           <w:r>
             <w:rPr>
-              <w:rFonts w:hint="eastAsia" w:ascii="Microsoft JhengHei" w:hAnsi="Microsoft JhengHei" w:eastAsia="Microsoft JhengHei" w:cs="Microsoft JhengHei"/>
+              <w:rFonts w:ascii="Microsoft JhengHei" w:eastAsia="Microsoft JhengHei" w:hAnsi="Microsoft JhengHei" w:cs="Microsoft JhengHei" w:hint="eastAsia"/>
               <w:szCs w:val="24"/>
             </w:rPr>
             <w:fldChar w:fldCharType="end"/>
@@ -1055,34 +1019,34 @@
         </w:p>
         <w:p>
           <w:pPr>
-            <w:pStyle w:val="16"/>
+            <w:pStyle w:val="TOC1"/>
             <w:tabs>
               <w:tab w:val="right" w:leader="dot" w:pos="8497"/>
             </w:tabs>
           </w:pPr>
           <w:r>
             <w:rPr>
-              <w:rFonts w:hint="eastAsia" w:ascii="Microsoft JhengHei" w:hAnsi="Microsoft JhengHei" w:eastAsia="Microsoft JhengHei" w:cs="Microsoft JhengHei"/>
+              <w:rFonts w:ascii="Microsoft JhengHei" w:eastAsia="Microsoft JhengHei" w:hAnsi="Microsoft JhengHei" w:cs="Microsoft JhengHei" w:hint="eastAsia"/>
               <w:szCs w:val="24"/>
             </w:rPr>
             <w:fldChar w:fldCharType="begin"/>
           </w:r>
           <w:r>
             <w:rPr>
-              <w:rFonts w:hint="eastAsia" w:ascii="Microsoft JhengHei" w:hAnsi="Microsoft JhengHei" w:eastAsia="Microsoft JhengHei" w:cs="Microsoft JhengHei"/>
+              <w:rFonts w:ascii="Microsoft JhengHei" w:eastAsia="Microsoft JhengHei" w:hAnsi="Microsoft JhengHei" w:cs="Microsoft JhengHei" w:hint="eastAsia"/>
               <w:szCs w:val="24"/>
             </w:rPr>
             <w:instrText xml:space="preserve"> HYPERLINK \l _Toc17551 </w:instrText>
           </w:r>
           <w:r>
             <w:rPr>
-              <w:rFonts w:hint="eastAsia" w:ascii="Microsoft JhengHei" w:hAnsi="Microsoft JhengHei" w:eastAsia="Microsoft JhengHei" w:cs="Microsoft JhengHei"/>
+              <w:rFonts w:ascii="Microsoft JhengHei" w:eastAsia="Microsoft JhengHei" w:hAnsi="Microsoft JhengHei" w:cs="Microsoft JhengHei" w:hint="eastAsia"/>
               <w:szCs w:val="24"/>
             </w:rPr>
             <w:fldChar w:fldCharType="separate"/>
           </w:r>
           <w:r>
-            <w:t>甘肃国邦信息科技有限公司</w:t>
+            <w:t>中达丰集团有限公司</w:t>
           </w:r>
           <w:r>
             <w:tab/>
@@ -1104,7 +1068,7 @@
           </w:r>
           <w:r>
             <w:rPr>
-              <w:rFonts w:hint="eastAsia" w:ascii="Microsoft JhengHei" w:hAnsi="Microsoft JhengHei" w:eastAsia="Microsoft JhengHei" w:cs="Microsoft JhengHei"/>
+              <w:rFonts w:ascii="Microsoft JhengHei" w:eastAsia="Microsoft JhengHei" w:hAnsi="Microsoft JhengHei" w:cs="Microsoft JhengHei" w:hint="eastAsia"/>
               <w:szCs w:val="24"/>
             </w:rPr>
             <w:fldChar w:fldCharType="end"/>
@@ -1112,39 +1076,39 @@
         </w:p>
         <w:p>
           <w:pPr>
-            <w:pStyle w:val="16"/>
+            <w:pStyle w:val="TOC1"/>
             <w:tabs>
               <w:tab w:val="right" w:leader="dot" w:pos="8497"/>
             </w:tabs>
           </w:pPr>
           <w:r>
             <w:rPr>
-              <w:rFonts w:hint="eastAsia" w:ascii="Microsoft JhengHei" w:hAnsi="Microsoft JhengHei" w:eastAsia="Microsoft JhengHei" w:cs="Microsoft JhengHei"/>
+              <w:rFonts w:ascii="Microsoft JhengHei" w:eastAsia="Microsoft JhengHei" w:hAnsi="Microsoft JhengHei" w:cs="Microsoft JhengHei" w:hint="eastAsia"/>
               <w:szCs w:val="24"/>
             </w:rPr>
             <w:fldChar w:fldCharType="begin"/>
           </w:r>
           <w:r>
             <w:rPr>
-              <w:rFonts w:hint="eastAsia" w:ascii="Microsoft JhengHei" w:hAnsi="Microsoft JhengHei" w:eastAsia="Microsoft JhengHei" w:cs="Microsoft JhengHei"/>
+              <w:rFonts w:ascii="Microsoft JhengHei" w:eastAsia="Microsoft JhengHei" w:hAnsi="Microsoft JhengHei" w:cs="Microsoft JhengHei" w:hint="eastAsia"/>
               <w:szCs w:val="24"/>
             </w:rPr>
             <w:instrText xml:space="preserve"> HYPERLINK \l _Toc28424 </w:instrText>
           </w:r>
           <w:r>
             <w:rPr>
-              <w:rFonts w:hint="eastAsia" w:ascii="Microsoft JhengHei" w:hAnsi="Microsoft JhengHei" w:eastAsia="Microsoft JhengHei" w:cs="Microsoft JhengHei"/>
+              <w:rFonts w:ascii="Microsoft JhengHei" w:eastAsia="Microsoft JhengHei" w:hAnsi="Microsoft JhengHei" w:cs="Microsoft JhengHei" w:hint="eastAsia"/>
               <w:szCs w:val="24"/>
             </w:rPr>
             <w:fldChar w:fldCharType="separate"/>
           </w:r>
           <w:r>
             <w:rPr>
-              <w:rFonts w:hint="eastAsia" w:ascii="宋体" w:hAnsi="宋体" w:eastAsia="宋体" w:cs="宋体"/>
+              <w:rFonts w:ascii="宋体" w:eastAsia="宋体" w:hAnsi="宋体" w:cs="宋体" w:hint="eastAsia"/>
               <w:szCs w:val="36"/>
               <w:lang w:val="en-US" w:eastAsia="zh-CN"/>
             </w:rPr>
-            <w:t>2025年1月4日</w:t>
+            <w:t>2025年7月4日</w:t>
           </w:r>
           <w:r>
             <w:tab/>
@@ -1166,7 +1130,7 @@
           </w:r>
           <w:r>
             <w:rPr>
-              <w:rFonts w:hint="eastAsia" w:ascii="Microsoft JhengHei" w:hAnsi="Microsoft JhengHei" w:eastAsia="Microsoft JhengHei" w:cs="Microsoft JhengHei"/>
+              <w:rFonts w:ascii="Microsoft JhengHei" w:eastAsia="Microsoft JhengHei" w:hAnsi="Microsoft JhengHei" w:cs="Microsoft JhengHei" w:hint="eastAsia"/>
               <w:szCs w:val="24"/>
             </w:rPr>
             <w:fldChar w:fldCharType="end"/>
@@ -1174,35 +1138,35 @@
         </w:p>
         <w:p>
           <w:pPr>
-            <w:pStyle w:val="17"/>
+            <w:pStyle w:val="TOC2"/>
             <w:tabs>
               <w:tab w:val="right" w:leader="dot" w:pos="8497"/>
             </w:tabs>
           </w:pPr>
           <w:r>
             <w:rPr>
-              <w:rFonts w:hint="eastAsia" w:ascii="Microsoft JhengHei" w:hAnsi="Microsoft JhengHei" w:eastAsia="Microsoft JhengHei" w:cs="Microsoft JhengHei"/>
+              <w:rFonts w:ascii="Microsoft JhengHei" w:eastAsia="Microsoft JhengHei" w:hAnsi="Microsoft JhengHei" w:cs="Microsoft JhengHei" w:hint="eastAsia"/>
               <w:szCs w:val="24"/>
             </w:rPr>
             <w:fldChar w:fldCharType="begin"/>
           </w:r>
           <w:r>
             <w:rPr>
-              <w:rFonts w:hint="eastAsia" w:ascii="Microsoft JhengHei" w:hAnsi="Microsoft JhengHei" w:eastAsia="Microsoft JhengHei" w:cs="Microsoft JhengHei"/>
+              <w:rFonts w:ascii="Microsoft JhengHei" w:eastAsia="Microsoft JhengHei" w:hAnsi="Microsoft JhengHei" w:cs="Microsoft JhengHei" w:hint="eastAsia"/>
               <w:szCs w:val="24"/>
             </w:rPr>
             <w:instrText xml:space="preserve"> HYPERLINK \l _Toc18832 </w:instrText>
           </w:r>
           <w:r>
             <w:rPr>
-              <w:rFonts w:hint="eastAsia" w:ascii="Microsoft JhengHei" w:hAnsi="Microsoft JhengHei" w:eastAsia="Microsoft JhengHei" w:cs="Microsoft JhengHei"/>
+              <w:rFonts w:ascii="Microsoft JhengHei" w:eastAsia="Microsoft JhengHei" w:hAnsi="Microsoft JhengHei" w:cs="Microsoft JhengHei" w:hint="eastAsia"/>
               <w:szCs w:val="24"/>
             </w:rPr>
             <w:fldChar w:fldCharType="separate"/>
           </w:r>
           <w:r>
             <w:rPr>
-              <w:rFonts w:ascii="宋体" w:hAnsi="宋体" w:eastAsia="宋体" w:cs="宋体"/>
+              <w:rFonts w:ascii="宋体" w:eastAsia="宋体" w:hAnsi="宋体" w:cs="宋体"/>
               <w:spacing w:val="-3"/>
               <w:szCs w:val="28"/>
             </w:rPr>
@@ -1228,7 +1192,7 @@
           </w:r>
           <w:r>
             <w:rPr>
-              <w:rFonts w:hint="eastAsia" w:ascii="Microsoft JhengHei" w:hAnsi="Microsoft JhengHei" w:eastAsia="Microsoft JhengHei" w:cs="Microsoft JhengHei"/>
+              <w:rFonts w:ascii="Microsoft JhengHei" w:eastAsia="Microsoft JhengHei" w:hAnsi="Microsoft JhengHei" w:cs="Microsoft JhengHei" w:hint="eastAsia"/>
               <w:szCs w:val="24"/>
             </w:rPr>
             <w:fldChar w:fldCharType="end"/>
@@ -1236,28 +1200,28 @@
         </w:p>
         <w:p>
           <w:pPr>
-            <w:pStyle w:val="16"/>
+            <w:pStyle w:val="TOC1"/>
             <w:tabs>
               <w:tab w:val="right" w:leader="dot" w:pos="8497"/>
             </w:tabs>
           </w:pPr>
           <w:r>
             <w:rPr>
-              <w:rFonts w:hint="eastAsia" w:ascii="Microsoft JhengHei" w:hAnsi="Microsoft JhengHei" w:eastAsia="Microsoft JhengHei" w:cs="Microsoft JhengHei"/>
+              <w:rFonts w:ascii="Microsoft JhengHei" w:eastAsia="Microsoft JhengHei" w:hAnsi="Microsoft JhengHei" w:cs="Microsoft JhengHei" w:hint="eastAsia"/>
               <w:szCs w:val="24"/>
             </w:rPr>
             <w:fldChar w:fldCharType="begin"/>
           </w:r>
           <w:r>
             <w:rPr>
-              <w:rFonts w:hint="eastAsia" w:ascii="Microsoft JhengHei" w:hAnsi="Microsoft JhengHei" w:eastAsia="Microsoft JhengHei" w:cs="Microsoft JhengHei"/>
+              <w:rFonts w:ascii="Microsoft JhengHei" w:eastAsia="Microsoft JhengHei" w:hAnsi="Microsoft JhengHei" w:cs="Microsoft JhengHei" w:hint="eastAsia"/>
               <w:szCs w:val="24"/>
             </w:rPr>
             <w:instrText xml:space="preserve"> HYPERLINK \l _Toc24398 </w:instrText>
           </w:r>
           <w:r>
             <w:rPr>
-              <w:rFonts w:hint="eastAsia" w:ascii="Microsoft JhengHei" w:hAnsi="Microsoft JhengHei" w:eastAsia="Microsoft JhengHei" w:cs="Microsoft JhengHei"/>
+              <w:rFonts w:ascii="Microsoft JhengHei" w:eastAsia="Microsoft JhengHei" w:hAnsi="Microsoft JhengHei" w:cs="Microsoft JhengHei" w:hint="eastAsia"/>
               <w:szCs w:val="24"/>
             </w:rPr>
             <w:fldChar w:fldCharType="separate"/>
@@ -1291,7 +1255,7 @@
           </w:r>
           <w:r>
             <w:rPr>
-              <w:rFonts w:hint="eastAsia" w:ascii="Microsoft JhengHei" w:hAnsi="Microsoft JhengHei" w:eastAsia="Microsoft JhengHei" w:cs="Microsoft JhengHei"/>
+              <w:rFonts w:ascii="Microsoft JhengHei" w:eastAsia="Microsoft JhengHei" w:hAnsi="Microsoft JhengHei" w:cs="Microsoft JhengHei" w:hint="eastAsia"/>
               <w:szCs w:val="24"/>
             </w:rPr>
             <w:fldChar w:fldCharType="end"/>
@@ -1299,28 +1263,28 @@
         </w:p>
         <w:p>
           <w:pPr>
-            <w:pStyle w:val="16"/>
+            <w:pStyle w:val="TOC1"/>
             <w:tabs>
               <w:tab w:val="right" w:leader="dot" w:pos="8497"/>
             </w:tabs>
           </w:pPr>
           <w:r>
             <w:rPr>
-              <w:rFonts w:hint="eastAsia" w:ascii="Microsoft JhengHei" w:hAnsi="Microsoft JhengHei" w:eastAsia="Microsoft JhengHei" w:cs="Microsoft JhengHei"/>
+              <w:rFonts w:ascii="Microsoft JhengHei" w:eastAsia="Microsoft JhengHei" w:hAnsi="Microsoft JhengHei" w:cs="Microsoft JhengHei" w:hint="eastAsia"/>
               <w:szCs w:val="24"/>
             </w:rPr>
             <w:fldChar w:fldCharType="begin"/>
           </w:r>
           <w:r>
             <w:rPr>
-              <w:rFonts w:hint="eastAsia" w:ascii="Microsoft JhengHei" w:hAnsi="Microsoft JhengHei" w:eastAsia="Microsoft JhengHei" w:cs="Microsoft JhengHei"/>
+              <w:rFonts w:ascii="Microsoft JhengHei" w:eastAsia="Microsoft JhengHei" w:hAnsi="Microsoft JhengHei" w:cs="Microsoft JhengHei" w:hint="eastAsia"/>
               <w:szCs w:val="24"/>
             </w:rPr>
             <w:instrText xml:space="preserve"> HYPERLINK \l _Toc21632 </w:instrText>
           </w:r>
           <w:r>
             <w:rPr>
-              <w:rFonts w:hint="eastAsia" w:ascii="Microsoft JhengHei" w:hAnsi="Microsoft JhengHei" w:eastAsia="Microsoft JhengHei" w:cs="Microsoft JhengHei"/>
+              <w:rFonts w:ascii="Microsoft JhengHei" w:eastAsia="Microsoft JhengHei" w:hAnsi="Microsoft JhengHei" w:cs="Microsoft JhengHei" w:hint="eastAsia"/>
               <w:szCs w:val="24"/>
             </w:rPr>
             <w:fldChar w:fldCharType="separate"/>
@@ -1354,7 +1318,7 @@
           </w:r>
           <w:r>
             <w:rPr>
-              <w:rFonts w:hint="eastAsia" w:ascii="Microsoft JhengHei" w:hAnsi="Microsoft JhengHei" w:eastAsia="Microsoft JhengHei" w:cs="Microsoft JhengHei"/>
+              <w:rFonts w:ascii="Microsoft JhengHei" w:eastAsia="Microsoft JhengHei" w:hAnsi="Microsoft JhengHei" w:cs="Microsoft JhengHei" w:hint="eastAsia"/>
               <w:szCs w:val="24"/>
             </w:rPr>
             <w:fldChar w:fldCharType="end"/>
@@ -1362,28 +1326,28 @@
         </w:p>
         <w:p>
           <w:pPr>
-            <w:pStyle w:val="16"/>
+            <w:pStyle w:val="TOC1"/>
             <w:tabs>
               <w:tab w:val="right" w:leader="dot" w:pos="8497"/>
             </w:tabs>
           </w:pPr>
           <w:r>
             <w:rPr>
-              <w:rFonts w:hint="eastAsia" w:ascii="Microsoft JhengHei" w:hAnsi="Microsoft JhengHei" w:eastAsia="Microsoft JhengHei" w:cs="Microsoft JhengHei"/>
+              <w:rFonts w:ascii="Microsoft JhengHei" w:eastAsia="Microsoft JhengHei" w:hAnsi="Microsoft JhengHei" w:cs="Microsoft JhengHei" w:hint="eastAsia"/>
               <w:szCs w:val="24"/>
             </w:rPr>
             <w:fldChar w:fldCharType="begin"/>
           </w:r>
           <w:r>
             <w:rPr>
-              <w:rFonts w:hint="eastAsia" w:ascii="Microsoft JhengHei" w:hAnsi="Microsoft JhengHei" w:eastAsia="Microsoft JhengHei" w:cs="Microsoft JhengHei"/>
+              <w:rFonts w:ascii="Microsoft JhengHei" w:eastAsia="Microsoft JhengHei" w:hAnsi="Microsoft JhengHei" w:cs="Microsoft JhengHei" w:hint="eastAsia"/>
               <w:szCs w:val="24"/>
             </w:rPr>
             <w:instrText xml:space="preserve"> HYPERLINK \l _Toc7769 </w:instrText>
           </w:r>
           <w:r>
             <w:rPr>
-              <w:rFonts w:hint="eastAsia" w:ascii="Microsoft JhengHei" w:hAnsi="Microsoft JhengHei" w:eastAsia="Microsoft JhengHei" w:cs="Microsoft JhengHei"/>
+              <w:rFonts w:ascii="Microsoft JhengHei" w:eastAsia="Microsoft JhengHei" w:hAnsi="Microsoft JhengHei" w:cs="Microsoft JhengHei" w:hint="eastAsia"/>
               <w:szCs w:val="24"/>
             </w:rPr>
             <w:fldChar w:fldCharType="separate"/>
@@ -1417,7 +1381,7 @@
           </w:r>
           <w:r>
             <w:rPr>
-              <w:rFonts w:hint="eastAsia" w:ascii="Microsoft JhengHei" w:hAnsi="Microsoft JhengHei" w:eastAsia="Microsoft JhengHei" w:cs="Microsoft JhengHei"/>
+              <w:rFonts w:ascii="Microsoft JhengHei" w:eastAsia="Microsoft JhengHei" w:hAnsi="Microsoft JhengHei" w:cs="Microsoft JhengHei" w:hint="eastAsia"/>
               <w:szCs w:val="24"/>
             </w:rPr>
             <w:fldChar w:fldCharType="end"/>
@@ -1425,28 +1389,28 @@
         </w:p>
         <w:p>
           <w:pPr>
-            <w:pStyle w:val="16"/>
+            <w:pStyle w:val="TOC1"/>
             <w:tabs>
               <w:tab w:val="right" w:leader="dot" w:pos="8497"/>
             </w:tabs>
           </w:pPr>
           <w:r>
             <w:rPr>
-              <w:rFonts w:hint="eastAsia" w:ascii="Microsoft JhengHei" w:hAnsi="Microsoft JhengHei" w:eastAsia="Microsoft JhengHei" w:cs="Microsoft JhengHei"/>
+              <w:rFonts w:ascii="Microsoft JhengHei" w:eastAsia="Microsoft JhengHei" w:hAnsi="Microsoft JhengHei" w:cs="Microsoft JhengHei" w:hint="eastAsia"/>
               <w:szCs w:val="24"/>
             </w:rPr>
             <w:fldChar w:fldCharType="begin"/>
           </w:r>
           <w:r>
             <w:rPr>
-              <w:rFonts w:hint="eastAsia" w:ascii="Microsoft JhengHei" w:hAnsi="Microsoft JhengHei" w:eastAsia="Microsoft JhengHei" w:cs="Microsoft JhengHei"/>
+              <w:rFonts w:ascii="Microsoft JhengHei" w:eastAsia="Microsoft JhengHei" w:hAnsi="Microsoft JhengHei" w:cs="Microsoft JhengHei" w:hint="eastAsia"/>
               <w:szCs w:val="24"/>
             </w:rPr>
             <w:instrText xml:space="preserve"> HYPERLINK \l _Toc7797 </w:instrText>
           </w:r>
           <w:r>
             <w:rPr>
-              <w:rFonts w:hint="eastAsia" w:ascii="Microsoft JhengHei" w:hAnsi="Microsoft JhengHei" w:eastAsia="Microsoft JhengHei" w:cs="Microsoft JhengHei"/>
+              <w:rFonts w:ascii="Microsoft JhengHei" w:eastAsia="Microsoft JhengHei" w:hAnsi="Microsoft JhengHei" w:cs="Microsoft JhengHei" w:hint="eastAsia"/>
               <w:szCs w:val="24"/>
             </w:rPr>
             <w:fldChar w:fldCharType="separate"/>
@@ -1480,7 +1444,7 @@
           </w:r>
           <w:r>
             <w:rPr>
-              <w:rFonts w:hint="eastAsia" w:ascii="Microsoft JhengHei" w:hAnsi="Microsoft JhengHei" w:eastAsia="Microsoft JhengHei" w:cs="Microsoft JhengHei"/>
+              <w:rFonts w:ascii="Microsoft JhengHei" w:eastAsia="Microsoft JhengHei" w:hAnsi="Microsoft JhengHei" w:cs="Microsoft JhengHei" w:hint="eastAsia"/>
               <w:szCs w:val="24"/>
             </w:rPr>
             <w:fldChar w:fldCharType="end"/>
@@ -1488,28 +1452,28 @@
         </w:p>
         <w:p>
           <w:pPr>
-            <w:pStyle w:val="16"/>
+            <w:pStyle w:val="TOC1"/>
             <w:tabs>
               <w:tab w:val="right" w:leader="dot" w:pos="8497"/>
             </w:tabs>
           </w:pPr>
           <w:r>
             <w:rPr>
-              <w:rFonts w:hint="eastAsia" w:ascii="Microsoft JhengHei" w:hAnsi="Microsoft JhengHei" w:eastAsia="Microsoft JhengHei" w:cs="Microsoft JhengHei"/>
+              <w:rFonts w:ascii="Microsoft JhengHei" w:eastAsia="Microsoft JhengHei" w:hAnsi="Microsoft JhengHei" w:cs="Microsoft JhengHei" w:hint="eastAsia"/>
               <w:szCs w:val="24"/>
             </w:rPr>
             <w:fldChar w:fldCharType="begin"/>
           </w:r>
           <w:r>
             <w:rPr>
-              <w:rFonts w:hint="eastAsia" w:ascii="Microsoft JhengHei" w:hAnsi="Microsoft JhengHei" w:eastAsia="Microsoft JhengHei" w:cs="Microsoft JhengHei"/>
+              <w:rFonts w:ascii="Microsoft JhengHei" w:eastAsia="Microsoft JhengHei" w:hAnsi="Microsoft JhengHei" w:cs="Microsoft JhengHei" w:hint="eastAsia"/>
               <w:szCs w:val="24"/>
             </w:rPr>
             <w:instrText xml:space="preserve"> HYPERLINK \l _Toc14171 </w:instrText>
           </w:r>
           <w:r>
             <w:rPr>
-              <w:rFonts w:hint="eastAsia" w:ascii="Microsoft JhengHei" w:hAnsi="Microsoft JhengHei" w:eastAsia="Microsoft JhengHei" w:cs="Microsoft JhengHei"/>
+              <w:rFonts w:ascii="Microsoft JhengHei" w:eastAsia="Microsoft JhengHei" w:hAnsi="Microsoft JhengHei" w:cs="Microsoft JhengHei" w:hint="eastAsia"/>
               <w:szCs w:val="24"/>
             </w:rPr>
             <w:fldChar w:fldCharType="separate"/>
@@ -1543,7 +1507,7 @@
           </w:r>
           <w:r>
             <w:rPr>
-              <w:rFonts w:hint="eastAsia" w:ascii="Microsoft JhengHei" w:hAnsi="Microsoft JhengHei" w:eastAsia="Microsoft JhengHei" w:cs="Microsoft JhengHei"/>
+              <w:rFonts w:ascii="Microsoft JhengHei" w:eastAsia="Microsoft JhengHei" w:hAnsi="Microsoft JhengHei" w:cs="Microsoft JhengHei" w:hint="eastAsia"/>
               <w:szCs w:val="24"/>
             </w:rPr>
             <w:fldChar w:fldCharType="end"/>
@@ -1551,28 +1515,28 @@
         </w:p>
         <w:p>
           <w:pPr>
-            <w:pStyle w:val="17"/>
+            <w:pStyle w:val="TOC2"/>
             <w:tabs>
               <w:tab w:val="right" w:leader="dot" w:pos="8497"/>
             </w:tabs>
           </w:pPr>
           <w:r>
             <w:rPr>
-              <w:rFonts w:hint="eastAsia" w:ascii="Microsoft JhengHei" w:hAnsi="Microsoft JhengHei" w:eastAsia="Microsoft JhengHei" w:cs="Microsoft JhengHei"/>
+              <w:rFonts w:ascii="Microsoft JhengHei" w:eastAsia="Microsoft JhengHei" w:hAnsi="Microsoft JhengHei" w:cs="Microsoft JhengHei" w:hint="eastAsia"/>
               <w:szCs w:val="24"/>
             </w:rPr>
             <w:fldChar w:fldCharType="begin"/>
           </w:r>
           <w:r>
             <w:rPr>
-              <w:rFonts w:hint="eastAsia" w:ascii="Microsoft JhengHei" w:hAnsi="Microsoft JhengHei" w:eastAsia="Microsoft JhengHei" w:cs="Microsoft JhengHei"/>
+              <w:rFonts w:ascii="Microsoft JhengHei" w:eastAsia="Microsoft JhengHei" w:hAnsi="Microsoft JhengHei" w:cs="Microsoft JhengHei" w:hint="eastAsia"/>
               <w:szCs w:val="24"/>
             </w:rPr>
             <w:instrText xml:space="preserve"> HYPERLINK \l _Toc19046 </w:instrText>
           </w:r>
           <w:r>
             <w:rPr>
-              <w:rFonts w:hint="eastAsia" w:ascii="Microsoft JhengHei" w:hAnsi="Microsoft JhengHei" w:eastAsia="Microsoft JhengHei" w:cs="Microsoft JhengHei"/>
+              <w:rFonts w:ascii="Microsoft JhengHei" w:eastAsia="Microsoft JhengHei" w:hAnsi="Microsoft JhengHei" w:cs="Microsoft JhengHei" w:hint="eastAsia"/>
               <w:szCs w:val="24"/>
             </w:rPr>
             <w:fldChar w:fldCharType="separate"/>
@@ -1606,7 +1570,7 @@
           </w:r>
           <w:r>
             <w:rPr>
-              <w:rFonts w:hint="eastAsia" w:ascii="Microsoft JhengHei" w:hAnsi="Microsoft JhengHei" w:eastAsia="Microsoft JhengHei" w:cs="Microsoft JhengHei"/>
+              <w:rFonts w:ascii="Microsoft JhengHei" w:eastAsia="Microsoft JhengHei" w:hAnsi="Microsoft JhengHei" w:cs="Microsoft JhengHei" w:hint="eastAsia"/>
               <w:szCs w:val="24"/>
             </w:rPr>
             <w:fldChar w:fldCharType="end"/>
@@ -1614,28 +1578,28 @@
         </w:p>
         <w:p>
           <w:pPr>
-            <w:pStyle w:val="17"/>
+            <w:pStyle w:val="TOC2"/>
             <w:tabs>
               <w:tab w:val="right" w:leader="dot" w:pos="8497"/>
             </w:tabs>
           </w:pPr>
           <w:r>
             <w:rPr>
-              <w:rFonts w:hint="eastAsia" w:ascii="Microsoft JhengHei" w:hAnsi="Microsoft JhengHei" w:eastAsia="Microsoft JhengHei" w:cs="Microsoft JhengHei"/>
+              <w:rFonts w:ascii="Microsoft JhengHei" w:eastAsia="Microsoft JhengHei" w:hAnsi="Microsoft JhengHei" w:cs="Microsoft JhengHei" w:hint="eastAsia"/>
               <w:szCs w:val="24"/>
             </w:rPr>
             <w:fldChar w:fldCharType="begin"/>
           </w:r>
           <w:r>
             <w:rPr>
-              <w:rFonts w:hint="eastAsia" w:ascii="Microsoft JhengHei" w:hAnsi="Microsoft JhengHei" w:eastAsia="Microsoft JhengHei" w:cs="Microsoft JhengHei"/>
+              <w:rFonts w:ascii="Microsoft JhengHei" w:eastAsia="Microsoft JhengHei" w:hAnsi="Microsoft JhengHei" w:cs="Microsoft JhengHei" w:hint="eastAsia"/>
               <w:szCs w:val="24"/>
             </w:rPr>
             <w:instrText xml:space="preserve"> HYPERLINK \l _Toc15294 </w:instrText>
           </w:r>
           <w:r>
             <w:rPr>
-              <w:rFonts w:hint="eastAsia" w:ascii="Microsoft JhengHei" w:hAnsi="Microsoft JhengHei" w:eastAsia="Microsoft JhengHei" w:cs="Microsoft JhengHei"/>
+              <w:rFonts w:ascii="Microsoft JhengHei" w:eastAsia="Microsoft JhengHei" w:hAnsi="Microsoft JhengHei" w:cs="Microsoft JhengHei" w:hint="eastAsia"/>
               <w:szCs w:val="24"/>
             </w:rPr>
             <w:fldChar w:fldCharType="separate"/>
@@ -1669,7 +1633,7 @@
           </w:r>
           <w:r>
             <w:rPr>
-              <w:rFonts w:hint="eastAsia" w:ascii="Microsoft JhengHei" w:hAnsi="Microsoft JhengHei" w:eastAsia="Microsoft JhengHei" w:cs="Microsoft JhengHei"/>
+              <w:rFonts w:ascii="Microsoft JhengHei" w:eastAsia="Microsoft JhengHei" w:hAnsi="Microsoft JhengHei" w:cs="Microsoft JhengHei" w:hint="eastAsia"/>
               <w:szCs w:val="24"/>
             </w:rPr>
             <w:fldChar w:fldCharType="end"/>
@@ -1677,28 +1641,28 @@
         </w:p>
         <w:p>
           <w:pPr>
-            <w:pStyle w:val="16"/>
+            <w:pStyle w:val="TOC1"/>
             <w:tabs>
               <w:tab w:val="right" w:leader="dot" w:pos="8497"/>
             </w:tabs>
           </w:pPr>
           <w:r>
             <w:rPr>
-              <w:rFonts w:hint="eastAsia" w:ascii="Microsoft JhengHei" w:hAnsi="Microsoft JhengHei" w:eastAsia="Microsoft JhengHei" w:cs="Microsoft JhengHei"/>
+              <w:rFonts w:ascii="Microsoft JhengHei" w:eastAsia="Microsoft JhengHei" w:hAnsi="Microsoft JhengHei" w:cs="Microsoft JhengHei" w:hint="eastAsia"/>
               <w:szCs w:val="24"/>
             </w:rPr>
             <w:fldChar w:fldCharType="begin"/>
           </w:r>
           <w:r>
             <w:rPr>
-              <w:rFonts w:hint="eastAsia" w:ascii="Microsoft JhengHei" w:hAnsi="Microsoft JhengHei" w:eastAsia="Microsoft JhengHei" w:cs="Microsoft JhengHei"/>
+              <w:rFonts w:ascii="Microsoft JhengHei" w:eastAsia="Microsoft JhengHei" w:hAnsi="Microsoft JhengHei" w:cs="Microsoft JhengHei" w:hint="eastAsia"/>
               <w:szCs w:val="24"/>
             </w:rPr>
             <w:instrText xml:space="preserve"> HYPERLINK \l _Toc23869 </w:instrText>
           </w:r>
           <w:r>
             <w:rPr>
-              <w:rFonts w:hint="eastAsia" w:ascii="Microsoft JhengHei" w:hAnsi="Microsoft JhengHei" w:eastAsia="Microsoft JhengHei" w:cs="Microsoft JhengHei"/>
+              <w:rFonts w:ascii="Microsoft JhengHei" w:eastAsia="Microsoft JhengHei" w:hAnsi="Microsoft JhengHei" w:cs="Microsoft JhengHei" w:hint="eastAsia"/>
               <w:szCs w:val="24"/>
             </w:rPr>
             <w:fldChar w:fldCharType="separate"/>
@@ -1736,7 +1700,7 @@
           </w:r>
           <w:r>
             <w:rPr>
-              <w:rFonts w:hint="eastAsia" w:ascii="Microsoft JhengHei" w:hAnsi="Microsoft JhengHei" w:eastAsia="Microsoft JhengHei" w:cs="Microsoft JhengHei"/>
+              <w:rFonts w:ascii="Microsoft JhengHei" w:eastAsia="Microsoft JhengHei" w:hAnsi="Microsoft JhengHei" w:cs="Microsoft JhengHei" w:hint="eastAsia"/>
               <w:szCs w:val="24"/>
             </w:rPr>
             <w:fldChar w:fldCharType="end"/>
@@ -1744,28 +1708,28 @@
         </w:p>
         <w:p>
           <w:pPr>
-            <w:pStyle w:val="17"/>
+            <w:pStyle w:val="TOC2"/>
             <w:tabs>
               <w:tab w:val="right" w:leader="dot" w:pos="8497"/>
             </w:tabs>
           </w:pPr>
           <w:r>
             <w:rPr>
-              <w:rFonts w:hint="eastAsia" w:ascii="Microsoft JhengHei" w:hAnsi="Microsoft JhengHei" w:eastAsia="Microsoft JhengHei" w:cs="Microsoft JhengHei"/>
+              <w:rFonts w:ascii="Microsoft JhengHei" w:eastAsia="Microsoft JhengHei" w:hAnsi="Microsoft JhengHei" w:cs="Microsoft JhengHei" w:hint="eastAsia"/>
               <w:szCs w:val="24"/>
             </w:rPr>
             <w:fldChar w:fldCharType="begin"/>
           </w:r>
           <w:r>
             <w:rPr>
-              <w:rFonts w:hint="eastAsia" w:ascii="Microsoft JhengHei" w:hAnsi="Microsoft JhengHei" w:eastAsia="Microsoft JhengHei" w:cs="Microsoft JhengHei"/>
+              <w:rFonts w:ascii="Microsoft JhengHei" w:eastAsia="Microsoft JhengHei" w:hAnsi="Microsoft JhengHei" w:cs="Microsoft JhengHei" w:hint="eastAsia"/>
               <w:szCs w:val="24"/>
             </w:rPr>
             <w:instrText xml:space="preserve"> HYPERLINK \l _Toc31067 </w:instrText>
           </w:r>
           <w:r>
             <w:rPr>
-              <w:rFonts w:hint="eastAsia" w:ascii="Microsoft JhengHei" w:hAnsi="Microsoft JhengHei" w:eastAsia="Microsoft JhengHei" w:cs="Microsoft JhengHei"/>
+              <w:rFonts w:ascii="Microsoft JhengHei" w:eastAsia="Microsoft JhengHei" w:hAnsi="Microsoft JhengHei" w:cs="Microsoft JhengHei" w:hint="eastAsia"/>
               <w:szCs w:val="24"/>
             </w:rPr>
             <w:fldChar w:fldCharType="separate"/>
@@ -1804,7 +1768,7 @@
           </w:r>
           <w:r>
             <w:rPr>
-              <w:rFonts w:hint="eastAsia" w:ascii="Microsoft JhengHei" w:hAnsi="Microsoft JhengHei" w:eastAsia="Microsoft JhengHei" w:cs="Microsoft JhengHei"/>
+              <w:rFonts w:ascii="Microsoft JhengHei" w:eastAsia="Microsoft JhengHei" w:hAnsi="Microsoft JhengHei" w:cs="Microsoft JhengHei" w:hint="eastAsia"/>
               <w:szCs w:val="24"/>
             </w:rPr>
             <w:fldChar w:fldCharType="end"/>
@@ -1812,28 +1776,28 @@
         </w:p>
         <w:p>
           <w:pPr>
-            <w:pStyle w:val="17"/>
+            <w:pStyle w:val="TOC2"/>
             <w:tabs>
               <w:tab w:val="right" w:leader="dot" w:pos="8497"/>
             </w:tabs>
           </w:pPr>
           <w:r>
             <w:rPr>
-              <w:rFonts w:hint="eastAsia" w:ascii="Microsoft JhengHei" w:hAnsi="Microsoft JhengHei" w:eastAsia="Microsoft JhengHei" w:cs="Microsoft JhengHei"/>
+              <w:rFonts w:ascii="Microsoft JhengHei" w:eastAsia="Microsoft JhengHei" w:hAnsi="Microsoft JhengHei" w:cs="Microsoft JhengHei" w:hint="eastAsia"/>
               <w:szCs w:val="24"/>
             </w:rPr>
             <w:fldChar w:fldCharType="begin"/>
           </w:r>
           <w:r>
             <w:rPr>
-              <w:rFonts w:hint="eastAsia" w:ascii="Microsoft JhengHei" w:hAnsi="Microsoft JhengHei" w:eastAsia="Microsoft JhengHei" w:cs="Microsoft JhengHei"/>
+              <w:rFonts w:ascii="Microsoft JhengHei" w:eastAsia="Microsoft JhengHei" w:hAnsi="Microsoft JhengHei" w:cs="Microsoft JhengHei" w:hint="eastAsia"/>
               <w:szCs w:val="24"/>
             </w:rPr>
             <w:instrText xml:space="preserve"> HYPERLINK \l _Toc16284 </w:instrText>
           </w:r>
           <w:r>
             <w:rPr>
-              <w:rFonts w:hint="eastAsia" w:ascii="Microsoft JhengHei" w:hAnsi="Microsoft JhengHei" w:eastAsia="Microsoft JhengHei" w:cs="Microsoft JhengHei"/>
+              <w:rFonts w:ascii="Microsoft JhengHei" w:eastAsia="Microsoft JhengHei" w:hAnsi="Microsoft JhengHei" w:cs="Microsoft JhengHei" w:hint="eastAsia"/>
               <w:szCs w:val="24"/>
             </w:rPr>
             <w:fldChar w:fldCharType="separate"/>
@@ -1872,7 +1836,7 @@
           </w:r>
           <w:r>
             <w:rPr>
-              <w:rFonts w:hint="eastAsia" w:ascii="Microsoft JhengHei" w:hAnsi="Microsoft JhengHei" w:eastAsia="Microsoft JhengHei" w:cs="Microsoft JhengHei"/>
+              <w:rFonts w:ascii="Microsoft JhengHei" w:eastAsia="Microsoft JhengHei" w:hAnsi="Microsoft JhengHei" w:cs="Microsoft JhengHei" w:hint="eastAsia"/>
               <w:szCs w:val="24"/>
             </w:rPr>
             <w:fldChar w:fldCharType="end"/>
@@ -1880,28 +1844,28 @@
         </w:p>
         <w:p>
           <w:pPr>
-            <w:pStyle w:val="17"/>
+            <w:pStyle w:val="TOC2"/>
             <w:tabs>
               <w:tab w:val="right" w:leader="dot" w:pos="8497"/>
             </w:tabs>
           </w:pPr>
           <w:r>
             <w:rPr>
-              <w:rFonts w:hint="eastAsia" w:ascii="Microsoft JhengHei" w:hAnsi="Microsoft JhengHei" w:eastAsia="Microsoft JhengHei" w:cs="Microsoft JhengHei"/>
+              <w:rFonts w:ascii="Microsoft JhengHei" w:eastAsia="Microsoft JhengHei" w:hAnsi="Microsoft JhengHei" w:cs="Microsoft JhengHei" w:hint="eastAsia"/>
               <w:szCs w:val="24"/>
             </w:rPr>
             <w:fldChar w:fldCharType="begin"/>
           </w:r>
           <w:r>
             <w:rPr>
-              <w:rFonts w:hint="eastAsia" w:ascii="Microsoft JhengHei" w:hAnsi="Microsoft JhengHei" w:eastAsia="Microsoft JhengHei" w:cs="Microsoft JhengHei"/>
+              <w:rFonts w:ascii="Microsoft JhengHei" w:eastAsia="Microsoft JhengHei" w:hAnsi="Microsoft JhengHei" w:cs="Microsoft JhengHei" w:hint="eastAsia"/>
               <w:szCs w:val="24"/>
             </w:rPr>
             <w:instrText xml:space="preserve"> HYPERLINK \l _Toc1978 </w:instrText>
           </w:r>
           <w:r>
             <w:rPr>
-              <w:rFonts w:hint="eastAsia" w:ascii="Microsoft JhengHei" w:hAnsi="Microsoft JhengHei" w:eastAsia="Microsoft JhengHei" w:cs="Microsoft JhengHei"/>
+              <w:rFonts w:ascii="Microsoft JhengHei" w:eastAsia="Microsoft JhengHei" w:hAnsi="Microsoft JhengHei" w:cs="Microsoft JhengHei" w:hint="eastAsia"/>
               <w:szCs w:val="24"/>
             </w:rPr>
             <w:fldChar w:fldCharType="separate"/>
@@ -1940,7 +1904,7 @@
           </w:r>
           <w:r>
             <w:rPr>
-              <w:rFonts w:hint="eastAsia" w:ascii="Microsoft JhengHei" w:hAnsi="Microsoft JhengHei" w:eastAsia="Microsoft JhengHei" w:cs="Microsoft JhengHei"/>
+              <w:rFonts w:ascii="Microsoft JhengHei" w:eastAsia="Microsoft JhengHei" w:hAnsi="Microsoft JhengHei" w:cs="Microsoft JhengHei" w:hint="eastAsia"/>
               <w:szCs w:val="24"/>
             </w:rPr>
             <w:fldChar w:fldCharType="end"/>
@@ -1948,28 +1912,28 @@
         </w:p>
         <w:p>
           <w:pPr>
-            <w:pStyle w:val="16"/>
+            <w:pStyle w:val="TOC1"/>
             <w:tabs>
               <w:tab w:val="right" w:leader="dot" w:pos="8497"/>
             </w:tabs>
           </w:pPr>
           <w:r>
             <w:rPr>
-              <w:rFonts w:hint="eastAsia" w:ascii="Microsoft JhengHei" w:hAnsi="Microsoft JhengHei" w:eastAsia="Microsoft JhengHei" w:cs="Microsoft JhengHei"/>
+              <w:rFonts w:ascii="Microsoft JhengHei" w:eastAsia="Microsoft JhengHei" w:hAnsi="Microsoft JhengHei" w:cs="Microsoft JhengHei" w:hint="eastAsia"/>
               <w:szCs w:val="24"/>
             </w:rPr>
             <w:fldChar w:fldCharType="begin"/>
           </w:r>
           <w:r>
             <w:rPr>
-              <w:rFonts w:hint="eastAsia" w:ascii="Microsoft JhengHei" w:hAnsi="Microsoft JhengHei" w:eastAsia="Microsoft JhengHei" w:cs="Microsoft JhengHei"/>
+              <w:rFonts w:ascii="Microsoft JhengHei" w:eastAsia="Microsoft JhengHei" w:hAnsi="Microsoft JhengHei" w:cs="Microsoft JhengHei" w:hint="eastAsia"/>
               <w:szCs w:val="24"/>
             </w:rPr>
             <w:instrText xml:space="preserve"> HYPERLINK \l _Toc24242 </w:instrText>
           </w:r>
           <w:r>
             <w:rPr>
-              <w:rFonts w:hint="eastAsia" w:ascii="Microsoft JhengHei" w:hAnsi="Microsoft JhengHei" w:eastAsia="Microsoft JhengHei" w:cs="Microsoft JhengHei"/>
+              <w:rFonts w:ascii="Microsoft JhengHei" w:eastAsia="Microsoft JhengHei" w:hAnsi="Microsoft JhengHei" w:cs="Microsoft JhengHei" w:hint="eastAsia"/>
               <w:szCs w:val="24"/>
             </w:rPr>
             <w:fldChar w:fldCharType="separate"/>
@@ -2003,7 +1967,7 @@
           </w:r>
           <w:r>
             <w:rPr>
-              <w:rFonts w:hint="eastAsia" w:ascii="Microsoft JhengHei" w:hAnsi="Microsoft JhengHei" w:eastAsia="Microsoft JhengHei" w:cs="Microsoft JhengHei"/>
+              <w:rFonts w:ascii="Microsoft JhengHei" w:eastAsia="Microsoft JhengHei" w:hAnsi="Microsoft JhengHei" w:cs="Microsoft JhengHei" w:hint="eastAsia"/>
               <w:szCs w:val="24"/>
             </w:rPr>
             <w:fldChar w:fldCharType="end"/>
@@ -2011,28 +1975,28 @@
         </w:p>
         <w:p>
           <w:pPr>
-            <w:pStyle w:val="16"/>
+            <w:pStyle w:val="TOC1"/>
             <w:tabs>
               <w:tab w:val="right" w:leader="dot" w:pos="8497"/>
             </w:tabs>
           </w:pPr>
           <w:r>
             <w:rPr>
-              <w:rFonts w:hint="eastAsia" w:ascii="Microsoft JhengHei" w:hAnsi="Microsoft JhengHei" w:eastAsia="Microsoft JhengHei" w:cs="Microsoft JhengHei"/>
+              <w:rFonts w:ascii="Microsoft JhengHei" w:eastAsia="Microsoft JhengHei" w:hAnsi="Microsoft JhengHei" w:cs="Microsoft JhengHei" w:hint="eastAsia"/>
               <w:szCs w:val="24"/>
             </w:rPr>
             <w:fldChar w:fldCharType="begin"/>
           </w:r>
           <w:r>
             <w:rPr>
-              <w:rFonts w:hint="eastAsia" w:ascii="Microsoft JhengHei" w:hAnsi="Microsoft JhengHei" w:eastAsia="Microsoft JhengHei" w:cs="Microsoft JhengHei"/>
+              <w:rFonts w:ascii="Microsoft JhengHei" w:eastAsia="Microsoft JhengHei" w:hAnsi="Microsoft JhengHei" w:cs="Microsoft JhengHei" w:hint="eastAsia"/>
               <w:szCs w:val="24"/>
             </w:rPr>
             <w:instrText xml:space="preserve"> HYPERLINK \l _Toc3076 </w:instrText>
           </w:r>
           <w:r>
             <w:rPr>
-              <w:rFonts w:hint="eastAsia" w:ascii="Microsoft JhengHei" w:hAnsi="Microsoft JhengHei" w:eastAsia="Microsoft JhengHei" w:cs="Microsoft JhengHei"/>
+              <w:rFonts w:ascii="Microsoft JhengHei" w:eastAsia="Microsoft JhengHei" w:hAnsi="Microsoft JhengHei" w:cs="Microsoft JhengHei" w:hint="eastAsia"/>
               <w:szCs w:val="24"/>
             </w:rPr>
             <w:fldChar w:fldCharType="separate"/>
@@ -2066,7 +2030,7 @@
           </w:r>
           <w:r>
             <w:rPr>
-              <w:rFonts w:hint="eastAsia" w:ascii="Microsoft JhengHei" w:hAnsi="Microsoft JhengHei" w:eastAsia="Microsoft JhengHei" w:cs="Microsoft JhengHei"/>
+              <w:rFonts w:ascii="Microsoft JhengHei" w:eastAsia="Microsoft JhengHei" w:hAnsi="Microsoft JhengHei" w:cs="Microsoft JhengHei" w:hint="eastAsia"/>
               <w:szCs w:val="24"/>
             </w:rPr>
             <w:fldChar w:fldCharType="end"/>
@@ -2074,28 +2038,28 @@
         </w:p>
         <w:p>
           <w:pPr>
-            <w:pStyle w:val="16"/>
+            <w:pStyle w:val="TOC1"/>
             <w:tabs>
               <w:tab w:val="right" w:leader="dot" w:pos="8497"/>
             </w:tabs>
           </w:pPr>
           <w:r>
             <w:rPr>
-              <w:rFonts w:hint="eastAsia" w:ascii="Microsoft JhengHei" w:hAnsi="Microsoft JhengHei" w:eastAsia="Microsoft JhengHei" w:cs="Microsoft JhengHei"/>
+              <w:rFonts w:ascii="Microsoft JhengHei" w:eastAsia="Microsoft JhengHei" w:hAnsi="Microsoft JhengHei" w:cs="Microsoft JhengHei" w:hint="eastAsia"/>
               <w:szCs w:val="24"/>
             </w:rPr>
             <w:fldChar w:fldCharType="begin"/>
           </w:r>
           <w:r>
             <w:rPr>
-              <w:rFonts w:hint="eastAsia" w:ascii="Microsoft JhengHei" w:hAnsi="Microsoft JhengHei" w:eastAsia="Microsoft JhengHei" w:cs="Microsoft JhengHei"/>
+              <w:rFonts w:ascii="Microsoft JhengHei" w:eastAsia="Microsoft JhengHei" w:hAnsi="Microsoft JhengHei" w:cs="Microsoft JhengHei" w:hint="eastAsia"/>
               <w:szCs w:val="24"/>
             </w:rPr>
             <w:instrText xml:space="preserve"> HYPERLINK \l _Toc27858 </w:instrText>
           </w:r>
           <w:r>
             <w:rPr>
-              <w:rFonts w:hint="eastAsia" w:ascii="Microsoft JhengHei" w:hAnsi="Microsoft JhengHei" w:eastAsia="Microsoft JhengHei" w:cs="Microsoft JhengHei"/>
+              <w:rFonts w:ascii="Microsoft JhengHei" w:eastAsia="Microsoft JhengHei" w:hAnsi="Microsoft JhengHei" w:cs="Microsoft JhengHei" w:hint="eastAsia"/>
               <w:szCs w:val="24"/>
             </w:rPr>
             <w:fldChar w:fldCharType="separate"/>
@@ -2133,7 +2097,7 @@
           </w:r>
           <w:r>
             <w:rPr>
-              <w:rFonts w:hint="eastAsia" w:ascii="Microsoft JhengHei" w:hAnsi="Microsoft JhengHei" w:eastAsia="Microsoft JhengHei" w:cs="Microsoft JhengHei"/>
+              <w:rFonts w:ascii="Microsoft JhengHei" w:eastAsia="Microsoft JhengHei" w:hAnsi="Microsoft JhengHei" w:cs="Microsoft JhengHei" w:hint="eastAsia"/>
               <w:szCs w:val="24"/>
             </w:rPr>
             <w:fldChar w:fldCharType="end"/>
@@ -2143,7 +2107,7 @@
           <w:pPr>
             <w:spacing w:line="220" w:lineRule="auto"/>
             <w:rPr>
-              <w:rFonts w:hint="eastAsia" w:ascii="Microsoft JhengHei" w:hAnsi="Microsoft JhengHei" w:eastAsia="Microsoft JhengHei" w:cs="Microsoft JhengHei"/>
+              <w:rFonts w:ascii="Microsoft JhengHei" w:eastAsia="Microsoft JhengHei" w:hAnsi="Microsoft JhengHei" w:cs="Microsoft JhengHei" w:hint="eastAsia"/>
               <w:snapToGrid w:val="0"/>
               <w:color w:val="000000"/>
               <w:kern w:val="0"/>
@@ -2154,7 +2118,7 @@
           </w:pPr>
           <w:r>
             <w:rPr>
-              <w:rFonts w:hint="eastAsia" w:ascii="Microsoft JhengHei" w:hAnsi="Microsoft JhengHei" w:eastAsia="Microsoft JhengHei" w:cs="Microsoft JhengHei"/>
+              <w:rFonts w:ascii="Microsoft JhengHei" w:eastAsia="Microsoft JhengHei" w:hAnsi="Microsoft JhengHei" w:cs="Microsoft JhengHei" w:hint="eastAsia"/>
               <w:szCs w:val="24"/>
             </w:rPr>
             <w:fldChar w:fldCharType="end"/>
@@ -2166,7 +2130,7 @@
       <w:pPr>
         <w:spacing w:line="220" w:lineRule="auto"/>
         <w:rPr>
-          <w:rFonts w:hint="eastAsia" w:ascii="Microsoft JhengHei" w:hAnsi="Microsoft JhengHei" w:eastAsia="Microsoft JhengHei" w:cs="Microsoft JhengHei"/>
+          <w:rFonts w:ascii="Microsoft JhengHei" w:eastAsia="Microsoft JhengHei" w:hAnsi="Microsoft JhengHei" w:cs="Microsoft JhengHei" w:hint="eastAsia"/>
           <w:snapToGrid w:val="0"/>
           <w:color w:val="000000"/>
           <w:kern w:val="0"/>
@@ -2177,60 +2141,60 @@
         <w:sectPr>
           <w:pgSz w:w="11906" w:h="16839"/>
           <w:pgMar w:top="1431" w:right="1700" w:bottom="0" w:left="1709" w:header="0" w:footer="0" w:gutter="0"/>
-          <w:cols w:space="720" w:num="1"/>
+          <w:cols w:num="1" w:space="720"/>
         </w:sectPr>
       </w:pPr>
     </w:p>
     <w:p>
       <w:pPr>
-        <w:pStyle w:val="26"/>
+        <w:pStyle w:val="1"/>
         <w:bidi w:val="0"/>
       </w:pPr>
-      <w:bookmarkStart w:id="4" w:name="_Toc24398"/>
+      <w:bookmarkStart w:id="5" w:name="_Toc24398"/>
       <w:r>
         <w:t>目的</w:t>
-      </w:r>
-      <w:bookmarkEnd w:id="4"/>
-    </w:p>
-    <w:p>
-      <w:pPr>
-        <w:pStyle w:val="27"/>
-        <w:bidi w:val="0"/>
-      </w:pPr>
-      <w:r>
-        <w:t>为保证IT运维系统安全稳定的运行，满足需方运行维护服务需求，明确岗位职责、规范系统操作、提高系统可靠性和维护管理水平，特制定运维工具管理制度。</w:t>
-      </w:r>
-    </w:p>
-    <w:p>
-      <w:pPr>
-        <w:pStyle w:val="26"/>
-        <w:bidi w:val="0"/>
-      </w:pPr>
-      <w:bookmarkStart w:id="5" w:name="_Toc21632"/>
-      <w:r>
-        <w:t>适用范围</w:t>
       </w:r>
       <w:bookmarkEnd w:id="5"/>
     </w:p>
     <w:p>
       <w:pPr>
-        <w:pStyle w:val="27"/>
+        <w:pStyle w:val="a"/>
         <w:bidi w:val="0"/>
       </w:pPr>
       <w:r>
-        <w:t>运行维护服务过程中使用的运行维护工具，主要包括运维过程工具、监控工具及其他工具。</w:t>
+        <w:t>为保证IT运维系统安全稳定的运行，满足需方运行维护服务需求，明确岗位职责、规范系统操作、提高系统可靠性和维护管理水平，特制定运维工具管理制度。</w:t>
       </w:r>
     </w:p>
     <w:p>
       <w:pPr>
-        <w:pStyle w:val="26"/>
+        <w:pStyle w:val="1"/>
         <w:bidi w:val="0"/>
       </w:pPr>
-      <w:bookmarkStart w:id="6" w:name="_Toc7769"/>
+      <w:bookmarkStart w:id="6" w:name="_Toc21632"/>
+      <w:r>
+        <w:t>适用范围</w:t>
+      </w:r>
+      <w:bookmarkEnd w:id="6"/>
+    </w:p>
+    <w:p>
+      <w:pPr>
+        <w:pStyle w:val="a"/>
+        <w:bidi w:val="0"/>
+      </w:pPr>
+      <w:r>
+        <w:t>运行维护服务过程中使用的运行维护工具，主要包括运维过程工具、监控工具及其他工具。</w:t>
+      </w:r>
+    </w:p>
+    <w:p>
+      <w:pPr>
+        <w:pStyle w:val="1"/>
+        <w:bidi w:val="0"/>
+      </w:pPr>
+      <w:bookmarkStart w:id="7" w:name="_Toc7769"/>
       <w:r>
         <w:t>引用文件</w:t>
       </w:r>
-      <w:bookmarkEnd w:id="6"/>
+      <w:bookmarkEnd w:id="7"/>
     </w:p>
     <w:p>
       <w:pPr>
@@ -2239,16 +2203,16 @@
           <w:numId w:val="2"/>
         </w:numPr>
         <w:spacing w:before="176" w:line="220" w:lineRule="auto"/>
-        <w:ind w:left="425" w:leftChars="0" w:hanging="425" w:firstLineChars="0"/>
-        <w:rPr>
-          <w:rFonts w:ascii="宋体" w:hAnsi="宋体" w:eastAsia="宋体" w:cs="宋体"/>
+        <w:ind w:left="425" w:hanging="425" w:leftChars="0" w:firstLineChars="0"/>
+        <w:rPr>
+          <w:rFonts w:ascii="宋体" w:eastAsia="宋体" w:hAnsi="宋体" w:cs="宋体"/>
           <w:sz w:val="24"/>
           <w:szCs w:val="24"/>
         </w:rPr>
       </w:pPr>
       <w:r>
         <w:rPr>
-          <w:rFonts w:hint="eastAsia" w:ascii="宋体" w:hAnsi="宋体" w:eastAsia="宋体" w:cs="宋体"/>
+          <w:rFonts w:ascii="宋体" w:eastAsia="宋体" w:hAnsi="宋体" w:cs="宋体" w:hint="eastAsia"/>
           <w:spacing w:val="-1"/>
           <w:sz w:val="24"/>
           <w:szCs w:val="24"/>
@@ -2257,7 +2221,7 @@
       </w:r>
       <w:r>
         <w:rPr>
-          <w:rFonts w:ascii="宋体" w:hAnsi="宋体" w:eastAsia="宋体" w:cs="宋体"/>
+          <w:rFonts w:ascii="宋体" w:eastAsia="宋体" w:hAnsi="宋体" w:cs="宋体"/>
           <w:spacing w:val="-1"/>
           <w:sz w:val="24"/>
           <w:szCs w:val="24"/>
@@ -2272,16 +2236,16 @@
           <w:numId w:val="2"/>
         </w:numPr>
         <w:spacing w:before="182" w:line="220" w:lineRule="auto"/>
-        <w:ind w:left="425" w:leftChars="0" w:hanging="425" w:firstLineChars="0"/>
-        <w:rPr>
-          <w:rFonts w:ascii="宋体" w:hAnsi="宋体" w:eastAsia="宋体" w:cs="宋体"/>
+        <w:ind w:left="425" w:hanging="425" w:leftChars="0" w:firstLineChars="0"/>
+        <w:rPr>
+          <w:rFonts w:ascii="宋体" w:eastAsia="宋体" w:hAnsi="宋体" w:cs="宋体"/>
           <w:sz w:val="24"/>
           <w:szCs w:val="24"/>
         </w:rPr>
       </w:pPr>
       <w:r>
         <w:rPr>
-          <w:rFonts w:ascii="宋体" w:hAnsi="宋体" w:eastAsia="宋体" w:cs="宋体"/>
+          <w:rFonts w:ascii="宋体" w:eastAsia="宋体" w:hAnsi="宋体" w:cs="宋体"/>
           <w:spacing w:val="-1"/>
           <w:sz w:val="24"/>
           <w:szCs w:val="24"/>
@@ -2290,7 +2254,7 @@
       </w:r>
       <w:r>
         <w:rPr>
-          <w:rFonts w:ascii="宋体" w:hAnsi="宋体" w:eastAsia="宋体" w:cs="宋体"/>
+          <w:rFonts w:ascii="宋体" w:eastAsia="宋体" w:hAnsi="宋体" w:cs="宋体"/>
           <w:spacing w:val="-2"/>
           <w:sz w:val="24"/>
           <w:szCs w:val="24"/>
@@ -2299,7 +2263,7 @@
       </w:r>
       <w:r>
         <w:rPr>
-          <w:rFonts w:ascii="宋体" w:hAnsi="宋体" w:eastAsia="宋体" w:cs="宋体"/>
+          <w:rFonts w:ascii="宋体" w:eastAsia="宋体" w:hAnsi="宋体" w:cs="宋体"/>
           <w:spacing w:val="-33"/>
           <w:sz w:val="24"/>
           <w:szCs w:val="24"/>
@@ -2308,7 +2272,7 @@
       </w:r>
       <w:r>
         <w:rPr>
-          <w:rFonts w:ascii="宋体" w:hAnsi="宋体" w:eastAsia="宋体" w:cs="宋体"/>
+          <w:rFonts w:ascii="宋体" w:eastAsia="宋体" w:hAnsi="宋体" w:cs="宋体"/>
           <w:spacing w:val="-2"/>
           <w:sz w:val="24"/>
           <w:szCs w:val="24"/>
@@ -2317,7 +2281,7 @@
       </w:r>
       <w:r>
         <w:rPr>
-          <w:rFonts w:ascii="宋体" w:hAnsi="宋体" w:eastAsia="宋体" w:cs="宋体"/>
+          <w:rFonts w:ascii="宋体" w:eastAsia="宋体" w:hAnsi="宋体" w:cs="宋体"/>
           <w:spacing w:val="-47"/>
           <w:sz w:val="24"/>
           <w:szCs w:val="24"/>
@@ -2326,7 +2290,7 @@
       </w:r>
       <w:r>
         <w:rPr>
-          <w:rFonts w:ascii="宋体" w:hAnsi="宋体" w:eastAsia="宋体" w:cs="宋体"/>
+          <w:rFonts w:ascii="宋体" w:eastAsia="宋体" w:hAnsi="宋体" w:cs="宋体"/>
           <w:spacing w:val="-2"/>
           <w:sz w:val="24"/>
           <w:szCs w:val="24"/>
@@ -2341,16 +2305,16 @@
           <w:numId w:val="2"/>
         </w:numPr>
         <w:spacing w:before="182" w:line="220" w:lineRule="auto"/>
-        <w:ind w:left="425" w:leftChars="0" w:hanging="425" w:firstLineChars="0"/>
-        <w:rPr>
-          <w:rFonts w:ascii="宋体" w:hAnsi="宋体" w:eastAsia="宋体" w:cs="宋体"/>
+        <w:ind w:left="425" w:hanging="425" w:leftChars="0" w:firstLineChars="0"/>
+        <w:rPr>
+          <w:rFonts w:ascii="宋体" w:eastAsia="宋体" w:hAnsi="宋体" w:cs="宋体"/>
           <w:sz w:val="24"/>
           <w:szCs w:val="24"/>
         </w:rPr>
       </w:pPr>
       <w:r>
         <w:rPr>
-          <w:rFonts w:ascii="宋体" w:hAnsi="宋体" w:eastAsia="宋体" w:cs="宋体"/>
+          <w:rFonts w:ascii="宋体" w:eastAsia="宋体" w:hAnsi="宋体" w:cs="宋体"/>
           <w:spacing w:val="-1"/>
           <w:sz w:val="24"/>
           <w:szCs w:val="24"/>
@@ -2359,7 +2323,7 @@
       </w:r>
       <w:r>
         <w:rPr>
-          <w:rFonts w:ascii="宋体" w:hAnsi="宋体" w:eastAsia="宋体" w:cs="宋体"/>
+          <w:rFonts w:ascii="宋体" w:eastAsia="宋体" w:hAnsi="宋体" w:cs="宋体"/>
           <w:spacing w:val="-48"/>
           <w:sz w:val="24"/>
           <w:szCs w:val="24"/>
@@ -2368,7 +2332,7 @@
       </w:r>
       <w:r>
         <w:rPr>
-          <w:rFonts w:ascii="宋体" w:hAnsi="宋体" w:eastAsia="宋体" w:cs="宋体"/>
+          <w:rFonts w:ascii="宋体" w:eastAsia="宋体" w:hAnsi="宋体" w:cs="宋体"/>
           <w:spacing w:val="-1"/>
           <w:sz w:val="24"/>
           <w:szCs w:val="24"/>
@@ -2377,7 +2341,7 @@
       </w:r>
       <w:r>
         <w:rPr>
-          <w:rFonts w:ascii="宋体" w:hAnsi="宋体" w:eastAsia="宋体" w:cs="宋体"/>
+          <w:rFonts w:ascii="宋体" w:eastAsia="宋体" w:hAnsi="宋体" w:cs="宋体"/>
           <w:spacing w:val="-47"/>
           <w:sz w:val="24"/>
           <w:szCs w:val="24"/>
@@ -2386,7 +2350,7 @@
       </w:r>
       <w:r>
         <w:rPr>
-          <w:rFonts w:ascii="宋体" w:hAnsi="宋体" w:eastAsia="宋体" w:cs="宋体"/>
+          <w:rFonts w:ascii="宋体" w:eastAsia="宋体" w:hAnsi="宋体" w:cs="宋体"/>
           <w:spacing w:val="-1"/>
           <w:sz w:val="24"/>
           <w:szCs w:val="24"/>
@@ -2395,7 +2359,7 @@
       </w:r>
       <w:r>
         <w:rPr>
-          <w:rFonts w:ascii="宋体" w:hAnsi="宋体" w:eastAsia="宋体" w:cs="宋体"/>
+          <w:rFonts w:ascii="宋体" w:eastAsia="宋体" w:hAnsi="宋体" w:cs="宋体"/>
           <w:spacing w:val="-2"/>
           <w:sz w:val="24"/>
           <w:szCs w:val="24"/>
@@ -2410,16 +2374,16 @@
           <w:numId w:val="2"/>
         </w:numPr>
         <w:spacing w:before="183" w:line="292" w:lineRule="auto"/>
-        <w:ind w:left="425" w:leftChars="0" w:right="14" w:hanging="425" w:firstLineChars="0"/>
-        <w:rPr>
-          <w:rFonts w:ascii="宋体" w:hAnsi="宋体" w:eastAsia="宋体" w:cs="宋体"/>
+        <w:ind w:left="425" w:right="14" w:hanging="425" w:leftChars="0" w:firstLineChars="0"/>
+        <w:rPr>
+          <w:rFonts w:ascii="宋体" w:eastAsia="宋体" w:hAnsi="宋体" w:cs="宋体"/>
           <w:sz w:val="24"/>
           <w:szCs w:val="24"/>
         </w:rPr>
       </w:pPr>
       <w:r>
         <w:rPr>
-          <w:rFonts w:ascii="宋体" w:hAnsi="宋体" w:eastAsia="宋体" w:cs="宋体"/>
+          <w:rFonts w:ascii="宋体" w:eastAsia="宋体" w:hAnsi="宋体" w:cs="宋体"/>
           <w:spacing w:val="-1"/>
           <w:sz w:val="24"/>
           <w:szCs w:val="24"/>
@@ -2428,7 +2392,7 @@
       </w:r>
       <w:r>
         <w:rPr>
-          <w:rFonts w:ascii="宋体" w:hAnsi="宋体" w:eastAsia="宋体" w:cs="宋体"/>
+          <w:rFonts w:ascii="宋体" w:eastAsia="宋体" w:hAnsi="宋体" w:cs="宋体"/>
           <w:spacing w:val="33"/>
           <w:sz w:val="24"/>
           <w:szCs w:val="24"/>
@@ -2437,7 +2401,7 @@
       </w:r>
       <w:r>
         <w:rPr>
-          <w:rFonts w:ascii="宋体" w:hAnsi="宋体" w:eastAsia="宋体" w:cs="宋体"/>
+          <w:rFonts w:ascii="宋体" w:eastAsia="宋体" w:hAnsi="宋体" w:cs="宋体"/>
           <w:spacing w:val="-1"/>
           <w:sz w:val="24"/>
           <w:szCs w:val="24"/>
@@ -2446,7 +2410,7 @@
       </w:r>
       <w:r>
         <w:rPr>
-          <w:rFonts w:ascii="宋体" w:hAnsi="宋体" w:eastAsia="宋体" w:cs="宋体"/>
+          <w:rFonts w:ascii="宋体" w:eastAsia="宋体" w:hAnsi="宋体" w:cs="宋体"/>
           <w:spacing w:val="-46"/>
           <w:sz w:val="24"/>
           <w:szCs w:val="24"/>
@@ -2455,7 +2419,7 @@
       </w:r>
       <w:r>
         <w:rPr>
-          <w:rFonts w:ascii="宋体" w:hAnsi="宋体" w:eastAsia="宋体" w:cs="宋体"/>
+          <w:rFonts w:ascii="宋体" w:eastAsia="宋体" w:hAnsi="宋体" w:cs="宋体"/>
           <w:spacing w:val="-1"/>
           <w:sz w:val="24"/>
           <w:szCs w:val="24"/>
@@ -2464,7 +2428,7 @@
       </w:r>
       <w:r>
         <w:rPr>
-          <w:rFonts w:ascii="宋体" w:hAnsi="宋体" w:eastAsia="宋体" w:cs="宋体"/>
+          <w:rFonts w:ascii="宋体" w:eastAsia="宋体" w:hAnsi="宋体" w:cs="宋体"/>
           <w:spacing w:val="-48"/>
           <w:sz w:val="24"/>
           <w:szCs w:val="24"/>
@@ -2473,7 +2437,7 @@
       </w:r>
       <w:r>
         <w:rPr>
-          <w:rFonts w:ascii="宋体" w:hAnsi="宋体" w:eastAsia="宋体" w:cs="宋体"/>
+          <w:rFonts w:ascii="宋体" w:eastAsia="宋体" w:hAnsi="宋体" w:cs="宋体"/>
           <w:spacing w:val="-1"/>
           <w:sz w:val="24"/>
           <w:szCs w:val="24"/>
@@ -2482,7 +2446,7 @@
       </w:r>
       <w:r>
         <w:rPr>
-          <w:rFonts w:ascii="宋体" w:hAnsi="宋体" w:eastAsia="宋体" w:cs="宋体"/>
+          <w:rFonts w:ascii="宋体" w:eastAsia="宋体" w:hAnsi="宋体" w:cs="宋体"/>
           <w:spacing w:val="-8"/>
           <w:sz w:val="24"/>
           <w:szCs w:val="24"/>
@@ -2497,16 +2461,16 @@
           <w:numId w:val="2"/>
         </w:numPr>
         <w:spacing w:before="176" w:line="220" w:lineRule="auto"/>
-        <w:ind w:left="425" w:leftChars="0" w:hanging="425" w:firstLineChars="0"/>
-        <w:rPr>
-          <w:rFonts w:ascii="宋体" w:hAnsi="宋体" w:eastAsia="宋体" w:cs="宋体"/>
+        <w:ind w:left="425" w:hanging="425" w:leftChars="0" w:firstLineChars="0"/>
+        <w:rPr>
+          <w:rFonts w:ascii="宋体" w:eastAsia="宋体" w:hAnsi="宋体" w:cs="宋体"/>
           <w:sz w:val="24"/>
           <w:szCs w:val="24"/>
         </w:rPr>
       </w:pPr>
       <w:r>
         <w:rPr>
-          <w:rFonts w:ascii="宋体" w:hAnsi="宋体" w:eastAsia="宋体" w:cs="宋体"/>
+          <w:rFonts w:ascii="宋体" w:eastAsia="宋体" w:hAnsi="宋体" w:cs="宋体"/>
           <w:spacing w:val="-1"/>
           <w:sz w:val="24"/>
           <w:szCs w:val="24"/>
@@ -2521,16 +2485,16 @@
           <w:numId w:val="2"/>
         </w:numPr>
         <w:spacing w:before="182" w:line="220" w:lineRule="auto"/>
-        <w:ind w:left="425" w:leftChars="0" w:hanging="425" w:firstLineChars="0"/>
-        <w:rPr>
-          <w:rFonts w:ascii="宋体" w:hAnsi="宋体" w:eastAsia="宋体" w:cs="宋体"/>
+        <w:ind w:left="425" w:hanging="425" w:leftChars="0" w:firstLineChars="0"/>
+        <w:rPr>
+          <w:rFonts w:ascii="宋体" w:eastAsia="宋体" w:hAnsi="宋体" w:cs="宋体"/>
           <w:sz w:val="24"/>
           <w:szCs w:val="24"/>
         </w:rPr>
       </w:pPr>
       <w:r>
         <w:rPr>
-          <w:rFonts w:ascii="宋体" w:hAnsi="宋体" w:eastAsia="宋体" w:cs="宋体"/>
+          <w:rFonts w:ascii="宋体" w:eastAsia="宋体" w:hAnsi="宋体" w:cs="宋体"/>
           <w:spacing w:val="-3"/>
           <w:sz w:val="24"/>
           <w:szCs w:val="24"/>
@@ -2540,14 +2504,14 @@
     </w:p>
     <w:p>
       <w:pPr>
-        <w:pStyle w:val="26"/>
+        <w:pStyle w:val="1"/>
         <w:bidi w:val="0"/>
       </w:pPr>
-      <w:bookmarkStart w:id="7" w:name="_Toc7797"/>
+      <w:bookmarkStart w:id="8" w:name="_Toc7797"/>
       <w:r>
         <w:t>角色与职责</w:t>
       </w:r>
-      <w:bookmarkEnd w:id="7"/>
+      <w:bookmarkEnd w:id="8"/>
     </w:p>
     <w:p>
       <w:pPr>
@@ -2556,16 +2520,16 @@
     </w:p>
     <w:tbl>
       <w:tblPr>
-        <w:tblStyle w:val="24"/>
+        <w:tblStyle w:val="TableNormal0"/>
         <w:tblW w:w="9049" w:type="dxa"/>
         <w:jc w:val="center"/>
         <w:tblBorders>
-          <w:top w:val="single" w:color="000000" w:sz="4" w:space="0"/>
-          <w:left w:val="single" w:color="000000" w:sz="4" w:space="0"/>
-          <w:bottom w:val="single" w:color="000000" w:sz="4" w:space="0"/>
-          <w:right w:val="single" w:color="000000" w:sz="4" w:space="0"/>
-          <w:insideH w:val="single" w:color="000000" w:sz="4" w:space="0"/>
-          <w:insideV w:val="single" w:color="000000" w:sz="4" w:space="0"/>
+          <w:top w:val="single" w:sz="4" w:space="0" w:color="000000"/>
+          <w:left w:val="single" w:sz="4" w:space="0" w:color="000000"/>
+          <w:bottom w:val="single" w:sz="4" w:space="0" w:color="000000"/>
+          <w:right w:val="single" w:sz="4" w:space="0" w:color="000000"/>
+          <w:insideH w:val="single" w:sz="4" w:space="0" w:color="000000"/>
+          <w:insideV w:val="single" w:sz="4" w:space="0" w:color="000000"/>
         </w:tblBorders>
         <w:tblLayout w:type="fixed"/>
         <w:tblCellMar>
@@ -2583,14 +2547,17 @@
       </w:tblGrid>
       <w:tr>
         <w:tblPrEx>
+          <w:tblW w:w="9049" w:type="dxa"/>
+          <w:jc w:val="center"/>
           <w:tblBorders>
-            <w:top w:val="single" w:color="000000" w:sz="4" w:space="0"/>
-            <w:left w:val="single" w:color="000000" w:sz="4" w:space="0"/>
-            <w:bottom w:val="single" w:color="000000" w:sz="4" w:space="0"/>
-            <w:right w:val="single" w:color="000000" w:sz="4" w:space="0"/>
-            <w:insideH w:val="single" w:color="000000" w:sz="4" w:space="0"/>
-            <w:insideV w:val="single" w:color="000000" w:sz="4" w:space="0"/>
+            <w:top w:val="single" w:sz="4" w:space="0" w:color="000000"/>
+            <w:left w:val="single" w:sz="4" w:space="0" w:color="000000"/>
+            <w:bottom w:val="single" w:sz="4" w:space="0" w:color="000000"/>
+            <w:right w:val="single" w:sz="4" w:space="0" w:color="000000"/>
+            <w:insideH w:val="single" w:sz="4" w:space="0" w:color="000000"/>
+            <w:insideV w:val="single" w:sz="4" w:space="0" w:color="000000"/>
           </w:tblBorders>
+          <w:tblLayout w:type="fixed"/>
           <w:tblCellMar>
             <w:top w:w="0" w:type="dxa"/>
             <w:left w:w="0" w:type="dxa"/>
@@ -2599,7 +2566,7 @@
           </w:tblCellMar>
         </w:tblPrEx>
         <w:trPr>
-          <w:trHeight w:val="621" w:hRule="atLeast"/>
+          <w:trHeight w:val="621"/>
           <w:jc w:val="center"/>
         </w:trPr>
         <w:tc>
@@ -2612,14 +2579,14 @@
               <w:spacing w:before="189" w:line="219" w:lineRule="auto"/>
               <w:ind w:left="1254"/>
               <w:rPr>
-                <w:rFonts w:ascii="宋体" w:hAnsi="宋体" w:eastAsia="宋体" w:cs="宋体"/>
+                <w:rFonts w:ascii="宋体" w:eastAsia="宋体" w:hAnsi="宋体" w:cs="宋体"/>
                 <w:sz w:val="24"/>
                 <w:szCs w:val="24"/>
               </w:rPr>
             </w:pPr>
             <w:r>
               <w:rPr>
-                <w:rFonts w:ascii="宋体" w:hAnsi="宋体" w:eastAsia="宋体" w:cs="宋体"/>
+                <w:rFonts w:ascii="宋体" w:eastAsia="宋体" w:hAnsi="宋体" w:cs="宋体"/>
                 <w:b/>
                 <w:bCs/>
                 <w:spacing w:val="-6"/>
@@ -2639,14 +2606,14 @@
               <w:spacing w:before="189" w:line="220" w:lineRule="auto"/>
               <w:ind w:left="895"/>
               <w:rPr>
-                <w:rFonts w:ascii="宋体" w:hAnsi="宋体" w:eastAsia="宋体" w:cs="宋体"/>
+                <w:rFonts w:ascii="宋体" w:eastAsia="宋体" w:hAnsi="宋体" w:cs="宋体"/>
                 <w:sz w:val="24"/>
                 <w:szCs w:val="24"/>
               </w:rPr>
             </w:pPr>
             <w:r>
               <w:rPr>
-                <w:rFonts w:ascii="宋体" w:hAnsi="宋体" w:eastAsia="宋体" w:cs="宋体"/>
+                <w:rFonts w:ascii="宋体" w:eastAsia="宋体" w:hAnsi="宋体" w:cs="宋体"/>
                 <w:b/>
                 <w:bCs/>
                 <w:spacing w:val="-5"/>
@@ -2666,14 +2633,14 @@
               <w:spacing w:before="190" w:line="221" w:lineRule="auto"/>
               <w:ind w:left="1671"/>
               <w:rPr>
-                <w:rFonts w:ascii="宋体" w:hAnsi="宋体" w:eastAsia="宋体" w:cs="宋体"/>
+                <w:rFonts w:ascii="宋体" w:eastAsia="宋体" w:hAnsi="宋体" w:cs="宋体"/>
                 <w:sz w:val="24"/>
                 <w:szCs w:val="24"/>
               </w:rPr>
             </w:pPr>
             <w:r>
               <w:rPr>
-                <w:rFonts w:ascii="宋体" w:hAnsi="宋体" w:eastAsia="宋体" w:cs="宋体"/>
+                <w:rFonts w:ascii="宋体" w:eastAsia="宋体" w:hAnsi="宋体" w:cs="宋体"/>
                 <w:b/>
                 <w:bCs/>
                 <w:spacing w:val="-6"/>
@@ -2687,14 +2654,9 @@
       </w:tr>
       <w:tr>
         <w:tblPrEx>
-          <w:tblBorders>
-            <w:top w:val="single" w:color="000000" w:sz="4" w:space="0"/>
-            <w:left w:val="single" w:color="000000" w:sz="4" w:space="0"/>
-            <w:bottom w:val="single" w:color="000000" w:sz="4" w:space="0"/>
-            <w:right w:val="single" w:color="000000" w:sz="4" w:space="0"/>
-            <w:insideH w:val="single" w:color="000000" w:sz="4" w:space="0"/>
-            <w:insideV w:val="single" w:color="000000" w:sz="4" w:space="0"/>
-          </w:tblBorders>
+          <w:tblW w:w="9049" w:type="dxa"/>
+          <w:jc w:val="center"/>
+          <w:tblLayout w:type="fixed"/>
           <w:tblCellMar>
             <w:top w:w="0" w:type="dxa"/>
             <w:left w:w="0" w:type="dxa"/>
@@ -2703,7 +2665,7 @@
           </w:tblCellMar>
         </w:tblPrEx>
         <w:trPr>
-          <w:trHeight w:val="1401" w:hRule="atLeast"/>
+          <w:trHeight w:val="1401"/>
           <w:jc w:val="center"/>
         </w:trPr>
         <w:tc>
@@ -2720,14 +2682,14 @@
               <w:spacing w:before="78" w:line="222" w:lineRule="auto"/>
               <w:ind w:left="148"/>
               <w:rPr>
-                <w:rFonts w:ascii="宋体" w:hAnsi="宋体" w:eastAsia="宋体" w:cs="宋体"/>
+                <w:rFonts w:ascii="宋体" w:eastAsia="宋体" w:hAnsi="宋体" w:cs="宋体"/>
                 <w:sz w:val="24"/>
                 <w:szCs w:val="24"/>
               </w:rPr>
             </w:pPr>
             <w:r>
               <w:rPr>
-                <w:rFonts w:ascii="宋体" w:hAnsi="宋体" w:eastAsia="宋体" w:cs="宋体"/>
+                <w:rFonts w:ascii="宋体" w:eastAsia="宋体" w:hAnsi="宋体" w:cs="宋体"/>
                 <w:b/>
                 <w:bCs/>
                 <w:spacing w:val="-7"/>
@@ -2748,14 +2710,14 @@
               <w:spacing w:before="78" w:line="220" w:lineRule="auto"/>
               <w:ind w:left="269"/>
               <w:rPr>
-                <w:rFonts w:ascii="宋体" w:hAnsi="宋体" w:eastAsia="宋体" w:cs="宋体"/>
+                <w:rFonts w:ascii="宋体" w:eastAsia="宋体" w:hAnsi="宋体" w:cs="宋体"/>
                 <w:sz w:val="24"/>
                 <w:szCs w:val="24"/>
               </w:rPr>
             </w:pPr>
             <w:r>
               <w:rPr>
-                <w:rFonts w:ascii="宋体" w:hAnsi="宋体" w:eastAsia="宋体" w:cs="宋体"/>
+                <w:rFonts w:ascii="宋体" w:eastAsia="宋体" w:hAnsi="宋体" w:cs="宋体"/>
                 <w:spacing w:val="-2"/>
                 <w:sz w:val="24"/>
                 <w:szCs w:val="24"/>
@@ -2774,14 +2736,14 @@
               <w:spacing w:before="78" w:line="220" w:lineRule="auto"/>
               <w:ind w:left="542"/>
               <w:rPr>
-                <w:rFonts w:ascii="宋体" w:hAnsi="宋体" w:eastAsia="宋体" w:cs="宋体"/>
+                <w:rFonts w:ascii="宋体" w:eastAsia="宋体" w:hAnsi="宋体" w:cs="宋体"/>
                 <w:sz w:val="24"/>
                 <w:szCs w:val="24"/>
               </w:rPr>
             </w:pPr>
             <w:r>
               <w:rPr>
-                <w:rFonts w:ascii="宋体" w:hAnsi="宋体" w:eastAsia="宋体" w:cs="宋体"/>
+                <w:rFonts w:ascii="宋体" w:eastAsia="宋体" w:hAnsi="宋体" w:cs="宋体"/>
                 <w:spacing w:val="-3"/>
                 <w:sz w:val="24"/>
                 <w:szCs w:val="24"/>
@@ -2799,14 +2761,14 @@
               <w:spacing w:before="111" w:line="220" w:lineRule="auto"/>
               <w:ind w:left="236"/>
               <w:rPr>
-                <w:rFonts w:ascii="宋体" w:hAnsi="宋体" w:eastAsia="宋体" w:cs="宋体"/>
+                <w:rFonts w:ascii="宋体" w:eastAsia="宋体" w:hAnsi="宋体" w:cs="宋体"/>
                 <w:sz w:val="24"/>
                 <w:szCs w:val="24"/>
               </w:rPr>
             </w:pPr>
             <w:r>
               <w:rPr>
-                <w:rFonts w:ascii="宋体" w:hAnsi="宋体" w:eastAsia="宋体" w:cs="宋体"/>
+                <w:rFonts w:ascii="宋体" w:eastAsia="宋体" w:hAnsi="宋体" w:cs="宋体"/>
                 <w:spacing w:val="-2"/>
                 <w:sz w:val="24"/>
                 <w:szCs w:val="24"/>
@@ -2819,14 +2781,14 @@
               <w:spacing w:before="182" w:line="220" w:lineRule="auto"/>
               <w:ind w:left="233"/>
               <w:rPr>
-                <w:rFonts w:ascii="宋体" w:hAnsi="宋体" w:eastAsia="宋体" w:cs="宋体"/>
+                <w:rFonts w:ascii="宋体" w:eastAsia="宋体" w:hAnsi="宋体" w:cs="宋体"/>
                 <w:sz w:val="24"/>
                 <w:szCs w:val="24"/>
               </w:rPr>
             </w:pPr>
             <w:r>
               <w:rPr>
-                <w:rFonts w:ascii="宋体" w:hAnsi="宋体" w:eastAsia="宋体" w:cs="宋体"/>
+                <w:rFonts w:ascii="宋体" w:eastAsia="宋体" w:hAnsi="宋体" w:cs="宋体"/>
                 <w:spacing w:val="-1"/>
                 <w:sz w:val="24"/>
                 <w:szCs w:val="24"/>
@@ -2839,14 +2801,14 @@
               <w:spacing w:before="182" w:line="218" w:lineRule="auto"/>
               <w:ind w:left="1669"/>
               <w:rPr>
-                <w:rFonts w:ascii="宋体" w:hAnsi="宋体" w:eastAsia="宋体" w:cs="宋体"/>
+                <w:rFonts w:ascii="宋体" w:eastAsia="宋体" w:hAnsi="宋体" w:cs="宋体"/>
                 <w:sz w:val="24"/>
                 <w:szCs w:val="24"/>
               </w:rPr>
             </w:pPr>
             <w:r>
               <w:rPr>
-                <w:rFonts w:ascii="宋体" w:hAnsi="宋体" w:eastAsia="宋体" w:cs="宋体"/>
+                <w:rFonts w:ascii="宋体" w:eastAsia="宋体" w:hAnsi="宋体" w:cs="宋体"/>
                 <w:spacing w:val="-3"/>
                 <w:sz w:val="24"/>
                 <w:szCs w:val="24"/>
@@ -2858,14 +2820,9 @@
       </w:tr>
       <w:tr>
         <w:tblPrEx>
-          <w:tblBorders>
-            <w:top w:val="single" w:color="000000" w:sz="4" w:space="0"/>
-            <w:left w:val="single" w:color="000000" w:sz="4" w:space="0"/>
-            <w:bottom w:val="single" w:color="000000" w:sz="4" w:space="0"/>
-            <w:right w:val="single" w:color="000000" w:sz="4" w:space="0"/>
-            <w:insideH w:val="single" w:color="000000" w:sz="4" w:space="0"/>
-            <w:insideV w:val="single" w:color="000000" w:sz="4" w:space="0"/>
-          </w:tblBorders>
+          <w:tblW w:w="9049" w:type="dxa"/>
+          <w:jc w:val="center"/>
+          <w:tblLayout w:type="fixed"/>
           <w:tblCellMar>
             <w:top w:w="0" w:type="dxa"/>
             <w:left w:w="0" w:type="dxa"/>
@@ -2874,13 +2831,13 @@
           </w:tblCellMar>
         </w:tblPrEx>
         <w:trPr>
-          <w:trHeight w:val="934" w:hRule="atLeast"/>
+          <w:trHeight w:val="934"/>
           <w:jc w:val="center"/>
         </w:trPr>
         <w:tc>
           <w:tcPr>
             <w:tcW w:w="997" w:type="dxa"/>
-            <w:vMerge w:val="continue"/>
+            <w:vMerge/>
             <w:tcBorders>
               <w:top w:val="nil"/>
               <w:bottom w:val="nil"/>
@@ -2889,7 +2846,7 @@
           </w:tcPr>
           <w:p>
             <w:pPr>
-              <w:pStyle w:val="25"/>
+              <w:pStyle w:val="TableText"/>
             </w:pPr>
           </w:p>
         </w:tc>
@@ -2903,14 +2860,14 @@
               <w:spacing w:before="78" w:line="220" w:lineRule="auto"/>
               <w:ind w:left="392"/>
               <w:rPr>
-                <w:rFonts w:ascii="宋体" w:hAnsi="宋体" w:eastAsia="宋体" w:cs="宋体"/>
+                <w:rFonts w:ascii="宋体" w:eastAsia="宋体" w:hAnsi="宋体" w:cs="宋体"/>
                 <w:sz w:val="24"/>
                 <w:szCs w:val="24"/>
               </w:rPr>
             </w:pPr>
             <w:r>
               <w:rPr>
-                <w:rFonts w:ascii="宋体" w:hAnsi="宋体" w:eastAsia="宋体" w:cs="宋体"/>
+                <w:rFonts w:ascii="宋体" w:eastAsia="宋体" w:hAnsi="宋体" w:cs="宋体"/>
                 <w:spacing w:val="-2"/>
                 <w:sz w:val="24"/>
                 <w:szCs w:val="24"/>
@@ -2929,14 +2886,14 @@
               <w:spacing w:before="78" w:line="220" w:lineRule="auto"/>
               <w:ind w:left="542"/>
               <w:rPr>
-                <w:rFonts w:ascii="宋体" w:hAnsi="宋体" w:eastAsia="宋体" w:cs="宋体"/>
+                <w:rFonts w:ascii="宋体" w:eastAsia="宋体" w:hAnsi="宋体" w:cs="宋体"/>
                 <w:sz w:val="24"/>
                 <w:szCs w:val="24"/>
               </w:rPr>
             </w:pPr>
             <w:r>
               <w:rPr>
-                <w:rFonts w:ascii="宋体" w:hAnsi="宋体" w:eastAsia="宋体" w:cs="宋体"/>
+                <w:rFonts w:ascii="宋体" w:eastAsia="宋体" w:hAnsi="宋体" w:cs="宋体"/>
                 <w:spacing w:val="-3"/>
                 <w:sz w:val="24"/>
                 <w:szCs w:val="24"/>
@@ -2954,14 +2911,14 @@
               <w:spacing w:before="115" w:line="311" w:lineRule="auto"/>
               <w:ind w:left="116" w:right="335" w:hanging="3"/>
               <w:rPr>
-                <w:rFonts w:ascii="宋体" w:hAnsi="宋体" w:eastAsia="宋体" w:cs="宋体"/>
+                <w:rFonts w:ascii="宋体" w:eastAsia="宋体" w:hAnsi="宋体" w:cs="宋体"/>
                 <w:sz w:val="24"/>
                 <w:szCs w:val="24"/>
               </w:rPr>
             </w:pPr>
             <w:r>
               <w:rPr>
-                <w:rFonts w:ascii="宋体" w:hAnsi="宋体" w:eastAsia="宋体" w:cs="宋体"/>
+                <w:rFonts w:ascii="宋体" w:eastAsia="宋体" w:hAnsi="宋体" w:cs="宋体"/>
                 <w:spacing w:val="-1"/>
                 <w:sz w:val="24"/>
                 <w:szCs w:val="24"/>
@@ -2970,7 +2927,7 @@
             </w:r>
             <w:r>
               <w:rPr>
-                <w:rFonts w:ascii="宋体" w:hAnsi="宋体" w:eastAsia="宋体" w:cs="宋体"/>
+                <w:rFonts w:ascii="宋体" w:eastAsia="宋体" w:hAnsi="宋体" w:cs="宋体"/>
                 <w:sz w:val="24"/>
                 <w:szCs w:val="24"/>
               </w:rPr>
@@ -2981,14 +2938,9 @@
       </w:tr>
       <w:tr>
         <w:tblPrEx>
-          <w:tblBorders>
-            <w:top w:val="single" w:color="000000" w:sz="4" w:space="0"/>
-            <w:left w:val="single" w:color="000000" w:sz="4" w:space="0"/>
-            <w:bottom w:val="single" w:color="000000" w:sz="4" w:space="0"/>
-            <w:right w:val="single" w:color="000000" w:sz="4" w:space="0"/>
-            <w:insideH w:val="single" w:color="000000" w:sz="4" w:space="0"/>
-            <w:insideV w:val="single" w:color="000000" w:sz="4" w:space="0"/>
-          </w:tblBorders>
+          <w:tblW w:w="9049" w:type="dxa"/>
+          <w:jc w:val="center"/>
+          <w:tblLayout w:type="fixed"/>
           <w:tblCellMar>
             <w:top w:w="0" w:type="dxa"/>
             <w:left w:w="0" w:type="dxa"/>
@@ -2997,13 +2949,13 @@
           </w:tblCellMar>
         </w:tblPrEx>
         <w:trPr>
-          <w:trHeight w:val="787" w:hRule="atLeast"/>
+          <w:trHeight w:val="787"/>
           <w:jc w:val="center"/>
         </w:trPr>
         <w:tc>
           <w:tcPr>
             <w:tcW w:w="997" w:type="dxa"/>
-            <w:vMerge w:val="continue"/>
+            <w:vMerge/>
             <w:tcBorders>
               <w:top w:val="nil"/>
             </w:tcBorders>
@@ -3011,7 +2963,7 @@
           </w:tcPr>
           <w:p>
             <w:pPr>
-              <w:pStyle w:val="25"/>
+              <w:pStyle w:val="TableText"/>
             </w:pPr>
           </w:p>
         </w:tc>
@@ -3025,14 +2977,14 @@
               <w:spacing w:before="276" w:line="220" w:lineRule="auto"/>
               <w:ind w:left="152"/>
               <w:rPr>
-                <w:rFonts w:ascii="宋体" w:hAnsi="宋体" w:eastAsia="宋体" w:cs="宋体"/>
+                <w:rFonts w:ascii="宋体" w:eastAsia="宋体" w:hAnsi="宋体" w:cs="宋体"/>
                 <w:sz w:val="24"/>
                 <w:szCs w:val="24"/>
               </w:rPr>
             </w:pPr>
             <w:r>
               <w:rPr>
-                <w:rFonts w:ascii="宋体" w:hAnsi="宋体" w:eastAsia="宋体" w:cs="宋体"/>
+                <w:rFonts w:ascii="宋体" w:eastAsia="宋体" w:hAnsi="宋体" w:cs="宋体"/>
                 <w:spacing w:val="-2"/>
                 <w:sz w:val="24"/>
                 <w:szCs w:val="24"/>
@@ -3051,14 +3003,14 @@
               <w:spacing w:before="276" w:line="220" w:lineRule="auto"/>
               <w:ind w:left="657"/>
               <w:rPr>
-                <w:rFonts w:ascii="宋体" w:hAnsi="宋体" w:eastAsia="宋体" w:cs="宋体"/>
+                <w:rFonts w:ascii="宋体" w:eastAsia="宋体" w:hAnsi="宋体" w:cs="宋体"/>
                 <w:sz w:val="24"/>
                 <w:szCs w:val="24"/>
               </w:rPr>
             </w:pPr>
             <w:r>
               <w:rPr>
-                <w:rFonts w:ascii="宋体" w:hAnsi="宋体" w:eastAsia="宋体" w:cs="宋体"/>
+                <w:rFonts w:ascii="宋体" w:eastAsia="宋体" w:hAnsi="宋体" w:cs="宋体"/>
                 <w:spacing w:val="-2"/>
                 <w:sz w:val="24"/>
                 <w:szCs w:val="24"/>
@@ -3076,14 +3028,14 @@
               <w:spacing w:before="276" w:line="220" w:lineRule="auto"/>
               <w:ind w:left="112"/>
               <w:rPr>
-                <w:rFonts w:ascii="宋体" w:hAnsi="宋体" w:eastAsia="宋体" w:cs="宋体"/>
+                <w:rFonts w:ascii="宋体" w:eastAsia="宋体" w:hAnsi="宋体" w:cs="宋体"/>
                 <w:sz w:val="24"/>
                 <w:szCs w:val="24"/>
               </w:rPr>
             </w:pPr>
             <w:r>
               <w:rPr>
-                <w:rFonts w:ascii="宋体" w:hAnsi="宋体" w:eastAsia="宋体" w:cs="宋体"/>
+                <w:rFonts w:ascii="宋体" w:eastAsia="宋体" w:hAnsi="宋体" w:cs="宋体"/>
                 <w:spacing w:val="-1"/>
                 <w:sz w:val="24"/>
                 <w:szCs w:val="24"/>
@@ -3095,14 +3047,9 @@
       </w:tr>
       <w:tr>
         <w:tblPrEx>
-          <w:tblBorders>
-            <w:top w:val="single" w:color="000000" w:sz="4" w:space="0"/>
-            <w:left w:val="single" w:color="000000" w:sz="4" w:space="0"/>
-            <w:bottom w:val="single" w:color="000000" w:sz="4" w:space="0"/>
-            <w:right w:val="single" w:color="000000" w:sz="4" w:space="0"/>
-            <w:insideH w:val="single" w:color="000000" w:sz="4" w:space="0"/>
-            <w:insideV w:val="single" w:color="000000" w:sz="4" w:space="0"/>
-          </w:tblBorders>
+          <w:tblW w:w="9049" w:type="dxa"/>
+          <w:jc w:val="center"/>
+          <w:tblLayout w:type="fixed"/>
           <w:tblCellMar>
             <w:top w:w="0" w:type="dxa"/>
             <w:left w:w="0" w:type="dxa"/>
@@ -3111,7 +3058,7 @@
           </w:tblCellMar>
         </w:tblPrEx>
         <w:trPr>
-          <w:trHeight w:val="934" w:hRule="atLeast"/>
+          <w:trHeight w:val="934"/>
           <w:jc w:val="center"/>
         </w:trPr>
         <w:tc>
@@ -3128,14 +3075,14 @@
               <w:spacing w:before="78" w:line="220" w:lineRule="auto"/>
               <w:ind w:left="116"/>
               <w:rPr>
-                <w:rFonts w:ascii="宋体" w:hAnsi="宋体" w:eastAsia="宋体" w:cs="宋体"/>
+                <w:rFonts w:ascii="宋体" w:eastAsia="宋体" w:hAnsi="宋体" w:cs="宋体"/>
                 <w:sz w:val="24"/>
                 <w:szCs w:val="24"/>
               </w:rPr>
             </w:pPr>
             <w:r>
               <w:rPr>
-                <w:rFonts w:ascii="宋体" w:hAnsi="宋体" w:eastAsia="宋体" w:cs="宋体"/>
+                <w:rFonts w:ascii="宋体" w:eastAsia="宋体" w:hAnsi="宋体" w:cs="宋体"/>
                 <w:b/>
                 <w:bCs/>
                 <w:spacing w:val="-6"/>
@@ -3156,7 +3103,7 @@
               <w:spacing w:before="78" w:line="220" w:lineRule="auto"/>
               <w:ind w:left="149"/>
               <w:rPr>
-                <w:rFonts w:hint="default" w:ascii="宋体" w:hAnsi="宋体" w:eastAsia="宋体" w:cs="宋体"/>
+                <w:rFonts w:ascii="宋体" w:eastAsia="宋体" w:hAnsi="宋体" w:cs="宋体" w:hint="default"/>
                 <w:sz w:val="24"/>
                 <w:szCs w:val="24"/>
                 <w:lang w:val="en-US" w:eastAsia="zh-CN"/>
@@ -3164,7 +3111,7 @@
             </w:pPr>
             <w:r>
               <w:rPr>
-                <w:rFonts w:hint="eastAsia" w:ascii="宋体" w:hAnsi="宋体" w:cs="宋体"/>
+                <w:rFonts w:ascii="宋体" w:hAnsi="宋体" w:cs="宋体" w:hint="eastAsia"/>
                 <w:spacing w:val="-2"/>
                 <w:sz w:val="24"/>
                 <w:szCs w:val="24"/>
@@ -3184,14 +3131,14 @@
               <w:spacing w:before="78" w:line="220" w:lineRule="auto"/>
               <w:ind w:left="542"/>
               <w:rPr>
-                <w:rFonts w:ascii="宋体" w:hAnsi="宋体" w:eastAsia="宋体" w:cs="宋体"/>
+                <w:rFonts w:ascii="宋体" w:eastAsia="宋体" w:hAnsi="宋体" w:cs="宋体"/>
                 <w:sz w:val="24"/>
                 <w:szCs w:val="24"/>
               </w:rPr>
             </w:pPr>
             <w:r>
               <w:rPr>
-                <w:rFonts w:ascii="宋体" w:hAnsi="宋体" w:eastAsia="宋体" w:cs="宋体"/>
+                <w:rFonts w:ascii="宋体" w:eastAsia="宋体" w:hAnsi="宋体" w:cs="宋体"/>
                 <w:spacing w:val="-3"/>
                 <w:sz w:val="24"/>
                 <w:szCs w:val="24"/>
@@ -3209,14 +3156,14 @@
               <w:spacing w:before="118" w:line="310" w:lineRule="auto"/>
               <w:ind w:left="111" w:right="335" w:firstLine="2"/>
               <w:rPr>
-                <w:rFonts w:ascii="宋体" w:hAnsi="宋体" w:eastAsia="宋体" w:cs="宋体"/>
+                <w:rFonts w:ascii="宋体" w:eastAsia="宋体" w:hAnsi="宋体" w:cs="宋体"/>
                 <w:sz w:val="24"/>
                 <w:szCs w:val="24"/>
               </w:rPr>
             </w:pPr>
             <w:r>
               <w:rPr>
-                <w:rFonts w:ascii="宋体" w:hAnsi="宋体" w:eastAsia="宋体" w:cs="宋体"/>
+                <w:rFonts w:ascii="宋体" w:eastAsia="宋体" w:hAnsi="宋体" w:cs="宋体"/>
                 <w:spacing w:val="-1"/>
                 <w:sz w:val="24"/>
                 <w:szCs w:val="24"/>
@@ -3225,7 +3172,7 @@
             </w:r>
             <w:r>
               <w:rPr>
-                <w:rFonts w:ascii="宋体" w:hAnsi="宋体" w:eastAsia="宋体" w:cs="宋体"/>
+                <w:rFonts w:ascii="宋体" w:eastAsia="宋体" w:hAnsi="宋体" w:cs="宋体"/>
                 <w:spacing w:val="-2"/>
                 <w:sz w:val="24"/>
                 <w:szCs w:val="24"/>
@@ -3237,14 +3184,9 @@
       </w:tr>
       <w:tr>
         <w:tblPrEx>
-          <w:tblBorders>
-            <w:top w:val="single" w:color="000000" w:sz="4" w:space="0"/>
-            <w:left w:val="single" w:color="000000" w:sz="4" w:space="0"/>
-            <w:bottom w:val="single" w:color="000000" w:sz="4" w:space="0"/>
-            <w:right w:val="single" w:color="000000" w:sz="4" w:space="0"/>
-            <w:insideH w:val="single" w:color="000000" w:sz="4" w:space="0"/>
-            <w:insideV w:val="single" w:color="000000" w:sz="4" w:space="0"/>
-          </w:tblBorders>
+          <w:tblW w:w="9049" w:type="dxa"/>
+          <w:jc w:val="center"/>
+          <w:tblLayout w:type="fixed"/>
           <w:tblCellMar>
             <w:top w:w="0" w:type="dxa"/>
             <w:left w:w="0" w:type="dxa"/>
@@ -3253,13 +3195,13 @@
           </w:tblCellMar>
         </w:tblPrEx>
         <w:trPr>
-          <w:trHeight w:val="581" w:hRule="atLeast"/>
+          <w:trHeight w:val="581"/>
           <w:jc w:val="center"/>
         </w:trPr>
         <w:tc>
           <w:tcPr>
             <w:tcW w:w="997" w:type="dxa"/>
-            <w:vMerge w:val="continue"/>
+            <w:vMerge/>
             <w:tcBorders>
               <w:top w:val="nil"/>
             </w:tcBorders>
@@ -3267,7 +3209,7 @@
           </w:tcPr>
           <w:p>
             <w:pPr>
-              <w:pStyle w:val="25"/>
+              <w:pStyle w:val="TableText"/>
             </w:pPr>
           </w:p>
         </w:tc>
@@ -3281,14 +3223,14 @@
               <w:spacing w:before="175" w:line="220" w:lineRule="auto"/>
               <w:ind w:left="273"/>
               <w:rPr>
-                <w:rFonts w:ascii="宋体" w:hAnsi="宋体" w:eastAsia="宋体" w:cs="宋体"/>
+                <w:rFonts w:ascii="宋体" w:eastAsia="宋体" w:hAnsi="宋体" w:cs="宋体"/>
                 <w:sz w:val="24"/>
                 <w:szCs w:val="24"/>
               </w:rPr>
             </w:pPr>
             <w:r>
               <w:rPr>
-                <w:rFonts w:ascii="宋体" w:hAnsi="宋体" w:eastAsia="宋体" w:cs="宋体"/>
+                <w:rFonts w:ascii="宋体" w:eastAsia="宋体" w:hAnsi="宋体" w:cs="宋体"/>
                 <w:spacing w:val="-2"/>
                 <w:sz w:val="24"/>
                 <w:szCs w:val="24"/>
@@ -3307,14 +3249,14 @@
               <w:spacing w:before="174" w:line="220" w:lineRule="auto"/>
               <w:ind w:left="180"/>
               <w:rPr>
-                <w:rFonts w:ascii="宋体" w:hAnsi="宋体" w:eastAsia="宋体" w:cs="宋体"/>
+                <w:rFonts w:ascii="宋体" w:eastAsia="宋体" w:hAnsi="宋体" w:cs="宋体"/>
                 <w:sz w:val="24"/>
                 <w:szCs w:val="24"/>
               </w:rPr>
             </w:pPr>
             <w:r>
               <w:rPr>
-                <w:rFonts w:ascii="宋体" w:hAnsi="宋体" w:eastAsia="宋体" w:cs="宋体"/>
+                <w:rFonts w:ascii="宋体" w:eastAsia="宋体" w:hAnsi="宋体" w:cs="宋体"/>
                 <w:spacing w:val="-2"/>
                 <w:sz w:val="24"/>
                 <w:szCs w:val="24"/>
@@ -3332,14 +3274,14 @@
               <w:spacing w:before="174" w:line="220" w:lineRule="auto"/>
               <w:ind w:left="118"/>
               <w:rPr>
-                <w:rFonts w:ascii="宋体" w:hAnsi="宋体" w:eastAsia="宋体" w:cs="宋体"/>
+                <w:rFonts w:ascii="宋体" w:eastAsia="宋体" w:hAnsi="宋体" w:cs="宋体"/>
                 <w:sz w:val="24"/>
                 <w:szCs w:val="24"/>
               </w:rPr>
             </w:pPr>
             <w:r>
               <w:rPr>
-                <w:rFonts w:ascii="宋体" w:hAnsi="宋体" w:eastAsia="宋体" w:cs="宋体"/>
+                <w:rFonts w:ascii="宋体" w:eastAsia="宋体" w:hAnsi="宋体" w:cs="宋体"/>
                 <w:spacing w:val="-1"/>
                 <w:sz w:val="24"/>
                 <w:szCs w:val="24"/>
@@ -3352,31 +3294,31 @@
     </w:tbl>
     <w:p>
       <w:pPr>
-        <w:pStyle w:val="26"/>
+        <w:pStyle w:val="1"/>
         <w:bidi w:val="0"/>
       </w:pPr>
-      <w:bookmarkStart w:id="8" w:name="_Toc14171"/>
+      <w:bookmarkStart w:id="9" w:name="_Toc14171"/>
       <w:r>
         <w:t>运维工具管理</w:t>
       </w:r>
-      <w:bookmarkEnd w:id="8"/>
+      <w:bookmarkEnd w:id="9"/>
     </w:p>
     <w:p>
       <w:pPr>
-        <w:pStyle w:val="28"/>
+        <w:pStyle w:val="2"/>
         <w:bidi w:val="0"/>
       </w:pPr>
-      <w:bookmarkStart w:id="9" w:name="bookmark11"/>
-      <w:bookmarkEnd w:id="9"/>
-      <w:bookmarkStart w:id="10" w:name="_Toc19046"/>
+      <w:bookmarkStart w:id="10" w:name="bookmark11"/>
+      <w:bookmarkEnd w:id="10"/>
+      <w:bookmarkStart w:id="11" w:name="_Toc19046"/>
       <w:r>
         <w:t>公司级管理</w:t>
       </w:r>
-      <w:bookmarkEnd w:id="10"/>
+      <w:bookmarkEnd w:id="11"/>
     </w:p>
     <w:p>
       <w:pPr>
-        <w:pStyle w:val="27"/>
+        <w:pStyle w:val="a"/>
         <w:bidi w:val="0"/>
       </w:pPr>
       <w:r>
@@ -3385,7 +3327,7 @@
     </w:p>
     <w:p>
       <w:pPr>
-        <w:pStyle w:val="27"/>
+        <w:pStyle w:val="a"/>
         <w:bidi w:val="0"/>
       </w:pPr>
       <w:r>
@@ -3407,11 +3349,8 @@
       </w:pPr>
       <w:r>
         <w:pict>
-          <v:shape id="_x0000_s1025" o:spid="_x0000_s1025" style="position:absolute;left:0pt;margin-left:423.6pt;margin-top:320.15pt;height:15.05pt;width:1pt;mso-position-horizontal-relative:page;mso-position-vertical-relative:page;z-index:-251657216;mso-width-relative:page;mso-height-relative:page;" filled="f" stroked="t" coordsize="20,301" o:allowincell="f" path="m10,0l10,300e">
-            <v:fill on="f" focussize="0,0"/>
+          <v:shape id="_x0000_s1025" o:spid="_x0000_s1025" style="height:15.05pt;margin-left:423.6pt;margin-top:320.15pt;mso-height-relative:page;mso-position-horizontal-relative:page;mso-position-vertical-relative:page;mso-width-relative:page;position:absolute;width:1pt;z-index:-251658240" coordsize="20,301" o:allowincell="f" path="m10,l10,300e" filled="f" stroked="t">
             <v:stroke joinstyle="miter"/>
-            <v:imagedata o:title=""/>
-            <o:lock v:ext="edit"/>
           </v:shape>
         </w:pict>
       </w:r>
@@ -3434,7 +3373,7 @@
                     </pic:cNvPicPr>
                   </pic:nvPicPr>
                   <pic:blipFill>
-                    <a:blip r:embed="rId7"/>
+                    <a:blip xmlns:r="http://schemas.openxmlformats.org/officeDocument/2006/relationships" r:embed="rId5"/>
                     <a:stretch>
                       <a:fillRect/>
                     </a:stretch>
@@ -3461,26 +3400,26 @@
     </w:p>
     <w:p>
       <w:pPr>
-        <w:pStyle w:val="12"/>
+        <w:pStyle w:val="BodyText"/>
         <w:spacing w:line="359" w:lineRule="auto"/>
       </w:pPr>
     </w:p>
     <w:p>
       <w:pPr>
-        <w:pStyle w:val="28"/>
+        <w:pStyle w:val="2"/>
         <w:bidi w:val="0"/>
       </w:pPr>
-      <w:bookmarkStart w:id="11" w:name="bookmark1"/>
-      <w:bookmarkEnd w:id="11"/>
-      <w:bookmarkStart w:id="12" w:name="_Toc15294"/>
+      <w:bookmarkStart w:id="12" w:name="bookmark1"/>
+      <w:bookmarkEnd w:id="12"/>
+      <w:bookmarkStart w:id="13" w:name="_Toc15294"/>
       <w:r>
         <w:t>项目级管理</w:t>
       </w:r>
-      <w:bookmarkEnd w:id="12"/>
+      <w:bookmarkEnd w:id="13"/>
     </w:p>
     <w:p>
       <w:pPr>
-        <w:pStyle w:val="27"/>
+        <w:pStyle w:val="a"/>
         <w:bidi w:val="0"/>
       </w:pPr>
       <w:r>
@@ -3498,9 +3437,9 @@
     </w:p>
     <w:p>
       <w:pPr>
-        <w:pStyle w:val="12"/>
+        <w:pStyle w:val="BodyText"/>
         <w:spacing w:line="276" w:lineRule="auto"/>
-        <w:ind w:left="0" w:leftChars="0" w:right="0" w:rightChars="0" w:firstLine="0" w:firstLineChars="0"/>
+        <w:ind w:left="0" w:right="0" w:firstLine="0" w:leftChars="0" w:rightChars="0" w:firstLineChars="0"/>
         <w:jc w:val="center"/>
       </w:pPr>
       <w:r>
@@ -3522,7 +3461,7 @@
                     </pic:cNvPicPr>
                   </pic:nvPicPr>
                   <pic:blipFill>
-                    <a:blip r:embed="rId8"/>
+                    <a:blip xmlns:r="http://schemas.openxmlformats.org/officeDocument/2006/relationships" r:embed="rId6"/>
                     <a:stretch>
                       <a:fillRect/>
                     </a:stretch>
@@ -3549,75 +3488,41 @@
     </w:p>
     <w:p>
       <w:pPr>
-        <w:pStyle w:val="26"/>
+        <w:pStyle w:val="1"/>
         <w:bidi w:val="0"/>
       </w:pPr>
-      <w:bookmarkStart w:id="13" w:name="_Toc23869"/>
+      <w:bookmarkStart w:id="14" w:name="_Toc23869"/>
       <w:r>
         <w:rPr>
           <w:rFonts w:hint="eastAsia"/>
           <w:lang w:val="en-US" w:eastAsia="zh-CN"/>
         </w:rPr>
         <w:t>运维工具分类</w:t>
-      </w:r>
-      <w:bookmarkEnd w:id="13"/>
-    </w:p>
-    <w:p>
-      <w:pPr>
-        <w:pStyle w:val="28"/>
-        <w:bidi w:val="0"/>
-        <w:rPr>
-          <w:rFonts w:hint="default"/>
-          <w:lang w:val="en-US" w:eastAsia="zh-CN"/>
-        </w:rPr>
-      </w:pPr>
-      <w:bookmarkStart w:id="14" w:name="_Toc31067"/>
-      <w:r>
-        <w:rPr>
-          <w:rFonts w:hint="eastAsia"/>
-          <w:lang w:val="en-US" w:eastAsia="zh-CN"/>
-        </w:rPr>
-        <w:t>过程管理工具</w:t>
       </w:r>
       <w:bookmarkEnd w:id="14"/>
     </w:p>
     <w:p>
       <w:pPr>
-        <w:pStyle w:val="27"/>
-        <w:bidi w:val="0"/>
-        <w:rPr>
-          <w:rFonts w:hint="eastAsia"/>
-        </w:rPr>
-      </w:pPr>
-      <w:r>
-        <w:rPr>
-          <w:rFonts w:hint="eastAsia"/>
-        </w:rPr>
-        <w:t>过程管理工具是IT服务的“流程中枢”，主要用于实现IT服务管理流程（如事件、问题、变更、配置管理）的规范化、自动化和跟踪。它以服务台和工单系统为核心，确保各项工作按标准流程执行、有效协同并形成闭环，是支撑ITSS体系落地和持续改进的关键平台。</w:t>
-      </w:r>
-    </w:p>
-    <w:p>
-      <w:pPr>
-        <w:pStyle w:val="28"/>
+        <w:pStyle w:val="2"/>
         <w:bidi w:val="0"/>
         <w:rPr>
           <w:rFonts w:hint="default"/>
           <w:lang w:val="en-US" w:eastAsia="zh-CN"/>
         </w:rPr>
       </w:pPr>
-      <w:bookmarkStart w:id="15" w:name="_Toc16284"/>
+      <w:bookmarkStart w:id="15" w:name="_Toc31067"/>
       <w:r>
         <w:rPr>
           <w:rFonts w:hint="eastAsia"/>
           <w:lang w:val="en-US" w:eastAsia="zh-CN"/>
         </w:rPr>
-        <w:t>监控工具</w:t>
+        <w:t>过程管理工具</w:t>
       </w:r>
       <w:bookmarkEnd w:id="15"/>
     </w:p>
     <w:p>
       <w:pPr>
-        <w:pStyle w:val="27"/>
+        <w:pStyle w:val="a"/>
         <w:bidi w:val="0"/>
         <w:rPr>
           <w:rFonts w:hint="eastAsia"/>
@@ -3627,59 +3532,93 @@
         <w:rPr>
           <w:rFonts w:hint="eastAsia"/>
         </w:rPr>
-        <w:t>监控工具是IT服务的“感知系统”，负责对网络、服务器、数据库、应用等各类IT资源进行7x24小时的实时状态监测和性能数据采集。它的核心用途是主动发现异常、预测潜在风险并及时发出告警，为运维团队提供全面的可视性，是保障系统稳定性和业务可用性的第一道防线。</w:t>
+        <w:t>过程管理工具是IT服务的“流程中枢”，主要用于实现IT服务管理流程（如事件、问题、变更、配置管理）的规范化、自动化和跟踪。它以服务台和工单系统为核心，确保各项工作按标准流程执行、有效协同并形成闭环，是支撑ITSS体系落地和持续改进的关键平台。</w:t>
       </w:r>
     </w:p>
     <w:p>
       <w:pPr>
-        <w:pStyle w:val="28"/>
+        <w:pStyle w:val="2"/>
         <w:bidi w:val="0"/>
+        <w:rPr>
+          <w:rFonts w:hint="default"/>
+          <w:lang w:val="en-US" w:eastAsia="zh-CN"/>
+        </w:rPr>
+      </w:pPr>
+      <w:bookmarkStart w:id="16" w:name="_Toc16284"/>
+      <w:r>
         <w:rPr>
           <w:rFonts w:hint="eastAsia"/>
           <w:lang w:val="en-US" w:eastAsia="zh-CN"/>
         </w:rPr>
-      </w:pPr>
-      <w:bookmarkStart w:id="16" w:name="_Toc1978"/>
-      <w:r>
-        <w:rPr>
-          <w:rFonts w:hint="eastAsia"/>
-          <w:lang w:val="en-US" w:eastAsia="zh-CN"/>
-        </w:rPr>
-        <w:t>专用工具</w:t>
+        <w:t>监控工具</w:t>
       </w:r>
       <w:bookmarkEnd w:id="16"/>
     </w:p>
     <w:p>
       <w:pPr>
-        <w:pStyle w:val="27"/>
-      </w:pPr>
-      <w:r>
+        <w:pStyle w:val="a"/>
+        <w:bidi w:val="0"/>
         <w:rPr>
           <w:rFonts w:hint="eastAsia"/>
         </w:rPr>
-        <w:t>专用工具是IT服务的“专业工具箱”，针对特定的、深度的运维场景提供专项能力。这类工具专注于某一领域，例如自动化脚本执行、安全漏洞扫描、数据备份恢复、数据库性能调优等，用于解决通用平台工具无法处理的复杂技术问题，是实现高效、精准运维操作的重要补充。</w:t>
+      </w:pPr>
+      <w:r>
+        <w:rPr>
+          <w:rFonts w:hint="eastAsia"/>
+        </w:rPr>
+        <w:t>监控工具是IT服务的“感知系统”，负责对网络、服务器、数据库、应用等各类IT资源进行7x24小时的实时状态监测和性能数据采集。它的核心用途是主动发现异常、预测潜在风险并及时发出告警，为运维团队提供全面的可视性，是保障系统稳定性和业务可用性的第一道防线。</w:t>
       </w:r>
     </w:p>
     <w:p>
       <w:pPr>
-        <w:pStyle w:val="26"/>
+        <w:pStyle w:val="2"/>
         <w:bidi w:val="0"/>
-      </w:pPr>
-      <w:bookmarkStart w:id="17" w:name="_Toc24242"/>
-      <w:r>
-        <w:t>运维工具权限和密码管理</w:t>
+        <w:rPr>
+          <w:rFonts w:hint="eastAsia"/>
+          <w:lang w:val="en-US" w:eastAsia="zh-CN"/>
+        </w:rPr>
+      </w:pPr>
+      <w:bookmarkStart w:id="17" w:name="_Toc1978"/>
+      <w:r>
+        <w:rPr>
+          <w:rFonts w:hint="eastAsia"/>
+          <w:lang w:val="en-US" w:eastAsia="zh-CN"/>
+        </w:rPr>
+        <w:t>专用工具</w:t>
       </w:r>
       <w:bookmarkEnd w:id="17"/>
     </w:p>
     <w:p>
       <w:pPr>
-        <w:pStyle w:val="39"/>
+        <w:pStyle w:val="a"/>
+      </w:pPr>
+      <w:r>
+        <w:rPr>
+          <w:rFonts w:hint="eastAsia"/>
+        </w:rPr>
+        <w:t>专用工具是IT服务的“专业工具箱”，针对特定的、深度的运维场景提供专项能力。这类工具专注于某一领域，例如自动化脚本执行、安全漏洞扫描、数据备份恢复、数据库性能调优等，用于解决通用平台工具无法处理的复杂技术问题，是实现高效、精准运维操作的重要补充。</w:t>
+      </w:r>
+    </w:p>
+    <w:p>
+      <w:pPr>
+        <w:pStyle w:val="1"/>
+        <w:bidi w:val="0"/>
+      </w:pPr>
+      <w:bookmarkStart w:id="18" w:name="_Toc24242"/>
+      <w:r>
+        <w:t>运维工具权限和密码管理</w:t>
+      </w:r>
+      <w:bookmarkEnd w:id="18"/>
+    </w:p>
+    <w:p>
+      <w:pPr>
+        <w:pStyle w:val="a3"/>
         <w:numPr>
           <w:ilvl w:val="0"/>
           <w:numId w:val="3"/>
         </w:numPr>
         <w:bidi w:val="0"/>
-        <w:ind w:left="425" w:leftChars="0" w:hanging="425" w:firstLineChars="0"/>
+        <w:ind w:left="425" w:hanging="425" w:leftChars="0" w:firstLineChars="0"/>
       </w:pPr>
       <w:r>
         <w:t>各类运维工具的使用权限，通过审批流程后，分配不同的使用权限。</w:t>
@@ -3687,13 +3626,13 @@
     </w:p>
     <w:p>
       <w:pPr>
-        <w:pStyle w:val="39"/>
+        <w:pStyle w:val="a3"/>
         <w:numPr>
           <w:ilvl w:val="0"/>
           <w:numId w:val="3"/>
         </w:numPr>
         <w:bidi w:val="0"/>
-        <w:ind w:left="425" w:leftChars="0" w:hanging="425" w:firstLineChars="0"/>
+        <w:ind w:left="425" w:hanging="425" w:leftChars="0" w:firstLineChars="0"/>
       </w:pPr>
       <w:r>
         <w:t>给予运维工具使用权限的人员，只能在给定的权限内使用运维工具来进行运行维护服务，如需越权完成的工作，运维人员要跟部门负责人说明情况，在部门负责人同意的情况下，方可使用越权进行维护工作。</w:t>
@@ -3701,13 +3640,13 @@
     </w:p>
     <w:p>
       <w:pPr>
-        <w:pStyle w:val="39"/>
+        <w:pStyle w:val="a3"/>
         <w:numPr>
           <w:ilvl w:val="0"/>
           <w:numId w:val="3"/>
         </w:numPr>
         <w:bidi w:val="0"/>
-        <w:ind w:left="425" w:leftChars="0" w:hanging="425" w:firstLineChars="0"/>
+        <w:ind w:left="425" w:hanging="425" w:leftChars="0" w:firstLineChars="0"/>
       </w:pPr>
       <w:r>
         <w:t>对于每一个运维工具密码仅部门负责人、运维人员知晓。不得将密码泄漏与其他人员，尤其是外部人员（包括公司或部门内部非设备责任人等人员）。如有此情况发生，要严格追究相关人员的责任。</w:t>
@@ -3715,18 +3654,18 @@
     </w:p>
     <w:p>
       <w:pPr>
-        <w:pStyle w:val="26"/>
+        <w:pStyle w:val="1"/>
         <w:bidi w:val="0"/>
       </w:pPr>
-      <w:bookmarkStart w:id="18" w:name="_Toc3076"/>
+      <w:bookmarkStart w:id="19" w:name="_Toc3076"/>
       <w:r>
         <w:t>运维工具日常管理</w:t>
       </w:r>
-      <w:bookmarkEnd w:id="18"/>
+      <w:bookmarkEnd w:id="19"/>
     </w:p>
     <w:p>
       <w:pPr>
-        <w:pStyle w:val="39"/>
+        <w:pStyle w:val="a3"/>
         <w:numPr>
           <w:ilvl w:val="0"/>
           <w:numId w:val="4"/>
@@ -3745,7 +3684,7 @@
     </w:p>
     <w:p>
       <w:pPr>
-        <w:pStyle w:val="39"/>
+        <w:pStyle w:val="a3"/>
         <w:numPr>
           <w:ilvl w:val="0"/>
           <w:numId w:val="4"/>
@@ -3764,7 +3703,7 @@
     </w:p>
     <w:p>
       <w:pPr>
-        <w:pStyle w:val="39"/>
+        <w:pStyle w:val="a3"/>
         <w:numPr>
           <w:ilvl w:val="0"/>
           <w:numId w:val="4"/>
@@ -3783,7 +3722,7 @@
     </w:p>
     <w:p>
       <w:pPr>
-        <w:pStyle w:val="39"/>
+        <w:pStyle w:val="a3"/>
         <w:numPr>
           <w:ilvl w:val="0"/>
           <w:numId w:val="4"/>
@@ -3802,7 +3741,7 @@
     </w:p>
     <w:p>
       <w:pPr>
-        <w:pStyle w:val="39"/>
+        <w:pStyle w:val="a3"/>
         <w:numPr>
           <w:ilvl w:val="0"/>
           <w:numId w:val="4"/>
@@ -3828,13 +3767,13 @@
     </w:p>
     <w:p>
       <w:pPr>
-        <w:pStyle w:val="26"/>
+        <w:pStyle w:val="1"/>
         <w:bidi w:val="0"/>
         <w:rPr>
           <w:rFonts w:hint="eastAsia"/>
         </w:rPr>
       </w:pPr>
-      <w:bookmarkStart w:id="19" w:name="_Toc27858"/>
+      <w:bookmarkStart w:id="20" w:name="_Toc27858"/>
       <w:r>
         <w:rPr>
           <w:rFonts w:hint="eastAsia"/>
@@ -3842,20 +3781,20 @@
         </w:rPr>
         <w:t>考核指标</w:t>
       </w:r>
-      <w:bookmarkEnd w:id="19"/>
+      <w:bookmarkEnd w:id="20"/>
     </w:p>
     <w:tbl>
       <w:tblPr>
-        <w:tblStyle w:val="24"/>
+        <w:tblStyle w:val="TableNormal0"/>
         <w:tblW w:w="8241" w:type="dxa"/>
         <w:tblInd w:w="13" w:type="dxa"/>
         <w:tblBorders>
-          <w:top w:val="single" w:color="000000" w:sz="4" w:space="0"/>
-          <w:left w:val="single" w:color="000000" w:sz="4" w:space="0"/>
-          <w:bottom w:val="single" w:color="000000" w:sz="4" w:space="0"/>
-          <w:right w:val="single" w:color="000000" w:sz="4" w:space="0"/>
-          <w:insideH w:val="single" w:color="000000" w:sz="4" w:space="0"/>
-          <w:insideV w:val="single" w:color="000000" w:sz="4" w:space="0"/>
+          <w:top w:val="single" w:sz="4" w:space="0" w:color="000000"/>
+          <w:left w:val="single" w:sz="4" w:space="0" w:color="000000"/>
+          <w:bottom w:val="single" w:sz="4" w:space="0" w:color="000000"/>
+          <w:right w:val="single" w:sz="4" w:space="0" w:color="000000"/>
+          <w:insideH w:val="single" w:sz="4" w:space="0" w:color="000000"/>
+          <w:insideV w:val="single" w:sz="4" w:space="0" w:color="000000"/>
         </w:tblBorders>
         <w:tblLayout w:type="fixed"/>
         <w:tblCellMar>
@@ -3874,14 +3813,17 @@
       </w:tblGrid>
       <w:tr>
         <w:tblPrEx>
+          <w:tblW w:w="8241" w:type="dxa"/>
+          <w:tblInd w:w="13" w:type="dxa"/>
           <w:tblBorders>
-            <w:top w:val="single" w:color="000000" w:sz="4" w:space="0"/>
-            <w:left w:val="single" w:color="000000" w:sz="4" w:space="0"/>
-            <w:bottom w:val="single" w:color="000000" w:sz="4" w:space="0"/>
-            <w:right w:val="single" w:color="000000" w:sz="4" w:space="0"/>
-            <w:insideH w:val="single" w:color="000000" w:sz="4" w:space="0"/>
-            <w:insideV w:val="single" w:color="000000" w:sz="4" w:space="0"/>
+            <w:top w:val="single" w:sz="4" w:space="0" w:color="000000"/>
+            <w:left w:val="single" w:sz="4" w:space="0" w:color="000000"/>
+            <w:bottom w:val="single" w:sz="4" w:space="0" w:color="000000"/>
+            <w:right w:val="single" w:sz="4" w:space="0" w:color="000000"/>
+            <w:insideH w:val="single" w:sz="4" w:space="0" w:color="000000"/>
+            <w:insideV w:val="single" w:sz="4" w:space="0" w:color="000000"/>
           </w:tblBorders>
+          <w:tblLayout w:type="fixed"/>
           <w:tblCellMar>
             <w:top w:w="0" w:type="dxa"/>
             <w:left w:w="0" w:type="dxa"/>
@@ -3890,13 +3832,12 @@
           </w:tblCellMar>
         </w:tblPrEx>
         <w:trPr>
-          <w:trHeight w:val="651" w:hRule="atLeast"/>
+          <w:trHeight w:val="651"/>
         </w:trPr>
         <w:tc>
           <w:tcPr>
             <w:tcW w:w="1017" w:type="dxa"/>
             <w:shd w:val="clear" w:color="auto" w:fill="C0C0C0"/>
-            <w:vAlign w:val="top"/>
           </w:tcPr>
           <w:p>
             <w:pPr>
@@ -3917,7 +3858,7 @@
               <w:ind w:left="195" w:leftChars="0"/>
               <w:textAlignment w:val="baseline"/>
               <w:rPr>
-                <w:rFonts w:hint="default" w:ascii="宋体" w:hAnsi="宋体" w:eastAsia="宋体" w:cs="宋体"/>
+                <w:rFonts w:ascii="宋体" w:eastAsia="宋体" w:hAnsi="宋体" w:cs="宋体" w:hint="default"/>
                 <w:b/>
                 <w:bCs/>
                 <w:snapToGrid w:val="0"/>
@@ -3931,7 +3872,7 @@
             </w:pPr>
             <w:r>
               <w:rPr>
-                <w:rFonts w:ascii="宋体" w:hAnsi="宋体" w:eastAsia="宋体" w:cs="宋体"/>
+                <w:rFonts w:ascii="宋体" w:eastAsia="宋体" w:hAnsi="宋体" w:cs="宋体"/>
                 <w:b/>
                 <w:bCs/>
                 <w:spacing w:val="-7"/>
@@ -3946,7 +3887,6 @@
           <w:tcPr>
             <w:tcW w:w="2424" w:type="dxa"/>
             <w:shd w:val="clear" w:color="auto" w:fill="C0C0C0"/>
-            <w:vAlign w:val="top"/>
           </w:tcPr>
           <w:p>
             <w:pPr>
@@ -3967,7 +3907,7 @@
               <w:ind w:left="195" w:leftChars="0"/>
               <w:textAlignment w:val="baseline"/>
               <w:rPr>
-                <w:rFonts w:hint="default" w:ascii="宋体" w:hAnsi="宋体" w:eastAsia="宋体" w:cs="宋体"/>
+                <w:rFonts w:ascii="宋体" w:eastAsia="宋体" w:hAnsi="宋体" w:cs="宋体" w:hint="default"/>
                 <w:b/>
                 <w:bCs/>
                 <w:snapToGrid w:val="0"/>
@@ -3981,7 +3921,7 @@
             </w:pPr>
             <w:r>
               <w:rPr>
-                <w:rFonts w:ascii="宋体" w:hAnsi="宋体" w:eastAsia="宋体" w:cs="宋体"/>
+                <w:rFonts w:ascii="宋体" w:eastAsia="宋体" w:hAnsi="宋体" w:cs="宋体"/>
                 <w:b/>
                 <w:bCs/>
                 <w:spacing w:val="-7"/>
@@ -3996,7 +3936,6 @@
           <w:tcPr>
             <w:tcW w:w="1968" w:type="dxa"/>
             <w:shd w:val="clear" w:color="auto" w:fill="C0C0C0"/>
-            <w:vAlign w:val="top"/>
           </w:tcPr>
           <w:p>
             <w:pPr>
@@ -4017,7 +3956,7 @@
               <w:ind w:left="195" w:leftChars="0"/>
               <w:textAlignment w:val="baseline"/>
               <w:rPr>
-                <w:rFonts w:hint="default" w:ascii="宋体" w:hAnsi="宋体" w:eastAsia="宋体" w:cs="宋体"/>
+                <w:rFonts w:ascii="宋体" w:eastAsia="宋体" w:hAnsi="宋体" w:cs="宋体" w:hint="default"/>
                 <w:b/>
                 <w:bCs/>
                 <w:snapToGrid w:val="0"/>
@@ -4031,7 +3970,7 @@
             </w:pPr>
             <w:r>
               <w:rPr>
-                <w:rFonts w:ascii="宋体" w:hAnsi="宋体" w:eastAsia="宋体" w:cs="宋体"/>
+                <w:rFonts w:ascii="宋体" w:eastAsia="宋体" w:hAnsi="宋体" w:cs="宋体"/>
                 <w:b/>
                 <w:bCs/>
                 <w:spacing w:val="-7"/>
@@ -4046,7 +3985,6 @@
           <w:tcPr>
             <w:tcW w:w="1608" w:type="dxa"/>
             <w:shd w:val="clear" w:color="auto" w:fill="C0C0C0"/>
-            <w:vAlign w:val="top"/>
           </w:tcPr>
           <w:p>
             <w:pPr>
@@ -4067,7 +4005,7 @@
               <w:ind w:left="195" w:leftChars="0"/>
               <w:textAlignment w:val="baseline"/>
               <w:rPr>
-                <w:rFonts w:hint="default" w:ascii="宋体" w:hAnsi="宋体" w:eastAsia="宋体" w:cs="宋体"/>
+                <w:rFonts w:ascii="宋体" w:eastAsia="宋体" w:hAnsi="宋体" w:cs="宋体" w:hint="default"/>
                 <w:b/>
                 <w:bCs/>
                 <w:snapToGrid w:val="0"/>
@@ -4081,7 +4019,7 @@
             </w:pPr>
             <w:r>
               <w:rPr>
-                <w:rFonts w:hint="eastAsia" w:ascii="宋体" w:hAnsi="宋体" w:eastAsia="宋体" w:cs="宋体"/>
+                <w:rFonts w:ascii="宋体" w:eastAsia="宋体" w:hAnsi="宋体" w:cs="宋体" w:hint="eastAsia"/>
                 <w:b/>
                 <w:bCs/>
                 <w:spacing w:val="-7"/>
@@ -4097,7 +4035,6 @@
           <w:tcPr>
             <w:tcW w:w="1224" w:type="dxa"/>
             <w:shd w:val="clear" w:color="auto" w:fill="C0C0C0"/>
-            <w:vAlign w:val="top"/>
           </w:tcPr>
           <w:p>
             <w:pPr>
@@ -4118,7 +4055,7 @@
               <w:ind w:left="195" w:leftChars="0"/>
               <w:textAlignment w:val="baseline"/>
               <w:rPr>
-                <w:rFonts w:hint="default" w:ascii="宋体" w:hAnsi="宋体" w:eastAsia="宋体" w:cs="宋体"/>
+                <w:rFonts w:ascii="宋体" w:eastAsia="宋体" w:hAnsi="宋体" w:cs="宋体" w:hint="default"/>
                 <w:b/>
                 <w:bCs/>
                 <w:snapToGrid w:val="0"/>
@@ -4132,7 +4069,7 @@
             </w:pPr>
             <w:r>
               <w:rPr>
-                <w:rFonts w:hint="eastAsia" w:ascii="宋体" w:hAnsi="宋体" w:cs="宋体"/>
+                <w:rFonts w:ascii="宋体" w:hAnsi="宋体" w:cs="宋体" w:hint="eastAsia"/>
                 <w:b/>
                 <w:bCs/>
                 <w:spacing w:val="-7"/>
@@ -4147,14 +4084,9 @@
       </w:tr>
       <w:tr>
         <w:tblPrEx>
-          <w:tblBorders>
-            <w:top w:val="single" w:color="000000" w:sz="4" w:space="0"/>
-            <w:left w:val="single" w:color="000000" w:sz="4" w:space="0"/>
-            <w:bottom w:val="single" w:color="000000" w:sz="4" w:space="0"/>
-            <w:right w:val="single" w:color="000000" w:sz="4" w:space="0"/>
-            <w:insideH w:val="single" w:color="000000" w:sz="4" w:space="0"/>
-            <w:insideV w:val="single" w:color="000000" w:sz="4" w:space="0"/>
-          </w:tblBorders>
+          <w:tblW w:w="8241" w:type="dxa"/>
+          <w:tblInd w:w="13" w:type="dxa"/>
+          <w:tblLayout w:type="fixed"/>
           <w:tblCellMar>
             <w:top w:w="0" w:type="dxa"/>
             <w:left w:w="0" w:type="dxa"/>
@@ -4163,7 +4095,7 @@
           </w:tblCellMar>
         </w:tblPrEx>
         <w:trPr>
-          <w:trHeight w:val="651" w:hRule="atLeast"/>
+          <w:trHeight w:val="651"/>
         </w:trPr>
         <w:tc>
           <w:tcPr>
@@ -4171,9 +4103,9 @@
           </w:tcPr>
           <w:p>
             <w:pPr>
-              <w:pStyle w:val="25"/>
+              <w:pStyle w:val="TableText"/>
               <w:spacing w:before="137" w:line="224" w:lineRule="auto"/>
-              <w:ind w:left="0" w:leftChars="0" w:right="0" w:rightChars="0" w:firstLine="0" w:firstLineChars="0"/>
+              <w:ind w:left="0" w:right="0" w:firstLine="0" w:leftChars="0" w:rightChars="0" w:firstLineChars="0"/>
               <w:jc w:val="center"/>
               <w:rPr>
                 <w:rFonts w:hint="default"/>
@@ -4201,10 +4133,10 @@
           </w:tcPr>
           <w:p>
             <w:pPr>
-              <w:pStyle w:val="25"/>
+              <w:pStyle w:val="TableText"/>
               <w:spacing w:before="137" w:line="224" w:lineRule="auto"/>
               <w:rPr>
-                <w:rFonts w:hint="default" w:eastAsia="宋体"/>
+                <w:rFonts w:eastAsia="宋体" w:hint="default"/>
                 <w:spacing w:val="-2"/>
                 <w:sz w:val="18"/>
                 <w:szCs w:val="18"/>
@@ -4229,11 +4161,11 @@
           </w:tcPr>
           <w:p>
             <w:pPr>
-              <w:pStyle w:val="25"/>
+              <w:pStyle w:val="TableText"/>
               <w:spacing w:before="233" w:line="220" w:lineRule="auto"/>
               <w:ind w:left="321" w:leftChars="0"/>
               <w:rPr>
-                <w:rFonts w:hint="default" w:eastAsia="宋体"/>
+                <w:rFonts w:eastAsia="宋体" w:hint="default"/>
                 <w:spacing w:val="-3"/>
                 <w:sz w:val="18"/>
                 <w:szCs w:val="18"/>
@@ -4258,7 +4190,7 @@
           </w:tcPr>
           <w:p>
             <w:pPr>
-              <w:pStyle w:val="25"/>
+              <w:pStyle w:val="TableText"/>
               <w:spacing w:before="233" w:line="220" w:lineRule="auto"/>
               <w:ind w:left="321" w:leftChars="0"/>
               <w:rPr>
@@ -4287,7 +4219,7 @@
           </w:tcPr>
           <w:p>
             <w:pPr>
-              <w:pStyle w:val="25"/>
+              <w:pStyle w:val="TableText"/>
               <w:spacing w:before="233" w:line="220" w:lineRule="auto"/>
               <w:ind w:left="321" w:leftChars="0"/>
               <w:rPr>
@@ -4320,55 +4252,30 @@
       </w:pPr>
     </w:p>
     <w:sectPr>
-      <w:footerReference r:id="rId5" w:type="default"/>
+      <w:footerReference w:type="default" r:id="rId7"/>
       <w:pgSz w:w="11906" w:h="16839"/>
       <w:pgMar w:top="1431" w:right="1785" w:bottom="1373" w:left="1785" w:header="0" w:footer="1211" w:gutter="0"/>
-      <w:cols w:space="720" w:num="1"/>
+      <w:cols w:num="1" w:space="720"/>
     </w:sectPr>
   </w:body>
 </w:document>
 </file>
 
-<file path=word/endnotes.xml><?xml version="1.0" encoding="utf-8"?>
-<w:endnotes xmlns:wpc="http://schemas.microsoft.com/office/word/2010/wordprocessingCanvas" xmlns:mc="http://schemas.openxmlformats.org/markup-compatibility/2006" xmlns:o="urn:schemas-microsoft-com:office:office" xmlns:r="http://schemas.openxmlformats.org/officeDocument/2006/relationships" xmlns:m="http://schemas.openxmlformats.org/officeDocument/2006/math" xmlns:v="urn:schemas-microsoft-com:vml" xmlns:wp14="http://schemas.microsoft.com/office/word/2010/wordprocessingDrawing" xmlns:wp="http://schemas.openxmlformats.org/drawingml/2006/wordprocessingDrawing" xmlns:w="http://schemas.openxmlformats.org/wordprocessingml/2006/main" xmlns:w14="http://schemas.microsoft.com/office/word/2010/wordml" xmlns:w15="http://schemas.microsoft.com/office/word/2012/wordml" xmlns:w10="urn:schemas-microsoft-com:office:word" xmlns:wpg="http://schemas.microsoft.com/office/word/2010/wordprocessingGroup" xmlns:wpi="http://schemas.microsoft.com/office/word/2010/wordprocessingInk" xmlns:wne="http://schemas.microsoft.com/office/word/2006/wordml" xmlns:wps="http://schemas.microsoft.com/office/word/2010/wordprocessingShape" xmlns:wpsCustomData="http://www.wps.cn/officeDocument/2013/wpsCustomData" mc:Ignorable="w14 w15 wp14">
-  <w:endnote w:type="separator" w:id="0">
-    <w:p>
-      <w:pPr>
-        <w:spacing w:line="240" w:lineRule="auto"/>
-      </w:pPr>
-      <w:r>
-        <w:separator/>
-      </w:r>
-    </w:p>
-  </w:endnote>
-  <w:endnote w:type="continuationSeparator" w:id="1">
-    <w:p>
-      <w:pPr>
-        <w:spacing w:line="240" w:lineRule="auto"/>
-      </w:pPr>
-      <w:r>
-        <w:continuationSeparator/>
-      </w:r>
-    </w:p>
-  </w:endnote>
-</w:endnotes>
-</file>
-
 <file path=word/footer1.xml><?xml version="1.0" encoding="utf-8"?>
-<w:ftr xmlns:wpc="http://schemas.microsoft.com/office/word/2010/wordprocessingCanvas" xmlns:mc="http://schemas.openxmlformats.org/markup-compatibility/2006" xmlns:o="urn:schemas-microsoft-com:office:office" xmlns:r="http://schemas.openxmlformats.org/officeDocument/2006/relationships" xmlns:m="http://schemas.openxmlformats.org/officeDocument/2006/math" xmlns:v="urn:schemas-microsoft-com:vml" xmlns:wp14="http://schemas.microsoft.com/office/word/2010/wordprocessingDrawing" xmlns:wp="http://schemas.openxmlformats.org/drawingml/2006/wordprocessingDrawing" xmlns:w10="urn:schemas-microsoft-com:office:word" xmlns:w="http://schemas.openxmlformats.org/wordprocessingml/2006/main" xmlns:w14="http://schemas.microsoft.com/office/word/2010/wordml" xmlns:w15="http://schemas.microsoft.com/office/word/2012/wordml" xmlns:wpg="http://schemas.microsoft.com/office/word/2010/wordprocessingGroup" xmlns:wpi="http://schemas.microsoft.com/office/word/2010/wordprocessingInk" xmlns:wne="http://schemas.microsoft.com/office/word/2006/wordml" xmlns:wps="http://schemas.microsoft.com/office/word/2010/wordprocessingShape" xmlns:wpsCustomData="http://www.wps.cn/officeDocument/2013/wpsCustomData" mc:Ignorable="w14 w15 wp14">
+<w:ftr xmlns:wpc="http://schemas.microsoft.com/office/word/2010/wordprocessingCanvas" xmlns:mc="http://schemas.openxmlformats.org/markup-compatibility/2006" xmlns:o="urn:schemas-microsoft-com:office:office" xmlns:r="http://schemas.openxmlformats.org/officeDocument/2006/relationships" xmlns:m="http://schemas.openxmlformats.org/officeDocument/2006/math" xmlns:v="urn:schemas-microsoft-com:vml" xmlns:wp14="http://schemas.microsoft.com/office/word/2010/wordprocessingDrawing" xmlns:wp="http://schemas.openxmlformats.org/drawingml/2006/wordprocessingDrawing" xmlns:w10="urn:schemas-microsoft-com:office:word" xmlns:w="http://schemas.openxmlformats.org/wordprocessingml/2006/main" xmlns:w14="http://schemas.microsoft.com/office/word/2010/wordml" xmlns:w15="http://schemas.microsoft.com/office/word/2012/wordml" xmlns:wne="http://schemas.microsoft.com/office/word/2006/wordml" xmlns:wpg="http://schemas.microsoft.com/office/word/2010/wordprocessingGroup" xmlns:wpi="http://schemas.microsoft.com/office/word/2010/wordprocessingInk" xmlns:wps="http://schemas.microsoft.com/office/word/2010/wordprocessingShape" mc:Ignorable="w14 w15 wp14">
   <w:p>
     <w:pPr>
       <w:spacing w:line="165" w:lineRule="auto"/>
       <w:ind w:left="4130"/>
       <w:rPr>
-        <w:rFonts w:ascii="Calibri" w:hAnsi="Calibri" w:eastAsia="Calibri" w:cs="Calibri"/>
+        <w:rFonts w:ascii="Calibri" w:eastAsia="Calibri" w:hAnsi="Calibri" w:cs="Calibri"/>
         <w:sz w:val="18"/>
         <w:szCs w:val="18"/>
       </w:rPr>
     </w:pPr>
     <w:r>
       <w:rPr>
-        <w:rFonts w:ascii="Calibri" w:hAnsi="Calibri" w:eastAsia="Calibri" w:cs="Calibri"/>
+        <w:rFonts w:ascii="Calibri" w:eastAsia="Calibri" w:hAnsi="Calibri" w:cs="Calibri"/>
         <w:sz w:val="18"/>
         <w:szCs w:val="18"/>
       </w:rPr>
@@ -4378,41 +4285,16 @@
 </w:ftr>
 </file>
 
-<file path=word/footnotes.xml><?xml version="1.0" encoding="utf-8"?>
-<w:footnotes xmlns:wpc="http://schemas.microsoft.com/office/word/2010/wordprocessingCanvas" xmlns:mc="http://schemas.openxmlformats.org/markup-compatibility/2006" xmlns:o="urn:schemas-microsoft-com:office:office" xmlns:r="http://schemas.openxmlformats.org/officeDocument/2006/relationships" xmlns:m="http://schemas.openxmlformats.org/officeDocument/2006/math" xmlns:v="urn:schemas-microsoft-com:vml" xmlns:wp14="http://schemas.microsoft.com/office/word/2010/wordprocessingDrawing" xmlns:wp="http://schemas.openxmlformats.org/drawingml/2006/wordprocessingDrawing" xmlns:w="http://schemas.openxmlformats.org/wordprocessingml/2006/main" xmlns:w14="http://schemas.microsoft.com/office/word/2010/wordml" xmlns:w15="http://schemas.microsoft.com/office/word/2012/wordml" xmlns:w10="urn:schemas-microsoft-com:office:word" xmlns:wpg="http://schemas.microsoft.com/office/word/2010/wordprocessingGroup" xmlns:wpi="http://schemas.microsoft.com/office/word/2010/wordprocessingInk" xmlns:wne="http://schemas.microsoft.com/office/word/2006/wordml" xmlns:wps="http://schemas.microsoft.com/office/word/2010/wordprocessingShape" xmlns:wpsCustomData="http://www.wps.cn/officeDocument/2013/wpsCustomData" mc:Ignorable="w14 w15 wp14">
-  <w:footnote w:type="separator" w:id="0">
-    <w:p>
-      <w:pPr>
-        <w:spacing w:line="360" w:lineRule="auto"/>
-      </w:pPr>
-      <w:r>
-        <w:separator/>
-      </w:r>
-    </w:p>
-  </w:footnote>
-  <w:footnote w:type="continuationSeparator" w:id="1">
-    <w:p>
-      <w:pPr>
-        <w:spacing w:line="360" w:lineRule="auto"/>
-      </w:pPr>
-      <w:r>
-        <w:continuationSeparator/>
-      </w:r>
-    </w:p>
-  </w:footnote>
-</w:footnotes>
-</file>
-
 <file path=word/numbering.xml><?xml version="1.0" encoding="utf-8"?>
-<w:numbering xmlns:wpc="http://schemas.microsoft.com/office/word/2010/wordprocessingCanvas" xmlns:mc="http://schemas.openxmlformats.org/markup-compatibility/2006" xmlns:o="urn:schemas-microsoft-com:office:office" xmlns:r="http://schemas.openxmlformats.org/officeDocument/2006/relationships" xmlns:m="http://schemas.openxmlformats.org/officeDocument/2006/math" xmlns:v="urn:schemas-microsoft-com:vml" xmlns:wp14="http://schemas.microsoft.com/office/word/2010/wordprocessingDrawing" xmlns:wp="http://schemas.openxmlformats.org/drawingml/2006/wordprocessingDrawing" xmlns:w10="urn:schemas-microsoft-com:office:word" xmlns:w="http://schemas.openxmlformats.org/wordprocessingml/2006/main" xmlns:w14="http://schemas.microsoft.com/office/word/2010/wordml" xmlns:wpg="http://schemas.microsoft.com/office/word/2010/wordprocessingGroup" xmlns:wpi="http://schemas.microsoft.com/office/word/2010/wordprocessingInk" xmlns:wne="http://schemas.microsoft.com/office/word/2006/wordml" xmlns:wps="http://schemas.microsoft.com/office/word/2010/wordprocessingShape" xmlns:wpsCustomData="http://www.wps.cn/officeDocument/2013/wpsCustomData" mc:Ignorable="w14 wp14">
+<w:numbering xmlns:wpc="http://schemas.microsoft.com/office/word/2010/wordprocessingCanvas" xmlns:mc="http://schemas.openxmlformats.org/markup-compatibility/2006" xmlns:o="urn:schemas-microsoft-com:office:office" xmlns:r="http://schemas.openxmlformats.org/officeDocument/2006/relationships" xmlns:m="http://schemas.openxmlformats.org/officeDocument/2006/math" xmlns:v="urn:schemas-microsoft-com:vml" xmlns:wp14="http://schemas.microsoft.com/office/word/2010/wordprocessingDrawing" xmlns:wp="http://schemas.openxmlformats.org/drawingml/2006/wordprocessingDrawing" xmlns:w10="urn:schemas-microsoft-com:office:word" xmlns:w="http://schemas.openxmlformats.org/wordprocessingml/2006/main" xmlns:w14="http://schemas.microsoft.com/office/word/2010/wordml" xmlns:w15="http://schemas.microsoft.com/office/word/2012/wordml" xmlns:wne="http://schemas.microsoft.com/office/word/2006/wordml" xmlns:wpg="http://schemas.microsoft.com/office/word/2010/wordprocessingGroup" xmlns:wpi="http://schemas.microsoft.com/office/word/2010/wordprocessingInk" xmlns:wps="http://schemas.microsoft.com/office/word/2010/wordprocessingShape" mc:Ignorable="w14 w15 wp14">
   <w:abstractNum w:abstractNumId="0">
     <w:nsid w:val="8E964DCE"/>
     <w:multiLevelType w:val="multilevel"/>
     <w:tmpl w:val="8E964DCE"/>
-    <w:lvl w:ilvl="0" w:tentative="0">
+    <w:lvl w:ilvl="0">
       <w:start w:val="1"/>
       <w:numFmt w:val="decimal"/>
-      <w:pStyle w:val="2"/>
+      <w:pStyle w:val="Heading1"/>
       <w:lvlText w:val="%1."/>
       <w:lvlJc w:val="left"/>
       <w:pPr>
@@ -4422,10 +4304,10 @@
         <w:rFonts w:hint="default"/>
       </w:rPr>
     </w:lvl>
-    <w:lvl w:ilvl="1" w:tentative="0">
+    <w:lvl w:ilvl="1">
       <w:start w:val="1"/>
       <w:numFmt w:val="decimal"/>
-      <w:pStyle w:val="3"/>
+      <w:pStyle w:val="Heading2"/>
       <w:lvlText w:val="%1.%2."/>
       <w:lvlJc w:val="left"/>
       <w:pPr>
@@ -4435,10 +4317,10 @@
         <w:rFonts w:hint="default"/>
       </w:rPr>
     </w:lvl>
-    <w:lvl w:ilvl="2" w:tentative="0">
+    <w:lvl w:ilvl="2">
       <w:start w:val="1"/>
       <w:numFmt w:val="decimal"/>
-      <w:pStyle w:val="4"/>
+      <w:pStyle w:val="Heading3"/>
       <w:lvlText w:val="%1.%2.%3."/>
       <w:lvlJc w:val="left"/>
       <w:pPr>
@@ -4448,10 +4330,10 @@
         <w:rFonts w:hint="default"/>
       </w:rPr>
     </w:lvl>
-    <w:lvl w:ilvl="3" w:tentative="0">
+    <w:lvl w:ilvl="3">
       <w:start w:val="1"/>
       <w:numFmt w:val="decimal"/>
-      <w:pStyle w:val="5"/>
+      <w:pStyle w:val="Heading4"/>
       <w:lvlText w:val="%1.%2.%3.%4."/>
       <w:lvlJc w:val="left"/>
       <w:pPr>
@@ -4461,10 +4343,10 @@
         <w:rFonts w:hint="default"/>
       </w:rPr>
     </w:lvl>
-    <w:lvl w:ilvl="4" w:tentative="0">
+    <w:lvl w:ilvl="4">
       <w:start w:val="1"/>
       <w:numFmt w:val="decimal"/>
-      <w:pStyle w:val="6"/>
+      <w:pStyle w:val="Heading5"/>
       <w:lvlText w:val="%1.%2.%3.%4.%5."/>
       <w:lvlJc w:val="left"/>
       <w:pPr>
@@ -4474,10 +4356,10 @@
         <w:rFonts w:hint="default"/>
       </w:rPr>
     </w:lvl>
-    <w:lvl w:ilvl="5" w:tentative="0">
+    <w:lvl w:ilvl="5">
       <w:start w:val="1"/>
       <w:numFmt w:val="decimal"/>
-      <w:pStyle w:val="7"/>
+      <w:pStyle w:val="Heading6"/>
       <w:lvlText w:val="%1.%2.%3.%4.%5.%6."/>
       <w:lvlJc w:val="left"/>
       <w:pPr>
@@ -4487,10 +4369,10 @@
         <w:rFonts w:hint="default"/>
       </w:rPr>
     </w:lvl>
-    <w:lvl w:ilvl="6" w:tentative="0">
+    <w:lvl w:ilvl="6">
       <w:start w:val="1"/>
       <w:numFmt w:val="decimal"/>
-      <w:pStyle w:val="8"/>
+      <w:pStyle w:val="Heading7"/>
       <w:lvlText w:val="%1.%2.%3.%4.%5.%6.%7."/>
       <w:lvlJc w:val="left"/>
       <w:pPr>
@@ -4500,10 +4382,10 @@
         <w:rFonts w:hint="default"/>
       </w:rPr>
     </w:lvl>
-    <w:lvl w:ilvl="7" w:tentative="0">
+    <w:lvl w:ilvl="7">
       <w:start w:val="1"/>
       <w:numFmt w:val="decimal"/>
-      <w:pStyle w:val="9"/>
+      <w:pStyle w:val="Heading8"/>
       <w:lvlText w:val="%1.%2.%3.%4.%5.%6.%7.%8."/>
       <w:lvlJc w:val="left"/>
       <w:pPr>
@@ -4513,10 +4395,10 @@
         <w:rFonts w:hint="default"/>
       </w:rPr>
     </w:lvl>
-    <w:lvl w:ilvl="8" w:tentative="0">
+    <w:lvl w:ilvl="8">
       <w:start w:val="1"/>
       <w:numFmt w:val="decimal"/>
-      <w:pStyle w:val="10"/>
+      <w:pStyle w:val="Heading9"/>
       <w:lvlText w:val="%1.%2.%3.%4.%5.%6.%7.%8.%9."/>
       <w:lvlJc w:val="left"/>
       <w:pPr>
@@ -4531,7 +4413,7 @@
     <w:nsid w:val="9B2D4ECC"/>
     <w:multiLevelType w:val="singleLevel"/>
     <w:tmpl w:val="9B2D4ECC"/>
-    <w:lvl w:ilvl="0" w:tentative="0">
+    <w:lvl w:ilvl="0">
       <w:start w:val="1"/>
       <w:numFmt w:val="decimal"/>
       <w:lvlText w:val="%1."/>
@@ -4548,7 +4430,7 @@
     <w:nsid w:val="0608E6DB"/>
     <w:multiLevelType w:val="singleLevel"/>
     <w:tmpl w:val="0608E6DB"/>
-    <w:lvl w:ilvl="0" w:tentative="0">
+    <w:lvl w:ilvl="0">
       <w:start w:val="1"/>
       <w:numFmt w:val="decimal"/>
       <w:lvlText w:val="%1."/>
@@ -4565,7 +4447,7 @@
     <w:nsid w:val="2BB0BEF3"/>
     <w:multiLevelType w:val="singleLevel"/>
     <w:tmpl w:val="2BB0BEF3"/>
-    <w:lvl w:ilvl="0" w:tentative="0">
+    <w:lvl w:ilvl="0">
       <w:start w:val="1"/>
       <w:numFmt w:val="decimal"/>
       <w:lvlText w:val="%1."/>
@@ -4594,269 +4476,267 @@
 </file>
 
 <file path=word/styles.xml><?xml version="1.0" encoding="utf-8"?>
-<w:styles xmlns:mc="http://schemas.openxmlformats.org/markup-compatibility/2006" xmlns:o="urn:schemas-microsoft-com:office:office" xmlns:r="http://schemas.openxmlformats.org/officeDocument/2006/relationships" xmlns:m="http://schemas.openxmlformats.org/officeDocument/2006/math" xmlns:v="urn:schemas-microsoft-com:vml" xmlns:w="http://schemas.openxmlformats.org/wordprocessingml/2006/main" xmlns:w14="http://schemas.microsoft.com/office/word/2010/wordml" xmlns:w10="urn:schemas-microsoft-com:office:word" xmlns:sl="http://schemas.openxmlformats.org/schemaLibrary/2006/main" xmlns:wpsCustomData="http://www.wps.cn/officeDocument/2013/wpsCustomData" mc:Ignorable="w14">
+<w:styles xmlns:mc="http://schemas.openxmlformats.org/markup-compatibility/2006" xmlns:r="http://schemas.openxmlformats.org/officeDocument/2006/relationships" xmlns:w="http://schemas.openxmlformats.org/wordprocessingml/2006/main" xmlns:w14="http://schemas.microsoft.com/office/word/2010/wordml" xmlns:w15="http://schemas.microsoft.com/office/word/2012/wordml" mc:Ignorable="w14 w15">
   <w:docDefaults>
     <w:rPrDefault>
       <w:rPr>
-        <w:rFonts w:ascii="Arial" w:hAnsi="Arial" w:eastAsia="Arial" w:cs="Arial"/>
+        <w:rFonts w:ascii="Arial" w:eastAsia="Arial" w:hAnsi="Arial" w:cs="Arial"/>
       </w:rPr>
     </w:rPrDefault>
     <w:pPrDefault/>
   </w:docDefaults>
-  <w:latentStyles w:count="260" w:defQFormat="0" w:defUnhideWhenUsed="1" w:defSemiHidden="1" w:defUIPriority="99" w:defLockedState="0">
-    <w:lsdException w:qFormat="1" w:unhideWhenUsed="0" w:uiPriority="0" w:semiHidden="0" w:name="Normal"/>
-    <w:lsdException w:qFormat="1" w:unhideWhenUsed="0" w:uiPriority="0" w:semiHidden="0" w:name="heading 1"/>
-    <w:lsdException w:qFormat="1" w:uiPriority="0" w:semiHidden="0" w:name="heading 2"/>
-    <w:lsdException w:qFormat="1" w:uiPriority="0" w:name="heading 3"/>
-    <w:lsdException w:qFormat="1" w:uiPriority="0" w:semiHidden="0" w:name="heading 4"/>
-    <w:lsdException w:qFormat="1" w:uiPriority="0" w:name="heading 5"/>
-    <w:lsdException w:qFormat="1" w:uiPriority="0" w:name="heading 6"/>
-    <w:lsdException w:qFormat="1" w:uiPriority="0" w:name="heading 7"/>
-    <w:lsdException w:qFormat="1" w:uiPriority="0" w:name="heading 8"/>
-    <w:lsdException w:qFormat="1" w:uiPriority="0" w:name="heading 9"/>
-    <w:lsdException w:unhideWhenUsed="0" w:uiPriority="0" w:semiHidden="0" w:name="index 1"/>
-    <w:lsdException w:unhideWhenUsed="0" w:uiPriority="0" w:semiHidden="0" w:name="index 2"/>
-    <w:lsdException w:unhideWhenUsed="0" w:uiPriority="0" w:semiHidden="0" w:name="index 3"/>
-    <w:lsdException w:unhideWhenUsed="0" w:uiPriority="0" w:semiHidden="0" w:name="index 4"/>
-    <w:lsdException w:unhideWhenUsed="0" w:uiPriority="0" w:semiHidden="0" w:name="index 5"/>
-    <w:lsdException w:unhideWhenUsed="0" w:uiPriority="0" w:semiHidden="0" w:name="index 6"/>
-    <w:lsdException w:unhideWhenUsed="0" w:uiPriority="0" w:semiHidden="0" w:name="index 7"/>
-    <w:lsdException w:unhideWhenUsed="0" w:uiPriority="0" w:semiHidden="0" w:name="index 8"/>
-    <w:lsdException w:unhideWhenUsed="0" w:uiPriority="0" w:semiHidden="0" w:name="index 9"/>
-    <w:lsdException w:qFormat="1" w:unhideWhenUsed="0" w:uiPriority="0" w:semiHidden="0" w:name="toc 1"/>
-    <w:lsdException w:qFormat="1" w:unhideWhenUsed="0" w:uiPriority="0" w:semiHidden="0" w:name="toc 2"/>
-    <w:lsdException w:qFormat="1" w:unhideWhenUsed="0" w:uiPriority="0" w:semiHidden="0" w:name="toc 3"/>
-    <w:lsdException w:unhideWhenUsed="0" w:uiPriority="0" w:semiHidden="0" w:name="toc 4"/>
-    <w:lsdException w:unhideWhenUsed="0" w:uiPriority="0" w:semiHidden="0" w:name="toc 5"/>
-    <w:lsdException w:unhideWhenUsed="0" w:uiPriority="0" w:semiHidden="0" w:name="toc 6"/>
-    <w:lsdException w:unhideWhenUsed="0" w:uiPriority="0" w:semiHidden="0" w:name="toc 7"/>
-    <w:lsdException w:unhideWhenUsed="0" w:uiPriority="0" w:semiHidden="0" w:name="toc 8"/>
-    <w:lsdException w:unhideWhenUsed="0" w:uiPriority="0" w:semiHidden="0" w:name="toc 9"/>
-    <w:lsdException w:unhideWhenUsed="0" w:uiPriority="0" w:semiHidden="0" w:name="Normal Indent"/>
-    <w:lsdException w:unhideWhenUsed="0" w:uiPriority="0" w:semiHidden="0" w:name="footnote text"/>
-    <w:lsdException w:qFormat="1" w:unhideWhenUsed="0" w:uiPriority="0" w:semiHidden="0" w:name="annotation text"/>
-    <w:lsdException w:qFormat="1" w:unhideWhenUsed="0" w:uiPriority="0" w:semiHidden="0" w:name="header"/>
-    <w:lsdException w:qFormat="1" w:unhideWhenUsed="0" w:uiPriority="0" w:semiHidden="0" w:name="footer"/>
-    <w:lsdException w:unhideWhenUsed="0" w:uiPriority="0" w:semiHidden="0" w:name="index heading"/>
-    <w:lsdException w:qFormat="1" w:uiPriority="0" w:name="caption"/>
-    <w:lsdException w:unhideWhenUsed="0" w:uiPriority="0" w:semiHidden="0" w:name="table of figures"/>
-    <w:lsdException w:unhideWhenUsed="0" w:uiPriority="0" w:semiHidden="0" w:name="envelope address"/>
-    <w:lsdException w:unhideWhenUsed="0" w:uiPriority="0" w:semiHidden="0" w:name="envelope return"/>
-    <w:lsdException w:unhideWhenUsed="0" w:uiPriority="0" w:semiHidden="0" w:name="footnote reference"/>
-    <w:lsdException w:unhideWhenUsed="0" w:uiPriority="0" w:semiHidden="0" w:name="annotation reference"/>
-    <w:lsdException w:unhideWhenUsed="0" w:uiPriority="0" w:semiHidden="0" w:name="line number"/>
-    <w:lsdException w:unhideWhenUsed="0" w:uiPriority="0" w:semiHidden="0" w:name="page number"/>
-    <w:lsdException w:unhideWhenUsed="0" w:uiPriority="0" w:semiHidden="0" w:name="endnote reference"/>
-    <w:lsdException w:unhideWhenUsed="0" w:uiPriority="0" w:semiHidden="0" w:name="endnote text"/>
-    <w:lsdException w:unhideWhenUsed="0" w:uiPriority="0" w:semiHidden="0" w:name="table of authorities"/>
-    <w:lsdException w:unhideWhenUsed="0" w:uiPriority="0" w:semiHidden="0" w:name="macro"/>
-    <w:lsdException w:unhideWhenUsed="0" w:uiPriority="0" w:semiHidden="0" w:name="toa heading"/>
-    <w:lsdException w:unhideWhenUsed="0" w:uiPriority="0" w:semiHidden="0" w:name="List"/>
-    <w:lsdException w:unhideWhenUsed="0" w:uiPriority="0" w:semiHidden="0" w:name="List Bullet"/>
-    <w:lsdException w:unhideWhenUsed="0" w:uiPriority="0" w:semiHidden="0" w:name="List Number"/>
-    <w:lsdException w:unhideWhenUsed="0" w:uiPriority="0" w:semiHidden="0" w:name="List 2"/>
-    <w:lsdException w:unhideWhenUsed="0" w:uiPriority="0" w:semiHidden="0" w:name="List 3"/>
-    <w:lsdException w:unhideWhenUsed="0" w:uiPriority="0" w:semiHidden="0" w:name="List 4"/>
-    <w:lsdException w:unhideWhenUsed="0" w:uiPriority="0" w:semiHidden="0" w:name="List 5"/>
-    <w:lsdException w:unhideWhenUsed="0" w:uiPriority="0" w:semiHidden="0" w:name="List Bullet 2"/>
-    <w:lsdException w:unhideWhenUsed="0" w:uiPriority="0" w:semiHidden="0" w:name="List Bullet 3"/>
-    <w:lsdException w:unhideWhenUsed="0" w:uiPriority="0" w:semiHidden="0" w:name="List Bullet 4"/>
-    <w:lsdException w:unhideWhenUsed="0" w:uiPriority="0" w:semiHidden="0" w:name="List Bullet 5"/>
-    <w:lsdException w:unhideWhenUsed="0" w:uiPriority="0" w:semiHidden="0" w:name="List Number 2"/>
-    <w:lsdException w:unhideWhenUsed="0" w:uiPriority="0" w:semiHidden="0" w:name="List Number 3"/>
-    <w:lsdException w:unhideWhenUsed="0" w:uiPriority="0" w:semiHidden="0" w:name="List Number 4"/>
-    <w:lsdException w:unhideWhenUsed="0" w:uiPriority="0" w:semiHidden="0" w:name="List Number 5"/>
-    <w:lsdException w:qFormat="1" w:unhideWhenUsed="0" w:uiPriority="0" w:semiHidden="0" w:name="Title"/>
-    <w:lsdException w:unhideWhenUsed="0" w:uiPriority="0" w:semiHidden="0" w:name="Closing"/>
-    <w:lsdException w:unhideWhenUsed="0" w:uiPriority="0" w:semiHidden="0" w:name="Signature"/>
-    <w:lsdException w:qFormat="1" w:unhideWhenUsed="0" w:uiPriority="0" w:name="Default Paragraph Font"/>
-    <w:lsdException w:qFormat="1" w:unhideWhenUsed="0" w:uiPriority="0" w:name="Body Text"/>
-    <w:lsdException w:unhideWhenUsed="0" w:uiPriority="0" w:semiHidden="0" w:name="Body Text Indent"/>
-    <w:lsdException w:unhideWhenUsed="0" w:uiPriority="0" w:semiHidden="0" w:name="List Continue"/>
-    <w:lsdException w:unhideWhenUsed="0" w:uiPriority="0" w:semiHidden="0" w:name="List Continue 2"/>
-    <w:lsdException w:unhideWhenUsed="0" w:uiPriority="0" w:semiHidden="0" w:name="List Continue 3"/>
-    <w:lsdException w:unhideWhenUsed="0" w:uiPriority="0" w:semiHidden="0" w:name="List Continue 4"/>
-    <w:lsdException w:unhideWhenUsed="0" w:uiPriority="0" w:semiHidden="0" w:name="List Continue 5"/>
-    <w:lsdException w:unhideWhenUsed="0" w:uiPriority="0" w:semiHidden="0" w:name="Message Header"/>
-    <w:lsdException w:qFormat="1" w:unhideWhenUsed="0" w:uiPriority="0" w:semiHidden="0" w:name="Subtitle"/>
-    <w:lsdException w:unhideWhenUsed="0" w:uiPriority="0" w:semiHidden="0" w:name="Salutation"/>
-    <w:lsdException w:unhideWhenUsed="0" w:uiPriority="0" w:semiHidden="0" w:name="Date"/>
-    <w:lsdException w:unhideWhenUsed="0" w:uiPriority="0" w:semiHidden="0" w:name="Body Text First Indent"/>
-    <w:lsdException w:unhideWhenUsed="0" w:uiPriority="0" w:semiHidden="0" w:name="Body Text First Indent 2"/>
-    <w:lsdException w:uiPriority="99" w:name="Note Heading"/>
-    <w:lsdException w:unhideWhenUsed="0" w:uiPriority="0" w:semiHidden="0" w:name="Body Text 2"/>
-    <w:lsdException w:unhideWhenUsed="0" w:uiPriority="0" w:semiHidden="0" w:name="Body Text 3"/>
-    <w:lsdException w:unhideWhenUsed="0" w:uiPriority="0" w:semiHidden="0" w:name="Body Text Indent 2"/>
-    <w:lsdException w:unhideWhenUsed="0" w:uiPriority="0" w:semiHidden="0" w:name="Body Text Indent 3"/>
-    <w:lsdException w:unhideWhenUsed="0" w:uiPriority="0" w:semiHidden="0" w:name="Block Text"/>
-    <w:lsdException w:unhideWhenUsed="0" w:uiPriority="0" w:semiHidden="0" w:name="Hyperlink"/>
-    <w:lsdException w:unhideWhenUsed="0" w:uiPriority="0" w:semiHidden="0" w:name="FollowedHyperlink"/>
-    <w:lsdException w:qFormat="1" w:unhideWhenUsed="0" w:uiPriority="0" w:semiHidden="0" w:name="Strong"/>
-    <w:lsdException w:qFormat="1" w:unhideWhenUsed="0" w:uiPriority="0" w:semiHidden="0" w:name="Emphasis"/>
-    <w:lsdException w:unhideWhenUsed="0" w:uiPriority="0" w:semiHidden="0" w:name="Document Map"/>
-    <w:lsdException w:unhideWhenUsed="0" w:uiPriority="0" w:semiHidden="0" w:name="Plain Text"/>
-    <w:lsdException w:unhideWhenUsed="0" w:uiPriority="0" w:semiHidden="0" w:name="E-mail Signature"/>
-    <w:lsdException w:qFormat="1" w:unhideWhenUsed="0" w:uiPriority="0" w:semiHidden="0" w:name="Normal (Web)"/>
-    <w:lsdException w:unhideWhenUsed="0" w:uiPriority="0" w:semiHidden="0" w:name="HTML Acronym"/>
-    <w:lsdException w:unhideWhenUsed="0" w:uiPriority="0" w:semiHidden="0" w:name="HTML Address"/>
-    <w:lsdException w:unhideWhenUsed="0" w:uiPriority="0" w:semiHidden="0" w:name="HTML Cite"/>
-    <w:lsdException w:unhideWhenUsed="0" w:uiPriority="0" w:semiHidden="0" w:name="HTML Code"/>
-    <w:lsdException w:unhideWhenUsed="0" w:uiPriority="0" w:semiHidden="0" w:name="HTML Definition"/>
-    <w:lsdException w:unhideWhenUsed="0" w:uiPriority="0" w:semiHidden="0" w:name="HTML Keyboard"/>
-    <w:lsdException w:unhideWhenUsed="0" w:uiPriority="0" w:semiHidden="0" w:name="HTML Preformatted"/>
-    <w:lsdException w:unhideWhenUsed="0" w:uiPriority="0" w:semiHidden="0" w:name="HTML Sample"/>
-    <w:lsdException w:unhideWhenUsed="0" w:uiPriority="0" w:semiHidden="0" w:name="HTML Typewriter"/>
-    <w:lsdException w:unhideWhenUsed="0" w:uiPriority="0" w:semiHidden="0" w:name="HTML Variable"/>
-    <w:lsdException w:qFormat="1" w:unhideWhenUsed="0" w:uiPriority="0" w:name="Normal Table"/>
-    <w:lsdException w:unhideWhenUsed="0" w:uiPriority="0" w:semiHidden="0" w:name="annotation subject"/>
-    <w:lsdException w:unhideWhenUsed="0" w:uiPriority="0" w:semiHidden="0" w:name="Table Simple 1"/>
-    <w:lsdException w:unhideWhenUsed="0" w:uiPriority="0" w:semiHidden="0" w:name="Table Simple 2"/>
-    <w:lsdException w:unhideWhenUsed="0" w:uiPriority="0" w:semiHidden="0" w:name="Table Simple 3"/>
-    <w:lsdException w:unhideWhenUsed="0" w:uiPriority="0" w:semiHidden="0" w:name="Table Classic 1"/>
-    <w:lsdException w:unhideWhenUsed="0" w:uiPriority="0" w:semiHidden="0" w:name="Table Classic 2"/>
-    <w:lsdException w:unhideWhenUsed="0" w:uiPriority="0" w:semiHidden="0" w:name="Table Classic 3"/>
-    <w:lsdException w:unhideWhenUsed="0" w:uiPriority="0" w:semiHidden="0" w:name="Table Classic 4"/>
-    <w:lsdException w:unhideWhenUsed="0" w:uiPriority="0" w:semiHidden="0" w:name="Table Colorful 1"/>
-    <w:lsdException w:unhideWhenUsed="0" w:uiPriority="0" w:semiHidden="0" w:name="Table Colorful 2"/>
-    <w:lsdException w:unhideWhenUsed="0" w:uiPriority="0" w:semiHidden="0" w:name="Table Colorful 3"/>
-    <w:lsdException w:unhideWhenUsed="0" w:uiPriority="0" w:semiHidden="0" w:name="Table Columns 1"/>
-    <w:lsdException w:unhideWhenUsed="0" w:uiPriority="0" w:semiHidden="0" w:name="Table Columns 2"/>
-    <w:lsdException w:unhideWhenUsed="0" w:uiPriority="0" w:semiHidden="0" w:name="Table Columns 3"/>
-    <w:lsdException w:unhideWhenUsed="0" w:uiPriority="0" w:semiHidden="0" w:name="Table Columns 4"/>
-    <w:lsdException w:unhideWhenUsed="0" w:uiPriority="0" w:semiHidden="0" w:name="Table Columns 5"/>
-    <w:lsdException w:unhideWhenUsed="0" w:uiPriority="0" w:semiHidden="0" w:name="Table Grid 1"/>
-    <w:lsdException w:unhideWhenUsed="0" w:uiPriority="0" w:semiHidden="0" w:name="Table Grid 2"/>
-    <w:lsdException w:unhideWhenUsed="0" w:uiPriority="0" w:semiHidden="0" w:name="Table Grid 3"/>
-    <w:lsdException w:unhideWhenUsed="0" w:uiPriority="0" w:semiHidden="0" w:name="Table Grid 4"/>
-    <w:lsdException w:unhideWhenUsed="0" w:uiPriority="0" w:semiHidden="0" w:name="Table Grid 5"/>
-    <w:lsdException w:unhideWhenUsed="0" w:uiPriority="0" w:semiHidden="0" w:name="Table Grid 6"/>
-    <w:lsdException w:unhideWhenUsed="0" w:uiPriority="0" w:semiHidden="0" w:name="Table Grid 7"/>
-    <w:lsdException w:unhideWhenUsed="0" w:uiPriority="0" w:semiHidden="0" w:name="Table Grid 8"/>
-    <w:lsdException w:unhideWhenUsed="0" w:uiPriority="0" w:semiHidden="0" w:name="Table List 1"/>
-    <w:lsdException w:unhideWhenUsed="0" w:uiPriority="0" w:semiHidden="0" w:name="Table List 2"/>
-    <w:lsdException w:unhideWhenUsed="0" w:uiPriority="0" w:semiHidden="0" w:name="Table List 3"/>
-    <w:lsdException w:unhideWhenUsed="0" w:uiPriority="0" w:semiHidden="0" w:name="Table List 4"/>
-    <w:lsdException w:unhideWhenUsed="0" w:uiPriority="0" w:semiHidden="0" w:name="Table List 5"/>
-    <w:lsdException w:unhideWhenUsed="0" w:uiPriority="0" w:semiHidden="0" w:name="Table List 6"/>
-    <w:lsdException w:unhideWhenUsed="0" w:uiPriority="0" w:semiHidden="0" w:name="Table List 7"/>
-    <w:lsdException w:unhideWhenUsed="0" w:uiPriority="0" w:semiHidden="0" w:name="Table List 8"/>
-    <w:lsdException w:unhideWhenUsed="0" w:uiPriority="0" w:semiHidden="0" w:name="Table 3D effects 1"/>
-    <w:lsdException w:unhideWhenUsed="0" w:uiPriority="0" w:semiHidden="0" w:name="Table 3D effects 2"/>
-    <w:lsdException w:unhideWhenUsed="0" w:uiPriority="0" w:semiHidden="0" w:name="Table 3D effects 3"/>
-    <w:lsdException w:unhideWhenUsed="0" w:uiPriority="0" w:semiHidden="0" w:name="Table Contemporary"/>
-    <w:lsdException w:unhideWhenUsed="0" w:uiPriority="0" w:semiHidden="0" w:name="Table Elegant"/>
-    <w:lsdException w:unhideWhenUsed="0" w:uiPriority="0" w:semiHidden="0" w:name="Table Professional"/>
-    <w:lsdException w:unhideWhenUsed="0" w:uiPriority="0" w:semiHidden="0" w:name="Table Subtle 1"/>
-    <w:lsdException w:unhideWhenUsed="0" w:uiPriority="0" w:semiHidden="0" w:name="Table Subtle 2"/>
-    <w:lsdException w:unhideWhenUsed="0" w:uiPriority="0" w:semiHidden="0" w:name="Table Web 1"/>
-    <w:lsdException w:unhideWhenUsed="0" w:uiPriority="0" w:semiHidden="0" w:name="Table Web 2"/>
-    <w:lsdException w:unhideWhenUsed="0" w:uiPriority="0" w:semiHidden="0" w:name="Table Web 3"/>
-    <w:lsdException w:unhideWhenUsed="0" w:uiPriority="0" w:semiHidden="0" w:name="Balloon Text"/>
-    <w:lsdException w:qFormat="1" w:unhideWhenUsed="0" w:uiPriority="0" w:semiHidden="0" w:name="Table Grid"/>
-    <w:lsdException w:unhideWhenUsed="0" w:uiPriority="0" w:semiHidden="0" w:name="Table Theme"/>
-    <w:lsdException w:unhideWhenUsed="0" w:uiPriority="60" w:semiHidden="0" w:name="Light Shading"/>
-    <w:lsdException w:unhideWhenUsed="0" w:uiPriority="61" w:semiHidden="0" w:name="Light List"/>
-    <w:lsdException w:unhideWhenUsed="0" w:uiPriority="62" w:semiHidden="0" w:name="Light Grid"/>
-    <w:lsdException w:unhideWhenUsed="0" w:uiPriority="63" w:semiHidden="0" w:name="Medium Shading 1"/>
-    <w:lsdException w:unhideWhenUsed="0" w:uiPriority="64" w:semiHidden="0" w:name="Medium Shading 2"/>
-    <w:lsdException w:unhideWhenUsed="0" w:uiPriority="65" w:semiHidden="0" w:name="Medium List 1"/>
-    <w:lsdException w:unhideWhenUsed="0" w:uiPriority="66" w:semiHidden="0" w:name="Medium List 2"/>
-    <w:lsdException w:unhideWhenUsed="0" w:uiPriority="67" w:semiHidden="0" w:name="Medium Grid 1"/>
-    <w:lsdException w:unhideWhenUsed="0" w:uiPriority="68" w:semiHidden="0" w:name="Medium Grid 2"/>
-    <w:lsdException w:unhideWhenUsed="0" w:uiPriority="69" w:semiHidden="0" w:name="Medium Grid 3"/>
-    <w:lsdException w:unhideWhenUsed="0" w:uiPriority="70" w:semiHidden="0" w:name="Dark List"/>
-    <w:lsdException w:unhideWhenUsed="0" w:uiPriority="71" w:semiHidden="0" w:name="Colorful Shading"/>
-    <w:lsdException w:unhideWhenUsed="0" w:uiPriority="72" w:semiHidden="0" w:name="Colorful List"/>
-    <w:lsdException w:unhideWhenUsed="0" w:uiPriority="73" w:semiHidden="0" w:name="Colorful Grid"/>
-    <w:lsdException w:unhideWhenUsed="0" w:uiPriority="60" w:semiHidden="0" w:name="Light Shading Accent 1"/>
-    <w:lsdException w:unhideWhenUsed="0" w:uiPriority="61" w:semiHidden="0" w:name="Light List Accent 1"/>
-    <w:lsdException w:unhideWhenUsed="0" w:uiPriority="62" w:semiHidden="0" w:name="Light Grid Accent 1"/>
-    <w:lsdException w:unhideWhenUsed="0" w:uiPriority="63" w:semiHidden="0" w:name="Medium Shading 1 Accent 1"/>
-    <w:lsdException w:unhideWhenUsed="0" w:uiPriority="64" w:semiHidden="0" w:name="Medium Shading 2 Accent 1"/>
-    <w:lsdException w:unhideWhenUsed="0" w:uiPriority="65" w:semiHidden="0" w:name="Medium List 1 Accent 1"/>
-    <w:lsdException w:unhideWhenUsed="0" w:uiPriority="66" w:semiHidden="0" w:name="Medium List 2 Accent 1"/>
-    <w:lsdException w:unhideWhenUsed="0" w:uiPriority="67" w:semiHidden="0" w:name="Medium Grid 1 Accent 1"/>
-    <w:lsdException w:unhideWhenUsed="0" w:uiPriority="68" w:semiHidden="0" w:name="Medium Grid 2 Accent 1"/>
-    <w:lsdException w:unhideWhenUsed="0" w:uiPriority="69" w:semiHidden="0" w:name="Medium Grid 3 Accent 1"/>
-    <w:lsdException w:unhideWhenUsed="0" w:uiPriority="70" w:semiHidden="0" w:name="Dark List Accent 1"/>
-    <w:lsdException w:unhideWhenUsed="0" w:uiPriority="71" w:semiHidden="0" w:name="Colorful Shading Accent 1"/>
-    <w:lsdException w:unhideWhenUsed="0" w:uiPriority="72" w:semiHidden="0" w:name="Colorful List Accent 1"/>
-    <w:lsdException w:unhideWhenUsed="0" w:uiPriority="73" w:semiHidden="0" w:name="Colorful Grid Accent 1"/>
-    <w:lsdException w:unhideWhenUsed="0" w:uiPriority="60" w:semiHidden="0" w:name="Light Shading Accent 2"/>
-    <w:lsdException w:unhideWhenUsed="0" w:uiPriority="61" w:semiHidden="0" w:name="Light List Accent 2"/>
-    <w:lsdException w:unhideWhenUsed="0" w:uiPriority="62" w:semiHidden="0" w:name="Light Grid Accent 2"/>
-    <w:lsdException w:unhideWhenUsed="0" w:uiPriority="63" w:semiHidden="0" w:name="Medium Shading 1 Accent 2"/>
-    <w:lsdException w:unhideWhenUsed="0" w:uiPriority="64" w:semiHidden="0" w:name="Medium Shading 2 Accent 2"/>
-    <w:lsdException w:unhideWhenUsed="0" w:uiPriority="65" w:semiHidden="0" w:name="Medium List 1 Accent 2"/>
-    <w:lsdException w:unhideWhenUsed="0" w:uiPriority="66" w:semiHidden="0" w:name="Medium List 2 Accent 2"/>
-    <w:lsdException w:unhideWhenUsed="0" w:uiPriority="67" w:semiHidden="0" w:name="Medium Grid 1 Accent 2"/>
-    <w:lsdException w:unhideWhenUsed="0" w:uiPriority="68" w:semiHidden="0" w:name="Medium Grid 2 Accent 2"/>
-    <w:lsdException w:unhideWhenUsed="0" w:uiPriority="69" w:semiHidden="0" w:name="Medium Grid 3 Accent 2"/>
-    <w:lsdException w:unhideWhenUsed="0" w:uiPriority="70" w:semiHidden="0" w:name="Dark List Accent 2"/>
-    <w:lsdException w:unhideWhenUsed="0" w:uiPriority="71" w:semiHidden="0" w:name="Colorful Shading Accent 2"/>
-    <w:lsdException w:unhideWhenUsed="0" w:uiPriority="72" w:semiHidden="0" w:name="Colorful List Accent 2"/>
-    <w:lsdException w:unhideWhenUsed="0" w:uiPriority="73" w:semiHidden="0" w:name="Colorful Grid Accent 2"/>
-    <w:lsdException w:unhideWhenUsed="0" w:uiPriority="60" w:semiHidden="0" w:name="Light Shading Accent 3"/>
-    <w:lsdException w:unhideWhenUsed="0" w:uiPriority="61" w:semiHidden="0" w:name="Light List Accent 3"/>
-    <w:lsdException w:unhideWhenUsed="0" w:uiPriority="62" w:semiHidden="0" w:name="Light Grid Accent 3"/>
-    <w:lsdException w:unhideWhenUsed="0" w:uiPriority="63" w:semiHidden="0" w:name="Medium Shading 1 Accent 3"/>
-    <w:lsdException w:unhideWhenUsed="0" w:uiPriority="64" w:semiHidden="0" w:name="Medium Shading 2 Accent 3"/>
-    <w:lsdException w:unhideWhenUsed="0" w:uiPriority="65" w:semiHidden="0" w:name="Medium List 1 Accent 3"/>
-    <w:lsdException w:unhideWhenUsed="0" w:uiPriority="66" w:semiHidden="0" w:name="Medium List 2 Accent 3"/>
-    <w:lsdException w:unhideWhenUsed="0" w:uiPriority="67" w:semiHidden="0" w:name="Medium Grid 1 Accent 3"/>
-    <w:lsdException w:unhideWhenUsed="0" w:uiPriority="68" w:semiHidden="0" w:name="Medium Grid 2 Accent 3"/>
-    <w:lsdException w:unhideWhenUsed="0" w:uiPriority="69" w:semiHidden="0" w:name="Medium Grid 3 Accent 3"/>
-    <w:lsdException w:unhideWhenUsed="0" w:uiPriority="70" w:semiHidden="0" w:name="Dark List Accent 3"/>
-    <w:lsdException w:unhideWhenUsed="0" w:uiPriority="71" w:semiHidden="0" w:name="Colorful Shading Accent 3"/>
-    <w:lsdException w:unhideWhenUsed="0" w:uiPriority="72" w:semiHidden="0" w:name="Colorful List Accent 3"/>
-    <w:lsdException w:unhideWhenUsed="0" w:uiPriority="73" w:semiHidden="0" w:name="Colorful Grid Accent 3"/>
-    <w:lsdException w:unhideWhenUsed="0" w:uiPriority="60" w:semiHidden="0" w:name="Light Shading Accent 4"/>
-    <w:lsdException w:unhideWhenUsed="0" w:uiPriority="61" w:semiHidden="0" w:name="Light List Accent 4"/>
-    <w:lsdException w:unhideWhenUsed="0" w:uiPriority="62" w:semiHidden="0" w:name="Light Grid Accent 4"/>
-    <w:lsdException w:unhideWhenUsed="0" w:uiPriority="63" w:semiHidden="0" w:name="Medium Shading 1 Accent 4"/>
-    <w:lsdException w:unhideWhenUsed="0" w:uiPriority="64" w:semiHidden="0" w:name="Medium Shading 2 Accent 4"/>
-    <w:lsdException w:unhideWhenUsed="0" w:uiPriority="65" w:semiHidden="0" w:name="Medium List 1 Accent 4"/>
-    <w:lsdException w:unhideWhenUsed="0" w:uiPriority="66" w:semiHidden="0" w:name="Medium List 2 Accent 4"/>
-    <w:lsdException w:unhideWhenUsed="0" w:uiPriority="67" w:semiHidden="0" w:name="Medium Grid 1 Accent 4"/>
-    <w:lsdException w:unhideWhenUsed="0" w:uiPriority="68" w:semiHidden="0" w:name="Medium Grid 2 Accent 4"/>
-    <w:lsdException w:unhideWhenUsed="0" w:uiPriority="69" w:semiHidden="0" w:name="Medium Grid 3 Accent 4"/>
-    <w:lsdException w:unhideWhenUsed="0" w:uiPriority="70" w:semiHidden="0" w:name="Dark List Accent 4"/>
-    <w:lsdException w:unhideWhenUsed="0" w:uiPriority="71" w:semiHidden="0" w:name="Colorful Shading Accent 4"/>
-    <w:lsdException w:unhideWhenUsed="0" w:uiPriority="72" w:semiHidden="0" w:name="Colorful List Accent 4"/>
-    <w:lsdException w:unhideWhenUsed="0" w:uiPriority="73" w:semiHidden="0" w:name="Colorful Grid Accent 4"/>
-    <w:lsdException w:unhideWhenUsed="0" w:uiPriority="60" w:semiHidden="0" w:name="Light Shading Accent 5"/>
-    <w:lsdException w:unhideWhenUsed="0" w:uiPriority="61" w:semiHidden="0" w:name="Light List Accent 5"/>
-    <w:lsdException w:unhideWhenUsed="0" w:uiPriority="62" w:semiHidden="0" w:name="Light Grid Accent 5"/>
-    <w:lsdException w:unhideWhenUsed="0" w:uiPriority="63" w:semiHidden="0" w:name="Medium Shading 1 Accent 5"/>
-    <w:lsdException w:unhideWhenUsed="0" w:uiPriority="64" w:semiHidden="0" w:name="Medium Shading 2 Accent 5"/>
-    <w:lsdException w:unhideWhenUsed="0" w:uiPriority="65" w:semiHidden="0" w:name="Medium List 1 Accent 5"/>
-    <w:lsdException w:unhideWhenUsed="0" w:uiPriority="66" w:semiHidden="0" w:name="Medium List 2 Accent 5"/>
-    <w:lsdException w:unhideWhenUsed="0" w:uiPriority="67" w:semiHidden="0" w:name="Medium Grid 1 Accent 5"/>
-    <w:lsdException w:unhideWhenUsed="0" w:uiPriority="68" w:semiHidden="0" w:name="Medium Grid 2 Accent 5"/>
-    <w:lsdException w:unhideWhenUsed="0" w:uiPriority="69" w:semiHidden="0" w:name="Medium Grid 3 Accent 5"/>
-    <w:lsdException w:unhideWhenUsed="0" w:uiPriority="70" w:semiHidden="0" w:name="Dark List Accent 5"/>
-    <w:lsdException w:unhideWhenUsed="0" w:uiPriority="71" w:semiHidden="0" w:name="Colorful Shading Accent 5"/>
-    <w:lsdException w:unhideWhenUsed="0" w:uiPriority="72" w:semiHidden="0" w:name="Colorful List Accent 5"/>
-    <w:lsdException w:unhideWhenUsed="0" w:uiPriority="73" w:semiHidden="0" w:name="Colorful Grid Accent 5"/>
-    <w:lsdException w:unhideWhenUsed="0" w:uiPriority="60" w:semiHidden="0" w:name="Light Shading Accent 6"/>
-    <w:lsdException w:unhideWhenUsed="0" w:uiPriority="61" w:semiHidden="0" w:name="Light List Accent 6"/>
-    <w:lsdException w:unhideWhenUsed="0" w:uiPriority="62" w:semiHidden="0" w:name="Light Grid Accent 6"/>
-    <w:lsdException w:unhideWhenUsed="0" w:uiPriority="63" w:semiHidden="0" w:name="Medium Shading 1 Accent 6"/>
-    <w:lsdException w:unhideWhenUsed="0" w:uiPriority="64" w:semiHidden="0" w:name="Medium Shading 2 Accent 6"/>
-    <w:lsdException w:unhideWhenUsed="0" w:uiPriority="65" w:semiHidden="0" w:name="Medium List 1 Accent 6"/>
-    <w:lsdException w:unhideWhenUsed="0" w:uiPriority="66" w:semiHidden="0" w:name="Medium List 2 Accent 6"/>
-    <w:lsdException w:unhideWhenUsed="0" w:uiPriority="67" w:semiHidden="0" w:name="Medium Grid 1 Accent 6"/>
-    <w:lsdException w:unhideWhenUsed="0" w:uiPriority="68" w:semiHidden="0" w:name="Medium Grid 2 Accent 6"/>
-    <w:lsdException w:unhideWhenUsed="0" w:uiPriority="69" w:semiHidden="0" w:name="Medium Grid 3 Accent 6"/>
-    <w:lsdException w:unhideWhenUsed="0" w:uiPriority="70" w:semiHidden="0" w:name="Dark List Accent 6"/>
-    <w:lsdException w:unhideWhenUsed="0" w:uiPriority="71" w:semiHidden="0" w:name="Colorful Shading Accent 6"/>
-    <w:lsdException w:unhideWhenUsed="0" w:uiPriority="72" w:semiHidden="0" w:name="Colorful List Accent 6"/>
-    <w:lsdException w:unhideWhenUsed="0" w:uiPriority="73" w:semiHidden="0" w:name="Colorful Grid Accent 6"/>
+  <w:latentStyles w:defLockedState="0" w:defUIPriority="99" w:defSemiHidden="1" w:defUnhideWhenUsed="1" w:defQFormat="0" w:count="260">
+    <w:lsdException w:name="Normal" w:semiHidden="0" w:uiPriority="0" w:unhideWhenUsed="0" w:qFormat="1"/>
+    <w:lsdException w:name="heading 1" w:semiHidden="0" w:uiPriority="0" w:unhideWhenUsed="0" w:qFormat="1"/>
+    <w:lsdException w:name="heading 2" w:semiHidden="0" w:uiPriority="0" w:qFormat="1"/>
+    <w:lsdException w:name="heading 3" w:uiPriority="0" w:qFormat="1"/>
+    <w:lsdException w:name="heading 4" w:semiHidden="0" w:uiPriority="0" w:qFormat="1"/>
+    <w:lsdException w:name="heading 5" w:uiPriority="0" w:qFormat="1"/>
+    <w:lsdException w:name="heading 6" w:uiPriority="0" w:qFormat="1"/>
+    <w:lsdException w:name="heading 7" w:uiPriority="0" w:qFormat="1"/>
+    <w:lsdException w:name="heading 8" w:uiPriority="0" w:qFormat="1"/>
+    <w:lsdException w:name="heading 9" w:uiPriority="0" w:qFormat="1"/>
+    <w:lsdException w:name="index 1" w:semiHidden="0" w:uiPriority="0" w:unhideWhenUsed="0"/>
+    <w:lsdException w:name="index 2" w:semiHidden="0" w:uiPriority="0" w:unhideWhenUsed="0"/>
+    <w:lsdException w:name="index 3" w:semiHidden="0" w:uiPriority="0" w:unhideWhenUsed="0"/>
+    <w:lsdException w:name="index 4" w:semiHidden="0" w:uiPriority="0" w:unhideWhenUsed="0"/>
+    <w:lsdException w:name="index 5" w:semiHidden="0" w:uiPriority="0" w:unhideWhenUsed="0"/>
+    <w:lsdException w:name="index 6" w:semiHidden="0" w:uiPriority="0" w:unhideWhenUsed="0"/>
+    <w:lsdException w:name="index 7" w:semiHidden="0" w:uiPriority="0" w:unhideWhenUsed="0"/>
+    <w:lsdException w:name="index 8" w:semiHidden="0" w:uiPriority="0" w:unhideWhenUsed="0"/>
+    <w:lsdException w:name="index 9" w:semiHidden="0" w:uiPriority="0" w:unhideWhenUsed="0"/>
+    <w:lsdException w:name="toc 1" w:semiHidden="0" w:uiPriority="0" w:unhideWhenUsed="0" w:qFormat="1"/>
+    <w:lsdException w:name="toc 2" w:semiHidden="0" w:uiPriority="0" w:unhideWhenUsed="0" w:qFormat="1"/>
+    <w:lsdException w:name="toc 3" w:semiHidden="0" w:uiPriority="0" w:unhideWhenUsed="0" w:qFormat="1"/>
+    <w:lsdException w:name="toc 4" w:semiHidden="0" w:uiPriority="0" w:unhideWhenUsed="0"/>
+    <w:lsdException w:name="toc 5" w:semiHidden="0" w:uiPriority="0" w:unhideWhenUsed="0"/>
+    <w:lsdException w:name="toc 6" w:semiHidden="0" w:uiPriority="0" w:unhideWhenUsed="0"/>
+    <w:lsdException w:name="toc 7" w:semiHidden="0" w:uiPriority="0" w:unhideWhenUsed="0"/>
+    <w:lsdException w:name="toc 8" w:semiHidden="0" w:uiPriority="0" w:unhideWhenUsed="0"/>
+    <w:lsdException w:name="toc 9" w:semiHidden="0" w:uiPriority="0" w:unhideWhenUsed="0"/>
+    <w:lsdException w:name="Normal Indent" w:semiHidden="0" w:uiPriority="0" w:unhideWhenUsed="0"/>
+    <w:lsdException w:name="footnote text" w:semiHidden="0" w:uiPriority="0" w:unhideWhenUsed="0"/>
+    <w:lsdException w:name="annotation text" w:semiHidden="0" w:uiPriority="0" w:unhideWhenUsed="0" w:qFormat="1"/>
+    <w:lsdException w:name="header" w:semiHidden="0" w:uiPriority="0" w:unhideWhenUsed="0" w:qFormat="1"/>
+    <w:lsdException w:name="footer" w:semiHidden="0" w:uiPriority="0" w:unhideWhenUsed="0" w:qFormat="1"/>
+    <w:lsdException w:name="index heading" w:semiHidden="0" w:uiPriority="0" w:unhideWhenUsed="0"/>
+    <w:lsdException w:name="caption" w:uiPriority="0" w:qFormat="1"/>
+    <w:lsdException w:name="table of figures" w:semiHidden="0" w:uiPriority="0" w:unhideWhenUsed="0"/>
+    <w:lsdException w:name="envelope address" w:semiHidden="0" w:uiPriority="0" w:unhideWhenUsed="0"/>
+    <w:lsdException w:name="envelope return" w:semiHidden="0" w:uiPriority="0" w:unhideWhenUsed="0"/>
+    <w:lsdException w:name="footnote reference" w:semiHidden="0" w:uiPriority="0" w:unhideWhenUsed="0"/>
+    <w:lsdException w:name="annotation reference" w:semiHidden="0" w:uiPriority="0" w:unhideWhenUsed="0"/>
+    <w:lsdException w:name="line number" w:semiHidden="0" w:uiPriority="0" w:unhideWhenUsed="0"/>
+    <w:lsdException w:name="page number" w:semiHidden="0" w:uiPriority="0" w:unhideWhenUsed="0"/>
+    <w:lsdException w:name="endnote reference" w:semiHidden="0" w:uiPriority="0" w:unhideWhenUsed="0"/>
+    <w:lsdException w:name="endnote text" w:semiHidden="0" w:uiPriority="0" w:unhideWhenUsed="0"/>
+    <w:lsdException w:name="table of authorities" w:semiHidden="0" w:uiPriority="0" w:unhideWhenUsed="0"/>
+    <w:lsdException w:name="macro" w:semiHidden="0" w:uiPriority="0" w:unhideWhenUsed="0"/>
+    <w:lsdException w:name="toa heading" w:semiHidden="0" w:uiPriority="0" w:unhideWhenUsed="0"/>
+    <w:lsdException w:name="List" w:semiHidden="0" w:uiPriority="0" w:unhideWhenUsed="0"/>
+    <w:lsdException w:name="List Bullet" w:semiHidden="0" w:uiPriority="0" w:unhideWhenUsed="0"/>
+    <w:lsdException w:name="List Number" w:semiHidden="0" w:uiPriority="0" w:unhideWhenUsed="0"/>
+    <w:lsdException w:name="List 2" w:semiHidden="0" w:uiPriority="0" w:unhideWhenUsed="0"/>
+    <w:lsdException w:name="List 3" w:semiHidden="0" w:uiPriority="0" w:unhideWhenUsed="0"/>
+    <w:lsdException w:name="List 4" w:semiHidden="0" w:uiPriority="0" w:unhideWhenUsed="0"/>
+    <w:lsdException w:name="List 5" w:semiHidden="0" w:uiPriority="0" w:unhideWhenUsed="0"/>
+    <w:lsdException w:name="List Bullet 2" w:semiHidden="0" w:uiPriority="0" w:unhideWhenUsed="0"/>
+    <w:lsdException w:name="List Bullet 3" w:semiHidden="0" w:uiPriority="0" w:unhideWhenUsed="0"/>
+    <w:lsdException w:name="List Bullet 4" w:semiHidden="0" w:uiPriority="0" w:unhideWhenUsed="0"/>
+    <w:lsdException w:name="List Bullet 5" w:semiHidden="0" w:uiPriority="0" w:unhideWhenUsed="0"/>
+    <w:lsdException w:name="List Number 2" w:semiHidden="0" w:uiPriority="0" w:unhideWhenUsed="0"/>
+    <w:lsdException w:name="List Number 3" w:semiHidden="0" w:uiPriority="0" w:unhideWhenUsed="0"/>
+    <w:lsdException w:name="List Number 4" w:semiHidden="0" w:uiPriority="0" w:unhideWhenUsed="0"/>
+    <w:lsdException w:name="List Number 5" w:semiHidden="0" w:uiPriority="0" w:unhideWhenUsed="0"/>
+    <w:lsdException w:name="Title" w:semiHidden="0" w:uiPriority="0" w:unhideWhenUsed="0" w:qFormat="1"/>
+    <w:lsdException w:name="Closing" w:semiHidden="0" w:uiPriority="0" w:unhideWhenUsed="0"/>
+    <w:lsdException w:name="Signature" w:semiHidden="0" w:uiPriority="0" w:unhideWhenUsed="0"/>
+    <w:lsdException w:name="Default Paragraph Font" w:uiPriority="0" w:unhideWhenUsed="0" w:qFormat="1"/>
+    <w:lsdException w:name="Body Text" w:uiPriority="0" w:unhideWhenUsed="0" w:qFormat="1"/>
+    <w:lsdException w:name="Body Text Indent" w:semiHidden="0" w:uiPriority="0" w:unhideWhenUsed="0"/>
+    <w:lsdException w:name="List Continue" w:semiHidden="0" w:uiPriority="0" w:unhideWhenUsed="0"/>
+    <w:lsdException w:name="List Continue 2" w:semiHidden="0" w:uiPriority="0" w:unhideWhenUsed="0"/>
+    <w:lsdException w:name="List Continue 3" w:semiHidden="0" w:uiPriority="0" w:unhideWhenUsed="0"/>
+    <w:lsdException w:name="List Continue 4" w:semiHidden="0" w:uiPriority="0" w:unhideWhenUsed="0"/>
+    <w:lsdException w:name="List Continue 5" w:semiHidden="0" w:uiPriority="0" w:unhideWhenUsed="0"/>
+    <w:lsdException w:name="Message Header" w:semiHidden="0" w:uiPriority="0" w:unhideWhenUsed="0"/>
+    <w:lsdException w:name="Subtitle" w:semiHidden="0" w:uiPriority="0" w:unhideWhenUsed="0" w:qFormat="1"/>
+    <w:lsdException w:name="Salutation" w:semiHidden="0" w:uiPriority="0" w:unhideWhenUsed="0"/>
+    <w:lsdException w:name="Date" w:semiHidden="0" w:uiPriority="0" w:unhideWhenUsed="0"/>
+    <w:lsdException w:name="Body Text First Indent" w:semiHidden="0" w:uiPriority="0" w:unhideWhenUsed="0"/>
+    <w:lsdException w:name="Body Text First Indent 2" w:semiHidden="0" w:uiPriority="0" w:unhideWhenUsed="0"/>
+    <w:lsdException w:name="Body Text 2" w:semiHidden="0" w:uiPriority="0" w:unhideWhenUsed="0"/>
+    <w:lsdException w:name="Body Text 3" w:semiHidden="0" w:uiPriority="0" w:unhideWhenUsed="0"/>
+    <w:lsdException w:name="Body Text Indent 2" w:semiHidden="0" w:uiPriority="0" w:unhideWhenUsed="0"/>
+    <w:lsdException w:name="Body Text Indent 3" w:semiHidden="0" w:uiPriority="0" w:unhideWhenUsed="0"/>
+    <w:lsdException w:name="Block Text" w:semiHidden="0" w:uiPriority="0" w:unhideWhenUsed="0"/>
+    <w:lsdException w:name="Hyperlink" w:semiHidden="0" w:uiPriority="0" w:unhideWhenUsed="0"/>
+    <w:lsdException w:name="FollowedHyperlink" w:semiHidden="0" w:uiPriority="0" w:unhideWhenUsed="0"/>
+    <w:lsdException w:name="Strong" w:semiHidden="0" w:uiPriority="0" w:unhideWhenUsed="0" w:qFormat="1"/>
+    <w:lsdException w:name="Emphasis" w:semiHidden="0" w:uiPriority="0" w:unhideWhenUsed="0" w:qFormat="1"/>
+    <w:lsdException w:name="Document Map" w:semiHidden="0" w:uiPriority="0" w:unhideWhenUsed="0"/>
+    <w:lsdException w:name="Plain Text" w:semiHidden="0" w:uiPriority="0" w:unhideWhenUsed="0"/>
+    <w:lsdException w:name="E-mail Signature" w:semiHidden="0" w:uiPriority="0" w:unhideWhenUsed="0"/>
+    <w:lsdException w:name="Normal (Web)" w:semiHidden="0" w:uiPriority="0" w:unhideWhenUsed="0" w:qFormat="1"/>
+    <w:lsdException w:name="HTML Acronym" w:semiHidden="0" w:uiPriority="0" w:unhideWhenUsed="0"/>
+    <w:lsdException w:name="HTML Address" w:semiHidden="0" w:uiPriority="0" w:unhideWhenUsed="0"/>
+    <w:lsdException w:name="HTML Cite" w:semiHidden="0" w:uiPriority="0" w:unhideWhenUsed="0"/>
+    <w:lsdException w:name="HTML Code" w:semiHidden="0" w:uiPriority="0" w:unhideWhenUsed="0"/>
+    <w:lsdException w:name="HTML Definition" w:semiHidden="0" w:uiPriority="0" w:unhideWhenUsed="0"/>
+    <w:lsdException w:name="HTML Keyboard" w:semiHidden="0" w:uiPriority="0" w:unhideWhenUsed="0"/>
+    <w:lsdException w:name="HTML Preformatted" w:semiHidden="0" w:uiPriority="0" w:unhideWhenUsed="0"/>
+    <w:lsdException w:name="HTML Sample" w:semiHidden="0" w:uiPriority="0" w:unhideWhenUsed="0"/>
+    <w:lsdException w:name="HTML Typewriter" w:semiHidden="0" w:uiPriority="0" w:unhideWhenUsed="0"/>
+    <w:lsdException w:name="HTML Variable" w:semiHidden="0" w:uiPriority="0" w:unhideWhenUsed="0"/>
+    <w:lsdException w:name="Normal Table" w:uiPriority="0" w:unhideWhenUsed="0" w:qFormat="1"/>
+    <w:lsdException w:name="annotation subject" w:semiHidden="0" w:uiPriority="0" w:unhideWhenUsed="0"/>
+    <w:lsdException w:name="Table Simple 1" w:semiHidden="0" w:uiPriority="0" w:unhideWhenUsed="0"/>
+    <w:lsdException w:name="Table Simple 2" w:semiHidden="0" w:uiPriority="0" w:unhideWhenUsed="0"/>
+    <w:lsdException w:name="Table Simple 3" w:semiHidden="0" w:uiPriority="0" w:unhideWhenUsed="0"/>
+    <w:lsdException w:name="Table Classic 1" w:semiHidden="0" w:uiPriority="0" w:unhideWhenUsed="0"/>
+    <w:lsdException w:name="Table Classic 2" w:semiHidden="0" w:uiPriority="0" w:unhideWhenUsed="0"/>
+    <w:lsdException w:name="Table Classic 3" w:semiHidden="0" w:uiPriority="0" w:unhideWhenUsed="0"/>
+    <w:lsdException w:name="Table Classic 4" w:semiHidden="0" w:uiPriority="0" w:unhideWhenUsed="0"/>
+    <w:lsdException w:name="Table Colorful 1" w:semiHidden="0" w:uiPriority="0" w:unhideWhenUsed="0"/>
+    <w:lsdException w:name="Table Colorful 2" w:semiHidden="0" w:uiPriority="0" w:unhideWhenUsed="0"/>
+    <w:lsdException w:name="Table Colorful 3" w:semiHidden="0" w:uiPriority="0" w:unhideWhenUsed="0"/>
+    <w:lsdException w:name="Table Columns 1" w:semiHidden="0" w:uiPriority="0" w:unhideWhenUsed="0"/>
+    <w:lsdException w:name="Table Columns 2" w:semiHidden="0" w:uiPriority="0" w:unhideWhenUsed="0"/>
+    <w:lsdException w:name="Table Columns 3" w:semiHidden="0" w:uiPriority="0" w:unhideWhenUsed="0"/>
+    <w:lsdException w:name="Table Columns 4" w:semiHidden="0" w:uiPriority="0" w:unhideWhenUsed="0"/>
+    <w:lsdException w:name="Table Columns 5" w:semiHidden="0" w:uiPriority="0" w:unhideWhenUsed="0"/>
+    <w:lsdException w:name="Table Grid 1" w:semiHidden="0" w:uiPriority="0" w:unhideWhenUsed="0"/>
+    <w:lsdException w:name="Table Grid 2" w:semiHidden="0" w:uiPriority="0" w:unhideWhenUsed="0"/>
+    <w:lsdException w:name="Table Grid 3" w:semiHidden="0" w:uiPriority="0" w:unhideWhenUsed="0"/>
+    <w:lsdException w:name="Table Grid 4" w:semiHidden="0" w:uiPriority="0" w:unhideWhenUsed="0"/>
+    <w:lsdException w:name="Table Grid 5" w:semiHidden="0" w:uiPriority="0" w:unhideWhenUsed="0"/>
+    <w:lsdException w:name="Table Grid 6" w:semiHidden="0" w:uiPriority="0" w:unhideWhenUsed="0"/>
+    <w:lsdException w:name="Table Grid 7" w:semiHidden="0" w:uiPriority="0" w:unhideWhenUsed="0"/>
+    <w:lsdException w:name="Table Grid 8" w:semiHidden="0" w:uiPriority="0" w:unhideWhenUsed="0"/>
+    <w:lsdException w:name="Table List 1" w:semiHidden="0" w:uiPriority="0" w:unhideWhenUsed="0"/>
+    <w:lsdException w:name="Table List 2" w:semiHidden="0" w:uiPriority="0" w:unhideWhenUsed="0"/>
+    <w:lsdException w:name="Table List 3" w:semiHidden="0" w:uiPriority="0" w:unhideWhenUsed="0"/>
+    <w:lsdException w:name="Table List 4" w:semiHidden="0" w:uiPriority="0" w:unhideWhenUsed="0"/>
+    <w:lsdException w:name="Table List 5" w:semiHidden="0" w:uiPriority="0" w:unhideWhenUsed="0"/>
+    <w:lsdException w:name="Table List 6" w:semiHidden="0" w:uiPriority="0" w:unhideWhenUsed="0"/>
+    <w:lsdException w:name="Table List 7" w:semiHidden="0" w:uiPriority="0" w:unhideWhenUsed="0"/>
+    <w:lsdException w:name="Table List 8" w:semiHidden="0" w:uiPriority="0" w:unhideWhenUsed="0"/>
+    <w:lsdException w:name="Table 3D effects 1" w:semiHidden="0" w:uiPriority="0" w:unhideWhenUsed="0"/>
+    <w:lsdException w:name="Table 3D effects 2" w:semiHidden="0" w:uiPriority="0" w:unhideWhenUsed="0"/>
+    <w:lsdException w:name="Table 3D effects 3" w:semiHidden="0" w:uiPriority="0" w:unhideWhenUsed="0"/>
+    <w:lsdException w:name="Table Contemporary" w:semiHidden="0" w:uiPriority="0" w:unhideWhenUsed="0"/>
+    <w:lsdException w:name="Table Elegant" w:semiHidden="0" w:uiPriority="0" w:unhideWhenUsed="0"/>
+    <w:lsdException w:name="Table Professional" w:semiHidden="0" w:uiPriority="0" w:unhideWhenUsed="0"/>
+    <w:lsdException w:name="Table Subtle 1" w:semiHidden="0" w:uiPriority="0" w:unhideWhenUsed="0"/>
+    <w:lsdException w:name="Table Subtle 2" w:semiHidden="0" w:uiPriority="0" w:unhideWhenUsed="0"/>
+    <w:lsdException w:name="Table Web 1" w:semiHidden="0" w:uiPriority="0" w:unhideWhenUsed="0"/>
+    <w:lsdException w:name="Table Web 2" w:semiHidden="0" w:uiPriority="0" w:unhideWhenUsed="0"/>
+    <w:lsdException w:name="Table Web 3" w:semiHidden="0" w:uiPriority="0" w:unhideWhenUsed="0"/>
+    <w:lsdException w:name="Balloon Text" w:semiHidden="0" w:uiPriority="0" w:unhideWhenUsed="0"/>
+    <w:lsdException w:name="Table Grid" w:semiHidden="0" w:uiPriority="0" w:unhideWhenUsed="0" w:qFormat="1"/>
+    <w:lsdException w:name="Table Theme" w:semiHidden="0" w:uiPriority="0" w:unhideWhenUsed="0"/>
+    <w:lsdException w:name="Light Shading" w:semiHidden="0" w:uiPriority="60" w:unhideWhenUsed="0"/>
+    <w:lsdException w:name="Light List" w:semiHidden="0" w:uiPriority="61" w:unhideWhenUsed="0"/>
+    <w:lsdException w:name="Light Grid" w:semiHidden="0" w:uiPriority="62" w:unhideWhenUsed="0"/>
+    <w:lsdException w:name="Medium Shading 1" w:semiHidden="0" w:uiPriority="63" w:unhideWhenUsed="0"/>
+    <w:lsdException w:name="Medium Shading 2" w:semiHidden="0" w:uiPriority="64" w:unhideWhenUsed="0"/>
+    <w:lsdException w:name="Medium List 1" w:semiHidden="0" w:uiPriority="65" w:unhideWhenUsed="0"/>
+    <w:lsdException w:name="Medium List 2" w:semiHidden="0" w:uiPriority="66" w:unhideWhenUsed="0"/>
+    <w:lsdException w:name="Medium Grid 1" w:semiHidden="0" w:uiPriority="67" w:unhideWhenUsed="0"/>
+    <w:lsdException w:name="Medium Grid 2" w:semiHidden="0" w:uiPriority="68" w:unhideWhenUsed="0"/>
+    <w:lsdException w:name="Medium Grid 3" w:semiHidden="0" w:uiPriority="69" w:unhideWhenUsed="0"/>
+    <w:lsdException w:name="Dark List" w:semiHidden="0" w:uiPriority="70" w:unhideWhenUsed="0"/>
+    <w:lsdException w:name="Colorful Shading" w:semiHidden="0" w:uiPriority="71" w:unhideWhenUsed="0"/>
+    <w:lsdException w:name="Colorful List" w:semiHidden="0" w:uiPriority="72" w:unhideWhenUsed="0"/>
+    <w:lsdException w:name="Colorful Grid" w:semiHidden="0" w:uiPriority="73" w:unhideWhenUsed="0"/>
+    <w:lsdException w:name="Light Shading Accent 1" w:semiHidden="0" w:uiPriority="60" w:unhideWhenUsed="0"/>
+    <w:lsdException w:name="Light List Accent 1" w:semiHidden="0" w:uiPriority="61" w:unhideWhenUsed="0"/>
+    <w:lsdException w:name="Light Grid Accent 1" w:semiHidden="0" w:uiPriority="62" w:unhideWhenUsed="0"/>
+    <w:lsdException w:name="Medium Shading 1 Accent 1" w:semiHidden="0" w:uiPriority="63" w:unhideWhenUsed="0"/>
+    <w:lsdException w:name="Medium Shading 2 Accent 1" w:semiHidden="0" w:uiPriority="64" w:unhideWhenUsed="0"/>
+    <w:lsdException w:name="Medium List 1 Accent 1" w:semiHidden="0" w:uiPriority="65" w:unhideWhenUsed="0"/>
+    <w:lsdException w:name="Medium List 2 Accent 1" w:semiHidden="0" w:uiPriority="66" w:unhideWhenUsed="0"/>
+    <w:lsdException w:name="Medium Grid 1 Accent 1" w:semiHidden="0" w:uiPriority="67" w:unhideWhenUsed="0"/>
+    <w:lsdException w:name="Medium Grid 2 Accent 1" w:semiHidden="0" w:uiPriority="68" w:unhideWhenUsed="0"/>
+    <w:lsdException w:name="Medium Grid 3 Accent 1" w:semiHidden="0" w:uiPriority="69" w:unhideWhenUsed="0"/>
+    <w:lsdException w:name="Dark List Accent 1" w:semiHidden="0" w:uiPriority="70" w:unhideWhenUsed="0"/>
+    <w:lsdException w:name="Colorful Shading Accent 1" w:semiHidden="0" w:uiPriority="71" w:unhideWhenUsed="0"/>
+    <w:lsdException w:name="Colorful List Accent 1" w:semiHidden="0" w:uiPriority="72" w:unhideWhenUsed="0"/>
+    <w:lsdException w:name="Colorful Grid Accent 1" w:semiHidden="0" w:uiPriority="73" w:unhideWhenUsed="0"/>
+    <w:lsdException w:name="Light Shading Accent 2" w:semiHidden="0" w:uiPriority="60" w:unhideWhenUsed="0"/>
+    <w:lsdException w:name="Light List Accent 2" w:semiHidden="0" w:uiPriority="61" w:unhideWhenUsed="0"/>
+    <w:lsdException w:name="Light Grid Accent 2" w:semiHidden="0" w:uiPriority="62" w:unhideWhenUsed="0"/>
+    <w:lsdException w:name="Medium Shading 1 Accent 2" w:semiHidden="0" w:uiPriority="63" w:unhideWhenUsed="0"/>
+    <w:lsdException w:name="Medium Shading 2 Accent 2" w:semiHidden="0" w:uiPriority="64" w:unhideWhenUsed="0"/>
+    <w:lsdException w:name="Medium List 1 Accent 2" w:semiHidden="0" w:uiPriority="65" w:unhideWhenUsed="0"/>
+    <w:lsdException w:name="Medium List 2 Accent 2" w:semiHidden="0" w:uiPriority="66" w:unhideWhenUsed="0"/>
+    <w:lsdException w:name="Medium Grid 1 Accent 2" w:semiHidden="0" w:uiPriority="67" w:unhideWhenUsed="0"/>
+    <w:lsdException w:name="Medium Grid 2 Accent 2" w:semiHidden="0" w:uiPriority="68" w:unhideWhenUsed="0"/>
+    <w:lsdException w:name="Medium Grid 3 Accent 2" w:semiHidden="0" w:uiPriority="69" w:unhideWhenUsed="0"/>
+    <w:lsdException w:name="Dark List Accent 2" w:semiHidden="0" w:uiPriority="70" w:unhideWhenUsed="0"/>
+    <w:lsdException w:name="Colorful Shading Accent 2" w:semiHidden="0" w:uiPriority="71" w:unhideWhenUsed="0"/>
+    <w:lsdException w:name="Colorful List Accent 2" w:semiHidden="0" w:uiPriority="72" w:unhideWhenUsed="0"/>
+    <w:lsdException w:name="Colorful Grid Accent 2" w:semiHidden="0" w:uiPriority="73" w:unhideWhenUsed="0"/>
+    <w:lsdException w:name="Light Shading Accent 3" w:semiHidden="0" w:uiPriority="60" w:unhideWhenUsed="0"/>
+    <w:lsdException w:name="Light List Accent 3" w:semiHidden="0" w:uiPriority="61" w:unhideWhenUsed="0"/>
+    <w:lsdException w:name="Light Grid Accent 3" w:semiHidden="0" w:uiPriority="62" w:unhideWhenUsed="0"/>
+    <w:lsdException w:name="Medium Shading 1 Accent 3" w:semiHidden="0" w:uiPriority="63" w:unhideWhenUsed="0"/>
+    <w:lsdException w:name="Medium Shading 2 Accent 3" w:semiHidden="0" w:uiPriority="64" w:unhideWhenUsed="0"/>
+    <w:lsdException w:name="Medium List 1 Accent 3" w:semiHidden="0" w:uiPriority="65" w:unhideWhenUsed="0"/>
+    <w:lsdException w:name="Medium List 2 Accent 3" w:semiHidden="0" w:uiPriority="66" w:unhideWhenUsed="0"/>
+    <w:lsdException w:name="Medium Grid 1 Accent 3" w:semiHidden="0" w:uiPriority="67" w:unhideWhenUsed="0"/>
+    <w:lsdException w:name="Medium Grid 2 Accent 3" w:semiHidden="0" w:uiPriority="68" w:unhideWhenUsed="0"/>
+    <w:lsdException w:name="Medium Grid 3 Accent 3" w:semiHidden="0" w:uiPriority="69" w:unhideWhenUsed="0"/>
+    <w:lsdException w:name="Dark List Accent 3" w:semiHidden="0" w:uiPriority="70" w:unhideWhenUsed="0"/>
+    <w:lsdException w:name="Colorful Shading Accent 3" w:semiHidden="0" w:uiPriority="71" w:unhideWhenUsed="0"/>
+    <w:lsdException w:name="Colorful List Accent 3" w:semiHidden="0" w:uiPriority="72" w:unhideWhenUsed="0"/>
+    <w:lsdException w:name="Colorful Grid Accent 3" w:semiHidden="0" w:uiPriority="73" w:unhideWhenUsed="0"/>
+    <w:lsdException w:name="Light Shading Accent 4" w:semiHidden="0" w:uiPriority="60" w:unhideWhenUsed="0"/>
+    <w:lsdException w:name="Light List Accent 4" w:semiHidden="0" w:uiPriority="61" w:unhideWhenUsed="0"/>
+    <w:lsdException w:name="Light Grid Accent 4" w:semiHidden="0" w:uiPriority="62" w:unhideWhenUsed="0"/>
+    <w:lsdException w:name="Medium Shading 1 Accent 4" w:semiHidden="0" w:uiPriority="63" w:unhideWhenUsed="0"/>
+    <w:lsdException w:name="Medium Shading 2 Accent 4" w:semiHidden="0" w:uiPriority="64" w:unhideWhenUsed="0"/>
+    <w:lsdException w:name="Medium List 1 Accent 4" w:semiHidden="0" w:uiPriority="65" w:unhideWhenUsed="0"/>
+    <w:lsdException w:name="Medium List 2 Accent 4" w:semiHidden="0" w:uiPriority="66" w:unhideWhenUsed="0"/>
+    <w:lsdException w:name="Medium Grid 1 Accent 4" w:semiHidden="0" w:uiPriority="67" w:unhideWhenUsed="0"/>
+    <w:lsdException w:name="Medium Grid 2 Accent 4" w:semiHidden="0" w:uiPriority="68" w:unhideWhenUsed="0"/>
+    <w:lsdException w:name="Medium Grid 3 Accent 4" w:semiHidden="0" w:uiPriority="69" w:unhideWhenUsed="0"/>
+    <w:lsdException w:name="Dark List Accent 4" w:semiHidden="0" w:uiPriority="70" w:unhideWhenUsed="0"/>
+    <w:lsdException w:name="Colorful Shading Accent 4" w:semiHidden="0" w:uiPriority="71" w:unhideWhenUsed="0"/>
+    <w:lsdException w:name="Colorful List Accent 4" w:semiHidden="0" w:uiPriority="72" w:unhideWhenUsed="0"/>
+    <w:lsdException w:name="Colorful Grid Accent 4" w:semiHidden="0" w:uiPriority="73" w:unhideWhenUsed="0"/>
+    <w:lsdException w:name="Light Shading Accent 5" w:semiHidden="0" w:uiPriority="60" w:unhideWhenUsed="0"/>
+    <w:lsdException w:name="Light List Accent 5" w:semiHidden="0" w:uiPriority="61" w:unhideWhenUsed="0"/>
+    <w:lsdException w:name="Light Grid Accent 5" w:semiHidden="0" w:uiPriority="62" w:unhideWhenUsed="0"/>
+    <w:lsdException w:name="Medium Shading 1 Accent 5" w:semiHidden="0" w:uiPriority="63" w:unhideWhenUsed="0"/>
+    <w:lsdException w:name="Medium Shading 2 Accent 5" w:semiHidden="0" w:uiPriority="64" w:unhideWhenUsed="0"/>
+    <w:lsdException w:name="Medium List 1 Accent 5" w:semiHidden="0" w:uiPriority="65" w:unhideWhenUsed="0"/>
+    <w:lsdException w:name="Medium List 2 Accent 5" w:semiHidden="0" w:uiPriority="66" w:unhideWhenUsed="0"/>
+    <w:lsdException w:name="Medium Grid 1 Accent 5" w:semiHidden="0" w:uiPriority="67" w:unhideWhenUsed="0"/>
+    <w:lsdException w:name="Medium Grid 2 Accent 5" w:semiHidden="0" w:uiPriority="68" w:unhideWhenUsed="0"/>
+    <w:lsdException w:name="Medium Grid 3 Accent 5" w:semiHidden="0" w:uiPriority="69" w:unhideWhenUsed="0"/>
+    <w:lsdException w:name="Dark List Accent 5" w:semiHidden="0" w:uiPriority="70" w:unhideWhenUsed="0"/>
+    <w:lsdException w:name="Colorful Shading Accent 5" w:semiHidden="0" w:uiPriority="71" w:unhideWhenUsed="0"/>
+    <w:lsdException w:name="Colorful List Accent 5" w:semiHidden="0" w:uiPriority="72" w:unhideWhenUsed="0"/>
+    <w:lsdException w:name="Colorful Grid Accent 5" w:semiHidden="0" w:uiPriority="73" w:unhideWhenUsed="0"/>
+    <w:lsdException w:name="Light Shading Accent 6" w:semiHidden="0" w:uiPriority="60" w:unhideWhenUsed="0"/>
+    <w:lsdException w:name="Light List Accent 6" w:semiHidden="0" w:uiPriority="61" w:unhideWhenUsed="0"/>
+    <w:lsdException w:name="Light Grid Accent 6" w:semiHidden="0" w:uiPriority="62" w:unhideWhenUsed="0"/>
+    <w:lsdException w:name="Medium Shading 1 Accent 6" w:semiHidden="0" w:uiPriority="63" w:unhideWhenUsed="0"/>
+    <w:lsdException w:name="Medium Shading 2 Accent 6" w:semiHidden="0" w:uiPriority="64" w:unhideWhenUsed="0"/>
+    <w:lsdException w:name="Medium List 1 Accent 6" w:semiHidden="0" w:uiPriority="65" w:unhideWhenUsed="0"/>
+    <w:lsdException w:name="Medium List 2 Accent 6" w:semiHidden="0" w:uiPriority="66" w:unhideWhenUsed="0"/>
+    <w:lsdException w:name="Medium Grid 1 Accent 6" w:semiHidden="0" w:uiPriority="67" w:unhideWhenUsed="0"/>
+    <w:lsdException w:name="Medium Grid 2 Accent 6" w:semiHidden="0" w:uiPriority="68" w:unhideWhenUsed="0"/>
+    <w:lsdException w:name="Medium Grid 3 Accent 6" w:semiHidden="0" w:uiPriority="69" w:unhideWhenUsed="0"/>
+    <w:lsdException w:name="Dark List Accent 6" w:semiHidden="0" w:uiPriority="70" w:unhideWhenUsed="0"/>
+    <w:lsdException w:name="Colorful Shading Accent 6" w:semiHidden="0" w:uiPriority="71" w:unhideWhenUsed="0"/>
+    <w:lsdException w:name="Colorful List Accent 6" w:semiHidden="0" w:uiPriority="72" w:unhideWhenUsed="0"/>
+    <w:lsdException w:name="Colorful Grid Accent 6" w:semiHidden="0" w:uiPriority="73" w:unhideWhenUsed="0"/>
   </w:latentStyles>
-  <w:style w:type="paragraph" w:default="1" w:styleId="1">
+  <w:style w:type="paragraph" w:default="1" w:styleId="Normal">
     <w:name w:val="Normal"/>
     <w:qFormat/>
-    <w:uiPriority w:val="0"/>
     <w:pPr>
       <w:kinsoku w:val="0"/>
       <w:autoSpaceDE w:val="0"/>
@@ -4868,7 +4748,7 @@
       <w:textAlignment w:val="baseline"/>
     </w:pPr>
     <w:rPr>
-      <w:rFonts w:ascii="Arial" w:hAnsi="Arial" w:eastAsia="宋体" w:cs="Arial"/>
+      <w:rFonts w:ascii="Arial" w:eastAsia="宋体" w:hAnsi="Arial" w:cs="Arial"/>
       <w:snapToGrid w:val="0"/>
       <w:color w:val="000000"/>
       <w:kern w:val="0"/>
@@ -4877,12 +4757,11 @@
       <w:lang w:val="en-US" w:eastAsia="en-US" w:bidi="ar-SA"/>
     </w:rPr>
   </w:style>
-  <w:style w:type="paragraph" w:styleId="2">
+  <w:style w:type="paragraph" w:styleId="Heading1">
     <w:name w:val="heading 1"/>
-    <w:basedOn w:val="1"/>
-    <w:next w:val="1"/>
+    <w:basedOn w:val="Normal"/>
+    <w:next w:val="Normal"/>
     <w:qFormat/>
-    <w:uiPriority w:val="0"/>
     <w:pPr>
       <w:keepNext/>
       <w:keepLines/>
@@ -4900,13 +4779,12 @@
       <w:sz w:val="44"/>
     </w:rPr>
   </w:style>
-  <w:style w:type="paragraph" w:styleId="3">
+  <w:style w:type="paragraph" w:styleId="Heading2">
     <w:name w:val="heading 2"/>
-    <w:basedOn w:val="1"/>
-    <w:next w:val="1"/>
+    <w:basedOn w:val="Normal"/>
+    <w:next w:val="Normal"/>
     <w:unhideWhenUsed/>
     <w:qFormat/>
-    <w:uiPriority w:val="0"/>
     <w:pPr>
       <w:keepNext/>
       <w:keepLines/>
@@ -4919,19 +4797,18 @@
       <w:outlineLvl w:val="1"/>
     </w:pPr>
     <w:rPr>
-      <w:rFonts w:ascii="Arial" w:hAnsi="Arial" w:eastAsia="黑体"/>
+      <w:rFonts w:ascii="Arial" w:eastAsia="黑体" w:hAnsi="Arial"/>
       <w:b/>
       <w:sz w:val="32"/>
     </w:rPr>
   </w:style>
-  <w:style w:type="paragraph" w:styleId="4">
+  <w:style w:type="paragraph" w:styleId="Heading3">
     <w:name w:val="heading 3"/>
-    <w:basedOn w:val="1"/>
-    <w:next w:val="1"/>
+    <w:basedOn w:val="Normal"/>
+    <w:next w:val="Normal"/>
     <w:semiHidden/>
     <w:unhideWhenUsed/>
     <w:qFormat/>
-    <w:uiPriority w:val="0"/>
     <w:pPr>
       <w:keepNext/>
       <w:keepLines/>
@@ -4948,13 +4825,12 @@
       <w:sz w:val="32"/>
     </w:rPr>
   </w:style>
-  <w:style w:type="paragraph" w:styleId="5">
+  <w:style w:type="paragraph" w:styleId="Heading4">
     <w:name w:val="heading 4"/>
-    <w:basedOn w:val="1"/>
-    <w:next w:val="1"/>
+    <w:basedOn w:val="Normal"/>
+    <w:next w:val="Normal"/>
     <w:unhideWhenUsed/>
     <w:qFormat/>
-    <w:uiPriority w:val="0"/>
     <w:pPr>
       <w:keepNext/>
       <w:keepLines/>
@@ -4967,19 +4843,18 @@
       <w:outlineLvl w:val="3"/>
     </w:pPr>
     <w:rPr>
-      <w:rFonts w:ascii="Arial" w:hAnsi="Arial" w:eastAsia="黑体"/>
+      <w:rFonts w:ascii="Arial" w:eastAsia="黑体" w:hAnsi="Arial"/>
       <w:b/>
       <w:sz w:val="28"/>
     </w:rPr>
   </w:style>
-  <w:style w:type="paragraph" w:styleId="6">
+  <w:style w:type="paragraph" w:styleId="Heading5">
     <w:name w:val="heading 5"/>
-    <w:basedOn w:val="1"/>
-    <w:next w:val="1"/>
+    <w:basedOn w:val="Normal"/>
+    <w:next w:val="Normal"/>
     <w:semiHidden/>
     <w:unhideWhenUsed/>
     <w:qFormat/>
-    <w:uiPriority w:val="0"/>
     <w:pPr>
       <w:keepNext/>
       <w:keepLines/>
@@ -4996,14 +4871,13 @@
       <w:sz w:val="28"/>
     </w:rPr>
   </w:style>
-  <w:style w:type="paragraph" w:styleId="7">
+  <w:style w:type="paragraph" w:styleId="Heading6">
     <w:name w:val="heading 6"/>
-    <w:basedOn w:val="1"/>
-    <w:next w:val="1"/>
+    <w:basedOn w:val="Normal"/>
+    <w:next w:val="Normal"/>
     <w:semiHidden/>
     <w:unhideWhenUsed/>
     <w:qFormat/>
-    <w:uiPriority w:val="0"/>
     <w:pPr>
       <w:keepNext/>
       <w:keepLines/>
@@ -5016,19 +4890,18 @@
       <w:outlineLvl w:val="5"/>
     </w:pPr>
     <w:rPr>
-      <w:rFonts w:ascii="Arial" w:hAnsi="Arial" w:eastAsia="黑体"/>
+      <w:rFonts w:ascii="Arial" w:eastAsia="黑体" w:hAnsi="Arial"/>
       <w:b/>
       <w:sz w:val="24"/>
     </w:rPr>
   </w:style>
-  <w:style w:type="paragraph" w:styleId="8">
+  <w:style w:type="paragraph" w:styleId="Heading7">
     <w:name w:val="heading 7"/>
-    <w:basedOn w:val="1"/>
-    <w:next w:val="1"/>
+    <w:basedOn w:val="Normal"/>
+    <w:next w:val="Normal"/>
     <w:semiHidden/>
     <w:unhideWhenUsed/>
     <w:qFormat/>
-    <w:uiPriority w:val="0"/>
     <w:pPr>
       <w:keepNext/>
       <w:keepLines/>
@@ -5045,14 +4918,13 @@
       <w:sz w:val="24"/>
     </w:rPr>
   </w:style>
-  <w:style w:type="paragraph" w:styleId="9">
+  <w:style w:type="paragraph" w:styleId="Heading8">
     <w:name w:val="heading 8"/>
-    <w:basedOn w:val="1"/>
-    <w:next w:val="1"/>
+    <w:basedOn w:val="Normal"/>
+    <w:next w:val="Normal"/>
     <w:semiHidden/>
     <w:unhideWhenUsed/>
     <w:qFormat/>
-    <w:uiPriority w:val="0"/>
     <w:pPr>
       <w:keepNext/>
       <w:keepLines/>
@@ -5065,18 +4937,17 @@
       <w:outlineLvl w:val="7"/>
     </w:pPr>
     <w:rPr>
-      <w:rFonts w:ascii="Arial" w:hAnsi="Arial" w:eastAsia="黑体"/>
+      <w:rFonts w:ascii="Arial" w:eastAsia="黑体" w:hAnsi="Arial"/>
       <w:sz w:val="24"/>
     </w:rPr>
   </w:style>
-  <w:style w:type="paragraph" w:styleId="10">
+  <w:style w:type="paragraph" w:styleId="Heading9">
     <w:name w:val="heading 9"/>
-    <w:basedOn w:val="1"/>
-    <w:next w:val="1"/>
+    <w:basedOn w:val="Normal"/>
+    <w:next w:val="Normal"/>
     <w:semiHidden/>
     <w:unhideWhenUsed/>
     <w:qFormat/>
-    <w:uiPriority w:val="0"/>
     <w:pPr>
       <w:keepNext/>
       <w:keepLines/>
@@ -5089,21 +4960,19 @@
       <w:outlineLvl w:val="8"/>
     </w:pPr>
     <w:rPr>
-      <w:rFonts w:ascii="Arial" w:hAnsi="Arial" w:eastAsia="黑体"/>
+      <w:rFonts w:ascii="Arial" w:eastAsia="黑体" w:hAnsi="Arial"/>
       <w:sz w:val="21"/>
     </w:rPr>
   </w:style>
-  <w:style w:type="character" w:default="1" w:styleId="22">
+  <w:style w:type="character" w:default="1" w:styleId="DefaultParagraphFont">
     <w:name w:val="Default Paragraph Font"/>
     <w:semiHidden/>
     <w:qFormat/>
-    <w:uiPriority w:val="0"/>
   </w:style>
-  <w:style w:type="table" w:default="1" w:styleId="20">
+  <w:style w:type="table" w:default="1" w:styleId="TableNormal">
     <w:name w:val="Normal Table"/>
     <w:semiHidden/>
     <w:qFormat/>
-    <w:uiPriority w:val="0"/>
     <w:tblPr>
       <w:tblCellMar>
         <w:top w:w="0" w:type="dxa"/>
@@ -5113,43 +4982,39 @@
       </w:tblCellMar>
     </w:tblPr>
   </w:style>
-  <w:style w:type="paragraph" w:styleId="11">
+  <w:style w:type="paragraph" w:styleId="CommentText">
     <w:name w:val="annotation text"/>
-    <w:basedOn w:val="1"/>
+    <w:basedOn w:val="Normal"/>
     <w:qFormat/>
-    <w:uiPriority w:val="0"/>
     <w:pPr>
       <w:jc w:val="left"/>
     </w:pPr>
   </w:style>
-  <w:style w:type="paragraph" w:styleId="12">
+  <w:style w:type="paragraph" w:styleId="BodyText">
     <w:name w:val="Body Text"/>
-    <w:basedOn w:val="1"/>
+    <w:basedOn w:val="Normal"/>
     <w:semiHidden/>
     <w:qFormat/>
-    <w:uiPriority w:val="0"/>
     <w:rPr>
-      <w:rFonts w:ascii="Arial" w:hAnsi="Arial" w:eastAsia="Arial" w:cs="Arial"/>
+      <w:rFonts w:ascii="Arial" w:eastAsia="Arial" w:hAnsi="Arial" w:cs="Arial"/>
       <w:sz w:val="21"/>
       <w:szCs w:val="21"/>
       <w:lang w:val="en-US" w:eastAsia="en-US" w:bidi="ar-SA"/>
     </w:rPr>
   </w:style>
-  <w:style w:type="paragraph" w:styleId="13">
+  <w:style w:type="paragraph" w:styleId="TOC3">
     <w:name w:val="toc 3"/>
-    <w:basedOn w:val="1"/>
-    <w:next w:val="1"/>
+    <w:basedOn w:val="Normal"/>
+    <w:next w:val="Normal"/>
     <w:qFormat/>
-    <w:uiPriority w:val="0"/>
     <w:pPr>
       <w:ind w:left="840" w:leftChars="400"/>
     </w:pPr>
   </w:style>
-  <w:style w:type="paragraph" w:styleId="14">
+  <w:style w:type="paragraph" w:styleId="Footer">
     <w:name w:val="footer"/>
-    <w:basedOn w:val="1"/>
+    <w:basedOn w:val="Normal"/>
     <w:qFormat/>
-    <w:uiPriority w:val="0"/>
     <w:pPr>
       <w:tabs>
         <w:tab w:val="center" w:pos="4153"/>
@@ -5162,17 +5027,16 @@
       <w:sz w:val="18"/>
     </w:rPr>
   </w:style>
-  <w:style w:type="paragraph" w:styleId="15">
+  <w:style w:type="paragraph" w:styleId="Header">
     <w:name w:val="header"/>
-    <w:basedOn w:val="1"/>
+    <w:basedOn w:val="Normal"/>
     <w:qFormat/>
-    <w:uiPriority w:val="0"/>
     <w:pPr>
       <w:pBdr>
-        <w:top w:val="none" w:color="auto" w:sz="0" w:space="0"/>
-        <w:left w:val="none" w:color="auto" w:sz="0" w:space="0"/>
-        <w:bottom w:val="none" w:color="auto" w:sz="0" w:space="0"/>
-        <w:right w:val="none" w:color="auto" w:sz="0" w:space="0"/>
+        <w:top w:val="nil"/>
+        <w:left w:val="nil"/>
+        <w:bottom w:val="nil"/>
+        <w:right w:val="nil"/>
       </w:pBdr>
       <w:tabs>
         <w:tab w:val="center" w:pos="4153"/>
@@ -5187,41 +5051,37 @@
       <w:sz w:val="18"/>
     </w:rPr>
   </w:style>
-  <w:style w:type="paragraph" w:styleId="16">
+  <w:style w:type="paragraph" w:styleId="TOC1">
     <w:name w:val="toc 1"/>
-    <w:basedOn w:val="1"/>
-    <w:next w:val="1"/>
+    <w:basedOn w:val="Normal"/>
+    <w:next w:val="Normal"/>
     <w:qFormat/>
-    <w:uiPriority w:val="0"/>
     <w:rPr>
-      <w:rFonts w:ascii="Arial" w:hAnsi="Arial" w:eastAsia="Microsoft JhengHei"/>
+      <w:rFonts w:ascii="Arial" w:eastAsia="Microsoft JhengHei" w:hAnsi="Arial"/>
       <w:sz w:val="24"/>
     </w:rPr>
   </w:style>
-  <w:style w:type="paragraph" w:styleId="17">
+  <w:style w:type="paragraph" w:styleId="TOC2">
     <w:name w:val="toc 2"/>
-    <w:basedOn w:val="1"/>
-    <w:next w:val="1"/>
+    <w:basedOn w:val="Normal"/>
+    <w:next w:val="Normal"/>
     <w:qFormat/>
-    <w:uiPriority w:val="0"/>
     <w:pPr>
       <w:ind w:left="420" w:leftChars="200"/>
     </w:pPr>
   </w:style>
-  <w:style w:type="paragraph" w:styleId="18">
+  <w:style w:type="paragraph" w:styleId="NormalWeb">
     <w:name w:val="Normal (Web)"/>
-    <w:basedOn w:val="1"/>
+    <w:basedOn w:val="Normal"/>
     <w:qFormat/>
-    <w:uiPriority w:val="0"/>
     <w:rPr>
       <w:sz w:val="24"/>
     </w:rPr>
   </w:style>
-  <w:style w:type="paragraph" w:styleId="19">
+  <w:style w:type="paragraph" w:styleId="Title">
     <w:name w:val="Title"/>
-    <w:basedOn w:val="1"/>
+    <w:basedOn w:val="Normal"/>
     <w:qFormat/>
-    <w:uiPriority w:val="0"/>
     <w:pPr>
       <w:spacing w:before="240" w:beforeLines="0" w:beforeAutospacing="0" w:after="60" w:afterLines="0" w:afterAutospacing="0"/>
       <w:jc w:val="center"/>
@@ -5233,41 +5093,38 @@
       <w:sz w:val="32"/>
     </w:rPr>
   </w:style>
-  <w:style w:type="table" w:styleId="21">
+  <w:style w:type="table" w:styleId="TableGrid">
     <w:name w:val="Table Grid"/>
-    <w:basedOn w:val="20"/>
+    <w:basedOn w:val="TableNormal"/>
     <w:qFormat/>
-    <w:uiPriority w:val="0"/>
     <w:pPr>
       <w:widowControl w:val="0"/>
       <w:jc w:val="both"/>
     </w:pPr>
     <w:tblPr>
       <w:tblBorders>
-        <w:top w:val="single" w:color="auto" w:sz="4" w:space="0"/>
-        <w:left w:val="single" w:color="auto" w:sz="4" w:space="0"/>
-        <w:bottom w:val="single" w:color="auto" w:sz="4" w:space="0"/>
-        <w:right w:val="single" w:color="auto" w:sz="4" w:space="0"/>
-        <w:insideH w:val="single" w:color="auto" w:sz="4" w:space="0"/>
-        <w:insideV w:val="single" w:color="auto" w:sz="4" w:space="0"/>
+        <w:top w:val="single" w:sz="4" w:space="0" w:color="auto"/>
+        <w:left w:val="single" w:sz="4" w:space="0" w:color="auto"/>
+        <w:bottom w:val="single" w:sz="4" w:space="0" w:color="auto"/>
+        <w:right w:val="single" w:sz="4" w:space="0" w:color="auto"/>
+        <w:insideH w:val="single" w:sz="4" w:space="0" w:color="auto"/>
+        <w:insideV w:val="single" w:sz="4" w:space="0" w:color="auto"/>
       </w:tblBorders>
     </w:tblPr>
   </w:style>
-  <w:style w:type="character" w:styleId="23">
+  <w:style w:type="character" w:styleId="Strong">
     <w:name w:val="Strong"/>
-    <w:basedOn w:val="22"/>
+    <w:basedOn w:val="DefaultParagraphFont"/>
     <w:qFormat/>
-    <w:uiPriority w:val="0"/>
     <w:rPr>
       <w:b/>
     </w:rPr>
   </w:style>
-  <w:style w:type="table" w:customStyle="1" w:styleId="24">
+  <w:style w:type="table" w:customStyle="1" w:styleId="TableNormal0">
     <w:name w:val="Table Normal_0"/>
     <w:semiHidden/>
     <w:unhideWhenUsed/>
     <w:qFormat/>
-    <w:uiPriority w:val="0"/>
     <w:tblPr>
       <w:tblCellMar>
         <w:top w:w="0" w:type="dxa"/>
@@ -5277,87 +5134,81 @@
       </w:tblCellMar>
     </w:tblPr>
   </w:style>
-  <w:style w:type="paragraph" w:customStyle="1" w:styleId="25">
+  <w:style w:type="paragraph" w:customStyle="1" w:styleId="TableText">
     <w:name w:val="Table Text"/>
-    <w:basedOn w:val="1"/>
+    <w:basedOn w:val="Normal"/>
     <w:semiHidden/>
     <w:qFormat/>
-    <w:uiPriority w:val="0"/>
     <w:rPr>
-      <w:rFonts w:ascii="宋体" w:hAnsi="宋体" w:eastAsia="宋体" w:cs="宋体"/>
+      <w:rFonts w:ascii="宋体" w:eastAsia="宋体" w:hAnsi="宋体" w:cs="宋体"/>
       <w:sz w:val="21"/>
       <w:szCs w:val="21"/>
       <w:lang w:val="en-US" w:eastAsia="en-US" w:bidi="ar-SA"/>
     </w:rPr>
   </w:style>
-  <w:style w:type="paragraph" w:customStyle="1" w:styleId="26">
+  <w:style w:type="paragraph" w:customStyle="1" w:styleId="1">
     <w:name w:val="柴_标题1"/>
-    <w:basedOn w:val="2"/>
-    <w:next w:val="27"/>
-    <w:link w:val="38"/>
+    <w:basedOn w:val="Heading1"/>
+    <w:next w:val="a"/>
+    <w:link w:val="1Char"/>
     <w:qFormat/>
-    <w:uiPriority w:val="0"/>
     <w:pPr>
       <w:spacing w:before="100" w:after="90" w:line="360" w:lineRule="auto"/>
     </w:pPr>
     <w:rPr>
-      <w:rFonts w:ascii="Arial" w:hAnsi="Arial" w:eastAsia="宋体"/>
+      <w:rFonts w:ascii="Arial" w:eastAsia="宋体" w:hAnsi="Arial"/>
       <w:sz w:val="32"/>
     </w:rPr>
   </w:style>
-  <w:style w:type="paragraph" w:customStyle="1" w:styleId="27">
+  <w:style w:type="paragraph" w:customStyle="1" w:styleId="a">
     <w:name w:val="柴_正文"/>
-    <w:basedOn w:val="12"/>
-    <w:link w:val="41"/>
+    <w:basedOn w:val="BodyText"/>
+    <w:link w:val="Char"/>
     <w:qFormat/>
-    <w:uiPriority w:val="0"/>
     <w:pPr>
       <w:spacing w:line="360" w:lineRule="auto"/>
       <w:ind w:firstLine="470" w:firstLineChars="200"/>
     </w:pPr>
     <w:rPr>
-      <w:rFonts w:ascii="Arial" w:hAnsi="Arial" w:eastAsia="宋体"/>
+      <w:rFonts w:ascii="Arial" w:eastAsia="宋体" w:hAnsi="Arial"/>
       <w:sz w:val="24"/>
       <w:lang w:eastAsia="zh-CN"/>
     </w:rPr>
   </w:style>
-  <w:style w:type="paragraph" w:customStyle="1" w:styleId="28">
+  <w:style w:type="paragraph" w:customStyle="1" w:styleId="2">
     <w:name w:val="柴_标题2"/>
-    <w:basedOn w:val="3"/>
-    <w:next w:val="27"/>
+    <w:basedOn w:val="Heading2"/>
+    <w:next w:val="a"/>
     <w:qFormat/>
-    <w:uiPriority w:val="0"/>
     <w:pPr>
       <w:spacing w:line="360" w:lineRule="auto"/>
     </w:pPr>
     <w:rPr>
-      <w:rFonts w:ascii="Arial" w:hAnsi="Arial" w:eastAsia="宋体"/>
+      <w:rFonts w:ascii="Arial" w:eastAsia="宋体" w:hAnsi="Arial"/>
       <w:sz w:val="28"/>
     </w:rPr>
   </w:style>
-  <w:style w:type="paragraph" w:customStyle="1" w:styleId="29">
+  <w:style w:type="paragraph" w:customStyle="1" w:styleId="3">
     <w:name w:val="柴_标题3"/>
-    <w:basedOn w:val="4"/>
-    <w:next w:val="27"/>
+    <w:basedOn w:val="Heading3"/>
+    <w:next w:val="a"/>
     <w:qFormat/>
-    <w:uiPriority w:val="0"/>
     <w:pPr>
       <w:spacing w:line="360" w:lineRule="auto"/>
       <w:ind w:left="0" w:firstLine="472" w:firstLineChars="200"/>
     </w:pPr>
     <w:rPr>
-      <w:rFonts w:ascii="宋体" w:hAnsi="宋体" w:eastAsia="宋体" w:cs="宋体"/>
+      <w:rFonts w:ascii="宋体" w:eastAsia="宋体" w:hAnsi="宋体" w:cs="宋体"/>
       <w:spacing w:val="-2"/>
       <w:sz w:val="24"/>
       <w:szCs w:val="24"/>
     </w:rPr>
   </w:style>
-  <w:style w:type="paragraph" w:customStyle="1" w:styleId="30">
+  <w:style w:type="paragraph" w:customStyle="1" w:styleId="a0">
     <w:name w:val="柴_目录"/>
-    <w:basedOn w:val="1"/>
-    <w:next w:val="12"/>
+    <w:basedOn w:val="Normal"/>
+    <w:next w:val="BodyText"/>
     <w:qFormat/>
-    <w:uiPriority w:val="0"/>
     <w:pPr>
       <w:tabs>
         <w:tab w:val="right" w:leader="dot" w:pos="8442"/>
@@ -5365,96 +5216,89 @@
       <w:ind w:left="0" w:leftChars="0"/>
     </w:pPr>
     <w:rPr>
-      <w:rFonts w:ascii="Arial" w:hAnsi="Arial" w:eastAsia="Microsoft JhengHei"/>
+      <w:rFonts w:ascii="Arial" w:eastAsia="Microsoft JhengHei" w:hAnsi="Arial"/>
       <w:sz w:val="24"/>
     </w:rPr>
   </w:style>
-  <w:style w:type="paragraph" w:customStyle="1" w:styleId="31">
+  <w:style w:type="paragraph" w:customStyle="1" w:styleId="a1">
     <w:name w:val="柴_公司名"/>
-    <w:basedOn w:val="19"/>
+    <w:basedOn w:val="Title"/>
     <w:qFormat/>
-    <w:uiPriority w:val="0"/>
     <w:pPr>
       <w:spacing w:after="600" w:afterLines="600"/>
     </w:pPr>
     <w:rPr>
-      <w:rFonts w:hint="eastAsia" w:ascii="宋体" w:hAnsi="宋体" w:eastAsia="宋体" w:cs="宋体"/>
+      <w:rFonts w:ascii="宋体" w:eastAsia="宋体" w:hAnsi="宋体" w:cs="宋体" w:hint="eastAsia"/>
       <w:bCs/>
       <w:spacing w:val="-6"/>
       <w:sz w:val="52"/>
       <w:szCs w:val="52"/>
     </w:rPr>
   </w:style>
-  <w:style w:type="paragraph" w:customStyle="1" w:styleId="32">
+  <w:style w:type="paragraph" w:customStyle="1" w:styleId="a2">
     <w:name w:val="柴_文档名"/>
-    <w:basedOn w:val="19"/>
+    <w:basedOn w:val="Title"/>
     <w:qFormat/>
-    <w:uiPriority w:val="0"/>
     <w:pPr>
       <w:spacing w:after="900" w:afterLines="900"/>
     </w:pPr>
     <w:rPr>
-      <w:rFonts w:ascii="黑体" w:hAnsi="黑体" w:eastAsia="黑体" w:cs="黑体"/>
+      <w:rFonts w:ascii="黑体" w:eastAsia="黑体" w:hAnsi="黑体" w:cs="黑体"/>
       <w:bCs/>
       <w:spacing w:val="-7"/>
       <w:sz w:val="52"/>
       <w:szCs w:val="52"/>
     </w:rPr>
   </w:style>
-  <w:style w:type="paragraph" w:customStyle="1" w:styleId="33">
+  <w:style w:type="paragraph" w:customStyle="1" w:styleId="WPSOffice1">
     <w:name w:val="WPSOffice手动目录 1"/>
     <w:qFormat/>
-    <w:uiPriority w:val="0"/>
     <w:pPr>
       <w:ind w:leftChars="0"/>
     </w:pPr>
     <w:rPr>
-      <w:rFonts w:ascii="Times New Roman" w:hAnsi="Times New Roman" w:eastAsia="宋体" w:cs="Times New Roman"/>
+      <w:rFonts w:ascii="Times New Roman" w:eastAsia="宋体" w:hAnsi="Times New Roman" w:cs="Times New Roman"/>
       <w:sz w:val="20"/>
       <w:szCs w:val="20"/>
     </w:rPr>
   </w:style>
-  <w:style w:type="paragraph" w:customStyle="1" w:styleId="34">
+  <w:style w:type="paragraph" w:customStyle="1" w:styleId="WPSOffice2">
     <w:name w:val="WPSOffice手动目录 2"/>
     <w:qFormat/>
-    <w:uiPriority w:val="0"/>
     <w:pPr>
       <w:ind w:leftChars="200"/>
     </w:pPr>
     <w:rPr>
-      <w:rFonts w:ascii="Times New Roman" w:hAnsi="Times New Roman" w:eastAsia="宋体" w:cs="Times New Roman"/>
+      <w:rFonts w:ascii="Times New Roman" w:eastAsia="宋体" w:hAnsi="Times New Roman" w:cs="Times New Roman"/>
       <w:sz w:val="20"/>
       <w:szCs w:val="20"/>
     </w:rPr>
   </w:style>
-  <w:style w:type="paragraph" w:customStyle="1" w:styleId="35">
+  <w:style w:type="paragraph" w:customStyle="1" w:styleId="WPSOffice3">
     <w:name w:val="WPSOffice手动目录 3"/>
     <w:qFormat/>
-    <w:uiPriority w:val="0"/>
     <w:pPr>
       <w:ind w:leftChars="400"/>
     </w:pPr>
     <w:rPr>
-      <w:rFonts w:ascii="Times New Roman" w:hAnsi="Times New Roman" w:eastAsia="宋体" w:cs="Times New Roman"/>
+      <w:rFonts w:ascii="Times New Roman" w:eastAsia="宋体" w:hAnsi="Times New Roman" w:cs="Times New Roman"/>
       <w:sz w:val="20"/>
       <w:szCs w:val="20"/>
     </w:rPr>
   </w:style>
-  <w:style w:type="paragraph" w:customStyle="1" w:styleId="36">
+  <w:style w:type="paragraph" w:customStyle="1" w:styleId="Compact">
     <w:name w:val="Compact"/>
-    <w:basedOn w:val="12"/>
+    <w:basedOn w:val="BodyText"/>
     <w:qFormat/>
-    <w:uiPriority w:val="0"/>
     <w:pPr>
       <w:spacing w:before="36" w:after="36"/>
     </w:pPr>
   </w:style>
-  <w:style w:type="table" w:customStyle="1" w:styleId="37">
+  <w:style w:type="table" w:customStyle="1" w:styleId="Table">
     <w:name w:val="Table"/>
     <w:semiHidden/>
     <w:unhideWhenUsed/>
     <w:qFormat/>
-    <w:uiPriority w:val="0"/>
     <w:tblPr>
       <w:tblCellMar>
         <w:top w:w="0" w:type="dxa"/>
@@ -5466,27 +5310,25 @@
     <w:tblStylePr w:type="firstRow">
       <w:tcPr>
         <w:tcBorders>
-          <w:bottom w:val="single" w:color="auto" w:sz="0" w:space="0"/>
+          <w:bottom w:val="single" w:sz="0" w:space="0" w:color="auto"/>
         </w:tcBorders>
         <w:vAlign w:val="bottom"/>
       </w:tcPr>
     </w:tblStylePr>
   </w:style>
-  <w:style w:type="character" w:customStyle="1" w:styleId="38">
+  <w:style w:type="character" w:customStyle="1" w:styleId="1Char">
     <w:name w:val="柴_标题1 Char"/>
-    <w:link w:val="26"/>
+    <w:link w:val="1"/>
     <w:qFormat/>
-    <w:uiPriority w:val="0"/>
     <w:rPr>
-      <w:rFonts w:ascii="Arial" w:hAnsi="Arial" w:eastAsia="宋体"/>
+      <w:rFonts w:ascii="Arial" w:eastAsia="宋体" w:hAnsi="Arial"/>
       <w:sz w:val="32"/>
     </w:rPr>
   </w:style>
-  <w:style w:type="paragraph" w:customStyle="1" w:styleId="39">
+  <w:style w:type="paragraph" w:customStyle="1" w:styleId="a3">
     <w:name w:val="柴_正文_无缩进"/>
-    <w:basedOn w:val="1"/>
+    <w:basedOn w:val="Normal"/>
     <w:qFormat/>
-    <w:uiPriority w:val="0"/>
     <w:pPr>
       <w:ind w:firstLine="0" w:firstLineChars="0"/>
     </w:pPr>
@@ -5496,31 +5338,29 @@
       <w:lang w:eastAsia="zh-CN"/>
     </w:rPr>
   </w:style>
-  <w:style w:type="paragraph" w:customStyle="1" w:styleId="40">
+  <w:style w:type="paragraph" w:customStyle="1" w:styleId="4">
     <w:name w:val="柴_标题4"/>
-    <w:basedOn w:val="5"/>
-    <w:next w:val="1"/>
+    <w:basedOn w:val="Heading4"/>
+    <w:next w:val="Normal"/>
     <w:qFormat/>
-    <w:uiPriority w:val="0"/>
     <w:pPr>
       <w:widowControl w:val="0"/>
       <w:spacing w:before="160" w:line="360" w:lineRule="auto"/>
-      <w:ind w:left="981" w:leftChars="300" w:hanging="862"/>
+      <w:ind w:left="981" w:hanging="862" w:leftChars="300"/>
     </w:pPr>
     <w:rPr>
-      <w:rFonts w:hint="eastAsia" w:ascii="Calibri" w:hAnsi="Calibri" w:eastAsia="宋体" w:cs="宋体"/>
+      <w:rFonts w:ascii="Calibri" w:eastAsia="宋体" w:hAnsi="Calibri" w:cs="宋体" w:hint="eastAsia"/>
       <w:sz w:val="24"/>
       <w:szCs w:val="24"/>
       <w:lang w:eastAsia="zh-CN" w:bidi="zh-CN"/>
     </w:rPr>
   </w:style>
-  <w:style w:type="character" w:customStyle="1" w:styleId="41">
+  <w:style w:type="character" w:customStyle="1" w:styleId="Char">
     <w:name w:val="柴_正文 Char"/>
-    <w:link w:val="27"/>
+    <w:link w:val="a"/>
     <w:qFormat/>
-    <w:uiPriority w:val="0"/>
     <w:rPr>
-      <w:rFonts w:ascii="Arial" w:hAnsi="Arial" w:eastAsia="宋体"/>
+      <w:rFonts w:ascii="Arial" w:eastAsia="宋体" w:hAnsi="Arial"/>
       <w:sz w:val="24"/>
       <w:lang w:eastAsia="zh-CN"/>
     </w:rPr>

--- a/8.资源管理/1.流程制度规范类文件/080101-运维工具管理制度.docx
+++ b/8.资源管理/1.流程制度规范类文件/080101-运维工具管理制度.docx
@@ -1,22 +1,19 @@
 
 <file path=word/document.xml><?xml version="1.0" encoding="utf-8"?>
-<w:document xmlns:wpc="http://schemas.microsoft.com/office/word/2010/wordprocessingCanvas" xmlns:mc="http://schemas.openxmlformats.org/markup-compatibility/2006" xmlns:o="urn:schemas-microsoft-com:office:office" xmlns:r="http://schemas.openxmlformats.org/officeDocument/2006/relationships" xmlns:m="http://schemas.openxmlformats.org/officeDocument/2006/math" xmlns:v="urn:schemas-microsoft-com:vml" xmlns:wp14="http://schemas.microsoft.com/office/word/2010/wordprocessingDrawing" xmlns:wp="http://schemas.openxmlformats.org/drawingml/2006/wordprocessingDrawing" xmlns:w10="urn:schemas-microsoft-com:office:word" xmlns:w="http://schemas.openxmlformats.org/wordprocessingml/2006/main" xmlns:w14="http://schemas.microsoft.com/office/word/2010/wordml" xmlns:w15="http://schemas.microsoft.com/office/word/2012/wordml" xmlns:wne="http://schemas.microsoft.com/office/word/2006/wordml" xmlns:wpg="http://schemas.microsoft.com/office/word/2010/wordprocessingGroup" xmlns:wpi="http://schemas.microsoft.com/office/word/2010/wordprocessingInk" xmlns:wps="http://schemas.microsoft.com/office/word/2010/wordprocessingShape" mc:Ignorable="w14 w15 wp14">
-  <!-- Generated by Aspose.Words for .NET 13.3.0.1 -->
+<w:document xmlns:wpc="http://schemas.microsoft.com/office/word/2010/wordprocessingCanvas" xmlns:mc="http://schemas.openxmlformats.org/markup-compatibility/2006" xmlns:o="urn:schemas-microsoft-com:office:office" xmlns:r="http://schemas.openxmlformats.org/officeDocument/2006/relationships" xmlns:m="http://schemas.openxmlformats.org/officeDocument/2006/math" xmlns:v="urn:schemas-microsoft-com:vml" xmlns:wp14="http://schemas.microsoft.com/office/word/2010/wordprocessingDrawing" xmlns:wp="http://schemas.openxmlformats.org/drawingml/2006/wordprocessingDrawing" xmlns:w="http://schemas.openxmlformats.org/wordprocessingml/2006/main" xmlns:w14="http://schemas.microsoft.com/office/word/2010/wordml" xmlns:w10="urn:schemas-microsoft-com:office:word" xmlns:w15="http://schemas.microsoft.com/office/word/2012/wordml" xmlns:wpg="http://schemas.microsoft.com/office/word/2010/wordprocessingGroup" xmlns:wpi="http://schemas.microsoft.com/office/word/2010/wordprocessingInk" xmlns:wne="http://schemas.microsoft.com/office/word/2006/wordml" xmlns:wps="http://schemas.microsoft.com/office/word/2010/wordprocessingShape" xmlns:wpsCustomData="http://www.wps.cn/officeDocument/2013/wpsCustomData" mc:Ignorable="w14 w15 wp14">
   <w:body>
     <w:p>
       <w:pPr>
-        <w:pStyle w:val="a1"/>
+        <w:pStyle w:val="31"/>
         <w:bidi w:val="0"/>
       </w:pPr>
-      <w:bookmarkStart w:id="0" w:name="_Toc26040"/>
     </w:p>
     <w:p>
       <w:pPr>
-        <w:pStyle w:val="a1"/>
+        <w:pStyle w:val="31"/>
         <w:bidi w:val="0"/>
       </w:pPr>
-      <w:bookmarkStart w:id="1" w:name="_GoBack"/>
-      <w:bookmarkEnd w:id="1"/>
+      <w:bookmarkStart w:id="0" w:name="_Toc2634"/>
       <w:r>
         <w:t>运维工具管理制度</w:t>
       </w:r>
@@ -24,88 +21,88 @@
     </w:p>
     <w:p>
       <w:pPr>
-        <w:pStyle w:val="a2"/>
+        <w:pStyle w:val="32"/>
         <w:bidi w:val="0"/>
       </w:pPr>
-      <w:bookmarkStart w:id="2" w:name="_Toc17551"/>
+      <w:bookmarkStart w:id="1" w:name="_Toc3929"/>
       <w:r>
         <w:t>中达丰集团有限公司</w:t>
+      </w:r>
+      <w:bookmarkEnd w:id="1"/>
+    </w:p>
+    <w:p>
+      <w:pPr>
+        <w:bidi w:val="0"/>
+      </w:pPr>
+    </w:p>
+    <w:p>
+      <w:pPr>
+        <w:pStyle w:val="32"/>
+        <w:bidi w:val="0"/>
+        <w:rPr>
+          <w:rFonts w:hint="eastAsia" w:ascii="宋体" w:hAnsi="宋体" w:eastAsia="宋体" w:cs="宋体"/>
+          <w:sz w:val="36"/>
+          <w:szCs w:val="36"/>
+          <w:lang w:val="en-US" w:eastAsia="zh-CN"/>
+        </w:rPr>
+        <w:sectPr>
+          <w:pgSz w:w="11906" w:h="16839"/>
+          <w:pgMar w:top="1431" w:right="1785" w:bottom="0" w:left="1785" w:header="0" w:footer="0" w:gutter="0"/>
+          <w:cols w:space="720" w:num="1"/>
+        </w:sectPr>
+      </w:pPr>
+      <w:bookmarkStart w:id="2" w:name="_Toc25254"/>
+      <w:r>
+        <w:rPr>
+          <w:rFonts w:hint="eastAsia" w:ascii="宋体" w:hAnsi="宋体" w:eastAsia="宋体" w:cs="宋体"/>
+          <w:sz w:val="36"/>
+          <w:szCs w:val="36"/>
+          <w:lang w:val="en-US" w:eastAsia="zh-CN"/>
+        </w:rPr>
+        <w:t>2025年4月4日</w:t>
       </w:r>
       <w:bookmarkEnd w:id="2"/>
     </w:p>
     <w:p>
       <w:pPr>
-        <w:bidi w:val="0"/>
-      </w:pPr>
-    </w:p>
-    <w:p>
-      <w:pPr>
-        <w:pStyle w:val="a2"/>
-        <w:bidi w:val="0"/>
-        <w:rPr>
-          <w:rFonts w:ascii="宋体" w:eastAsia="宋体" w:hAnsi="宋体" w:cs="宋体" w:hint="eastAsia"/>
-          <w:sz w:val="36"/>
-          <w:szCs w:val="36"/>
-          <w:lang w:val="en-US" w:eastAsia="zh-CN"/>
-        </w:rPr>
-        <w:sectPr>
-          <w:pgSz w:w="11906" w:h="16839"/>
-          <w:pgMar w:top="1431" w:right="1785" w:bottom="0" w:left="1785" w:header="0" w:footer="0" w:gutter="0"/>
-          <w:cols w:num="1" w:space="720"/>
-        </w:sectPr>
-      </w:pPr>
-      <w:bookmarkStart w:id="3" w:name="_Toc28424"/>
-      <w:r>
-        <w:rPr>
-          <w:rFonts w:ascii="宋体" w:eastAsia="宋体" w:hAnsi="宋体" w:cs="宋体" w:hint="eastAsia"/>
-          <w:sz w:val="36"/>
-          <w:szCs w:val="36"/>
-          <w:lang w:val="en-US" w:eastAsia="zh-CN"/>
-        </w:rPr>
-        <w:t>2025年7月4日</w:t>
+        <w:spacing w:before="91" w:line="220" w:lineRule="auto"/>
+        <w:ind w:left="3620"/>
+        <w:outlineLvl w:val="1"/>
+        <w:rPr>
+          <w:rFonts w:ascii="宋体" w:hAnsi="宋体" w:eastAsia="宋体" w:cs="宋体"/>
+          <w:sz w:val="28"/>
+          <w:szCs w:val="28"/>
+        </w:rPr>
+      </w:pPr>
+      <w:bookmarkStart w:id="3" w:name="_Toc31299"/>
+      <w:r>
+        <w:rPr>
+          <w:rFonts w:ascii="宋体" w:hAnsi="宋体" w:eastAsia="宋体" w:cs="宋体"/>
+          <w:spacing w:val="-3"/>
+          <w:sz w:val="28"/>
+          <w:szCs w:val="28"/>
+        </w:rPr>
+        <w:t>文档信息</w:t>
       </w:r>
       <w:bookmarkEnd w:id="3"/>
     </w:p>
     <w:p>
       <w:pPr>
-        <w:spacing w:before="91" w:line="220" w:lineRule="auto"/>
-        <w:ind w:left="3620"/>
-        <w:outlineLvl w:val="1"/>
-        <w:rPr>
-          <w:rFonts w:ascii="宋体" w:eastAsia="宋体" w:hAnsi="宋体" w:cs="宋体"/>
-          <w:sz w:val="28"/>
-          <w:szCs w:val="28"/>
-        </w:rPr>
-      </w:pPr>
-      <w:bookmarkStart w:id="4" w:name="_Toc18832"/>
-      <w:r>
-        <w:rPr>
-          <w:rFonts w:ascii="宋体" w:eastAsia="宋体" w:hAnsi="宋体" w:cs="宋体"/>
-          <w:spacing w:val="-3"/>
-          <w:sz w:val="28"/>
-          <w:szCs w:val="28"/>
-        </w:rPr>
-        <w:t>文档信息</w:t>
-      </w:r>
-      <w:bookmarkEnd w:id="4"/>
-    </w:p>
-    <w:p>
-      <w:pPr>
         <w:spacing w:line="131" w:lineRule="exact"/>
       </w:pPr>
     </w:p>
     <w:tbl>
       <w:tblPr>
-        <w:tblStyle w:val="TableNormal0"/>
+        <w:tblStyle w:val="24"/>
         <w:tblW w:w="9071" w:type="dxa"/>
         <w:tblInd w:w="28" w:type="dxa"/>
         <w:tblBorders>
-          <w:top w:val="single" w:sz="4" w:space="0" w:color="000000"/>
-          <w:left w:val="single" w:sz="4" w:space="0" w:color="000000"/>
-          <w:bottom w:val="single" w:sz="4" w:space="0" w:color="000000"/>
-          <w:right w:val="single" w:sz="4" w:space="0" w:color="000000"/>
-          <w:insideH w:val="single" w:sz="4" w:space="0" w:color="000000"/>
-          <w:insideV w:val="single" w:sz="4" w:space="0" w:color="000000"/>
+          <w:top w:val="single" w:color="000000" w:sz="4" w:space="0"/>
+          <w:left w:val="single" w:color="000000" w:sz="4" w:space="0"/>
+          <w:bottom w:val="single" w:color="000000" w:sz="4" w:space="0"/>
+          <w:right w:val="single" w:color="000000" w:sz="4" w:space="0"/>
+          <w:insideH w:val="single" w:color="000000" w:sz="4" w:space="0"/>
+          <w:insideV w:val="single" w:color="000000" w:sz="4" w:space="0"/>
         </w:tblBorders>
         <w:tblLayout w:type="fixed"/>
         <w:tblCellMar>
@@ -124,17 +121,14 @@
       </w:tblGrid>
       <w:tr>
         <w:tblPrEx>
-          <w:tblW w:w="9071" w:type="dxa"/>
-          <w:tblInd w:w="28" w:type="dxa"/>
           <w:tblBorders>
-            <w:top w:val="single" w:sz="4" w:space="0" w:color="000000"/>
-            <w:left w:val="single" w:sz="4" w:space="0" w:color="000000"/>
-            <w:bottom w:val="single" w:sz="4" w:space="0" w:color="000000"/>
-            <w:right w:val="single" w:sz="4" w:space="0" w:color="000000"/>
-            <w:insideH w:val="single" w:sz="4" w:space="0" w:color="000000"/>
-            <w:insideV w:val="single" w:sz="4" w:space="0" w:color="000000"/>
+            <w:top w:val="single" w:color="000000" w:sz="4" w:space="0"/>
+            <w:left w:val="single" w:color="000000" w:sz="4" w:space="0"/>
+            <w:bottom w:val="single" w:color="000000" w:sz="4" w:space="0"/>
+            <w:right w:val="single" w:color="000000" w:sz="4" w:space="0"/>
+            <w:insideH w:val="single" w:color="000000" w:sz="4" w:space="0"/>
+            <w:insideV w:val="single" w:color="000000" w:sz="4" w:space="0"/>
           </w:tblBorders>
-          <w:tblLayout w:type="fixed"/>
           <w:tblCellMar>
             <w:top w:w="0" w:type="dxa"/>
             <w:left w:w="0" w:type="dxa"/>
@@ -143,7 +137,7 @@
           </w:tblCellMar>
         </w:tblPrEx>
         <w:trPr>
-          <w:trHeight w:val="611"/>
+          <w:trHeight w:val="611" w:hRule="atLeast"/>
         </w:trPr>
         <w:tc>
           <w:tcPr>
@@ -154,14 +148,14 @@
               <w:spacing w:before="185" w:line="220" w:lineRule="auto"/>
               <w:ind w:left="207"/>
               <w:rPr>
-                <w:rFonts w:ascii="宋体" w:eastAsia="宋体" w:hAnsi="宋体" w:cs="宋体"/>
+                <w:rFonts w:ascii="宋体" w:hAnsi="宋体" w:eastAsia="宋体" w:cs="宋体"/>
                 <w:sz w:val="24"/>
                 <w:szCs w:val="24"/>
               </w:rPr>
             </w:pPr>
             <w:r>
               <w:rPr>
-                <w:rFonts w:ascii="宋体" w:eastAsia="宋体" w:hAnsi="宋体" w:cs="宋体"/>
+                <w:rFonts w:ascii="宋体" w:hAnsi="宋体" w:eastAsia="宋体" w:cs="宋体"/>
                 <w:spacing w:val="-2"/>
                 <w:sz w:val="24"/>
                 <w:szCs w:val="24"/>
@@ -180,14 +174,14 @@
               <w:spacing w:before="185" w:line="218" w:lineRule="auto"/>
               <w:ind w:left="109"/>
               <w:rPr>
-                <w:rFonts w:ascii="宋体" w:eastAsia="宋体" w:hAnsi="宋体" w:cs="宋体"/>
+                <w:rFonts w:ascii="宋体" w:hAnsi="宋体" w:eastAsia="宋体" w:cs="宋体"/>
                 <w:sz w:val="24"/>
                 <w:szCs w:val="24"/>
               </w:rPr>
             </w:pPr>
             <w:r>
               <w:rPr>
-                <w:rFonts w:ascii="宋体" w:eastAsia="宋体" w:hAnsi="宋体" w:cs="宋体"/>
+                <w:rFonts w:ascii="宋体" w:hAnsi="宋体" w:eastAsia="宋体" w:cs="宋体"/>
                 <w:spacing w:val="-1"/>
                 <w:sz w:val="24"/>
                 <w:szCs w:val="24"/>
@@ -199,9 +193,14 @@
       </w:tr>
       <w:tr>
         <w:tblPrEx>
-          <w:tblW w:w="9071" w:type="dxa"/>
-          <w:tblInd w:w="28" w:type="dxa"/>
-          <w:tblLayout w:type="fixed"/>
+          <w:tblBorders>
+            <w:top w:val="single" w:color="000000" w:sz="4" w:space="0"/>
+            <w:left w:val="single" w:color="000000" w:sz="4" w:space="0"/>
+            <w:bottom w:val="single" w:color="000000" w:sz="4" w:space="0"/>
+            <w:right w:val="single" w:color="000000" w:sz="4" w:space="0"/>
+            <w:insideH w:val="single" w:color="000000" w:sz="4" w:space="0"/>
+            <w:insideV w:val="single" w:color="000000" w:sz="4" w:space="0"/>
+          </w:tblBorders>
           <w:tblCellMar>
             <w:top w:w="0" w:type="dxa"/>
             <w:left w:w="0" w:type="dxa"/>
@@ -210,7 +209,7 @@
           </w:tblCellMar>
         </w:tblPrEx>
         <w:trPr>
-          <w:trHeight w:val="607"/>
+          <w:trHeight w:val="607" w:hRule="atLeast"/>
         </w:trPr>
         <w:tc>
           <w:tcPr>
@@ -221,14 +220,14 @@
               <w:spacing w:before="182" w:line="220" w:lineRule="auto"/>
               <w:ind w:left="447"/>
               <w:rPr>
-                <w:rFonts w:ascii="宋体" w:eastAsia="宋体" w:hAnsi="宋体" w:cs="宋体"/>
+                <w:rFonts w:ascii="宋体" w:hAnsi="宋体" w:eastAsia="宋体" w:cs="宋体"/>
                 <w:sz w:val="24"/>
                 <w:szCs w:val="24"/>
               </w:rPr>
             </w:pPr>
             <w:r>
               <w:rPr>
-                <w:rFonts w:ascii="宋体" w:eastAsia="宋体" w:hAnsi="宋体" w:cs="宋体"/>
+                <w:rFonts w:ascii="宋体" w:hAnsi="宋体" w:eastAsia="宋体" w:cs="宋体"/>
                 <w:spacing w:val="-3"/>
                 <w:sz w:val="24"/>
                 <w:szCs w:val="24"/>
@@ -247,14 +246,14 @@
               <w:spacing w:before="182" w:line="219" w:lineRule="auto"/>
               <w:ind w:left="109"/>
               <w:rPr>
-                <w:rFonts w:ascii="宋体" w:eastAsia="宋体" w:hAnsi="宋体" w:cs="宋体"/>
+                <w:rFonts w:ascii="宋体" w:hAnsi="宋体" w:eastAsia="宋体" w:cs="宋体"/>
                 <w:sz w:val="24"/>
                 <w:szCs w:val="24"/>
               </w:rPr>
             </w:pPr>
             <w:r>
               <w:rPr>
-                <w:rFonts w:ascii="宋体" w:eastAsia="宋体" w:hAnsi="宋体" w:cs="宋体"/>
+                <w:rFonts w:ascii="宋体" w:hAnsi="宋体" w:eastAsia="宋体" w:cs="宋体"/>
                 <w:spacing w:val="-1"/>
                 <w:sz w:val="24"/>
                 <w:szCs w:val="24"/>
@@ -266,9 +265,14 @@
       </w:tr>
       <w:tr>
         <w:tblPrEx>
-          <w:tblW w:w="9071" w:type="dxa"/>
-          <w:tblInd w:w="28" w:type="dxa"/>
-          <w:tblLayout w:type="fixed"/>
+          <w:tblBorders>
+            <w:top w:val="single" w:color="000000" w:sz="4" w:space="0"/>
+            <w:left w:val="single" w:color="000000" w:sz="4" w:space="0"/>
+            <w:bottom w:val="single" w:color="000000" w:sz="4" w:space="0"/>
+            <w:right w:val="single" w:color="000000" w:sz="4" w:space="0"/>
+            <w:insideH w:val="single" w:color="000000" w:sz="4" w:space="0"/>
+            <w:insideV w:val="single" w:color="000000" w:sz="4" w:space="0"/>
+          </w:tblBorders>
           <w:tblCellMar>
             <w:top w:w="0" w:type="dxa"/>
             <w:left w:w="0" w:type="dxa"/>
@@ -277,7 +281,7 @@
           </w:tblCellMar>
         </w:tblPrEx>
         <w:trPr>
-          <w:trHeight w:val="607"/>
+          <w:trHeight w:val="607" w:hRule="atLeast"/>
         </w:trPr>
         <w:tc>
           <w:tcPr>
@@ -288,14 +292,14 @@
               <w:spacing w:before="183" w:line="219" w:lineRule="auto"/>
               <w:ind w:left="447"/>
               <w:rPr>
-                <w:rFonts w:ascii="宋体" w:eastAsia="宋体" w:hAnsi="宋体" w:cs="宋体"/>
+                <w:rFonts w:ascii="宋体" w:hAnsi="宋体" w:eastAsia="宋体" w:cs="宋体"/>
                 <w:sz w:val="24"/>
                 <w:szCs w:val="24"/>
               </w:rPr>
             </w:pPr>
             <w:r>
               <w:rPr>
-                <w:rFonts w:ascii="宋体" w:eastAsia="宋体" w:hAnsi="宋体" w:cs="宋体"/>
+                <w:rFonts w:ascii="宋体" w:hAnsi="宋体" w:eastAsia="宋体" w:cs="宋体"/>
                 <w:spacing w:val="-3"/>
                 <w:sz w:val="24"/>
                 <w:szCs w:val="24"/>
@@ -313,14 +317,14 @@
               <w:spacing w:before="183" w:line="219" w:lineRule="auto"/>
               <w:ind w:left="229"/>
               <w:rPr>
-                <w:rFonts w:ascii="宋体" w:eastAsia="宋体" w:hAnsi="宋体" w:cs="宋体"/>
+                <w:rFonts w:ascii="宋体" w:hAnsi="宋体" w:eastAsia="宋体" w:cs="宋体"/>
                 <w:sz w:val="24"/>
                 <w:szCs w:val="24"/>
               </w:rPr>
             </w:pPr>
             <w:r>
               <w:rPr>
-                <w:rFonts w:ascii="宋体" w:eastAsia="宋体" w:hAnsi="宋体" w:cs="宋体"/>
+                <w:rFonts w:ascii="宋体" w:hAnsi="宋体" w:eastAsia="宋体" w:cs="宋体"/>
                 <w:spacing w:val="-2"/>
                 <w:sz w:val="24"/>
                 <w:szCs w:val="24"/>
@@ -338,14 +342,14 @@
               <w:spacing w:before="183" w:line="219" w:lineRule="auto"/>
               <w:ind w:left="676"/>
               <w:rPr>
-                <w:rFonts w:ascii="宋体" w:eastAsia="宋体" w:hAnsi="宋体" w:cs="宋体"/>
+                <w:rFonts w:ascii="宋体" w:hAnsi="宋体" w:eastAsia="宋体" w:cs="宋体"/>
                 <w:sz w:val="24"/>
                 <w:szCs w:val="24"/>
               </w:rPr>
             </w:pPr>
             <w:r>
               <w:rPr>
-                <w:rFonts w:ascii="宋体" w:eastAsia="宋体" w:hAnsi="宋体" w:cs="宋体"/>
+                <w:rFonts w:ascii="宋体" w:hAnsi="宋体" w:eastAsia="宋体" w:cs="宋体"/>
                 <w:spacing w:val="-2"/>
                 <w:sz w:val="24"/>
                 <w:szCs w:val="24"/>
@@ -363,14 +367,14 @@
               <w:spacing w:before="184" w:line="220" w:lineRule="auto"/>
               <w:ind w:left="546"/>
               <w:rPr>
-                <w:rFonts w:ascii="宋体" w:eastAsia="宋体" w:hAnsi="宋体" w:cs="宋体"/>
+                <w:rFonts w:ascii="宋体" w:hAnsi="宋体" w:eastAsia="宋体" w:cs="宋体"/>
                 <w:sz w:val="24"/>
                 <w:szCs w:val="24"/>
               </w:rPr>
             </w:pPr>
             <w:r>
               <w:rPr>
-                <w:rFonts w:ascii="宋体" w:eastAsia="宋体" w:hAnsi="宋体" w:cs="宋体"/>
+                <w:rFonts w:ascii="宋体" w:hAnsi="宋体" w:eastAsia="宋体" w:cs="宋体"/>
                 <w:spacing w:val="-3"/>
                 <w:sz w:val="24"/>
                 <w:szCs w:val="24"/>
@@ -388,14 +392,14 @@
               <w:spacing w:before="184" w:line="220" w:lineRule="auto"/>
               <w:ind w:left="755"/>
               <w:rPr>
-                <w:rFonts w:ascii="宋体" w:eastAsia="宋体" w:hAnsi="宋体" w:cs="宋体"/>
+                <w:rFonts w:ascii="宋体" w:hAnsi="宋体" w:eastAsia="宋体" w:cs="宋体"/>
                 <w:sz w:val="24"/>
                 <w:szCs w:val="24"/>
               </w:rPr>
             </w:pPr>
             <w:r>
               <w:rPr>
-                <w:rFonts w:ascii="宋体" w:eastAsia="宋体" w:hAnsi="宋体" w:cs="宋体"/>
+                <w:rFonts w:ascii="宋体" w:hAnsi="宋体" w:eastAsia="宋体" w:cs="宋体"/>
                 <w:spacing w:val="-6"/>
                 <w:sz w:val="24"/>
                 <w:szCs w:val="24"/>
@@ -407,9 +411,14 @@
       </w:tr>
       <w:tr>
         <w:tblPrEx>
-          <w:tblW w:w="9071" w:type="dxa"/>
-          <w:tblInd w:w="28" w:type="dxa"/>
-          <w:tblLayout w:type="fixed"/>
+          <w:tblBorders>
+            <w:top w:val="single" w:color="000000" w:sz="4" w:space="0"/>
+            <w:left w:val="single" w:color="000000" w:sz="4" w:space="0"/>
+            <w:bottom w:val="single" w:color="000000" w:sz="4" w:space="0"/>
+            <w:right w:val="single" w:color="000000" w:sz="4" w:space="0"/>
+            <w:insideH w:val="single" w:color="000000" w:sz="4" w:space="0"/>
+            <w:insideV w:val="single" w:color="000000" w:sz="4" w:space="0"/>
+          </w:tblBorders>
           <w:tblCellMar>
             <w:top w:w="0" w:type="dxa"/>
             <w:left w:w="0" w:type="dxa"/>
@@ -418,7 +427,7 @@
           </w:tblCellMar>
         </w:tblPrEx>
         <w:trPr>
-          <w:trHeight w:val="474"/>
+          <w:trHeight w:val="474" w:hRule="atLeast"/>
         </w:trPr>
         <w:tc>
           <w:tcPr>
@@ -429,14 +438,14 @@
               <w:spacing w:before="162" w:line="239" w:lineRule="auto"/>
               <w:ind w:left="709"/>
               <w:rPr>
-                <w:rFonts w:ascii="宋体" w:eastAsia="宋体" w:hAnsi="宋体" w:cs="宋体"/>
+                <w:rFonts w:ascii="宋体" w:hAnsi="宋体" w:eastAsia="宋体" w:cs="宋体"/>
                 <w:sz w:val="21"/>
                 <w:szCs w:val="21"/>
               </w:rPr>
             </w:pPr>
             <w:r>
               <w:rPr>
-                <w:rFonts w:ascii="宋体" w:eastAsia="宋体" w:hAnsi="宋体" w:cs="宋体"/>
+                <w:rFonts w:ascii="宋体" w:hAnsi="宋体" w:eastAsia="宋体" w:cs="宋体"/>
                 <w:spacing w:val="-1"/>
                 <w:sz w:val="21"/>
                 <w:szCs w:val="21"/>
@@ -454,19 +463,19 @@
               <w:spacing w:before="162"/>
               <w:ind w:left="290"/>
               <w:rPr>
-                <w:rFonts w:ascii="宋体" w:eastAsia="宋体" w:hAnsi="宋体" w:cs="宋体"/>
+                <w:rFonts w:ascii="宋体" w:hAnsi="宋体" w:eastAsia="宋体" w:cs="宋体"/>
                 <w:sz w:val="21"/>
                 <w:szCs w:val="21"/>
               </w:rPr>
             </w:pPr>
             <w:r>
               <w:rPr>
-                <w:rFonts w:ascii="宋体" w:eastAsia="宋体" w:hAnsi="宋体" w:cs="宋体"/>
+                <w:rFonts w:ascii="宋体" w:hAnsi="宋体" w:eastAsia="宋体" w:cs="宋体"/>
                 <w:spacing w:val="-2"/>
                 <w:sz w:val="21"/>
                 <w:szCs w:val="21"/>
               </w:rPr>
-              <w:t>2025-7-4</w:t>
+              <w:t>2025-4-4</w:t>
             </w:r>
           </w:p>
         </w:tc>
@@ -479,14 +488,14 @@
               <w:spacing w:before="132" w:line="219" w:lineRule="auto"/>
               <w:ind w:left="738"/>
               <w:rPr>
-                <w:rFonts w:ascii="宋体" w:eastAsia="宋体" w:hAnsi="宋体" w:cs="宋体"/>
+                <w:rFonts w:ascii="宋体" w:hAnsi="宋体" w:eastAsia="宋体" w:cs="宋体"/>
                 <w:sz w:val="21"/>
                 <w:szCs w:val="21"/>
               </w:rPr>
             </w:pPr>
             <w:r>
               <w:rPr>
-                <w:rFonts w:ascii="宋体" w:eastAsia="宋体" w:hAnsi="宋体" w:cs="宋体"/>
+                <w:rFonts w:ascii="宋体" w:hAnsi="宋体" w:eastAsia="宋体" w:cs="宋体"/>
                 <w:spacing w:val="-3"/>
                 <w:sz w:val="21"/>
                 <w:szCs w:val="21"/>
@@ -502,10 +511,10 @@
           <w:p>
             <w:pPr>
               <w:spacing w:before="133" w:line="220" w:lineRule="auto"/>
-              <w:ind w:left="0" w:right="0" w:firstLine="0" w:leftChars="0" w:rightChars="0" w:firstLineChars="0"/>
+              <w:ind w:left="0" w:leftChars="0" w:right="0" w:rightChars="0" w:firstLine="0" w:firstLineChars="0"/>
               <w:jc w:val="center"/>
               <w:rPr>
-                <w:rFonts w:ascii="宋体" w:eastAsia="宋体" w:hAnsi="宋体" w:cs="宋体" w:hint="default"/>
+                <w:rFonts w:hint="default" w:ascii="宋体" w:hAnsi="宋体" w:eastAsia="宋体" w:cs="宋体"/>
                 <w:sz w:val="21"/>
                 <w:szCs w:val="21"/>
                 <w:lang w:val="en-US" w:eastAsia="zh-CN"/>
@@ -513,7 +522,7 @@
             </w:pPr>
             <w:r>
               <w:rPr>
-                <w:rFonts w:ascii="宋体" w:eastAsia="宋体" w:hAnsi="宋体" w:cs="宋体" w:hint="eastAsia"/>
+                <w:rFonts w:hint="eastAsia" w:ascii="宋体" w:hAnsi="宋体" w:eastAsia="宋体" w:cs="宋体"/>
                 <w:sz w:val="21"/>
                 <w:szCs w:val="21"/>
                 <w:lang w:val="en-US" w:eastAsia="zh-CN"/>
@@ -531,14 +540,14 @@
               <w:spacing w:before="132" w:line="220" w:lineRule="auto"/>
               <w:ind w:left="672"/>
               <w:rPr>
-                <w:rFonts w:ascii="宋体" w:eastAsia="宋体" w:hAnsi="宋体" w:cs="宋体"/>
+                <w:rFonts w:ascii="宋体" w:hAnsi="宋体" w:eastAsia="宋体" w:cs="宋体"/>
                 <w:sz w:val="21"/>
                 <w:szCs w:val="21"/>
               </w:rPr>
             </w:pPr>
             <w:r>
               <w:rPr>
-                <w:rFonts w:ascii="宋体" w:eastAsia="宋体" w:hAnsi="宋体" w:cs="宋体"/>
+                <w:rFonts w:ascii="宋体" w:hAnsi="宋体" w:eastAsia="宋体" w:cs="宋体"/>
                 <w:spacing w:val="-3"/>
                 <w:sz w:val="21"/>
                 <w:szCs w:val="21"/>
@@ -550,9 +559,14 @@
       </w:tr>
       <w:tr>
         <w:tblPrEx>
-          <w:tblW w:w="9071" w:type="dxa"/>
-          <w:tblInd w:w="28" w:type="dxa"/>
-          <w:tblLayout w:type="fixed"/>
+          <w:tblBorders>
+            <w:top w:val="single" w:color="000000" w:sz="4" w:space="0"/>
+            <w:left w:val="single" w:color="000000" w:sz="4" w:space="0"/>
+            <w:bottom w:val="single" w:color="000000" w:sz="4" w:space="0"/>
+            <w:right w:val="single" w:color="000000" w:sz="4" w:space="0"/>
+            <w:insideH w:val="single" w:color="000000" w:sz="4" w:space="0"/>
+            <w:insideV w:val="single" w:color="000000" w:sz="4" w:space="0"/>
+          </w:tblBorders>
           <w:tblCellMar>
             <w:top w:w="0" w:type="dxa"/>
             <w:left w:w="0" w:type="dxa"/>
@@ -561,7 +575,7 @@
           </w:tblCellMar>
         </w:tblPrEx>
         <w:trPr>
-          <w:trHeight w:val="474"/>
+          <w:trHeight w:val="474" w:hRule="atLeast"/>
         </w:trPr>
         <w:tc>
           <w:tcPr>
@@ -569,7 +583,7 @@
           </w:tcPr>
           <w:p>
             <w:pPr>
-              <w:pStyle w:val="TableText"/>
+              <w:pStyle w:val="25"/>
             </w:pPr>
           </w:p>
         </w:tc>
@@ -579,7 +593,7 @@
           </w:tcPr>
           <w:p>
             <w:pPr>
-              <w:pStyle w:val="TableText"/>
+              <w:pStyle w:val="25"/>
             </w:pPr>
           </w:p>
         </w:tc>
@@ -589,7 +603,7 @@
           </w:tcPr>
           <w:p>
             <w:pPr>
-              <w:pStyle w:val="TableText"/>
+              <w:pStyle w:val="25"/>
             </w:pPr>
           </w:p>
         </w:tc>
@@ -599,7 +613,7 @@
           </w:tcPr>
           <w:p>
             <w:pPr>
-              <w:pStyle w:val="TableText"/>
+              <w:pStyle w:val="25"/>
             </w:pPr>
           </w:p>
         </w:tc>
@@ -609,16 +623,21 @@
           </w:tcPr>
           <w:p>
             <w:pPr>
-              <w:pStyle w:val="TableText"/>
+              <w:pStyle w:val="25"/>
             </w:pPr>
           </w:p>
         </w:tc>
       </w:tr>
       <w:tr>
         <w:tblPrEx>
-          <w:tblW w:w="9071" w:type="dxa"/>
-          <w:tblInd w:w="28" w:type="dxa"/>
-          <w:tblLayout w:type="fixed"/>
+          <w:tblBorders>
+            <w:top w:val="single" w:color="000000" w:sz="4" w:space="0"/>
+            <w:left w:val="single" w:color="000000" w:sz="4" w:space="0"/>
+            <w:bottom w:val="single" w:color="000000" w:sz="4" w:space="0"/>
+            <w:right w:val="single" w:color="000000" w:sz="4" w:space="0"/>
+            <w:insideH w:val="single" w:color="000000" w:sz="4" w:space="0"/>
+            <w:insideV w:val="single" w:color="000000" w:sz="4" w:space="0"/>
+          </w:tblBorders>
           <w:tblCellMar>
             <w:top w:w="0" w:type="dxa"/>
             <w:left w:w="0" w:type="dxa"/>
@@ -627,7 +646,7 @@
           </w:tblCellMar>
         </w:tblPrEx>
         <w:trPr>
-          <w:trHeight w:val="474"/>
+          <w:trHeight w:val="474" w:hRule="atLeast"/>
         </w:trPr>
         <w:tc>
           <w:tcPr>
@@ -635,7 +654,7 @@
           </w:tcPr>
           <w:p>
             <w:pPr>
-              <w:pStyle w:val="TableText"/>
+              <w:pStyle w:val="25"/>
             </w:pPr>
           </w:p>
         </w:tc>
@@ -645,7 +664,7 @@
           </w:tcPr>
           <w:p>
             <w:pPr>
-              <w:pStyle w:val="TableText"/>
+              <w:pStyle w:val="25"/>
             </w:pPr>
           </w:p>
         </w:tc>
@@ -655,7 +674,7 @@
           </w:tcPr>
           <w:p>
             <w:pPr>
-              <w:pStyle w:val="TableText"/>
+              <w:pStyle w:val="25"/>
             </w:pPr>
           </w:p>
         </w:tc>
@@ -665,7 +684,7 @@
           </w:tcPr>
           <w:p>
             <w:pPr>
-              <w:pStyle w:val="TableText"/>
+              <w:pStyle w:val="25"/>
             </w:pPr>
           </w:p>
         </w:tc>
@@ -675,16 +694,21 @@
           </w:tcPr>
           <w:p>
             <w:pPr>
-              <w:pStyle w:val="TableText"/>
+              <w:pStyle w:val="25"/>
             </w:pPr>
           </w:p>
         </w:tc>
       </w:tr>
       <w:tr>
         <w:tblPrEx>
-          <w:tblW w:w="9071" w:type="dxa"/>
-          <w:tblInd w:w="28" w:type="dxa"/>
-          <w:tblLayout w:type="fixed"/>
+          <w:tblBorders>
+            <w:top w:val="single" w:color="000000" w:sz="4" w:space="0"/>
+            <w:left w:val="single" w:color="000000" w:sz="4" w:space="0"/>
+            <w:bottom w:val="single" w:color="000000" w:sz="4" w:space="0"/>
+            <w:right w:val="single" w:color="000000" w:sz="4" w:space="0"/>
+            <w:insideH w:val="single" w:color="000000" w:sz="4" w:space="0"/>
+            <w:insideV w:val="single" w:color="000000" w:sz="4" w:space="0"/>
+          </w:tblBorders>
           <w:tblCellMar>
             <w:top w:w="0" w:type="dxa"/>
             <w:left w:w="0" w:type="dxa"/>
@@ -693,7 +717,7 @@
           </w:tblCellMar>
         </w:tblPrEx>
         <w:trPr>
-          <w:trHeight w:val="474"/>
+          <w:trHeight w:val="474" w:hRule="atLeast"/>
         </w:trPr>
         <w:tc>
           <w:tcPr>
@@ -701,7 +725,7 @@
           </w:tcPr>
           <w:p>
             <w:pPr>
-              <w:pStyle w:val="TableText"/>
+              <w:pStyle w:val="25"/>
             </w:pPr>
           </w:p>
         </w:tc>
@@ -711,7 +735,7 @@
           </w:tcPr>
           <w:p>
             <w:pPr>
-              <w:pStyle w:val="TableText"/>
+              <w:pStyle w:val="25"/>
             </w:pPr>
           </w:p>
         </w:tc>
@@ -721,7 +745,7 @@
           </w:tcPr>
           <w:p>
             <w:pPr>
-              <w:pStyle w:val="TableText"/>
+              <w:pStyle w:val="25"/>
             </w:pPr>
           </w:p>
         </w:tc>
@@ -731,7 +755,7 @@
           </w:tcPr>
           <w:p>
             <w:pPr>
-              <w:pStyle w:val="TableText"/>
+              <w:pStyle w:val="25"/>
             </w:pPr>
           </w:p>
         </w:tc>
@@ -741,16 +765,21 @@
           </w:tcPr>
           <w:p>
             <w:pPr>
-              <w:pStyle w:val="TableText"/>
+              <w:pStyle w:val="25"/>
             </w:pPr>
           </w:p>
         </w:tc>
       </w:tr>
       <w:tr>
         <w:tblPrEx>
-          <w:tblW w:w="9071" w:type="dxa"/>
-          <w:tblInd w:w="28" w:type="dxa"/>
-          <w:tblLayout w:type="fixed"/>
+          <w:tblBorders>
+            <w:top w:val="single" w:color="000000" w:sz="4" w:space="0"/>
+            <w:left w:val="single" w:color="000000" w:sz="4" w:space="0"/>
+            <w:bottom w:val="single" w:color="000000" w:sz="4" w:space="0"/>
+            <w:right w:val="single" w:color="000000" w:sz="4" w:space="0"/>
+            <w:insideH w:val="single" w:color="000000" w:sz="4" w:space="0"/>
+            <w:insideV w:val="single" w:color="000000" w:sz="4" w:space="0"/>
+          </w:tblBorders>
           <w:tblCellMar>
             <w:top w:w="0" w:type="dxa"/>
             <w:left w:w="0" w:type="dxa"/>
@@ -759,7 +788,7 @@
           </w:tblCellMar>
         </w:tblPrEx>
         <w:trPr>
-          <w:trHeight w:val="474"/>
+          <w:trHeight w:val="474" w:hRule="atLeast"/>
         </w:trPr>
         <w:tc>
           <w:tcPr>
@@ -767,7 +796,7 @@
           </w:tcPr>
           <w:p>
             <w:pPr>
-              <w:pStyle w:val="TableText"/>
+              <w:pStyle w:val="25"/>
             </w:pPr>
           </w:p>
         </w:tc>
@@ -777,7 +806,7 @@
           </w:tcPr>
           <w:p>
             <w:pPr>
-              <w:pStyle w:val="TableText"/>
+              <w:pStyle w:val="25"/>
             </w:pPr>
           </w:p>
         </w:tc>
@@ -787,7 +816,7 @@
           </w:tcPr>
           <w:p>
             <w:pPr>
-              <w:pStyle w:val="TableText"/>
+              <w:pStyle w:val="25"/>
             </w:pPr>
           </w:p>
         </w:tc>
@@ -797,7 +826,7 @@
           </w:tcPr>
           <w:p>
             <w:pPr>
-              <w:pStyle w:val="TableText"/>
+              <w:pStyle w:val="25"/>
             </w:pPr>
           </w:p>
         </w:tc>
@@ -807,16 +836,21 @@
           </w:tcPr>
           <w:p>
             <w:pPr>
-              <w:pStyle w:val="TableText"/>
+              <w:pStyle w:val="25"/>
             </w:pPr>
           </w:p>
         </w:tc>
       </w:tr>
       <w:tr>
         <w:tblPrEx>
-          <w:tblW w:w="9071" w:type="dxa"/>
-          <w:tblInd w:w="28" w:type="dxa"/>
-          <w:tblLayout w:type="fixed"/>
+          <w:tblBorders>
+            <w:top w:val="single" w:color="000000" w:sz="4" w:space="0"/>
+            <w:left w:val="single" w:color="000000" w:sz="4" w:space="0"/>
+            <w:bottom w:val="single" w:color="000000" w:sz="4" w:space="0"/>
+            <w:right w:val="single" w:color="000000" w:sz="4" w:space="0"/>
+            <w:insideH w:val="single" w:color="000000" w:sz="4" w:space="0"/>
+            <w:insideV w:val="single" w:color="000000" w:sz="4" w:space="0"/>
+          </w:tblBorders>
           <w:tblCellMar>
             <w:top w:w="0" w:type="dxa"/>
             <w:left w:w="0" w:type="dxa"/>
@@ -825,7 +859,7 @@
           </w:tblCellMar>
         </w:tblPrEx>
         <w:trPr>
-          <w:trHeight w:val="589"/>
+          <w:trHeight w:val="589" w:hRule="atLeast"/>
         </w:trPr>
         <w:tc>
           <w:tcPr>
@@ -833,7 +867,7 @@
           </w:tcPr>
           <w:p>
             <w:pPr>
-              <w:pStyle w:val="TableText"/>
+              <w:pStyle w:val="25"/>
             </w:pPr>
           </w:p>
         </w:tc>
@@ -843,7 +877,7 @@
           </w:tcPr>
           <w:p>
             <w:pPr>
-              <w:pStyle w:val="TableText"/>
+              <w:pStyle w:val="25"/>
             </w:pPr>
           </w:p>
         </w:tc>
@@ -853,7 +887,7 @@
           </w:tcPr>
           <w:p>
             <w:pPr>
-              <w:pStyle w:val="TableText"/>
+              <w:pStyle w:val="25"/>
             </w:pPr>
           </w:p>
         </w:tc>
@@ -863,7 +897,7 @@
           </w:tcPr>
           <w:p>
             <w:pPr>
-              <w:pStyle w:val="TableText"/>
+              <w:pStyle w:val="25"/>
             </w:pPr>
           </w:p>
         </w:tc>
@@ -873,7 +907,7 @@
           </w:tcPr>
           <w:p>
             <w:pPr>
-              <w:pStyle w:val="TableText"/>
+              <w:pStyle w:val="25"/>
             </w:pPr>
           </w:p>
         </w:tc>
@@ -881,7 +915,7 @@
     </w:tbl>
     <w:p>
       <w:pPr>
-        <w:pStyle w:val="BodyText"/>
+        <w:pStyle w:val="12"/>
       </w:pPr>
     </w:p>
     <w:p>
@@ -889,14 +923,14 @@
         <w:sectPr>
           <w:pgSz w:w="11906" w:h="16839"/>
           <w:pgMar w:top="1431" w:right="1015" w:bottom="0" w:left="1785" w:header="0" w:footer="0" w:gutter="0"/>
-          <w:cols w:num="1" w:space="720"/>
+          <w:cols w:space="720" w:num="1"/>
         </w:sectPr>
       </w:pPr>
     </w:p>
     <w:sdt>
       <w:sdtPr>
         <w:rPr>
-          <w:rFonts w:ascii="宋体" w:eastAsia="宋体" w:hAnsi="宋体" w:cs="Arial"/>
+          <w:rFonts w:ascii="宋体" w:hAnsi="宋体" w:eastAsia="宋体" w:cs="Arial"/>
           <w:snapToGrid w:val="0"/>
           <w:color w:val="000000"/>
           <w:kern w:val="0"/>
@@ -912,7 +946,7 @@
       </w:sdtPr>
       <w:sdtEndPr>
         <w:rPr>
-          <w:rFonts w:ascii="Microsoft JhengHei" w:eastAsia="Microsoft JhengHei" w:hAnsi="Microsoft JhengHei" w:cs="Microsoft JhengHei" w:hint="eastAsia"/>
+          <w:rFonts w:hint="eastAsia" w:ascii="Microsoft JhengHei" w:hAnsi="Microsoft JhengHei" w:eastAsia="Microsoft JhengHei" w:cs="Microsoft JhengHei"/>
           <w:snapToGrid w:val="0"/>
           <w:color w:val="000000"/>
           <w:kern w:val="0"/>
@@ -925,12 +959,12 @@
         <w:p>
           <w:pPr>
             <w:spacing w:before="0" w:beforeLines="0" w:after="0" w:afterLines="0" w:line="240" w:lineRule="auto"/>
-            <w:ind w:left="0" w:right="0" w:firstLine="0" w:leftChars="0" w:rightChars="0" w:firstLineChars="0"/>
+            <w:ind w:left="0" w:leftChars="0" w:right="0" w:rightChars="0" w:firstLine="0" w:firstLineChars="0"/>
             <w:jc w:val="center"/>
           </w:pPr>
           <w:r>
             <w:rPr>
-              <w:rFonts w:ascii="宋体" w:eastAsia="宋体" w:hAnsi="宋体"/>
+              <w:rFonts w:ascii="宋体" w:hAnsi="宋体" w:eastAsia="宋体"/>
               <w:sz w:val="21"/>
             </w:rPr>
             <w:t>目录</w:t>
@@ -938,14 +972,16 @@
         </w:p>
         <w:p>
           <w:pPr>
-            <w:pStyle w:val="TOC1"/>
+            <w:pStyle w:val="16"/>
             <w:tabs>
               <w:tab w:val="right" w:leader="dot" w:pos="8497"/>
             </w:tabs>
           </w:pPr>
-          <w:r>
-            <w:rPr>
-              <w:rFonts w:ascii="Microsoft JhengHei" w:eastAsia="Microsoft JhengHei" w:hAnsi="Microsoft JhengHei" w:cs="Microsoft JhengHei" w:hint="eastAsia"/>
+          <w:bookmarkStart w:id="20" w:name="_GoBack"/>
+          <w:bookmarkEnd w:id="20"/>
+          <w:r>
+            <w:rPr>
+              <w:rFonts w:hint="eastAsia" w:ascii="Microsoft JhengHei" w:hAnsi="Microsoft JhengHei" w:eastAsia="Microsoft JhengHei" w:cs="Microsoft JhengHei"/>
               <w:sz w:val="24"/>
               <w:szCs w:val="24"/>
             </w:rPr>
@@ -953,7 +989,7 @@
           </w:r>
           <w:r>
             <w:rPr>
-              <w:rFonts w:ascii="Microsoft JhengHei" w:eastAsia="Microsoft JhengHei" w:hAnsi="Microsoft JhengHei" w:cs="Microsoft JhengHei" w:hint="eastAsia"/>
+              <w:rFonts w:hint="eastAsia" w:ascii="Microsoft JhengHei" w:hAnsi="Microsoft JhengHei" w:eastAsia="Microsoft JhengHei" w:cs="Microsoft JhengHei"/>
               <w:sz w:val="24"/>
               <w:szCs w:val="24"/>
             </w:rPr>
@@ -961,7 +997,7 @@
           </w:r>
           <w:r>
             <w:rPr>
-              <w:rFonts w:ascii="Microsoft JhengHei" w:eastAsia="Microsoft JhengHei" w:hAnsi="Microsoft JhengHei" w:cs="Microsoft JhengHei" w:hint="eastAsia"/>
+              <w:rFonts w:hint="eastAsia" w:ascii="Microsoft JhengHei" w:hAnsi="Microsoft JhengHei" w:eastAsia="Microsoft JhengHei" w:cs="Microsoft JhengHei"/>
               <w:sz w:val="24"/>
               <w:szCs w:val="24"/>
             </w:rPr>
@@ -969,21 +1005,21 @@
           </w:r>
           <w:r>
             <w:rPr>
-              <w:rFonts w:ascii="Microsoft JhengHei" w:eastAsia="Microsoft JhengHei" w:hAnsi="Microsoft JhengHei" w:cs="Microsoft JhengHei" w:hint="eastAsia"/>
+              <w:rFonts w:hint="eastAsia" w:ascii="Microsoft JhengHei" w:hAnsi="Microsoft JhengHei" w:eastAsia="Microsoft JhengHei" w:cs="Microsoft JhengHei"/>
               <w:szCs w:val="24"/>
             </w:rPr>
             <w:fldChar w:fldCharType="begin"/>
           </w:r>
           <w:r>
             <w:rPr>
-              <w:rFonts w:ascii="Microsoft JhengHei" w:eastAsia="Microsoft JhengHei" w:hAnsi="Microsoft JhengHei" w:cs="Microsoft JhengHei" w:hint="eastAsia"/>
-              <w:szCs w:val="24"/>
-            </w:rPr>
-            <w:instrText xml:space="preserve"> HYPERLINK \l _Toc26040 </w:instrText>
-          </w:r>
-          <w:r>
-            <w:rPr>
-              <w:rFonts w:ascii="Microsoft JhengHei" w:eastAsia="Microsoft JhengHei" w:hAnsi="Microsoft JhengHei" w:cs="Microsoft JhengHei" w:hint="eastAsia"/>
+              <w:rFonts w:hint="eastAsia" w:ascii="Microsoft JhengHei" w:hAnsi="Microsoft JhengHei" w:eastAsia="Microsoft JhengHei" w:cs="Microsoft JhengHei"/>
+              <w:szCs w:val="24"/>
+            </w:rPr>
+            <w:instrText xml:space="preserve"> HYPERLINK \l _Toc2634 </w:instrText>
+          </w:r>
+          <w:r>
+            <w:rPr>
+              <w:rFonts w:hint="eastAsia" w:ascii="Microsoft JhengHei" w:hAnsi="Microsoft JhengHei" w:eastAsia="Microsoft JhengHei" w:cs="Microsoft JhengHei"/>
               <w:szCs w:val="24"/>
             </w:rPr>
             <w:fldChar w:fldCharType="separate"/>
@@ -998,7 +1034,7 @@
             <w:fldChar w:fldCharType="begin"/>
           </w:r>
           <w:r>
-            <w:instrText xml:space="preserve"> PAGEREF _Toc26040 \h </w:instrText>
+            <w:instrText xml:space="preserve"> PAGEREF _Toc2634 \h </w:instrText>
           </w:r>
           <w:r>
             <w:fldChar w:fldCharType="separate"/>
@@ -1011,7 +1047,7 @@
           </w:r>
           <w:r>
             <w:rPr>
-              <w:rFonts w:ascii="Microsoft JhengHei" w:eastAsia="Microsoft JhengHei" w:hAnsi="Microsoft JhengHei" w:cs="Microsoft JhengHei" w:hint="eastAsia"/>
+              <w:rFonts w:hint="eastAsia" w:ascii="Microsoft JhengHei" w:hAnsi="Microsoft JhengHei" w:eastAsia="Microsoft JhengHei" w:cs="Microsoft JhengHei"/>
               <w:szCs w:val="24"/>
             </w:rPr>
             <w:fldChar w:fldCharType="end"/>
@@ -1019,28 +1055,28 @@
         </w:p>
         <w:p>
           <w:pPr>
-            <w:pStyle w:val="TOC1"/>
+            <w:pStyle w:val="16"/>
             <w:tabs>
               <w:tab w:val="right" w:leader="dot" w:pos="8497"/>
             </w:tabs>
           </w:pPr>
           <w:r>
             <w:rPr>
-              <w:rFonts w:ascii="Microsoft JhengHei" w:eastAsia="Microsoft JhengHei" w:hAnsi="Microsoft JhengHei" w:cs="Microsoft JhengHei" w:hint="eastAsia"/>
+              <w:rFonts w:hint="eastAsia" w:ascii="Microsoft JhengHei" w:hAnsi="Microsoft JhengHei" w:eastAsia="Microsoft JhengHei" w:cs="Microsoft JhengHei"/>
               <w:szCs w:val="24"/>
             </w:rPr>
             <w:fldChar w:fldCharType="begin"/>
           </w:r>
           <w:r>
             <w:rPr>
-              <w:rFonts w:ascii="Microsoft JhengHei" w:eastAsia="Microsoft JhengHei" w:hAnsi="Microsoft JhengHei" w:cs="Microsoft JhengHei" w:hint="eastAsia"/>
-              <w:szCs w:val="24"/>
-            </w:rPr>
-            <w:instrText xml:space="preserve"> HYPERLINK \l _Toc17551 </w:instrText>
-          </w:r>
-          <w:r>
-            <w:rPr>
-              <w:rFonts w:ascii="Microsoft JhengHei" w:eastAsia="Microsoft JhengHei" w:hAnsi="Microsoft JhengHei" w:cs="Microsoft JhengHei" w:hint="eastAsia"/>
+              <w:rFonts w:hint="eastAsia" w:ascii="Microsoft JhengHei" w:hAnsi="Microsoft JhengHei" w:eastAsia="Microsoft JhengHei" w:cs="Microsoft JhengHei"/>
+              <w:szCs w:val="24"/>
+            </w:rPr>
+            <w:instrText xml:space="preserve"> HYPERLINK \l _Toc3929 </w:instrText>
+          </w:r>
+          <w:r>
+            <w:rPr>
+              <w:rFonts w:hint="eastAsia" w:ascii="Microsoft JhengHei" w:hAnsi="Microsoft JhengHei" w:eastAsia="Microsoft JhengHei" w:cs="Microsoft JhengHei"/>
               <w:szCs w:val="24"/>
             </w:rPr>
             <w:fldChar w:fldCharType="separate"/>
@@ -1055,7 +1091,7 @@
             <w:fldChar w:fldCharType="begin"/>
           </w:r>
           <w:r>
-            <w:instrText xml:space="preserve"> PAGEREF _Toc17551 \h </w:instrText>
+            <w:instrText xml:space="preserve"> PAGEREF _Toc3929 \h </w:instrText>
           </w:r>
           <w:r>
             <w:fldChar w:fldCharType="separate"/>
@@ -1068,7 +1104,7 @@
           </w:r>
           <w:r>
             <w:rPr>
-              <w:rFonts w:ascii="Microsoft JhengHei" w:eastAsia="Microsoft JhengHei" w:hAnsi="Microsoft JhengHei" w:cs="Microsoft JhengHei" w:hint="eastAsia"/>
+              <w:rFonts w:hint="eastAsia" w:ascii="Microsoft JhengHei" w:hAnsi="Microsoft JhengHei" w:eastAsia="Microsoft JhengHei" w:cs="Microsoft JhengHei"/>
               <w:szCs w:val="24"/>
             </w:rPr>
             <w:fldChar w:fldCharType="end"/>
@@ -1076,39 +1112,39 @@
         </w:p>
         <w:p>
           <w:pPr>
-            <w:pStyle w:val="TOC1"/>
+            <w:pStyle w:val="16"/>
             <w:tabs>
               <w:tab w:val="right" w:leader="dot" w:pos="8497"/>
             </w:tabs>
           </w:pPr>
           <w:r>
             <w:rPr>
-              <w:rFonts w:ascii="Microsoft JhengHei" w:eastAsia="Microsoft JhengHei" w:hAnsi="Microsoft JhengHei" w:cs="Microsoft JhengHei" w:hint="eastAsia"/>
+              <w:rFonts w:hint="eastAsia" w:ascii="Microsoft JhengHei" w:hAnsi="Microsoft JhengHei" w:eastAsia="Microsoft JhengHei" w:cs="Microsoft JhengHei"/>
               <w:szCs w:val="24"/>
             </w:rPr>
             <w:fldChar w:fldCharType="begin"/>
           </w:r>
           <w:r>
             <w:rPr>
-              <w:rFonts w:ascii="Microsoft JhengHei" w:eastAsia="Microsoft JhengHei" w:hAnsi="Microsoft JhengHei" w:cs="Microsoft JhengHei" w:hint="eastAsia"/>
-              <w:szCs w:val="24"/>
-            </w:rPr>
-            <w:instrText xml:space="preserve"> HYPERLINK \l _Toc28424 </w:instrText>
-          </w:r>
-          <w:r>
-            <w:rPr>
-              <w:rFonts w:ascii="Microsoft JhengHei" w:eastAsia="Microsoft JhengHei" w:hAnsi="Microsoft JhengHei" w:cs="Microsoft JhengHei" w:hint="eastAsia"/>
+              <w:rFonts w:hint="eastAsia" w:ascii="Microsoft JhengHei" w:hAnsi="Microsoft JhengHei" w:eastAsia="Microsoft JhengHei" w:cs="Microsoft JhengHei"/>
+              <w:szCs w:val="24"/>
+            </w:rPr>
+            <w:instrText xml:space="preserve"> HYPERLINK \l _Toc25254 </w:instrText>
+          </w:r>
+          <w:r>
+            <w:rPr>
+              <w:rFonts w:hint="eastAsia" w:ascii="Microsoft JhengHei" w:hAnsi="Microsoft JhengHei" w:eastAsia="Microsoft JhengHei" w:cs="Microsoft JhengHei"/>
               <w:szCs w:val="24"/>
             </w:rPr>
             <w:fldChar w:fldCharType="separate"/>
           </w:r>
           <w:r>
             <w:rPr>
-              <w:rFonts w:ascii="宋体" w:eastAsia="宋体" w:hAnsi="宋体" w:cs="宋体" w:hint="eastAsia"/>
+              <w:rFonts w:hint="eastAsia" w:ascii="宋体" w:hAnsi="宋体" w:eastAsia="宋体" w:cs="宋体"/>
               <w:szCs w:val="36"/>
               <w:lang w:val="en-US" w:eastAsia="zh-CN"/>
             </w:rPr>
-            <w:t>2025年7月4日</w:t>
+            <w:t>2025年4月4日</w:t>
           </w:r>
           <w:r>
             <w:tab/>
@@ -1117,7 +1153,7 @@
             <w:fldChar w:fldCharType="begin"/>
           </w:r>
           <w:r>
-            <w:instrText xml:space="preserve"> PAGEREF _Toc28424 \h </w:instrText>
+            <w:instrText xml:space="preserve"> PAGEREF _Toc25254 \h </w:instrText>
           </w:r>
           <w:r>
             <w:fldChar w:fldCharType="separate"/>
@@ -1130,7 +1166,7 @@
           </w:r>
           <w:r>
             <w:rPr>
-              <w:rFonts w:ascii="Microsoft JhengHei" w:eastAsia="Microsoft JhengHei" w:hAnsi="Microsoft JhengHei" w:cs="Microsoft JhengHei" w:hint="eastAsia"/>
+              <w:rFonts w:hint="eastAsia" w:ascii="Microsoft JhengHei" w:hAnsi="Microsoft JhengHei" w:eastAsia="Microsoft JhengHei" w:cs="Microsoft JhengHei"/>
               <w:szCs w:val="24"/>
             </w:rPr>
             <w:fldChar w:fldCharType="end"/>
@@ -1138,35 +1174,35 @@
         </w:p>
         <w:p>
           <w:pPr>
-            <w:pStyle w:val="TOC2"/>
+            <w:pStyle w:val="17"/>
             <w:tabs>
               <w:tab w:val="right" w:leader="dot" w:pos="8497"/>
             </w:tabs>
           </w:pPr>
           <w:r>
             <w:rPr>
-              <w:rFonts w:ascii="Microsoft JhengHei" w:eastAsia="Microsoft JhengHei" w:hAnsi="Microsoft JhengHei" w:cs="Microsoft JhengHei" w:hint="eastAsia"/>
+              <w:rFonts w:hint="eastAsia" w:ascii="Microsoft JhengHei" w:hAnsi="Microsoft JhengHei" w:eastAsia="Microsoft JhengHei" w:cs="Microsoft JhengHei"/>
               <w:szCs w:val="24"/>
             </w:rPr>
             <w:fldChar w:fldCharType="begin"/>
           </w:r>
           <w:r>
             <w:rPr>
-              <w:rFonts w:ascii="Microsoft JhengHei" w:eastAsia="Microsoft JhengHei" w:hAnsi="Microsoft JhengHei" w:cs="Microsoft JhengHei" w:hint="eastAsia"/>
-              <w:szCs w:val="24"/>
-            </w:rPr>
-            <w:instrText xml:space="preserve"> HYPERLINK \l _Toc18832 </w:instrText>
-          </w:r>
-          <w:r>
-            <w:rPr>
-              <w:rFonts w:ascii="Microsoft JhengHei" w:eastAsia="Microsoft JhengHei" w:hAnsi="Microsoft JhengHei" w:cs="Microsoft JhengHei" w:hint="eastAsia"/>
+              <w:rFonts w:hint="eastAsia" w:ascii="Microsoft JhengHei" w:hAnsi="Microsoft JhengHei" w:eastAsia="Microsoft JhengHei" w:cs="Microsoft JhengHei"/>
+              <w:szCs w:val="24"/>
+            </w:rPr>
+            <w:instrText xml:space="preserve"> HYPERLINK \l _Toc31299 </w:instrText>
+          </w:r>
+          <w:r>
+            <w:rPr>
+              <w:rFonts w:hint="eastAsia" w:ascii="Microsoft JhengHei" w:hAnsi="Microsoft JhengHei" w:eastAsia="Microsoft JhengHei" w:cs="Microsoft JhengHei"/>
               <w:szCs w:val="24"/>
             </w:rPr>
             <w:fldChar w:fldCharType="separate"/>
           </w:r>
           <w:r>
             <w:rPr>
-              <w:rFonts w:ascii="宋体" w:eastAsia="宋体" w:hAnsi="宋体" w:cs="宋体"/>
+              <w:rFonts w:ascii="宋体" w:hAnsi="宋体" w:eastAsia="宋体" w:cs="宋体"/>
               <w:spacing w:val="-3"/>
               <w:szCs w:val="28"/>
             </w:rPr>
@@ -1179,7 +1215,7 @@
             <w:fldChar w:fldCharType="begin"/>
           </w:r>
           <w:r>
-            <w:instrText xml:space="preserve"> PAGEREF _Toc18832 \h </w:instrText>
+            <w:instrText xml:space="preserve"> PAGEREF _Toc31299 \h </w:instrText>
           </w:r>
           <w:r>
             <w:fldChar w:fldCharType="separate"/>
@@ -1192,7 +1228,7 @@
           </w:r>
           <w:r>
             <w:rPr>
-              <w:rFonts w:ascii="Microsoft JhengHei" w:eastAsia="Microsoft JhengHei" w:hAnsi="Microsoft JhengHei" w:cs="Microsoft JhengHei" w:hint="eastAsia"/>
+              <w:rFonts w:hint="eastAsia" w:ascii="Microsoft JhengHei" w:hAnsi="Microsoft JhengHei" w:eastAsia="Microsoft JhengHei" w:cs="Microsoft JhengHei"/>
               <w:szCs w:val="24"/>
             </w:rPr>
             <w:fldChar w:fldCharType="end"/>
@@ -1200,28 +1236,28 @@
         </w:p>
         <w:p>
           <w:pPr>
-            <w:pStyle w:val="TOC1"/>
+            <w:pStyle w:val="16"/>
             <w:tabs>
               <w:tab w:val="right" w:leader="dot" w:pos="8497"/>
             </w:tabs>
           </w:pPr>
           <w:r>
             <w:rPr>
-              <w:rFonts w:ascii="Microsoft JhengHei" w:eastAsia="Microsoft JhengHei" w:hAnsi="Microsoft JhengHei" w:cs="Microsoft JhengHei" w:hint="eastAsia"/>
+              <w:rFonts w:hint="eastAsia" w:ascii="Microsoft JhengHei" w:hAnsi="Microsoft JhengHei" w:eastAsia="Microsoft JhengHei" w:cs="Microsoft JhengHei"/>
               <w:szCs w:val="24"/>
             </w:rPr>
             <w:fldChar w:fldCharType="begin"/>
           </w:r>
           <w:r>
             <w:rPr>
-              <w:rFonts w:ascii="Microsoft JhengHei" w:eastAsia="Microsoft JhengHei" w:hAnsi="Microsoft JhengHei" w:cs="Microsoft JhengHei" w:hint="eastAsia"/>
-              <w:szCs w:val="24"/>
-            </w:rPr>
-            <w:instrText xml:space="preserve"> HYPERLINK \l _Toc24398 </w:instrText>
-          </w:r>
-          <w:r>
-            <w:rPr>
-              <w:rFonts w:ascii="Microsoft JhengHei" w:eastAsia="Microsoft JhengHei" w:hAnsi="Microsoft JhengHei" w:cs="Microsoft JhengHei" w:hint="eastAsia"/>
+              <w:rFonts w:hint="eastAsia" w:ascii="Microsoft JhengHei" w:hAnsi="Microsoft JhengHei" w:eastAsia="Microsoft JhengHei" w:cs="Microsoft JhengHei"/>
+              <w:szCs w:val="24"/>
+            </w:rPr>
+            <w:instrText xml:space="preserve"> HYPERLINK \l _Toc5135 </w:instrText>
+          </w:r>
+          <w:r>
+            <w:rPr>
+              <w:rFonts w:hint="eastAsia" w:ascii="Microsoft JhengHei" w:hAnsi="Microsoft JhengHei" w:eastAsia="Microsoft JhengHei" w:cs="Microsoft JhengHei"/>
               <w:szCs w:val="24"/>
             </w:rPr>
             <w:fldChar w:fldCharType="separate"/>
@@ -1242,7 +1278,7 @@
             <w:fldChar w:fldCharType="begin"/>
           </w:r>
           <w:r>
-            <w:instrText xml:space="preserve"> PAGEREF _Toc24398 \h </w:instrText>
+            <w:instrText xml:space="preserve"> PAGEREF _Toc5135 \h </w:instrText>
           </w:r>
           <w:r>
             <w:fldChar w:fldCharType="separate"/>
@@ -1255,7 +1291,7 @@
           </w:r>
           <w:r>
             <w:rPr>
-              <w:rFonts w:ascii="Microsoft JhengHei" w:eastAsia="Microsoft JhengHei" w:hAnsi="Microsoft JhengHei" w:cs="Microsoft JhengHei" w:hint="eastAsia"/>
+              <w:rFonts w:hint="eastAsia" w:ascii="Microsoft JhengHei" w:hAnsi="Microsoft JhengHei" w:eastAsia="Microsoft JhengHei" w:cs="Microsoft JhengHei"/>
               <w:szCs w:val="24"/>
             </w:rPr>
             <w:fldChar w:fldCharType="end"/>
@@ -1263,28 +1299,28 @@
         </w:p>
         <w:p>
           <w:pPr>
-            <w:pStyle w:val="TOC1"/>
+            <w:pStyle w:val="16"/>
             <w:tabs>
               <w:tab w:val="right" w:leader="dot" w:pos="8497"/>
             </w:tabs>
           </w:pPr>
           <w:r>
             <w:rPr>
-              <w:rFonts w:ascii="Microsoft JhengHei" w:eastAsia="Microsoft JhengHei" w:hAnsi="Microsoft JhengHei" w:cs="Microsoft JhengHei" w:hint="eastAsia"/>
+              <w:rFonts w:hint="eastAsia" w:ascii="Microsoft JhengHei" w:hAnsi="Microsoft JhengHei" w:eastAsia="Microsoft JhengHei" w:cs="Microsoft JhengHei"/>
               <w:szCs w:val="24"/>
             </w:rPr>
             <w:fldChar w:fldCharType="begin"/>
           </w:r>
           <w:r>
             <w:rPr>
-              <w:rFonts w:ascii="Microsoft JhengHei" w:eastAsia="Microsoft JhengHei" w:hAnsi="Microsoft JhengHei" w:cs="Microsoft JhengHei" w:hint="eastAsia"/>
-              <w:szCs w:val="24"/>
-            </w:rPr>
-            <w:instrText xml:space="preserve"> HYPERLINK \l _Toc21632 </w:instrText>
-          </w:r>
-          <w:r>
-            <w:rPr>
-              <w:rFonts w:ascii="Microsoft JhengHei" w:eastAsia="Microsoft JhengHei" w:hAnsi="Microsoft JhengHei" w:cs="Microsoft JhengHei" w:hint="eastAsia"/>
+              <w:rFonts w:hint="eastAsia" w:ascii="Microsoft JhengHei" w:hAnsi="Microsoft JhengHei" w:eastAsia="Microsoft JhengHei" w:cs="Microsoft JhengHei"/>
+              <w:szCs w:val="24"/>
+            </w:rPr>
+            <w:instrText xml:space="preserve"> HYPERLINK \l _Toc9516 </w:instrText>
+          </w:r>
+          <w:r>
+            <w:rPr>
+              <w:rFonts w:hint="eastAsia" w:ascii="Microsoft JhengHei" w:hAnsi="Microsoft JhengHei" w:eastAsia="Microsoft JhengHei" w:cs="Microsoft JhengHei"/>
               <w:szCs w:val="24"/>
             </w:rPr>
             <w:fldChar w:fldCharType="separate"/>
@@ -1305,7 +1341,7 @@
             <w:fldChar w:fldCharType="begin"/>
           </w:r>
           <w:r>
-            <w:instrText xml:space="preserve"> PAGEREF _Toc21632 \h </w:instrText>
+            <w:instrText xml:space="preserve"> PAGEREF _Toc9516 \h </w:instrText>
           </w:r>
           <w:r>
             <w:fldChar w:fldCharType="separate"/>
@@ -1318,7 +1354,7 @@
           </w:r>
           <w:r>
             <w:rPr>
-              <w:rFonts w:ascii="Microsoft JhengHei" w:eastAsia="Microsoft JhengHei" w:hAnsi="Microsoft JhengHei" w:cs="Microsoft JhengHei" w:hint="eastAsia"/>
+              <w:rFonts w:hint="eastAsia" w:ascii="Microsoft JhengHei" w:hAnsi="Microsoft JhengHei" w:eastAsia="Microsoft JhengHei" w:cs="Microsoft JhengHei"/>
               <w:szCs w:val="24"/>
             </w:rPr>
             <w:fldChar w:fldCharType="end"/>
@@ -1326,28 +1362,28 @@
         </w:p>
         <w:p>
           <w:pPr>
-            <w:pStyle w:val="TOC1"/>
+            <w:pStyle w:val="16"/>
             <w:tabs>
               <w:tab w:val="right" w:leader="dot" w:pos="8497"/>
             </w:tabs>
           </w:pPr>
           <w:r>
             <w:rPr>
-              <w:rFonts w:ascii="Microsoft JhengHei" w:eastAsia="Microsoft JhengHei" w:hAnsi="Microsoft JhengHei" w:cs="Microsoft JhengHei" w:hint="eastAsia"/>
+              <w:rFonts w:hint="eastAsia" w:ascii="Microsoft JhengHei" w:hAnsi="Microsoft JhengHei" w:eastAsia="Microsoft JhengHei" w:cs="Microsoft JhengHei"/>
               <w:szCs w:val="24"/>
             </w:rPr>
             <w:fldChar w:fldCharType="begin"/>
           </w:r>
           <w:r>
             <w:rPr>
-              <w:rFonts w:ascii="Microsoft JhengHei" w:eastAsia="Microsoft JhengHei" w:hAnsi="Microsoft JhengHei" w:cs="Microsoft JhengHei" w:hint="eastAsia"/>
-              <w:szCs w:val="24"/>
-            </w:rPr>
-            <w:instrText xml:space="preserve"> HYPERLINK \l _Toc7769 </w:instrText>
-          </w:r>
-          <w:r>
-            <w:rPr>
-              <w:rFonts w:ascii="Microsoft JhengHei" w:eastAsia="Microsoft JhengHei" w:hAnsi="Microsoft JhengHei" w:cs="Microsoft JhengHei" w:hint="eastAsia"/>
+              <w:rFonts w:hint="eastAsia" w:ascii="Microsoft JhengHei" w:hAnsi="Microsoft JhengHei" w:eastAsia="Microsoft JhengHei" w:cs="Microsoft JhengHei"/>
+              <w:szCs w:val="24"/>
+            </w:rPr>
+            <w:instrText xml:space="preserve"> HYPERLINK \l _Toc5383 </w:instrText>
+          </w:r>
+          <w:r>
+            <w:rPr>
+              <w:rFonts w:hint="eastAsia" w:ascii="Microsoft JhengHei" w:hAnsi="Microsoft JhengHei" w:eastAsia="Microsoft JhengHei" w:cs="Microsoft JhengHei"/>
               <w:szCs w:val="24"/>
             </w:rPr>
             <w:fldChar w:fldCharType="separate"/>
@@ -1368,7 +1404,7 @@
             <w:fldChar w:fldCharType="begin"/>
           </w:r>
           <w:r>
-            <w:instrText xml:space="preserve"> PAGEREF _Toc7769 \h </w:instrText>
+            <w:instrText xml:space="preserve"> PAGEREF _Toc5383 \h </w:instrText>
           </w:r>
           <w:r>
             <w:fldChar w:fldCharType="separate"/>
@@ -1381,7 +1417,7 @@
           </w:r>
           <w:r>
             <w:rPr>
-              <w:rFonts w:ascii="Microsoft JhengHei" w:eastAsia="Microsoft JhengHei" w:hAnsi="Microsoft JhengHei" w:cs="Microsoft JhengHei" w:hint="eastAsia"/>
+              <w:rFonts w:hint="eastAsia" w:ascii="Microsoft JhengHei" w:hAnsi="Microsoft JhengHei" w:eastAsia="Microsoft JhengHei" w:cs="Microsoft JhengHei"/>
               <w:szCs w:val="24"/>
             </w:rPr>
             <w:fldChar w:fldCharType="end"/>
@@ -1389,28 +1425,28 @@
         </w:p>
         <w:p>
           <w:pPr>
-            <w:pStyle w:val="TOC1"/>
+            <w:pStyle w:val="16"/>
             <w:tabs>
               <w:tab w:val="right" w:leader="dot" w:pos="8497"/>
             </w:tabs>
           </w:pPr>
           <w:r>
             <w:rPr>
-              <w:rFonts w:ascii="Microsoft JhengHei" w:eastAsia="Microsoft JhengHei" w:hAnsi="Microsoft JhengHei" w:cs="Microsoft JhengHei" w:hint="eastAsia"/>
+              <w:rFonts w:hint="eastAsia" w:ascii="Microsoft JhengHei" w:hAnsi="Microsoft JhengHei" w:eastAsia="Microsoft JhengHei" w:cs="Microsoft JhengHei"/>
               <w:szCs w:val="24"/>
             </w:rPr>
             <w:fldChar w:fldCharType="begin"/>
           </w:r>
           <w:r>
             <w:rPr>
-              <w:rFonts w:ascii="Microsoft JhengHei" w:eastAsia="Microsoft JhengHei" w:hAnsi="Microsoft JhengHei" w:cs="Microsoft JhengHei" w:hint="eastAsia"/>
-              <w:szCs w:val="24"/>
-            </w:rPr>
-            <w:instrText xml:space="preserve"> HYPERLINK \l _Toc7797 </w:instrText>
-          </w:r>
-          <w:r>
-            <w:rPr>
-              <w:rFonts w:ascii="Microsoft JhengHei" w:eastAsia="Microsoft JhengHei" w:hAnsi="Microsoft JhengHei" w:cs="Microsoft JhengHei" w:hint="eastAsia"/>
+              <w:rFonts w:hint="eastAsia" w:ascii="Microsoft JhengHei" w:hAnsi="Microsoft JhengHei" w:eastAsia="Microsoft JhengHei" w:cs="Microsoft JhengHei"/>
+              <w:szCs w:val="24"/>
+            </w:rPr>
+            <w:instrText xml:space="preserve"> HYPERLINK \l _Toc24532 </w:instrText>
+          </w:r>
+          <w:r>
+            <w:rPr>
+              <w:rFonts w:hint="eastAsia" w:ascii="Microsoft JhengHei" w:hAnsi="Microsoft JhengHei" w:eastAsia="Microsoft JhengHei" w:cs="Microsoft JhengHei"/>
               <w:szCs w:val="24"/>
             </w:rPr>
             <w:fldChar w:fldCharType="separate"/>
@@ -1431,7 +1467,7 @@
             <w:fldChar w:fldCharType="begin"/>
           </w:r>
           <w:r>
-            <w:instrText xml:space="preserve"> PAGEREF _Toc7797 \h </w:instrText>
+            <w:instrText xml:space="preserve"> PAGEREF _Toc24532 \h </w:instrText>
           </w:r>
           <w:r>
             <w:fldChar w:fldCharType="separate"/>
@@ -1444,7 +1480,7 @@
           </w:r>
           <w:r>
             <w:rPr>
-              <w:rFonts w:ascii="Microsoft JhengHei" w:eastAsia="Microsoft JhengHei" w:hAnsi="Microsoft JhengHei" w:cs="Microsoft JhengHei" w:hint="eastAsia"/>
+              <w:rFonts w:hint="eastAsia" w:ascii="Microsoft JhengHei" w:hAnsi="Microsoft JhengHei" w:eastAsia="Microsoft JhengHei" w:cs="Microsoft JhengHei"/>
               <w:szCs w:val="24"/>
             </w:rPr>
             <w:fldChar w:fldCharType="end"/>
@@ -1452,28 +1488,28 @@
         </w:p>
         <w:p>
           <w:pPr>
-            <w:pStyle w:val="TOC1"/>
+            <w:pStyle w:val="16"/>
             <w:tabs>
               <w:tab w:val="right" w:leader="dot" w:pos="8497"/>
             </w:tabs>
           </w:pPr>
           <w:r>
             <w:rPr>
-              <w:rFonts w:ascii="Microsoft JhengHei" w:eastAsia="Microsoft JhengHei" w:hAnsi="Microsoft JhengHei" w:cs="Microsoft JhengHei" w:hint="eastAsia"/>
+              <w:rFonts w:hint="eastAsia" w:ascii="Microsoft JhengHei" w:hAnsi="Microsoft JhengHei" w:eastAsia="Microsoft JhengHei" w:cs="Microsoft JhengHei"/>
               <w:szCs w:val="24"/>
             </w:rPr>
             <w:fldChar w:fldCharType="begin"/>
           </w:r>
           <w:r>
             <w:rPr>
-              <w:rFonts w:ascii="Microsoft JhengHei" w:eastAsia="Microsoft JhengHei" w:hAnsi="Microsoft JhengHei" w:cs="Microsoft JhengHei" w:hint="eastAsia"/>
-              <w:szCs w:val="24"/>
-            </w:rPr>
-            <w:instrText xml:space="preserve"> HYPERLINK \l _Toc14171 </w:instrText>
-          </w:r>
-          <w:r>
-            <w:rPr>
-              <w:rFonts w:ascii="Microsoft JhengHei" w:eastAsia="Microsoft JhengHei" w:hAnsi="Microsoft JhengHei" w:cs="Microsoft JhengHei" w:hint="eastAsia"/>
+              <w:rFonts w:hint="eastAsia" w:ascii="Microsoft JhengHei" w:hAnsi="Microsoft JhengHei" w:eastAsia="Microsoft JhengHei" w:cs="Microsoft JhengHei"/>
+              <w:szCs w:val="24"/>
+            </w:rPr>
+            <w:instrText xml:space="preserve"> HYPERLINK \l _Toc25728 </w:instrText>
+          </w:r>
+          <w:r>
+            <w:rPr>
+              <w:rFonts w:hint="eastAsia" w:ascii="Microsoft JhengHei" w:hAnsi="Microsoft JhengHei" w:eastAsia="Microsoft JhengHei" w:cs="Microsoft JhengHei"/>
               <w:szCs w:val="24"/>
             </w:rPr>
             <w:fldChar w:fldCharType="separate"/>
@@ -1494,7 +1530,7 @@
             <w:fldChar w:fldCharType="begin"/>
           </w:r>
           <w:r>
-            <w:instrText xml:space="preserve"> PAGEREF _Toc14171 \h </w:instrText>
+            <w:instrText xml:space="preserve"> PAGEREF _Toc25728 \h </w:instrText>
           </w:r>
           <w:r>
             <w:fldChar w:fldCharType="separate"/>
@@ -1507,7 +1543,7 @@
           </w:r>
           <w:r>
             <w:rPr>
-              <w:rFonts w:ascii="Microsoft JhengHei" w:eastAsia="Microsoft JhengHei" w:hAnsi="Microsoft JhengHei" w:cs="Microsoft JhengHei" w:hint="eastAsia"/>
+              <w:rFonts w:hint="eastAsia" w:ascii="Microsoft JhengHei" w:hAnsi="Microsoft JhengHei" w:eastAsia="Microsoft JhengHei" w:cs="Microsoft JhengHei"/>
               <w:szCs w:val="24"/>
             </w:rPr>
             <w:fldChar w:fldCharType="end"/>
@@ -1515,28 +1551,28 @@
         </w:p>
         <w:p>
           <w:pPr>
-            <w:pStyle w:val="TOC2"/>
+            <w:pStyle w:val="17"/>
             <w:tabs>
               <w:tab w:val="right" w:leader="dot" w:pos="8497"/>
             </w:tabs>
           </w:pPr>
           <w:r>
             <w:rPr>
-              <w:rFonts w:ascii="Microsoft JhengHei" w:eastAsia="Microsoft JhengHei" w:hAnsi="Microsoft JhengHei" w:cs="Microsoft JhengHei" w:hint="eastAsia"/>
+              <w:rFonts w:hint="eastAsia" w:ascii="Microsoft JhengHei" w:hAnsi="Microsoft JhengHei" w:eastAsia="Microsoft JhengHei" w:cs="Microsoft JhengHei"/>
               <w:szCs w:val="24"/>
             </w:rPr>
             <w:fldChar w:fldCharType="begin"/>
           </w:r>
           <w:r>
             <w:rPr>
-              <w:rFonts w:ascii="Microsoft JhengHei" w:eastAsia="Microsoft JhengHei" w:hAnsi="Microsoft JhengHei" w:cs="Microsoft JhengHei" w:hint="eastAsia"/>
-              <w:szCs w:val="24"/>
-            </w:rPr>
-            <w:instrText xml:space="preserve"> HYPERLINK \l _Toc19046 </w:instrText>
-          </w:r>
-          <w:r>
-            <w:rPr>
-              <w:rFonts w:ascii="Microsoft JhengHei" w:eastAsia="Microsoft JhengHei" w:hAnsi="Microsoft JhengHei" w:cs="Microsoft JhengHei" w:hint="eastAsia"/>
+              <w:rFonts w:hint="eastAsia" w:ascii="Microsoft JhengHei" w:hAnsi="Microsoft JhengHei" w:eastAsia="Microsoft JhengHei" w:cs="Microsoft JhengHei"/>
+              <w:szCs w:val="24"/>
+            </w:rPr>
+            <w:instrText xml:space="preserve"> HYPERLINK \l _Toc19124 </w:instrText>
+          </w:r>
+          <w:r>
+            <w:rPr>
+              <w:rFonts w:hint="eastAsia" w:ascii="Microsoft JhengHei" w:hAnsi="Microsoft JhengHei" w:eastAsia="Microsoft JhengHei" w:cs="Microsoft JhengHei"/>
               <w:szCs w:val="24"/>
             </w:rPr>
             <w:fldChar w:fldCharType="separate"/>
@@ -1557,7 +1593,7 @@
             <w:fldChar w:fldCharType="begin"/>
           </w:r>
           <w:r>
-            <w:instrText xml:space="preserve"> PAGEREF _Toc19046 \h </w:instrText>
+            <w:instrText xml:space="preserve"> PAGEREF _Toc19124 \h </w:instrText>
           </w:r>
           <w:r>
             <w:fldChar w:fldCharType="separate"/>
@@ -1570,7 +1606,7 @@
           </w:r>
           <w:r>
             <w:rPr>
-              <w:rFonts w:ascii="Microsoft JhengHei" w:eastAsia="Microsoft JhengHei" w:hAnsi="Microsoft JhengHei" w:cs="Microsoft JhengHei" w:hint="eastAsia"/>
+              <w:rFonts w:hint="eastAsia" w:ascii="Microsoft JhengHei" w:hAnsi="Microsoft JhengHei" w:eastAsia="Microsoft JhengHei" w:cs="Microsoft JhengHei"/>
               <w:szCs w:val="24"/>
             </w:rPr>
             <w:fldChar w:fldCharType="end"/>
@@ -1578,28 +1614,28 @@
         </w:p>
         <w:p>
           <w:pPr>
-            <w:pStyle w:val="TOC2"/>
+            <w:pStyle w:val="17"/>
             <w:tabs>
               <w:tab w:val="right" w:leader="dot" w:pos="8497"/>
             </w:tabs>
           </w:pPr>
           <w:r>
             <w:rPr>
-              <w:rFonts w:ascii="Microsoft JhengHei" w:eastAsia="Microsoft JhengHei" w:hAnsi="Microsoft JhengHei" w:cs="Microsoft JhengHei" w:hint="eastAsia"/>
+              <w:rFonts w:hint="eastAsia" w:ascii="Microsoft JhengHei" w:hAnsi="Microsoft JhengHei" w:eastAsia="Microsoft JhengHei" w:cs="Microsoft JhengHei"/>
               <w:szCs w:val="24"/>
             </w:rPr>
             <w:fldChar w:fldCharType="begin"/>
           </w:r>
           <w:r>
             <w:rPr>
-              <w:rFonts w:ascii="Microsoft JhengHei" w:eastAsia="Microsoft JhengHei" w:hAnsi="Microsoft JhengHei" w:cs="Microsoft JhengHei" w:hint="eastAsia"/>
-              <w:szCs w:val="24"/>
-            </w:rPr>
-            <w:instrText xml:space="preserve"> HYPERLINK \l _Toc15294 </w:instrText>
-          </w:r>
-          <w:r>
-            <w:rPr>
-              <w:rFonts w:ascii="Microsoft JhengHei" w:eastAsia="Microsoft JhengHei" w:hAnsi="Microsoft JhengHei" w:cs="Microsoft JhengHei" w:hint="eastAsia"/>
+              <w:rFonts w:hint="eastAsia" w:ascii="Microsoft JhengHei" w:hAnsi="Microsoft JhengHei" w:eastAsia="Microsoft JhengHei" w:cs="Microsoft JhengHei"/>
+              <w:szCs w:val="24"/>
+            </w:rPr>
+            <w:instrText xml:space="preserve"> HYPERLINK \l _Toc4379 </w:instrText>
+          </w:r>
+          <w:r>
+            <w:rPr>
+              <w:rFonts w:hint="eastAsia" w:ascii="Microsoft JhengHei" w:hAnsi="Microsoft JhengHei" w:eastAsia="Microsoft JhengHei" w:cs="Microsoft JhengHei"/>
               <w:szCs w:val="24"/>
             </w:rPr>
             <w:fldChar w:fldCharType="separate"/>
@@ -1620,7 +1656,7 @@
             <w:fldChar w:fldCharType="begin"/>
           </w:r>
           <w:r>
-            <w:instrText xml:space="preserve"> PAGEREF _Toc15294 \h </w:instrText>
+            <w:instrText xml:space="preserve"> PAGEREF _Toc4379 \h </w:instrText>
           </w:r>
           <w:r>
             <w:fldChar w:fldCharType="separate"/>
@@ -1633,7 +1669,7 @@
           </w:r>
           <w:r>
             <w:rPr>
-              <w:rFonts w:ascii="Microsoft JhengHei" w:eastAsia="Microsoft JhengHei" w:hAnsi="Microsoft JhengHei" w:cs="Microsoft JhengHei" w:hint="eastAsia"/>
+              <w:rFonts w:hint="eastAsia" w:ascii="Microsoft JhengHei" w:hAnsi="Microsoft JhengHei" w:eastAsia="Microsoft JhengHei" w:cs="Microsoft JhengHei"/>
               <w:szCs w:val="24"/>
             </w:rPr>
             <w:fldChar w:fldCharType="end"/>
@@ -1641,28 +1677,28 @@
         </w:p>
         <w:p>
           <w:pPr>
-            <w:pStyle w:val="TOC1"/>
+            <w:pStyle w:val="16"/>
             <w:tabs>
               <w:tab w:val="right" w:leader="dot" w:pos="8497"/>
             </w:tabs>
           </w:pPr>
           <w:r>
             <w:rPr>
-              <w:rFonts w:ascii="Microsoft JhengHei" w:eastAsia="Microsoft JhengHei" w:hAnsi="Microsoft JhengHei" w:cs="Microsoft JhengHei" w:hint="eastAsia"/>
+              <w:rFonts w:hint="eastAsia" w:ascii="Microsoft JhengHei" w:hAnsi="Microsoft JhengHei" w:eastAsia="Microsoft JhengHei" w:cs="Microsoft JhengHei"/>
               <w:szCs w:val="24"/>
             </w:rPr>
             <w:fldChar w:fldCharType="begin"/>
           </w:r>
           <w:r>
             <w:rPr>
-              <w:rFonts w:ascii="Microsoft JhengHei" w:eastAsia="Microsoft JhengHei" w:hAnsi="Microsoft JhengHei" w:cs="Microsoft JhengHei" w:hint="eastAsia"/>
-              <w:szCs w:val="24"/>
-            </w:rPr>
-            <w:instrText xml:space="preserve"> HYPERLINK \l _Toc23869 </w:instrText>
-          </w:r>
-          <w:r>
-            <w:rPr>
-              <w:rFonts w:ascii="Microsoft JhengHei" w:eastAsia="Microsoft JhengHei" w:hAnsi="Microsoft JhengHei" w:cs="Microsoft JhengHei" w:hint="eastAsia"/>
+              <w:rFonts w:hint="eastAsia" w:ascii="Microsoft JhengHei" w:hAnsi="Microsoft JhengHei" w:eastAsia="Microsoft JhengHei" w:cs="Microsoft JhengHei"/>
+              <w:szCs w:val="24"/>
+            </w:rPr>
+            <w:instrText xml:space="preserve"> HYPERLINK \l _Toc4558 </w:instrText>
+          </w:r>
+          <w:r>
+            <w:rPr>
+              <w:rFonts w:hint="eastAsia" w:ascii="Microsoft JhengHei" w:hAnsi="Microsoft JhengHei" w:eastAsia="Microsoft JhengHei" w:cs="Microsoft JhengHei"/>
               <w:szCs w:val="24"/>
             </w:rPr>
             <w:fldChar w:fldCharType="separate"/>
@@ -1687,7 +1723,7 @@
             <w:fldChar w:fldCharType="begin"/>
           </w:r>
           <w:r>
-            <w:instrText xml:space="preserve"> PAGEREF _Toc23869 \h </w:instrText>
+            <w:instrText xml:space="preserve"> PAGEREF _Toc4558 \h </w:instrText>
           </w:r>
           <w:r>
             <w:fldChar w:fldCharType="separate"/>
@@ -1700,7 +1736,7 @@
           </w:r>
           <w:r>
             <w:rPr>
-              <w:rFonts w:ascii="Microsoft JhengHei" w:eastAsia="Microsoft JhengHei" w:hAnsi="Microsoft JhengHei" w:cs="Microsoft JhengHei" w:hint="eastAsia"/>
+              <w:rFonts w:hint="eastAsia" w:ascii="Microsoft JhengHei" w:hAnsi="Microsoft JhengHei" w:eastAsia="Microsoft JhengHei" w:cs="Microsoft JhengHei"/>
               <w:szCs w:val="24"/>
             </w:rPr>
             <w:fldChar w:fldCharType="end"/>
@@ -1708,28 +1744,28 @@
         </w:p>
         <w:p>
           <w:pPr>
-            <w:pStyle w:val="TOC2"/>
+            <w:pStyle w:val="17"/>
             <w:tabs>
               <w:tab w:val="right" w:leader="dot" w:pos="8497"/>
             </w:tabs>
           </w:pPr>
           <w:r>
             <w:rPr>
-              <w:rFonts w:ascii="Microsoft JhengHei" w:eastAsia="Microsoft JhengHei" w:hAnsi="Microsoft JhengHei" w:cs="Microsoft JhengHei" w:hint="eastAsia"/>
+              <w:rFonts w:hint="eastAsia" w:ascii="Microsoft JhengHei" w:hAnsi="Microsoft JhengHei" w:eastAsia="Microsoft JhengHei" w:cs="Microsoft JhengHei"/>
               <w:szCs w:val="24"/>
             </w:rPr>
             <w:fldChar w:fldCharType="begin"/>
           </w:r>
           <w:r>
             <w:rPr>
-              <w:rFonts w:ascii="Microsoft JhengHei" w:eastAsia="Microsoft JhengHei" w:hAnsi="Microsoft JhengHei" w:cs="Microsoft JhengHei" w:hint="eastAsia"/>
-              <w:szCs w:val="24"/>
-            </w:rPr>
-            <w:instrText xml:space="preserve"> HYPERLINK \l _Toc31067 </w:instrText>
-          </w:r>
-          <w:r>
-            <w:rPr>
-              <w:rFonts w:ascii="Microsoft JhengHei" w:eastAsia="Microsoft JhengHei" w:hAnsi="Microsoft JhengHei" w:cs="Microsoft JhengHei" w:hint="eastAsia"/>
+              <w:rFonts w:hint="eastAsia" w:ascii="Microsoft JhengHei" w:hAnsi="Microsoft JhengHei" w:eastAsia="Microsoft JhengHei" w:cs="Microsoft JhengHei"/>
+              <w:szCs w:val="24"/>
+            </w:rPr>
+            <w:instrText xml:space="preserve"> HYPERLINK \l _Toc5937 </w:instrText>
+          </w:r>
+          <w:r>
+            <w:rPr>
+              <w:rFonts w:hint="eastAsia" w:ascii="Microsoft JhengHei" w:hAnsi="Microsoft JhengHei" w:eastAsia="Microsoft JhengHei" w:cs="Microsoft JhengHei"/>
               <w:szCs w:val="24"/>
             </w:rPr>
             <w:fldChar w:fldCharType="separate"/>
@@ -1755,7 +1791,7 @@
             <w:fldChar w:fldCharType="begin"/>
           </w:r>
           <w:r>
-            <w:instrText xml:space="preserve"> PAGEREF _Toc31067 \h </w:instrText>
+            <w:instrText xml:space="preserve"> PAGEREF _Toc5937 \h </w:instrText>
           </w:r>
           <w:r>
             <w:fldChar w:fldCharType="separate"/>
@@ -1768,7 +1804,7 @@
           </w:r>
           <w:r>
             <w:rPr>
-              <w:rFonts w:ascii="Microsoft JhengHei" w:eastAsia="Microsoft JhengHei" w:hAnsi="Microsoft JhengHei" w:cs="Microsoft JhengHei" w:hint="eastAsia"/>
+              <w:rFonts w:hint="eastAsia" w:ascii="Microsoft JhengHei" w:hAnsi="Microsoft JhengHei" w:eastAsia="Microsoft JhengHei" w:cs="Microsoft JhengHei"/>
               <w:szCs w:val="24"/>
             </w:rPr>
             <w:fldChar w:fldCharType="end"/>
@@ -1776,28 +1812,28 @@
         </w:p>
         <w:p>
           <w:pPr>
-            <w:pStyle w:val="TOC2"/>
+            <w:pStyle w:val="17"/>
             <w:tabs>
               <w:tab w:val="right" w:leader="dot" w:pos="8497"/>
             </w:tabs>
           </w:pPr>
           <w:r>
             <w:rPr>
-              <w:rFonts w:ascii="Microsoft JhengHei" w:eastAsia="Microsoft JhengHei" w:hAnsi="Microsoft JhengHei" w:cs="Microsoft JhengHei" w:hint="eastAsia"/>
+              <w:rFonts w:hint="eastAsia" w:ascii="Microsoft JhengHei" w:hAnsi="Microsoft JhengHei" w:eastAsia="Microsoft JhengHei" w:cs="Microsoft JhengHei"/>
               <w:szCs w:val="24"/>
             </w:rPr>
             <w:fldChar w:fldCharType="begin"/>
           </w:r>
           <w:r>
             <w:rPr>
-              <w:rFonts w:ascii="Microsoft JhengHei" w:eastAsia="Microsoft JhengHei" w:hAnsi="Microsoft JhengHei" w:cs="Microsoft JhengHei" w:hint="eastAsia"/>
-              <w:szCs w:val="24"/>
-            </w:rPr>
-            <w:instrText xml:space="preserve"> HYPERLINK \l _Toc16284 </w:instrText>
-          </w:r>
-          <w:r>
-            <w:rPr>
-              <w:rFonts w:ascii="Microsoft JhengHei" w:eastAsia="Microsoft JhengHei" w:hAnsi="Microsoft JhengHei" w:cs="Microsoft JhengHei" w:hint="eastAsia"/>
+              <w:rFonts w:hint="eastAsia" w:ascii="Microsoft JhengHei" w:hAnsi="Microsoft JhengHei" w:eastAsia="Microsoft JhengHei" w:cs="Microsoft JhengHei"/>
+              <w:szCs w:val="24"/>
+            </w:rPr>
+            <w:instrText xml:space="preserve"> HYPERLINK \l _Toc9991 </w:instrText>
+          </w:r>
+          <w:r>
+            <w:rPr>
+              <w:rFonts w:hint="eastAsia" w:ascii="Microsoft JhengHei" w:hAnsi="Microsoft JhengHei" w:eastAsia="Microsoft JhengHei" w:cs="Microsoft JhengHei"/>
               <w:szCs w:val="24"/>
             </w:rPr>
             <w:fldChar w:fldCharType="separate"/>
@@ -1823,7 +1859,7 @@
             <w:fldChar w:fldCharType="begin"/>
           </w:r>
           <w:r>
-            <w:instrText xml:space="preserve"> PAGEREF _Toc16284 \h </w:instrText>
+            <w:instrText xml:space="preserve"> PAGEREF _Toc9991 \h </w:instrText>
           </w:r>
           <w:r>
             <w:fldChar w:fldCharType="separate"/>
@@ -1836,7 +1872,7 @@
           </w:r>
           <w:r>
             <w:rPr>
-              <w:rFonts w:ascii="Microsoft JhengHei" w:eastAsia="Microsoft JhengHei" w:hAnsi="Microsoft JhengHei" w:cs="Microsoft JhengHei" w:hint="eastAsia"/>
+              <w:rFonts w:hint="eastAsia" w:ascii="Microsoft JhengHei" w:hAnsi="Microsoft JhengHei" w:eastAsia="Microsoft JhengHei" w:cs="Microsoft JhengHei"/>
               <w:szCs w:val="24"/>
             </w:rPr>
             <w:fldChar w:fldCharType="end"/>
@@ -1844,28 +1880,28 @@
         </w:p>
         <w:p>
           <w:pPr>
-            <w:pStyle w:val="TOC2"/>
+            <w:pStyle w:val="17"/>
             <w:tabs>
               <w:tab w:val="right" w:leader="dot" w:pos="8497"/>
             </w:tabs>
           </w:pPr>
           <w:r>
             <w:rPr>
-              <w:rFonts w:ascii="Microsoft JhengHei" w:eastAsia="Microsoft JhengHei" w:hAnsi="Microsoft JhengHei" w:cs="Microsoft JhengHei" w:hint="eastAsia"/>
+              <w:rFonts w:hint="eastAsia" w:ascii="Microsoft JhengHei" w:hAnsi="Microsoft JhengHei" w:eastAsia="Microsoft JhengHei" w:cs="Microsoft JhengHei"/>
               <w:szCs w:val="24"/>
             </w:rPr>
             <w:fldChar w:fldCharType="begin"/>
           </w:r>
           <w:r>
             <w:rPr>
-              <w:rFonts w:ascii="Microsoft JhengHei" w:eastAsia="Microsoft JhengHei" w:hAnsi="Microsoft JhengHei" w:cs="Microsoft JhengHei" w:hint="eastAsia"/>
-              <w:szCs w:val="24"/>
-            </w:rPr>
-            <w:instrText xml:space="preserve"> HYPERLINK \l _Toc1978 </w:instrText>
-          </w:r>
-          <w:r>
-            <w:rPr>
-              <w:rFonts w:ascii="Microsoft JhengHei" w:eastAsia="Microsoft JhengHei" w:hAnsi="Microsoft JhengHei" w:cs="Microsoft JhengHei" w:hint="eastAsia"/>
+              <w:rFonts w:hint="eastAsia" w:ascii="Microsoft JhengHei" w:hAnsi="Microsoft JhengHei" w:eastAsia="Microsoft JhengHei" w:cs="Microsoft JhengHei"/>
+              <w:szCs w:val="24"/>
+            </w:rPr>
+            <w:instrText xml:space="preserve"> HYPERLINK \l _Toc13367 </w:instrText>
+          </w:r>
+          <w:r>
+            <w:rPr>
+              <w:rFonts w:hint="eastAsia" w:ascii="Microsoft JhengHei" w:hAnsi="Microsoft JhengHei" w:eastAsia="Microsoft JhengHei" w:cs="Microsoft JhengHei"/>
               <w:szCs w:val="24"/>
             </w:rPr>
             <w:fldChar w:fldCharType="separate"/>
@@ -1891,7 +1927,7 @@
             <w:fldChar w:fldCharType="begin"/>
           </w:r>
           <w:r>
-            <w:instrText xml:space="preserve"> PAGEREF _Toc1978 \h </w:instrText>
+            <w:instrText xml:space="preserve"> PAGEREF _Toc13367 \h </w:instrText>
           </w:r>
           <w:r>
             <w:fldChar w:fldCharType="separate"/>
@@ -1904,7 +1940,7 @@
           </w:r>
           <w:r>
             <w:rPr>
-              <w:rFonts w:ascii="Microsoft JhengHei" w:eastAsia="Microsoft JhengHei" w:hAnsi="Microsoft JhengHei" w:cs="Microsoft JhengHei" w:hint="eastAsia"/>
+              <w:rFonts w:hint="eastAsia" w:ascii="Microsoft JhengHei" w:hAnsi="Microsoft JhengHei" w:eastAsia="Microsoft JhengHei" w:cs="Microsoft JhengHei"/>
               <w:szCs w:val="24"/>
             </w:rPr>
             <w:fldChar w:fldCharType="end"/>
@@ -1912,28 +1948,28 @@
         </w:p>
         <w:p>
           <w:pPr>
-            <w:pStyle w:val="TOC1"/>
+            <w:pStyle w:val="16"/>
             <w:tabs>
               <w:tab w:val="right" w:leader="dot" w:pos="8497"/>
             </w:tabs>
           </w:pPr>
           <w:r>
             <w:rPr>
-              <w:rFonts w:ascii="Microsoft JhengHei" w:eastAsia="Microsoft JhengHei" w:hAnsi="Microsoft JhengHei" w:cs="Microsoft JhengHei" w:hint="eastAsia"/>
+              <w:rFonts w:hint="eastAsia" w:ascii="Microsoft JhengHei" w:hAnsi="Microsoft JhengHei" w:eastAsia="Microsoft JhengHei" w:cs="Microsoft JhengHei"/>
               <w:szCs w:val="24"/>
             </w:rPr>
             <w:fldChar w:fldCharType="begin"/>
           </w:r>
           <w:r>
             <w:rPr>
-              <w:rFonts w:ascii="Microsoft JhengHei" w:eastAsia="Microsoft JhengHei" w:hAnsi="Microsoft JhengHei" w:cs="Microsoft JhengHei" w:hint="eastAsia"/>
-              <w:szCs w:val="24"/>
-            </w:rPr>
-            <w:instrText xml:space="preserve"> HYPERLINK \l _Toc24242 </w:instrText>
-          </w:r>
-          <w:r>
-            <w:rPr>
-              <w:rFonts w:ascii="Microsoft JhengHei" w:eastAsia="Microsoft JhengHei" w:hAnsi="Microsoft JhengHei" w:cs="Microsoft JhengHei" w:hint="eastAsia"/>
+              <w:rFonts w:hint="eastAsia" w:ascii="Microsoft JhengHei" w:hAnsi="Microsoft JhengHei" w:eastAsia="Microsoft JhengHei" w:cs="Microsoft JhengHei"/>
+              <w:szCs w:val="24"/>
+            </w:rPr>
+            <w:instrText xml:space="preserve"> HYPERLINK \l _Toc16512 </w:instrText>
+          </w:r>
+          <w:r>
+            <w:rPr>
+              <w:rFonts w:hint="eastAsia" w:ascii="Microsoft JhengHei" w:hAnsi="Microsoft JhengHei" w:eastAsia="Microsoft JhengHei" w:cs="Microsoft JhengHei"/>
               <w:szCs w:val="24"/>
             </w:rPr>
             <w:fldChar w:fldCharType="separate"/>
@@ -1954,7 +1990,7 @@
             <w:fldChar w:fldCharType="begin"/>
           </w:r>
           <w:r>
-            <w:instrText xml:space="preserve"> PAGEREF _Toc24242 \h </w:instrText>
+            <w:instrText xml:space="preserve"> PAGEREF _Toc16512 \h </w:instrText>
           </w:r>
           <w:r>
             <w:fldChar w:fldCharType="separate"/>
@@ -1967,7 +2003,7 @@
           </w:r>
           <w:r>
             <w:rPr>
-              <w:rFonts w:ascii="Microsoft JhengHei" w:eastAsia="Microsoft JhengHei" w:hAnsi="Microsoft JhengHei" w:cs="Microsoft JhengHei" w:hint="eastAsia"/>
+              <w:rFonts w:hint="eastAsia" w:ascii="Microsoft JhengHei" w:hAnsi="Microsoft JhengHei" w:eastAsia="Microsoft JhengHei" w:cs="Microsoft JhengHei"/>
               <w:szCs w:val="24"/>
             </w:rPr>
             <w:fldChar w:fldCharType="end"/>
@@ -1975,28 +2011,28 @@
         </w:p>
         <w:p>
           <w:pPr>
-            <w:pStyle w:val="TOC1"/>
+            <w:pStyle w:val="16"/>
             <w:tabs>
               <w:tab w:val="right" w:leader="dot" w:pos="8497"/>
             </w:tabs>
           </w:pPr>
           <w:r>
             <w:rPr>
-              <w:rFonts w:ascii="Microsoft JhengHei" w:eastAsia="Microsoft JhengHei" w:hAnsi="Microsoft JhengHei" w:cs="Microsoft JhengHei" w:hint="eastAsia"/>
+              <w:rFonts w:hint="eastAsia" w:ascii="Microsoft JhengHei" w:hAnsi="Microsoft JhengHei" w:eastAsia="Microsoft JhengHei" w:cs="Microsoft JhengHei"/>
               <w:szCs w:val="24"/>
             </w:rPr>
             <w:fldChar w:fldCharType="begin"/>
           </w:r>
           <w:r>
             <w:rPr>
-              <w:rFonts w:ascii="Microsoft JhengHei" w:eastAsia="Microsoft JhengHei" w:hAnsi="Microsoft JhengHei" w:cs="Microsoft JhengHei" w:hint="eastAsia"/>
-              <w:szCs w:val="24"/>
-            </w:rPr>
-            <w:instrText xml:space="preserve"> HYPERLINK \l _Toc3076 </w:instrText>
-          </w:r>
-          <w:r>
-            <w:rPr>
-              <w:rFonts w:ascii="Microsoft JhengHei" w:eastAsia="Microsoft JhengHei" w:hAnsi="Microsoft JhengHei" w:cs="Microsoft JhengHei" w:hint="eastAsia"/>
+              <w:rFonts w:hint="eastAsia" w:ascii="Microsoft JhengHei" w:hAnsi="Microsoft JhengHei" w:eastAsia="Microsoft JhengHei" w:cs="Microsoft JhengHei"/>
+              <w:szCs w:val="24"/>
+            </w:rPr>
+            <w:instrText xml:space="preserve"> HYPERLINK \l _Toc582 </w:instrText>
+          </w:r>
+          <w:r>
+            <w:rPr>
+              <w:rFonts w:hint="eastAsia" w:ascii="Microsoft JhengHei" w:hAnsi="Microsoft JhengHei" w:eastAsia="Microsoft JhengHei" w:cs="Microsoft JhengHei"/>
               <w:szCs w:val="24"/>
             </w:rPr>
             <w:fldChar w:fldCharType="separate"/>
@@ -2017,7 +2053,7 @@
             <w:fldChar w:fldCharType="begin"/>
           </w:r>
           <w:r>
-            <w:instrText xml:space="preserve"> PAGEREF _Toc3076 \h </w:instrText>
+            <w:instrText xml:space="preserve"> PAGEREF _Toc582 \h </w:instrText>
           </w:r>
           <w:r>
             <w:fldChar w:fldCharType="separate"/>
@@ -2030,7 +2066,7 @@
           </w:r>
           <w:r>
             <w:rPr>
-              <w:rFonts w:ascii="Microsoft JhengHei" w:eastAsia="Microsoft JhengHei" w:hAnsi="Microsoft JhengHei" w:cs="Microsoft JhengHei" w:hint="eastAsia"/>
+              <w:rFonts w:hint="eastAsia" w:ascii="Microsoft JhengHei" w:hAnsi="Microsoft JhengHei" w:eastAsia="Microsoft JhengHei" w:cs="Microsoft JhengHei"/>
               <w:szCs w:val="24"/>
             </w:rPr>
             <w:fldChar w:fldCharType="end"/>
@@ -2038,28 +2074,28 @@
         </w:p>
         <w:p>
           <w:pPr>
-            <w:pStyle w:val="TOC1"/>
+            <w:pStyle w:val="16"/>
             <w:tabs>
               <w:tab w:val="right" w:leader="dot" w:pos="8497"/>
             </w:tabs>
           </w:pPr>
           <w:r>
             <w:rPr>
-              <w:rFonts w:ascii="Microsoft JhengHei" w:eastAsia="Microsoft JhengHei" w:hAnsi="Microsoft JhengHei" w:cs="Microsoft JhengHei" w:hint="eastAsia"/>
+              <w:rFonts w:hint="eastAsia" w:ascii="Microsoft JhengHei" w:hAnsi="Microsoft JhengHei" w:eastAsia="Microsoft JhengHei" w:cs="Microsoft JhengHei"/>
               <w:szCs w:val="24"/>
             </w:rPr>
             <w:fldChar w:fldCharType="begin"/>
           </w:r>
           <w:r>
             <w:rPr>
-              <w:rFonts w:ascii="Microsoft JhengHei" w:eastAsia="Microsoft JhengHei" w:hAnsi="Microsoft JhengHei" w:cs="Microsoft JhengHei" w:hint="eastAsia"/>
-              <w:szCs w:val="24"/>
-            </w:rPr>
-            <w:instrText xml:space="preserve"> HYPERLINK \l _Toc27858 </w:instrText>
-          </w:r>
-          <w:r>
-            <w:rPr>
-              <w:rFonts w:ascii="Microsoft JhengHei" w:eastAsia="Microsoft JhengHei" w:hAnsi="Microsoft JhengHei" w:cs="Microsoft JhengHei" w:hint="eastAsia"/>
+              <w:rFonts w:hint="eastAsia" w:ascii="Microsoft JhengHei" w:hAnsi="Microsoft JhengHei" w:eastAsia="Microsoft JhengHei" w:cs="Microsoft JhengHei"/>
+              <w:szCs w:val="24"/>
+            </w:rPr>
+            <w:instrText xml:space="preserve"> HYPERLINK \l _Toc17029 </w:instrText>
+          </w:r>
+          <w:r>
+            <w:rPr>
+              <w:rFonts w:hint="eastAsia" w:ascii="Microsoft JhengHei" w:hAnsi="Microsoft JhengHei" w:eastAsia="Microsoft JhengHei" w:cs="Microsoft JhengHei"/>
               <w:szCs w:val="24"/>
             </w:rPr>
             <w:fldChar w:fldCharType="separate"/>
@@ -2084,7 +2120,7 @@
             <w:fldChar w:fldCharType="begin"/>
           </w:r>
           <w:r>
-            <w:instrText xml:space="preserve"> PAGEREF _Toc27858 \h </w:instrText>
+            <w:instrText xml:space="preserve"> PAGEREF _Toc17029 \h </w:instrText>
           </w:r>
           <w:r>
             <w:fldChar w:fldCharType="separate"/>
@@ -2097,7 +2133,7 @@
           </w:r>
           <w:r>
             <w:rPr>
-              <w:rFonts w:ascii="Microsoft JhengHei" w:eastAsia="Microsoft JhengHei" w:hAnsi="Microsoft JhengHei" w:cs="Microsoft JhengHei" w:hint="eastAsia"/>
+              <w:rFonts w:hint="eastAsia" w:ascii="Microsoft JhengHei" w:hAnsi="Microsoft JhengHei" w:eastAsia="Microsoft JhengHei" w:cs="Microsoft JhengHei"/>
               <w:szCs w:val="24"/>
             </w:rPr>
             <w:fldChar w:fldCharType="end"/>
@@ -2107,7 +2143,7 @@
           <w:pPr>
             <w:spacing w:line="220" w:lineRule="auto"/>
             <w:rPr>
-              <w:rFonts w:ascii="Microsoft JhengHei" w:eastAsia="Microsoft JhengHei" w:hAnsi="Microsoft JhengHei" w:cs="Microsoft JhengHei" w:hint="eastAsia"/>
+              <w:rFonts w:hint="eastAsia" w:ascii="Microsoft JhengHei" w:hAnsi="Microsoft JhengHei" w:eastAsia="Microsoft JhengHei" w:cs="Microsoft JhengHei"/>
               <w:snapToGrid w:val="0"/>
               <w:color w:val="000000"/>
               <w:kern w:val="0"/>
@@ -2118,7 +2154,7 @@
           </w:pPr>
           <w:r>
             <w:rPr>
-              <w:rFonts w:ascii="Microsoft JhengHei" w:eastAsia="Microsoft JhengHei" w:hAnsi="Microsoft JhengHei" w:cs="Microsoft JhengHei" w:hint="eastAsia"/>
+              <w:rFonts w:hint="eastAsia" w:ascii="Microsoft JhengHei" w:hAnsi="Microsoft JhengHei" w:eastAsia="Microsoft JhengHei" w:cs="Microsoft JhengHei"/>
               <w:szCs w:val="24"/>
             </w:rPr>
             <w:fldChar w:fldCharType="end"/>
@@ -2130,7 +2166,7 @@
       <w:pPr>
         <w:spacing w:line="220" w:lineRule="auto"/>
         <w:rPr>
-          <w:rFonts w:ascii="Microsoft JhengHei" w:eastAsia="Microsoft JhengHei" w:hAnsi="Microsoft JhengHei" w:cs="Microsoft JhengHei" w:hint="eastAsia"/>
+          <w:rFonts w:hint="eastAsia" w:ascii="Microsoft JhengHei" w:hAnsi="Microsoft JhengHei" w:eastAsia="Microsoft JhengHei" w:cs="Microsoft JhengHei"/>
           <w:snapToGrid w:val="0"/>
           <w:color w:val="000000"/>
           <w:kern w:val="0"/>
@@ -2141,60 +2177,60 @@
         <w:sectPr>
           <w:pgSz w:w="11906" w:h="16839"/>
           <w:pgMar w:top="1431" w:right="1700" w:bottom="0" w:left="1709" w:header="0" w:footer="0" w:gutter="0"/>
-          <w:cols w:num="1" w:space="720"/>
+          <w:cols w:space="720" w:num="1"/>
         </w:sectPr>
       </w:pPr>
     </w:p>
     <w:p>
       <w:pPr>
-        <w:pStyle w:val="1"/>
+        <w:pStyle w:val="26"/>
         <w:bidi w:val="0"/>
       </w:pPr>
-      <w:bookmarkStart w:id="5" w:name="_Toc24398"/>
+      <w:bookmarkStart w:id="4" w:name="_Toc5135"/>
       <w:r>
         <w:t>目的</w:t>
+      </w:r>
+      <w:bookmarkEnd w:id="4"/>
+    </w:p>
+    <w:p>
+      <w:pPr>
+        <w:pStyle w:val="27"/>
+        <w:bidi w:val="0"/>
+      </w:pPr>
+      <w:r>
+        <w:t>为保证IT运维系统安全稳定的运行，满足需方运行维护服务需求，明确岗位职责、规范系统操作、提高系统可靠性和维护管理水平，特制定运维工具管理制度。</w:t>
+      </w:r>
+    </w:p>
+    <w:p>
+      <w:pPr>
+        <w:pStyle w:val="26"/>
+        <w:bidi w:val="0"/>
+      </w:pPr>
+      <w:bookmarkStart w:id="5" w:name="_Toc9516"/>
+      <w:r>
+        <w:t>适用范围</w:t>
       </w:r>
       <w:bookmarkEnd w:id="5"/>
     </w:p>
     <w:p>
       <w:pPr>
-        <w:pStyle w:val="a"/>
+        <w:pStyle w:val="27"/>
         <w:bidi w:val="0"/>
       </w:pPr>
       <w:r>
-        <w:t>为保证IT运维系统安全稳定的运行，满足需方运行维护服务需求，明确岗位职责、规范系统操作、提高系统可靠性和维护管理水平，特制定运维工具管理制度。</w:t>
+        <w:t>运行维护服务过程中使用的运行维护工具，主要包括运维过程工具、监控工具及其他工具。</w:t>
       </w:r>
     </w:p>
     <w:p>
       <w:pPr>
-        <w:pStyle w:val="1"/>
+        <w:pStyle w:val="26"/>
         <w:bidi w:val="0"/>
       </w:pPr>
-      <w:bookmarkStart w:id="6" w:name="_Toc21632"/>
-      <w:r>
-        <w:t>适用范围</w:t>
+      <w:bookmarkStart w:id="6" w:name="_Toc5383"/>
+      <w:r>
+        <w:t>引用文件</w:t>
       </w:r>
       <w:bookmarkEnd w:id="6"/>
-    </w:p>
-    <w:p>
-      <w:pPr>
-        <w:pStyle w:val="a"/>
-        <w:bidi w:val="0"/>
-      </w:pPr>
-      <w:r>
-        <w:t>运行维护服务过程中使用的运行维护工具，主要包括运维过程工具、监控工具及其他工具。</w:t>
-      </w:r>
-    </w:p>
-    <w:p>
-      <w:pPr>
-        <w:pStyle w:val="1"/>
-        <w:bidi w:val="0"/>
-      </w:pPr>
-      <w:bookmarkStart w:id="7" w:name="_Toc7769"/>
-      <w:r>
-        <w:t>引用文件</w:t>
-      </w:r>
-      <w:bookmarkEnd w:id="7"/>
     </w:p>
     <w:p>
       <w:pPr>
@@ -2203,16 +2239,16 @@
           <w:numId w:val="2"/>
         </w:numPr>
         <w:spacing w:before="176" w:line="220" w:lineRule="auto"/>
-        <w:ind w:left="425" w:hanging="425" w:leftChars="0" w:firstLineChars="0"/>
-        <w:rPr>
-          <w:rFonts w:ascii="宋体" w:eastAsia="宋体" w:hAnsi="宋体" w:cs="宋体"/>
+        <w:ind w:left="425" w:leftChars="0" w:hanging="425" w:firstLineChars="0"/>
+        <w:rPr>
+          <w:rFonts w:ascii="宋体" w:hAnsi="宋体" w:eastAsia="宋体" w:cs="宋体"/>
           <w:sz w:val="24"/>
           <w:szCs w:val="24"/>
         </w:rPr>
       </w:pPr>
       <w:r>
         <w:rPr>
-          <w:rFonts w:ascii="宋体" w:eastAsia="宋体" w:hAnsi="宋体" w:cs="宋体" w:hint="eastAsia"/>
+          <w:rFonts w:hint="eastAsia" w:ascii="宋体" w:hAnsi="宋体" w:eastAsia="宋体" w:cs="宋体"/>
           <w:spacing w:val="-1"/>
           <w:sz w:val="24"/>
           <w:szCs w:val="24"/>
@@ -2221,7 +2257,7 @@
       </w:r>
       <w:r>
         <w:rPr>
-          <w:rFonts w:ascii="宋体" w:eastAsia="宋体" w:hAnsi="宋体" w:cs="宋体"/>
+          <w:rFonts w:ascii="宋体" w:hAnsi="宋体" w:eastAsia="宋体" w:cs="宋体"/>
           <w:spacing w:val="-1"/>
           <w:sz w:val="24"/>
           <w:szCs w:val="24"/>
@@ -2236,16 +2272,16 @@
           <w:numId w:val="2"/>
         </w:numPr>
         <w:spacing w:before="182" w:line="220" w:lineRule="auto"/>
-        <w:ind w:left="425" w:hanging="425" w:leftChars="0" w:firstLineChars="0"/>
-        <w:rPr>
-          <w:rFonts w:ascii="宋体" w:eastAsia="宋体" w:hAnsi="宋体" w:cs="宋体"/>
+        <w:ind w:left="425" w:leftChars="0" w:hanging="425" w:firstLineChars="0"/>
+        <w:rPr>
+          <w:rFonts w:ascii="宋体" w:hAnsi="宋体" w:eastAsia="宋体" w:cs="宋体"/>
           <w:sz w:val="24"/>
           <w:szCs w:val="24"/>
         </w:rPr>
       </w:pPr>
       <w:r>
         <w:rPr>
-          <w:rFonts w:ascii="宋体" w:eastAsia="宋体" w:hAnsi="宋体" w:cs="宋体"/>
+          <w:rFonts w:ascii="宋体" w:hAnsi="宋体" w:eastAsia="宋体" w:cs="宋体"/>
           <w:spacing w:val="-1"/>
           <w:sz w:val="24"/>
           <w:szCs w:val="24"/>
@@ -2254,7 +2290,7 @@
       </w:r>
       <w:r>
         <w:rPr>
-          <w:rFonts w:ascii="宋体" w:eastAsia="宋体" w:hAnsi="宋体" w:cs="宋体"/>
+          <w:rFonts w:ascii="宋体" w:hAnsi="宋体" w:eastAsia="宋体" w:cs="宋体"/>
           <w:spacing w:val="-2"/>
           <w:sz w:val="24"/>
           <w:szCs w:val="24"/>
@@ -2263,7 +2299,7 @@
       </w:r>
       <w:r>
         <w:rPr>
-          <w:rFonts w:ascii="宋体" w:eastAsia="宋体" w:hAnsi="宋体" w:cs="宋体"/>
+          <w:rFonts w:ascii="宋体" w:hAnsi="宋体" w:eastAsia="宋体" w:cs="宋体"/>
           <w:spacing w:val="-33"/>
           <w:sz w:val="24"/>
           <w:szCs w:val="24"/>
@@ -2272,7 +2308,7 @@
       </w:r>
       <w:r>
         <w:rPr>
-          <w:rFonts w:ascii="宋体" w:eastAsia="宋体" w:hAnsi="宋体" w:cs="宋体"/>
+          <w:rFonts w:ascii="宋体" w:hAnsi="宋体" w:eastAsia="宋体" w:cs="宋体"/>
           <w:spacing w:val="-2"/>
           <w:sz w:val="24"/>
           <w:szCs w:val="24"/>
@@ -2281,7 +2317,7 @@
       </w:r>
       <w:r>
         <w:rPr>
-          <w:rFonts w:ascii="宋体" w:eastAsia="宋体" w:hAnsi="宋体" w:cs="宋体"/>
+          <w:rFonts w:ascii="宋体" w:hAnsi="宋体" w:eastAsia="宋体" w:cs="宋体"/>
           <w:spacing w:val="-47"/>
           <w:sz w:val="24"/>
           <w:szCs w:val="24"/>
@@ -2290,7 +2326,7 @@
       </w:r>
       <w:r>
         <w:rPr>
-          <w:rFonts w:ascii="宋体" w:eastAsia="宋体" w:hAnsi="宋体" w:cs="宋体"/>
+          <w:rFonts w:ascii="宋体" w:hAnsi="宋体" w:eastAsia="宋体" w:cs="宋体"/>
           <w:spacing w:val="-2"/>
           <w:sz w:val="24"/>
           <w:szCs w:val="24"/>
@@ -2305,16 +2341,16 @@
           <w:numId w:val="2"/>
         </w:numPr>
         <w:spacing w:before="182" w:line="220" w:lineRule="auto"/>
-        <w:ind w:left="425" w:hanging="425" w:leftChars="0" w:firstLineChars="0"/>
-        <w:rPr>
-          <w:rFonts w:ascii="宋体" w:eastAsia="宋体" w:hAnsi="宋体" w:cs="宋体"/>
+        <w:ind w:left="425" w:leftChars="0" w:hanging="425" w:firstLineChars="0"/>
+        <w:rPr>
+          <w:rFonts w:ascii="宋体" w:hAnsi="宋体" w:eastAsia="宋体" w:cs="宋体"/>
           <w:sz w:val="24"/>
           <w:szCs w:val="24"/>
         </w:rPr>
       </w:pPr>
       <w:r>
         <w:rPr>
-          <w:rFonts w:ascii="宋体" w:eastAsia="宋体" w:hAnsi="宋体" w:cs="宋体"/>
+          <w:rFonts w:ascii="宋体" w:hAnsi="宋体" w:eastAsia="宋体" w:cs="宋体"/>
           <w:spacing w:val="-1"/>
           <w:sz w:val="24"/>
           <w:szCs w:val="24"/>
@@ -2323,7 +2359,7 @@
       </w:r>
       <w:r>
         <w:rPr>
-          <w:rFonts w:ascii="宋体" w:eastAsia="宋体" w:hAnsi="宋体" w:cs="宋体"/>
+          <w:rFonts w:ascii="宋体" w:hAnsi="宋体" w:eastAsia="宋体" w:cs="宋体"/>
           <w:spacing w:val="-48"/>
           <w:sz w:val="24"/>
           <w:szCs w:val="24"/>
@@ -2332,7 +2368,7 @@
       </w:r>
       <w:r>
         <w:rPr>
-          <w:rFonts w:ascii="宋体" w:eastAsia="宋体" w:hAnsi="宋体" w:cs="宋体"/>
+          <w:rFonts w:ascii="宋体" w:hAnsi="宋体" w:eastAsia="宋体" w:cs="宋体"/>
           <w:spacing w:val="-1"/>
           <w:sz w:val="24"/>
           <w:szCs w:val="24"/>
@@ -2341,7 +2377,7 @@
       </w:r>
       <w:r>
         <w:rPr>
-          <w:rFonts w:ascii="宋体" w:eastAsia="宋体" w:hAnsi="宋体" w:cs="宋体"/>
+          <w:rFonts w:ascii="宋体" w:hAnsi="宋体" w:eastAsia="宋体" w:cs="宋体"/>
           <w:spacing w:val="-47"/>
           <w:sz w:val="24"/>
           <w:szCs w:val="24"/>
@@ -2350,7 +2386,7 @@
       </w:r>
       <w:r>
         <w:rPr>
-          <w:rFonts w:ascii="宋体" w:eastAsia="宋体" w:hAnsi="宋体" w:cs="宋体"/>
+          <w:rFonts w:ascii="宋体" w:hAnsi="宋体" w:eastAsia="宋体" w:cs="宋体"/>
           <w:spacing w:val="-1"/>
           <w:sz w:val="24"/>
           <w:szCs w:val="24"/>
@@ -2359,7 +2395,7 @@
       </w:r>
       <w:r>
         <w:rPr>
-          <w:rFonts w:ascii="宋体" w:eastAsia="宋体" w:hAnsi="宋体" w:cs="宋体"/>
+          <w:rFonts w:ascii="宋体" w:hAnsi="宋体" w:eastAsia="宋体" w:cs="宋体"/>
           <w:spacing w:val="-2"/>
           <w:sz w:val="24"/>
           <w:szCs w:val="24"/>
@@ -2374,16 +2410,16 @@
           <w:numId w:val="2"/>
         </w:numPr>
         <w:spacing w:before="183" w:line="292" w:lineRule="auto"/>
-        <w:ind w:left="425" w:right="14" w:hanging="425" w:leftChars="0" w:firstLineChars="0"/>
-        <w:rPr>
-          <w:rFonts w:ascii="宋体" w:eastAsia="宋体" w:hAnsi="宋体" w:cs="宋体"/>
+        <w:ind w:left="425" w:leftChars="0" w:right="14" w:hanging="425" w:firstLineChars="0"/>
+        <w:rPr>
+          <w:rFonts w:ascii="宋体" w:hAnsi="宋体" w:eastAsia="宋体" w:cs="宋体"/>
           <w:sz w:val="24"/>
           <w:szCs w:val="24"/>
         </w:rPr>
       </w:pPr>
       <w:r>
         <w:rPr>
-          <w:rFonts w:ascii="宋体" w:eastAsia="宋体" w:hAnsi="宋体" w:cs="宋体"/>
+          <w:rFonts w:ascii="宋体" w:hAnsi="宋体" w:eastAsia="宋体" w:cs="宋体"/>
           <w:spacing w:val="-1"/>
           <w:sz w:val="24"/>
           <w:szCs w:val="24"/>
@@ -2392,7 +2428,7 @@
       </w:r>
       <w:r>
         <w:rPr>
-          <w:rFonts w:ascii="宋体" w:eastAsia="宋体" w:hAnsi="宋体" w:cs="宋体"/>
+          <w:rFonts w:ascii="宋体" w:hAnsi="宋体" w:eastAsia="宋体" w:cs="宋体"/>
           <w:spacing w:val="33"/>
           <w:sz w:val="24"/>
           <w:szCs w:val="24"/>
@@ -2401,7 +2437,7 @@
       </w:r>
       <w:r>
         <w:rPr>
-          <w:rFonts w:ascii="宋体" w:eastAsia="宋体" w:hAnsi="宋体" w:cs="宋体"/>
+          <w:rFonts w:ascii="宋体" w:hAnsi="宋体" w:eastAsia="宋体" w:cs="宋体"/>
           <w:spacing w:val="-1"/>
           <w:sz w:val="24"/>
           <w:szCs w:val="24"/>
@@ -2410,7 +2446,7 @@
       </w:r>
       <w:r>
         <w:rPr>
-          <w:rFonts w:ascii="宋体" w:eastAsia="宋体" w:hAnsi="宋体" w:cs="宋体"/>
+          <w:rFonts w:ascii="宋体" w:hAnsi="宋体" w:eastAsia="宋体" w:cs="宋体"/>
           <w:spacing w:val="-46"/>
           <w:sz w:val="24"/>
           <w:szCs w:val="24"/>
@@ -2419,7 +2455,7 @@
       </w:r>
       <w:r>
         <w:rPr>
-          <w:rFonts w:ascii="宋体" w:eastAsia="宋体" w:hAnsi="宋体" w:cs="宋体"/>
+          <w:rFonts w:ascii="宋体" w:hAnsi="宋体" w:eastAsia="宋体" w:cs="宋体"/>
           <w:spacing w:val="-1"/>
           <w:sz w:val="24"/>
           <w:szCs w:val="24"/>
@@ -2428,7 +2464,7 @@
       </w:r>
       <w:r>
         <w:rPr>
-          <w:rFonts w:ascii="宋体" w:eastAsia="宋体" w:hAnsi="宋体" w:cs="宋体"/>
+          <w:rFonts w:ascii="宋体" w:hAnsi="宋体" w:eastAsia="宋体" w:cs="宋体"/>
           <w:spacing w:val="-48"/>
           <w:sz w:val="24"/>
           <w:szCs w:val="24"/>
@@ -2437,7 +2473,7 @@
       </w:r>
       <w:r>
         <w:rPr>
-          <w:rFonts w:ascii="宋体" w:eastAsia="宋体" w:hAnsi="宋体" w:cs="宋体"/>
+          <w:rFonts w:ascii="宋体" w:hAnsi="宋体" w:eastAsia="宋体" w:cs="宋体"/>
           <w:spacing w:val="-1"/>
           <w:sz w:val="24"/>
           <w:szCs w:val="24"/>
@@ -2446,7 +2482,7 @@
       </w:r>
       <w:r>
         <w:rPr>
-          <w:rFonts w:ascii="宋体" w:eastAsia="宋体" w:hAnsi="宋体" w:cs="宋体"/>
+          <w:rFonts w:ascii="宋体" w:hAnsi="宋体" w:eastAsia="宋体" w:cs="宋体"/>
           <w:spacing w:val="-8"/>
           <w:sz w:val="24"/>
           <w:szCs w:val="24"/>
@@ -2461,16 +2497,16 @@
           <w:numId w:val="2"/>
         </w:numPr>
         <w:spacing w:before="176" w:line="220" w:lineRule="auto"/>
-        <w:ind w:left="425" w:hanging="425" w:leftChars="0" w:firstLineChars="0"/>
-        <w:rPr>
-          <w:rFonts w:ascii="宋体" w:eastAsia="宋体" w:hAnsi="宋体" w:cs="宋体"/>
+        <w:ind w:left="425" w:leftChars="0" w:hanging="425" w:firstLineChars="0"/>
+        <w:rPr>
+          <w:rFonts w:ascii="宋体" w:hAnsi="宋体" w:eastAsia="宋体" w:cs="宋体"/>
           <w:sz w:val="24"/>
           <w:szCs w:val="24"/>
         </w:rPr>
       </w:pPr>
       <w:r>
         <w:rPr>
-          <w:rFonts w:ascii="宋体" w:eastAsia="宋体" w:hAnsi="宋体" w:cs="宋体"/>
+          <w:rFonts w:ascii="宋体" w:hAnsi="宋体" w:eastAsia="宋体" w:cs="宋体"/>
           <w:spacing w:val="-1"/>
           <w:sz w:val="24"/>
           <w:szCs w:val="24"/>
@@ -2485,16 +2521,16 @@
           <w:numId w:val="2"/>
         </w:numPr>
         <w:spacing w:before="182" w:line="220" w:lineRule="auto"/>
-        <w:ind w:left="425" w:hanging="425" w:leftChars="0" w:firstLineChars="0"/>
-        <w:rPr>
-          <w:rFonts w:ascii="宋体" w:eastAsia="宋体" w:hAnsi="宋体" w:cs="宋体"/>
+        <w:ind w:left="425" w:leftChars="0" w:hanging="425" w:firstLineChars="0"/>
+        <w:rPr>
+          <w:rFonts w:ascii="宋体" w:hAnsi="宋体" w:eastAsia="宋体" w:cs="宋体"/>
           <w:sz w:val="24"/>
           <w:szCs w:val="24"/>
         </w:rPr>
       </w:pPr>
       <w:r>
         <w:rPr>
-          <w:rFonts w:ascii="宋体" w:eastAsia="宋体" w:hAnsi="宋体" w:cs="宋体"/>
+          <w:rFonts w:ascii="宋体" w:hAnsi="宋体" w:eastAsia="宋体" w:cs="宋体"/>
           <w:spacing w:val="-3"/>
           <w:sz w:val="24"/>
           <w:szCs w:val="24"/>
@@ -2504,14 +2540,14 @@
     </w:p>
     <w:p>
       <w:pPr>
-        <w:pStyle w:val="1"/>
+        <w:pStyle w:val="26"/>
         <w:bidi w:val="0"/>
       </w:pPr>
-      <w:bookmarkStart w:id="8" w:name="_Toc7797"/>
+      <w:bookmarkStart w:id="7" w:name="_Toc24532"/>
       <w:r>
         <w:t>角色与职责</w:t>
       </w:r>
-      <w:bookmarkEnd w:id="8"/>
+      <w:bookmarkEnd w:id="7"/>
     </w:p>
     <w:p>
       <w:pPr>
@@ -2520,16 +2556,16 @@
     </w:p>
     <w:tbl>
       <w:tblPr>
-        <w:tblStyle w:val="TableNormal0"/>
+        <w:tblStyle w:val="24"/>
         <w:tblW w:w="9049" w:type="dxa"/>
         <w:jc w:val="center"/>
         <w:tblBorders>
-          <w:top w:val="single" w:sz="4" w:space="0" w:color="000000"/>
-          <w:left w:val="single" w:sz="4" w:space="0" w:color="000000"/>
-          <w:bottom w:val="single" w:sz="4" w:space="0" w:color="000000"/>
-          <w:right w:val="single" w:sz="4" w:space="0" w:color="000000"/>
-          <w:insideH w:val="single" w:sz="4" w:space="0" w:color="000000"/>
-          <w:insideV w:val="single" w:sz="4" w:space="0" w:color="000000"/>
+          <w:top w:val="single" w:color="000000" w:sz="4" w:space="0"/>
+          <w:left w:val="single" w:color="000000" w:sz="4" w:space="0"/>
+          <w:bottom w:val="single" w:color="000000" w:sz="4" w:space="0"/>
+          <w:right w:val="single" w:color="000000" w:sz="4" w:space="0"/>
+          <w:insideH w:val="single" w:color="000000" w:sz="4" w:space="0"/>
+          <w:insideV w:val="single" w:color="000000" w:sz="4" w:space="0"/>
         </w:tblBorders>
         <w:tblLayout w:type="fixed"/>
         <w:tblCellMar>
@@ -2547,17 +2583,14 @@
       </w:tblGrid>
       <w:tr>
         <w:tblPrEx>
-          <w:tblW w:w="9049" w:type="dxa"/>
-          <w:jc w:val="center"/>
           <w:tblBorders>
-            <w:top w:val="single" w:sz="4" w:space="0" w:color="000000"/>
-            <w:left w:val="single" w:sz="4" w:space="0" w:color="000000"/>
-            <w:bottom w:val="single" w:sz="4" w:space="0" w:color="000000"/>
-            <w:right w:val="single" w:sz="4" w:space="0" w:color="000000"/>
-            <w:insideH w:val="single" w:sz="4" w:space="0" w:color="000000"/>
-            <w:insideV w:val="single" w:sz="4" w:space="0" w:color="000000"/>
+            <w:top w:val="single" w:color="000000" w:sz="4" w:space="0"/>
+            <w:left w:val="single" w:color="000000" w:sz="4" w:space="0"/>
+            <w:bottom w:val="single" w:color="000000" w:sz="4" w:space="0"/>
+            <w:right w:val="single" w:color="000000" w:sz="4" w:space="0"/>
+            <w:insideH w:val="single" w:color="000000" w:sz="4" w:space="0"/>
+            <w:insideV w:val="single" w:color="000000" w:sz="4" w:space="0"/>
           </w:tblBorders>
-          <w:tblLayout w:type="fixed"/>
           <w:tblCellMar>
             <w:top w:w="0" w:type="dxa"/>
             <w:left w:w="0" w:type="dxa"/>
@@ -2566,7 +2599,7 @@
           </w:tblCellMar>
         </w:tblPrEx>
         <w:trPr>
-          <w:trHeight w:val="621"/>
+          <w:trHeight w:val="621" w:hRule="atLeast"/>
           <w:jc w:val="center"/>
         </w:trPr>
         <w:tc>
@@ -2579,14 +2612,14 @@
               <w:spacing w:before="189" w:line="219" w:lineRule="auto"/>
               <w:ind w:left="1254"/>
               <w:rPr>
-                <w:rFonts w:ascii="宋体" w:eastAsia="宋体" w:hAnsi="宋体" w:cs="宋体"/>
+                <w:rFonts w:ascii="宋体" w:hAnsi="宋体" w:eastAsia="宋体" w:cs="宋体"/>
                 <w:sz w:val="24"/>
                 <w:szCs w:val="24"/>
               </w:rPr>
             </w:pPr>
             <w:r>
               <w:rPr>
-                <w:rFonts w:ascii="宋体" w:eastAsia="宋体" w:hAnsi="宋体" w:cs="宋体"/>
+                <w:rFonts w:ascii="宋体" w:hAnsi="宋体" w:eastAsia="宋体" w:cs="宋体"/>
                 <w:b/>
                 <w:bCs/>
                 <w:spacing w:val="-6"/>
@@ -2606,14 +2639,14 @@
               <w:spacing w:before="189" w:line="220" w:lineRule="auto"/>
               <w:ind w:left="895"/>
               <w:rPr>
-                <w:rFonts w:ascii="宋体" w:eastAsia="宋体" w:hAnsi="宋体" w:cs="宋体"/>
+                <w:rFonts w:ascii="宋体" w:hAnsi="宋体" w:eastAsia="宋体" w:cs="宋体"/>
                 <w:sz w:val="24"/>
                 <w:szCs w:val="24"/>
               </w:rPr>
             </w:pPr>
             <w:r>
               <w:rPr>
-                <w:rFonts w:ascii="宋体" w:eastAsia="宋体" w:hAnsi="宋体" w:cs="宋体"/>
+                <w:rFonts w:ascii="宋体" w:hAnsi="宋体" w:eastAsia="宋体" w:cs="宋体"/>
                 <w:b/>
                 <w:bCs/>
                 <w:spacing w:val="-5"/>
@@ -2633,14 +2666,14 @@
               <w:spacing w:before="190" w:line="221" w:lineRule="auto"/>
               <w:ind w:left="1671"/>
               <w:rPr>
-                <w:rFonts w:ascii="宋体" w:eastAsia="宋体" w:hAnsi="宋体" w:cs="宋体"/>
+                <w:rFonts w:ascii="宋体" w:hAnsi="宋体" w:eastAsia="宋体" w:cs="宋体"/>
                 <w:sz w:val="24"/>
                 <w:szCs w:val="24"/>
               </w:rPr>
             </w:pPr>
             <w:r>
               <w:rPr>
-                <w:rFonts w:ascii="宋体" w:eastAsia="宋体" w:hAnsi="宋体" w:cs="宋体"/>
+                <w:rFonts w:ascii="宋体" w:hAnsi="宋体" w:eastAsia="宋体" w:cs="宋体"/>
                 <w:b/>
                 <w:bCs/>
                 <w:spacing w:val="-6"/>
@@ -2654,9 +2687,14 @@
       </w:tr>
       <w:tr>
         <w:tblPrEx>
-          <w:tblW w:w="9049" w:type="dxa"/>
-          <w:jc w:val="center"/>
-          <w:tblLayout w:type="fixed"/>
+          <w:tblBorders>
+            <w:top w:val="single" w:color="000000" w:sz="4" w:space="0"/>
+            <w:left w:val="single" w:color="000000" w:sz="4" w:space="0"/>
+            <w:bottom w:val="single" w:color="000000" w:sz="4" w:space="0"/>
+            <w:right w:val="single" w:color="000000" w:sz="4" w:space="0"/>
+            <w:insideH w:val="single" w:color="000000" w:sz="4" w:space="0"/>
+            <w:insideV w:val="single" w:color="000000" w:sz="4" w:space="0"/>
+          </w:tblBorders>
           <w:tblCellMar>
             <w:top w:w="0" w:type="dxa"/>
             <w:left w:w="0" w:type="dxa"/>
@@ -2665,7 +2703,7 @@
           </w:tblCellMar>
         </w:tblPrEx>
         <w:trPr>
-          <w:trHeight w:val="1401"/>
+          <w:trHeight w:val="1401" w:hRule="atLeast"/>
           <w:jc w:val="center"/>
         </w:trPr>
         <w:tc>
@@ -2682,14 +2720,14 @@
               <w:spacing w:before="78" w:line="222" w:lineRule="auto"/>
               <w:ind w:left="148"/>
               <w:rPr>
-                <w:rFonts w:ascii="宋体" w:eastAsia="宋体" w:hAnsi="宋体" w:cs="宋体"/>
+                <w:rFonts w:ascii="宋体" w:hAnsi="宋体" w:eastAsia="宋体" w:cs="宋体"/>
                 <w:sz w:val="24"/>
                 <w:szCs w:val="24"/>
               </w:rPr>
             </w:pPr>
             <w:r>
               <w:rPr>
-                <w:rFonts w:ascii="宋体" w:eastAsia="宋体" w:hAnsi="宋体" w:cs="宋体"/>
+                <w:rFonts w:ascii="宋体" w:hAnsi="宋体" w:eastAsia="宋体" w:cs="宋体"/>
                 <w:b/>
                 <w:bCs/>
                 <w:spacing w:val="-7"/>
@@ -2710,14 +2748,14 @@
               <w:spacing w:before="78" w:line="220" w:lineRule="auto"/>
               <w:ind w:left="269"/>
               <w:rPr>
-                <w:rFonts w:ascii="宋体" w:eastAsia="宋体" w:hAnsi="宋体" w:cs="宋体"/>
+                <w:rFonts w:ascii="宋体" w:hAnsi="宋体" w:eastAsia="宋体" w:cs="宋体"/>
                 <w:sz w:val="24"/>
                 <w:szCs w:val="24"/>
               </w:rPr>
             </w:pPr>
             <w:r>
               <w:rPr>
-                <w:rFonts w:ascii="宋体" w:eastAsia="宋体" w:hAnsi="宋体" w:cs="宋体"/>
+                <w:rFonts w:ascii="宋体" w:hAnsi="宋体" w:eastAsia="宋体" w:cs="宋体"/>
                 <w:spacing w:val="-2"/>
                 <w:sz w:val="24"/>
                 <w:szCs w:val="24"/>
@@ -2736,14 +2774,14 @@
               <w:spacing w:before="78" w:line="220" w:lineRule="auto"/>
               <w:ind w:left="542"/>
               <w:rPr>
-                <w:rFonts w:ascii="宋体" w:eastAsia="宋体" w:hAnsi="宋体" w:cs="宋体"/>
+                <w:rFonts w:ascii="宋体" w:hAnsi="宋体" w:eastAsia="宋体" w:cs="宋体"/>
                 <w:sz w:val="24"/>
                 <w:szCs w:val="24"/>
               </w:rPr>
             </w:pPr>
             <w:r>
               <w:rPr>
-                <w:rFonts w:ascii="宋体" w:eastAsia="宋体" w:hAnsi="宋体" w:cs="宋体"/>
+                <w:rFonts w:ascii="宋体" w:hAnsi="宋体" w:eastAsia="宋体" w:cs="宋体"/>
                 <w:spacing w:val="-3"/>
                 <w:sz w:val="24"/>
                 <w:szCs w:val="24"/>
@@ -2761,14 +2799,14 @@
               <w:spacing w:before="111" w:line="220" w:lineRule="auto"/>
               <w:ind w:left="236"/>
               <w:rPr>
-                <w:rFonts w:ascii="宋体" w:eastAsia="宋体" w:hAnsi="宋体" w:cs="宋体"/>
+                <w:rFonts w:ascii="宋体" w:hAnsi="宋体" w:eastAsia="宋体" w:cs="宋体"/>
                 <w:sz w:val="24"/>
                 <w:szCs w:val="24"/>
               </w:rPr>
             </w:pPr>
             <w:r>
               <w:rPr>
-                <w:rFonts w:ascii="宋体" w:eastAsia="宋体" w:hAnsi="宋体" w:cs="宋体"/>
+                <w:rFonts w:ascii="宋体" w:hAnsi="宋体" w:eastAsia="宋体" w:cs="宋体"/>
                 <w:spacing w:val="-2"/>
                 <w:sz w:val="24"/>
                 <w:szCs w:val="24"/>
@@ -2781,14 +2819,14 @@
               <w:spacing w:before="182" w:line="220" w:lineRule="auto"/>
               <w:ind w:left="233"/>
               <w:rPr>
-                <w:rFonts w:ascii="宋体" w:eastAsia="宋体" w:hAnsi="宋体" w:cs="宋体"/>
+                <w:rFonts w:ascii="宋体" w:hAnsi="宋体" w:eastAsia="宋体" w:cs="宋体"/>
                 <w:sz w:val="24"/>
                 <w:szCs w:val="24"/>
               </w:rPr>
             </w:pPr>
             <w:r>
               <w:rPr>
-                <w:rFonts w:ascii="宋体" w:eastAsia="宋体" w:hAnsi="宋体" w:cs="宋体"/>
+                <w:rFonts w:ascii="宋体" w:hAnsi="宋体" w:eastAsia="宋体" w:cs="宋体"/>
                 <w:spacing w:val="-1"/>
                 <w:sz w:val="24"/>
                 <w:szCs w:val="24"/>
@@ -2801,14 +2839,14 @@
               <w:spacing w:before="182" w:line="218" w:lineRule="auto"/>
               <w:ind w:left="1669"/>
               <w:rPr>
-                <w:rFonts w:ascii="宋体" w:eastAsia="宋体" w:hAnsi="宋体" w:cs="宋体"/>
+                <w:rFonts w:ascii="宋体" w:hAnsi="宋体" w:eastAsia="宋体" w:cs="宋体"/>
                 <w:sz w:val="24"/>
                 <w:szCs w:val="24"/>
               </w:rPr>
             </w:pPr>
             <w:r>
               <w:rPr>
-                <w:rFonts w:ascii="宋体" w:eastAsia="宋体" w:hAnsi="宋体" w:cs="宋体"/>
+                <w:rFonts w:ascii="宋体" w:hAnsi="宋体" w:eastAsia="宋体" w:cs="宋体"/>
                 <w:spacing w:val="-3"/>
                 <w:sz w:val="24"/>
                 <w:szCs w:val="24"/>
@@ -2820,9 +2858,14 @@
       </w:tr>
       <w:tr>
         <w:tblPrEx>
-          <w:tblW w:w="9049" w:type="dxa"/>
-          <w:jc w:val="center"/>
-          <w:tblLayout w:type="fixed"/>
+          <w:tblBorders>
+            <w:top w:val="single" w:color="000000" w:sz="4" w:space="0"/>
+            <w:left w:val="single" w:color="000000" w:sz="4" w:space="0"/>
+            <w:bottom w:val="single" w:color="000000" w:sz="4" w:space="0"/>
+            <w:right w:val="single" w:color="000000" w:sz="4" w:space="0"/>
+            <w:insideH w:val="single" w:color="000000" w:sz="4" w:space="0"/>
+            <w:insideV w:val="single" w:color="000000" w:sz="4" w:space="0"/>
+          </w:tblBorders>
           <w:tblCellMar>
             <w:top w:w="0" w:type="dxa"/>
             <w:left w:w="0" w:type="dxa"/>
@@ -2831,13 +2874,13 @@
           </w:tblCellMar>
         </w:tblPrEx>
         <w:trPr>
-          <w:trHeight w:val="934"/>
+          <w:trHeight w:val="934" w:hRule="atLeast"/>
           <w:jc w:val="center"/>
         </w:trPr>
         <w:tc>
           <w:tcPr>
             <w:tcW w:w="997" w:type="dxa"/>
-            <w:vMerge/>
+            <w:vMerge w:val="continue"/>
             <w:tcBorders>
               <w:top w:val="nil"/>
               <w:bottom w:val="nil"/>
@@ -2846,7 +2889,7 @@
           </w:tcPr>
           <w:p>
             <w:pPr>
-              <w:pStyle w:val="TableText"/>
+              <w:pStyle w:val="25"/>
             </w:pPr>
           </w:p>
         </w:tc>
@@ -2860,14 +2903,14 @@
               <w:spacing w:before="78" w:line="220" w:lineRule="auto"/>
               <w:ind w:left="392"/>
               <w:rPr>
-                <w:rFonts w:ascii="宋体" w:eastAsia="宋体" w:hAnsi="宋体" w:cs="宋体"/>
+                <w:rFonts w:ascii="宋体" w:hAnsi="宋体" w:eastAsia="宋体" w:cs="宋体"/>
                 <w:sz w:val="24"/>
                 <w:szCs w:val="24"/>
               </w:rPr>
             </w:pPr>
             <w:r>
               <w:rPr>
-                <w:rFonts w:ascii="宋体" w:eastAsia="宋体" w:hAnsi="宋体" w:cs="宋体"/>
+                <w:rFonts w:ascii="宋体" w:hAnsi="宋体" w:eastAsia="宋体" w:cs="宋体"/>
                 <w:spacing w:val="-2"/>
                 <w:sz w:val="24"/>
                 <w:szCs w:val="24"/>
@@ -2886,14 +2929,14 @@
               <w:spacing w:before="78" w:line="220" w:lineRule="auto"/>
               <w:ind w:left="542"/>
               <w:rPr>
-                <w:rFonts w:ascii="宋体" w:eastAsia="宋体" w:hAnsi="宋体" w:cs="宋体"/>
+                <w:rFonts w:ascii="宋体" w:hAnsi="宋体" w:eastAsia="宋体" w:cs="宋体"/>
                 <w:sz w:val="24"/>
                 <w:szCs w:val="24"/>
               </w:rPr>
             </w:pPr>
             <w:r>
               <w:rPr>
-                <w:rFonts w:ascii="宋体" w:eastAsia="宋体" w:hAnsi="宋体" w:cs="宋体"/>
+                <w:rFonts w:ascii="宋体" w:hAnsi="宋体" w:eastAsia="宋体" w:cs="宋体"/>
                 <w:spacing w:val="-3"/>
                 <w:sz w:val="24"/>
                 <w:szCs w:val="24"/>
@@ -2911,14 +2954,14 @@
               <w:spacing w:before="115" w:line="311" w:lineRule="auto"/>
               <w:ind w:left="116" w:right="335" w:hanging="3"/>
               <w:rPr>
-                <w:rFonts w:ascii="宋体" w:eastAsia="宋体" w:hAnsi="宋体" w:cs="宋体"/>
+                <w:rFonts w:ascii="宋体" w:hAnsi="宋体" w:eastAsia="宋体" w:cs="宋体"/>
                 <w:sz w:val="24"/>
                 <w:szCs w:val="24"/>
               </w:rPr>
             </w:pPr>
             <w:r>
               <w:rPr>
-                <w:rFonts w:ascii="宋体" w:eastAsia="宋体" w:hAnsi="宋体" w:cs="宋体"/>
+                <w:rFonts w:ascii="宋体" w:hAnsi="宋体" w:eastAsia="宋体" w:cs="宋体"/>
                 <w:spacing w:val="-1"/>
                 <w:sz w:val="24"/>
                 <w:szCs w:val="24"/>
@@ -2927,7 +2970,7 @@
             </w:r>
             <w:r>
               <w:rPr>
-                <w:rFonts w:ascii="宋体" w:eastAsia="宋体" w:hAnsi="宋体" w:cs="宋体"/>
+                <w:rFonts w:ascii="宋体" w:hAnsi="宋体" w:eastAsia="宋体" w:cs="宋体"/>
                 <w:sz w:val="24"/>
                 <w:szCs w:val="24"/>
               </w:rPr>
@@ -2938,9 +2981,14 @@
       </w:tr>
       <w:tr>
         <w:tblPrEx>
-          <w:tblW w:w="9049" w:type="dxa"/>
-          <w:jc w:val="center"/>
-          <w:tblLayout w:type="fixed"/>
+          <w:tblBorders>
+            <w:top w:val="single" w:color="000000" w:sz="4" w:space="0"/>
+            <w:left w:val="single" w:color="000000" w:sz="4" w:space="0"/>
+            <w:bottom w:val="single" w:color="000000" w:sz="4" w:space="0"/>
+            <w:right w:val="single" w:color="000000" w:sz="4" w:space="0"/>
+            <w:insideH w:val="single" w:color="000000" w:sz="4" w:space="0"/>
+            <w:insideV w:val="single" w:color="000000" w:sz="4" w:space="0"/>
+          </w:tblBorders>
           <w:tblCellMar>
             <w:top w:w="0" w:type="dxa"/>
             <w:left w:w="0" w:type="dxa"/>
@@ -2949,13 +2997,13 @@
           </w:tblCellMar>
         </w:tblPrEx>
         <w:trPr>
-          <w:trHeight w:val="787"/>
+          <w:trHeight w:val="787" w:hRule="atLeast"/>
           <w:jc w:val="center"/>
         </w:trPr>
         <w:tc>
           <w:tcPr>
             <w:tcW w:w="997" w:type="dxa"/>
-            <w:vMerge/>
+            <w:vMerge w:val="continue"/>
             <w:tcBorders>
               <w:top w:val="nil"/>
             </w:tcBorders>
@@ -2963,7 +3011,7 @@
           </w:tcPr>
           <w:p>
             <w:pPr>
-              <w:pStyle w:val="TableText"/>
+              <w:pStyle w:val="25"/>
             </w:pPr>
           </w:p>
         </w:tc>
@@ -2977,14 +3025,14 @@
               <w:spacing w:before="276" w:line="220" w:lineRule="auto"/>
               <w:ind w:left="152"/>
               <w:rPr>
-                <w:rFonts w:ascii="宋体" w:eastAsia="宋体" w:hAnsi="宋体" w:cs="宋体"/>
+                <w:rFonts w:ascii="宋体" w:hAnsi="宋体" w:eastAsia="宋体" w:cs="宋体"/>
                 <w:sz w:val="24"/>
                 <w:szCs w:val="24"/>
               </w:rPr>
             </w:pPr>
             <w:r>
               <w:rPr>
-                <w:rFonts w:ascii="宋体" w:eastAsia="宋体" w:hAnsi="宋体" w:cs="宋体"/>
+                <w:rFonts w:ascii="宋体" w:hAnsi="宋体" w:eastAsia="宋体" w:cs="宋体"/>
                 <w:spacing w:val="-2"/>
                 <w:sz w:val="24"/>
                 <w:szCs w:val="24"/>
@@ -3003,14 +3051,14 @@
               <w:spacing w:before="276" w:line="220" w:lineRule="auto"/>
               <w:ind w:left="657"/>
               <w:rPr>
-                <w:rFonts w:ascii="宋体" w:eastAsia="宋体" w:hAnsi="宋体" w:cs="宋体"/>
+                <w:rFonts w:ascii="宋体" w:hAnsi="宋体" w:eastAsia="宋体" w:cs="宋体"/>
                 <w:sz w:val="24"/>
                 <w:szCs w:val="24"/>
               </w:rPr>
             </w:pPr>
             <w:r>
               <w:rPr>
-                <w:rFonts w:ascii="宋体" w:eastAsia="宋体" w:hAnsi="宋体" w:cs="宋体"/>
+                <w:rFonts w:ascii="宋体" w:hAnsi="宋体" w:eastAsia="宋体" w:cs="宋体"/>
                 <w:spacing w:val="-2"/>
                 <w:sz w:val="24"/>
                 <w:szCs w:val="24"/>
@@ -3028,14 +3076,14 @@
               <w:spacing w:before="276" w:line="220" w:lineRule="auto"/>
               <w:ind w:left="112"/>
               <w:rPr>
-                <w:rFonts w:ascii="宋体" w:eastAsia="宋体" w:hAnsi="宋体" w:cs="宋体"/>
+                <w:rFonts w:ascii="宋体" w:hAnsi="宋体" w:eastAsia="宋体" w:cs="宋体"/>
                 <w:sz w:val="24"/>
                 <w:szCs w:val="24"/>
               </w:rPr>
             </w:pPr>
             <w:r>
               <w:rPr>
-                <w:rFonts w:ascii="宋体" w:eastAsia="宋体" w:hAnsi="宋体" w:cs="宋体"/>
+                <w:rFonts w:ascii="宋体" w:hAnsi="宋体" w:eastAsia="宋体" w:cs="宋体"/>
                 <w:spacing w:val="-1"/>
                 <w:sz w:val="24"/>
                 <w:szCs w:val="24"/>
@@ -3047,9 +3095,14 @@
       </w:tr>
       <w:tr>
         <w:tblPrEx>
-          <w:tblW w:w="9049" w:type="dxa"/>
-          <w:jc w:val="center"/>
-          <w:tblLayout w:type="fixed"/>
+          <w:tblBorders>
+            <w:top w:val="single" w:color="000000" w:sz="4" w:space="0"/>
+            <w:left w:val="single" w:color="000000" w:sz="4" w:space="0"/>
+            <w:bottom w:val="single" w:color="000000" w:sz="4" w:space="0"/>
+            <w:right w:val="single" w:color="000000" w:sz="4" w:space="0"/>
+            <w:insideH w:val="single" w:color="000000" w:sz="4" w:space="0"/>
+            <w:insideV w:val="single" w:color="000000" w:sz="4" w:space="0"/>
+          </w:tblBorders>
           <w:tblCellMar>
             <w:top w:w="0" w:type="dxa"/>
             <w:left w:w="0" w:type="dxa"/>
@@ -3058,7 +3111,7 @@
           </w:tblCellMar>
         </w:tblPrEx>
         <w:trPr>
-          <w:trHeight w:val="934"/>
+          <w:trHeight w:val="934" w:hRule="atLeast"/>
           <w:jc w:val="center"/>
         </w:trPr>
         <w:tc>
@@ -3075,14 +3128,14 @@
               <w:spacing w:before="78" w:line="220" w:lineRule="auto"/>
               <w:ind w:left="116"/>
               <w:rPr>
-                <w:rFonts w:ascii="宋体" w:eastAsia="宋体" w:hAnsi="宋体" w:cs="宋体"/>
+                <w:rFonts w:ascii="宋体" w:hAnsi="宋体" w:eastAsia="宋体" w:cs="宋体"/>
                 <w:sz w:val="24"/>
                 <w:szCs w:val="24"/>
               </w:rPr>
             </w:pPr>
             <w:r>
               <w:rPr>
-                <w:rFonts w:ascii="宋体" w:eastAsia="宋体" w:hAnsi="宋体" w:cs="宋体"/>
+                <w:rFonts w:ascii="宋体" w:hAnsi="宋体" w:eastAsia="宋体" w:cs="宋体"/>
                 <w:b/>
                 <w:bCs/>
                 <w:spacing w:val="-6"/>
@@ -3103,7 +3156,7 @@
               <w:spacing w:before="78" w:line="220" w:lineRule="auto"/>
               <w:ind w:left="149"/>
               <w:rPr>
-                <w:rFonts w:ascii="宋体" w:eastAsia="宋体" w:hAnsi="宋体" w:cs="宋体" w:hint="default"/>
+                <w:rFonts w:hint="default" w:ascii="宋体" w:hAnsi="宋体" w:eastAsia="宋体" w:cs="宋体"/>
                 <w:sz w:val="24"/>
                 <w:szCs w:val="24"/>
                 <w:lang w:val="en-US" w:eastAsia="zh-CN"/>
@@ -3111,7 +3164,7 @@
             </w:pPr>
             <w:r>
               <w:rPr>
-                <w:rFonts w:ascii="宋体" w:hAnsi="宋体" w:cs="宋体" w:hint="eastAsia"/>
+                <w:rFonts w:hint="eastAsia" w:ascii="宋体" w:hAnsi="宋体" w:cs="宋体"/>
                 <w:spacing w:val="-2"/>
                 <w:sz w:val="24"/>
                 <w:szCs w:val="24"/>
@@ -3131,14 +3184,14 @@
               <w:spacing w:before="78" w:line="220" w:lineRule="auto"/>
               <w:ind w:left="542"/>
               <w:rPr>
-                <w:rFonts w:ascii="宋体" w:eastAsia="宋体" w:hAnsi="宋体" w:cs="宋体"/>
+                <w:rFonts w:ascii="宋体" w:hAnsi="宋体" w:eastAsia="宋体" w:cs="宋体"/>
                 <w:sz w:val="24"/>
                 <w:szCs w:val="24"/>
               </w:rPr>
             </w:pPr>
             <w:r>
               <w:rPr>
-                <w:rFonts w:ascii="宋体" w:eastAsia="宋体" w:hAnsi="宋体" w:cs="宋体"/>
+                <w:rFonts w:ascii="宋体" w:hAnsi="宋体" w:eastAsia="宋体" w:cs="宋体"/>
                 <w:spacing w:val="-3"/>
                 <w:sz w:val="24"/>
                 <w:szCs w:val="24"/>
@@ -3156,14 +3209,14 @@
               <w:spacing w:before="118" w:line="310" w:lineRule="auto"/>
               <w:ind w:left="111" w:right="335" w:firstLine="2"/>
               <w:rPr>
-                <w:rFonts w:ascii="宋体" w:eastAsia="宋体" w:hAnsi="宋体" w:cs="宋体"/>
+                <w:rFonts w:ascii="宋体" w:hAnsi="宋体" w:eastAsia="宋体" w:cs="宋体"/>
                 <w:sz w:val="24"/>
                 <w:szCs w:val="24"/>
               </w:rPr>
             </w:pPr>
             <w:r>
               <w:rPr>
-                <w:rFonts w:ascii="宋体" w:eastAsia="宋体" w:hAnsi="宋体" w:cs="宋体"/>
+                <w:rFonts w:ascii="宋体" w:hAnsi="宋体" w:eastAsia="宋体" w:cs="宋体"/>
                 <w:spacing w:val="-1"/>
                 <w:sz w:val="24"/>
                 <w:szCs w:val="24"/>
@@ -3172,7 +3225,7 @@
             </w:r>
             <w:r>
               <w:rPr>
-                <w:rFonts w:ascii="宋体" w:eastAsia="宋体" w:hAnsi="宋体" w:cs="宋体"/>
+                <w:rFonts w:ascii="宋体" w:hAnsi="宋体" w:eastAsia="宋体" w:cs="宋体"/>
                 <w:spacing w:val="-2"/>
                 <w:sz w:val="24"/>
                 <w:szCs w:val="24"/>
@@ -3184,9 +3237,14 @@
       </w:tr>
       <w:tr>
         <w:tblPrEx>
-          <w:tblW w:w="9049" w:type="dxa"/>
-          <w:jc w:val="center"/>
-          <w:tblLayout w:type="fixed"/>
+          <w:tblBorders>
+            <w:top w:val="single" w:color="000000" w:sz="4" w:space="0"/>
+            <w:left w:val="single" w:color="000000" w:sz="4" w:space="0"/>
+            <w:bottom w:val="single" w:color="000000" w:sz="4" w:space="0"/>
+            <w:right w:val="single" w:color="000000" w:sz="4" w:space="0"/>
+            <w:insideH w:val="single" w:color="000000" w:sz="4" w:space="0"/>
+            <w:insideV w:val="single" w:color="000000" w:sz="4" w:space="0"/>
+          </w:tblBorders>
           <w:tblCellMar>
             <w:top w:w="0" w:type="dxa"/>
             <w:left w:w="0" w:type="dxa"/>
@@ -3195,13 +3253,13 @@
           </w:tblCellMar>
         </w:tblPrEx>
         <w:trPr>
-          <w:trHeight w:val="581"/>
+          <w:trHeight w:val="581" w:hRule="atLeast"/>
           <w:jc w:val="center"/>
         </w:trPr>
         <w:tc>
           <w:tcPr>
             <w:tcW w:w="997" w:type="dxa"/>
-            <w:vMerge/>
+            <w:vMerge w:val="continue"/>
             <w:tcBorders>
               <w:top w:val="nil"/>
             </w:tcBorders>
@@ -3209,7 +3267,7 @@
           </w:tcPr>
           <w:p>
             <w:pPr>
-              <w:pStyle w:val="TableText"/>
+              <w:pStyle w:val="25"/>
             </w:pPr>
           </w:p>
         </w:tc>
@@ -3223,14 +3281,14 @@
               <w:spacing w:before="175" w:line="220" w:lineRule="auto"/>
               <w:ind w:left="273"/>
               <w:rPr>
-                <w:rFonts w:ascii="宋体" w:eastAsia="宋体" w:hAnsi="宋体" w:cs="宋体"/>
+                <w:rFonts w:ascii="宋体" w:hAnsi="宋体" w:eastAsia="宋体" w:cs="宋体"/>
                 <w:sz w:val="24"/>
                 <w:szCs w:val="24"/>
               </w:rPr>
             </w:pPr>
             <w:r>
               <w:rPr>
-                <w:rFonts w:ascii="宋体" w:eastAsia="宋体" w:hAnsi="宋体" w:cs="宋体"/>
+                <w:rFonts w:ascii="宋体" w:hAnsi="宋体" w:eastAsia="宋体" w:cs="宋体"/>
                 <w:spacing w:val="-2"/>
                 <w:sz w:val="24"/>
                 <w:szCs w:val="24"/>
@@ -3249,14 +3307,14 @@
               <w:spacing w:before="174" w:line="220" w:lineRule="auto"/>
               <w:ind w:left="180"/>
               <w:rPr>
-                <w:rFonts w:ascii="宋体" w:eastAsia="宋体" w:hAnsi="宋体" w:cs="宋体"/>
+                <w:rFonts w:ascii="宋体" w:hAnsi="宋体" w:eastAsia="宋体" w:cs="宋体"/>
                 <w:sz w:val="24"/>
                 <w:szCs w:val="24"/>
               </w:rPr>
             </w:pPr>
             <w:r>
               <w:rPr>
-                <w:rFonts w:ascii="宋体" w:eastAsia="宋体" w:hAnsi="宋体" w:cs="宋体"/>
+                <w:rFonts w:ascii="宋体" w:hAnsi="宋体" w:eastAsia="宋体" w:cs="宋体"/>
                 <w:spacing w:val="-2"/>
                 <w:sz w:val="24"/>
                 <w:szCs w:val="24"/>
@@ -3274,14 +3332,14 @@
               <w:spacing w:before="174" w:line="220" w:lineRule="auto"/>
               <w:ind w:left="118"/>
               <w:rPr>
-                <w:rFonts w:ascii="宋体" w:eastAsia="宋体" w:hAnsi="宋体" w:cs="宋体"/>
+                <w:rFonts w:ascii="宋体" w:hAnsi="宋体" w:eastAsia="宋体" w:cs="宋体"/>
                 <w:sz w:val="24"/>
                 <w:szCs w:val="24"/>
               </w:rPr>
             </w:pPr>
             <w:r>
               <w:rPr>
-                <w:rFonts w:ascii="宋体" w:eastAsia="宋体" w:hAnsi="宋体" w:cs="宋体"/>
+                <w:rFonts w:ascii="宋体" w:hAnsi="宋体" w:eastAsia="宋体" w:cs="宋体"/>
                 <w:spacing w:val="-1"/>
                 <w:sz w:val="24"/>
                 <w:szCs w:val="24"/>
@@ -3294,31 +3352,31 @@
     </w:tbl>
     <w:p>
       <w:pPr>
-        <w:pStyle w:val="1"/>
+        <w:pStyle w:val="26"/>
         <w:bidi w:val="0"/>
       </w:pPr>
-      <w:bookmarkStart w:id="9" w:name="_Toc14171"/>
+      <w:bookmarkStart w:id="8" w:name="_Toc25728"/>
       <w:r>
         <w:t>运维工具管理</w:t>
       </w:r>
-      <w:bookmarkEnd w:id="9"/>
+      <w:bookmarkEnd w:id="8"/>
     </w:p>
     <w:p>
       <w:pPr>
-        <w:pStyle w:val="2"/>
+        <w:pStyle w:val="28"/>
         <w:bidi w:val="0"/>
       </w:pPr>
-      <w:bookmarkStart w:id="10" w:name="bookmark11"/>
+      <w:bookmarkStart w:id="9" w:name="bookmark11"/>
+      <w:bookmarkEnd w:id="9"/>
+      <w:bookmarkStart w:id="10" w:name="_Toc19124"/>
+      <w:r>
+        <w:t>公司级管理</w:t>
+      </w:r>
       <w:bookmarkEnd w:id="10"/>
-      <w:bookmarkStart w:id="11" w:name="_Toc19046"/>
-      <w:r>
-        <w:t>公司级管理</w:t>
-      </w:r>
-      <w:bookmarkEnd w:id="11"/>
     </w:p>
     <w:p>
       <w:pPr>
-        <w:pStyle w:val="a"/>
+        <w:pStyle w:val="27"/>
         <w:bidi w:val="0"/>
       </w:pPr>
       <w:r>
@@ -3327,7 +3385,7 @@
     </w:p>
     <w:p>
       <w:pPr>
-        <w:pStyle w:val="a"/>
+        <w:pStyle w:val="27"/>
         <w:bidi w:val="0"/>
       </w:pPr>
       <w:r>
@@ -3349,8 +3407,11 @@
       </w:pPr>
       <w:r>
         <w:pict>
-          <v:shape id="_x0000_s1025" o:spid="_x0000_s1025" style="height:15.05pt;margin-left:423.6pt;margin-top:320.15pt;mso-height-relative:page;mso-position-horizontal-relative:page;mso-position-vertical-relative:page;mso-width-relative:page;position:absolute;width:1pt;z-index:-251658240" coordsize="20,301" o:allowincell="f" path="m10,l10,300e" filled="f" stroked="t">
+          <v:shape id="_x0000_s1025" o:spid="_x0000_s1025" style="position:absolute;left:0pt;margin-left:423.6pt;margin-top:320.15pt;height:15.05pt;width:1pt;mso-position-horizontal-relative:page;mso-position-vertical-relative:page;z-index:-251657216;mso-width-relative:page;mso-height-relative:page;" filled="f" stroked="t" coordsize="20,301" o:allowincell="f" path="m10,0l10,300e">
+            <v:fill on="f" focussize="0,0"/>
             <v:stroke joinstyle="miter"/>
+            <v:imagedata o:title=""/>
+            <o:lock v:ext="edit"/>
           </v:shape>
         </w:pict>
       </w:r>
@@ -3373,7 +3434,7 @@
                     </pic:cNvPicPr>
                   </pic:nvPicPr>
                   <pic:blipFill>
-                    <a:blip xmlns:r="http://schemas.openxmlformats.org/officeDocument/2006/relationships" r:embed="rId5"/>
+                    <a:blip r:embed="rId7"/>
                     <a:stretch>
                       <a:fillRect/>
                     </a:stretch>
@@ -3400,26 +3461,26 @@
     </w:p>
     <w:p>
       <w:pPr>
-        <w:pStyle w:val="BodyText"/>
+        <w:pStyle w:val="12"/>
         <w:spacing w:line="359" w:lineRule="auto"/>
       </w:pPr>
     </w:p>
     <w:p>
       <w:pPr>
-        <w:pStyle w:val="2"/>
+        <w:pStyle w:val="28"/>
         <w:bidi w:val="0"/>
       </w:pPr>
-      <w:bookmarkStart w:id="12" w:name="bookmark1"/>
+      <w:bookmarkStart w:id="11" w:name="bookmark1"/>
+      <w:bookmarkEnd w:id="11"/>
+      <w:bookmarkStart w:id="12" w:name="_Toc4379"/>
+      <w:r>
+        <w:t>项目级管理</w:t>
+      </w:r>
       <w:bookmarkEnd w:id="12"/>
-      <w:bookmarkStart w:id="13" w:name="_Toc15294"/>
-      <w:r>
-        <w:t>项目级管理</w:t>
-      </w:r>
-      <w:bookmarkEnd w:id="13"/>
     </w:p>
     <w:p>
       <w:pPr>
-        <w:pStyle w:val="a"/>
+        <w:pStyle w:val="27"/>
         <w:bidi w:val="0"/>
       </w:pPr>
       <w:r>
@@ -3437,9 +3498,9 @@
     </w:p>
     <w:p>
       <w:pPr>
-        <w:pStyle w:val="BodyText"/>
+        <w:pStyle w:val="12"/>
         <w:spacing w:line="276" w:lineRule="auto"/>
-        <w:ind w:left="0" w:right="0" w:firstLine="0" w:leftChars="0" w:rightChars="0" w:firstLineChars="0"/>
+        <w:ind w:left="0" w:leftChars="0" w:right="0" w:rightChars="0" w:firstLine="0" w:firstLineChars="0"/>
         <w:jc w:val="center"/>
       </w:pPr>
       <w:r>
@@ -3461,7 +3522,7 @@
                     </pic:cNvPicPr>
                   </pic:nvPicPr>
                   <pic:blipFill>
-                    <a:blip xmlns:r="http://schemas.openxmlformats.org/officeDocument/2006/relationships" r:embed="rId6"/>
+                    <a:blip r:embed="rId8"/>
                     <a:stretch>
                       <a:fillRect/>
                     </a:stretch>
@@ -3488,41 +3549,75 @@
     </w:p>
     <w:p>
       <w:pPr>
-        <w:pStyle w:val="1"/>
+        <w:pStyle w:val="26"/>
         <w:bidi w:val="0"/>
       </w:pPr>
-      <w:bookmarkStart w:id="14" w:name="_Toc23869"/>
+      <w:bookmarkStart w:id="13" w:name="_Toc4558"/>
       <w:r>
         <w:rPr>
           <w:rFonts w:hint="eastAsia"/>
           <w:lang w:val="en-US" w:eastAsia="zh-CN"/>
         </w:rPr>
         <w:t>运维工具分类</w:t>
+      </w:r>
+      <w:bookmarkEnd w:id="13"/>
+    </w:p>
+    <w:p>
+      <w:pPr>
+        <w:pStyle w:val="28"/>
+        <w:bidi w:val="0"/>
+        <w:rPr>
+          <w:rFonts w:hint="default"/>
+          <w:lang w:val="en-US" w:eastAsia="zh-CN"/>
+        </w:rPr>
+      </w:pPr>
+      <w:bookmarkStart w:id="14" w:name="_Toc5937"/>
+      <w:r>
+        <w:rPr>
+          <w:rFonts w:hint="eastAsia"/>
+          <w:lang w:val="en-US" w:eastAsia="zh-CN"/>
+        </w:rPr>
+        <w:t>过程管理工具</w:t>
       </w:r>
       <w:bookmarkEnd w:id="14"/>
     </w:p>
     <w:p>
       <w:pPr>
-        <w:pStyle w:val="2"/>
+        <w:pStyle w:val="27"/>
+        <w:bidi w:val="0"/>
+        <w:rPr>
+          <w:rFonts w:hint="eastAsia"/>
+        </w:rPr>
+      </w:pPr>
+      <w:r>
+        <w:rPr>
+          <w:rFonts w:hint="eastAsia"/>
+        </w:rPr>
+        <w:t>过程管理工具是IT服务的“流程中枢”，主要用于实现IT服务管理流程（如事件、问题、变更、配置管理）的规范化、自动化和跟踪。它以服务台和工单系统为核心，确保各项工作按标准流程执行、有效协同并形成闭环，是支撑ITSS体系落地和持续改进的关键平台。</w:t>
+      </w:r>
+    </w:p>
+    <w:p>
+      <w:pPr>
+        <w:pStyle w:val="28"/>
         <w:bidi w:val="0"/>
         <w:rPr>
           <w:rFonts w:hint="default"/>
           <w:lang w:val="en-US" w:eastAsia="zh-CN"/>
         </w:rPr>
       </w:pPr>
-      <w:bookmarkStart w:id="15" w:name="_Toc31067"/>
+      <w:bookmarkStart w:id="15" w:name="_Toc9991"/>
       <w:r>
         <w:rPr>
           <w:rFonts w:hint="eastAsia"/>
           <w:lang w:val="en-US" w:eastAsia="zh-CN"/>
         </w:rPr>
-        <w:t>过程管理工具</w:t>
+        <w:t>监控工具</w:t>
       </w:r>
       <w:bookmarkEnd w:id="15"/>
     </w:p>
     <w:p>
       <w:pPr>
-        <w:pStyle w:val="a"/>
+        <w:pStyle w:val="27"/>
         <w:bidi w:val="0"/>
         <w:rPr>
           <w:rFonts w:hint="eastAsia"/>
@@ -3532,93 +3627,59 @@
         <w:rPr>
           <w:rFonts w:hint="eastAsia"/>
         </w:rPr>
-        <w:t>过程管理工具是IT服务的“流程中枢”，主要用于实现IT服务管理流程（如事件、问题、变更、配置管理）的规范化、自动化和跟踪。它以服务台和工单系统为核心，确保各项工作按标准流程执行、有效协同并形成闭环，是支撑ITSS体系落地和持续改进的关键平台。</w:t>
+        <w:t>监控工具是IT服务的“感知系统”，负责对网络、服务器、数据库、应用等各类IT资源进行7x24小时的实时状态监测和性能数据采集。它的核心用途是主动发现异常、预测潜在风险并及时发出告警，为运维团队提供全面的可视性，是保障系统稳定性和业务可用性的第一道防线。</w:t>
       </w:r>
     </w:p>
     <w:p>
       <w:pPr>
-        <w:pStyle w:val="2"/>
+        <w:pStyle w:val="28"/>
         <w:bidi w:val="0"/>
-        <w:rPr>
-          <w:rFonts w:hint="default"/>
-          <w:lang w:val="en-US" w:eastAsia="zh-CN"/>
-        </w:rPr>
-      </w:pPr>
-      <w:bookmarkStart w:id="16" w:name="_Toc16284"/>
-      <w:r>
         <w:rPr>
           <w:rFonts w:hint="eastAsia"/>
           <w:lang w:val="en-US" w:eastAsia="zh-CN"/>
         </w:rPr>
-        <w:t>监控工具</w:t>
+      </w:pPr>
+      <w:bookmarkStart w:id="16" w:name="_Toc13367"/>
+      <w:r>
+        <w:rPr>
+          <w:rFonts w:hint="eastAsia"/>
+          <w:lang w:val="en-US" w:eastAsia="zh-CN"/>
+        </w:rPr>
+        <w:t>专用工具</w:t>
       </w:r>
       <w:bookmarkEnd w:id="16"/>
     </w:p>
     <w:p>
       <w:pPr>
-        <w:pStyle w:val="a"/>
-        <w:bidi w:val="0"/>
+        <w:pStyle w:val="27"/>
+      </w:pPr>
+      <w:r>
         <w:rPr>
           <w:rFonts w:hint="eastAsia"/>
         </w:rPr>
-      </w:pPr>
-      <w:r>
-        <w:rPr>
-          <w:rFonts w:hint="eastAsia"/>
-        </w:rPr>
-        <w:t>监控工具是IT服务的“感知系统”，负责对网络、服务器、数据库、应用等各类IT资源进行7x24小时的实时状态监测和性能数据采集。它的核心用途是主动发现异常、预测潜在风险并及时发出告警，为运维团队提供全面的可视性，是保障系统稳定性和业务可用性的第一道防线。</w:t>
+        <w:t>专用工具是IT服务的“专业工具箱”，针对特定的、深度的运维场景提供专项能力。这类工具专注于某一领域，例如自动化脚本执行、安全漏洞扫描、数据备份恢复、数据库性能调优等，用于解决通用平台工具无法处理的复杂技术问题，是实现高效、精准运维操作的重要补充。</w:t>
       </w:r>
     </w:p>
     <w:p>
       <w:pPr>
-        <w:pStyle w:val="2"/>
+        <w:pStyle w:val="26"/>
         <w:bidi w:val="0"/>
-        <w:rPr>
-          <w:rFonts w:hint="eastAsia"/>
-          <w:lang w:val="en-US" w:eastAsia="zh-CN"/>
-        </w:rPr>
-      </w:pPr>
-      <w:bookmarkStart w:id="17" w:name="_Toc1978"/>
-      <w:r>
-        <w:rPr>
-          <w:rFonts w:hint="eastAsia"/>
-          <w:lang w:val="en-US" w:eastAsia="zh-CN"/>
-        </w:rPr>
-        <w:t>专用工具</w:t>
+      </w:pPr>
+      <w:bookmarkStart w:id="17" w:name="_Toc16512"/>
+      <w:r>
+        <w:t>运维工具权限和密码管理</w:t>
       </w:r>
       <w:bookmarkEnd w:id="17"/>
     </w:p>
     <w:p>
       <w:pPr>
-        <w:pStyle w:val="a"/>
-      </w:pPr>
-      <w:r>
-        <w:rPr>
-          <w:rFonts w:hint="eastAsia"/>
-        </w:rPr>
-        <w:t>专用工具是IT服务的“专业工具箱”，针对特定的、深度的运维场景提供专项能力。这类工具专注于某一领域，例如自动化脚本执行、安全漏洞扫描、数据备份恢复、数据库性能调优等，用于解决通用平台工具无法处理的复杂技术问题，是实现高效、精准运维操作的重要补充。</w:t>
-      </w:r>
-    </w:p>
-    <w:p>
-      <w:pPr>
-        <w:pStyle w:val="1"/>
-        <w:bidi w:val="0"/>
-      </w:pPr>
-      <w:bookmarkStart w:id="18" w:name="_Toc24242"/>
-      <w:r>
-        <w:t>运维工具权限和密码管理</w:t>
-      </w:r>
-      <w:bookmarkEnd w:id="18"/>
-    </w:p>
-    <w:p>
-      <w:pPr>
-        <w:pStyle w:val="a3"/>
+        <w:pStyle w:val="39"/>
         <w:numPr>
           <w:ilvl w:val="0"/>
           <w:numId w:val="3"/>
         </w:numPr>
         <w:bidi w:val="0"/>
-        <w:ind w:left="425" w:hanging="425" w:leftChars="0" w:firstLineChars="0"/>
+        <w:ind w:left="425" w:leftChars="0" w:hanging="425" w:firstLineChars="0"/>
       </w:pPr>
       <w:r>
         <w:t>各类运维工具的使用权限，通过审批流程后，分配不同的使用权限。</w:t>
@@ -3626,13 +3687,13 @@
     </w:p>
     <w:p>
       <w:pPr>
-        <w:pStyle w:val="a3"/>
+        <w:pStyle w:val="39"/>
         <w:numPr>
           <w:ilvl w:val="0"/>
           <w:numId w:val="3"/>
         </w:numPr>
         <w:bidi w:val="0"/>
-        <w:ind w:left="425" w:hanging="425" w:leftChars="0" w:firstLineChars="0"/>
+        <w:ind w:left="425" w:leftChars="0" w:hanging="425" w:firstLineChars="0"/>
       </w:pPr>
       <w:r>
         <w:t>给予运维工具使用权限的人员，只能在给定的权限内使用运维工具来进行运行维护服务，如需越权完成的工作，运维人员要跟部门负责人说明情况，在部门负责人同意的情况下，方可使用越权进行维护工作。</w:t>
@@ -3640,13 +3701,13 @@
     </w:p>
     <w:p>
       <w:pPr>
-        <w:pStyle w:val="a3"/>
+        <w:pStyle w:val="39"/>
         <w:numPr>
           <w:ilvl w:val="0"/>
           <w:numId w:val="3"/>
         </w:numPr>
         <w:bidi w:val="0"/>
-        <w:ind w:left="425" w:hanging="425" w:leftChars="0" w:firstLineChars="0"/>
+        <w:ind w:left="425" w:leftChars="0" w:hanging="425" w:firstLineChars="0"/>
       </w:pPr>
       <w:r>
         <w:t>对于每一个运维工具密码仅部门负责人、运维人员知晓。不得将密码泄漏与其他人员，尤其是外部人员（包括公司或部门内部非设备责任人等人员）。如有此情况发生，要严格追究相关人员的责任。</w:t>
@@ -3654,18 +3715,18 @@
     </w:p>
     <w:p>
       <w:pPr>
-        <w:pStyle w:val="1"/>
+        <w:pStyle w:val="26"/>
         <w:bidi w:val="0"/>
       </w:pPr>
-      <w:bookmarkStart w:id="19" w:name="_Toc3076"/>
+      <w:bookmarkStart w:id="18" w:name="_Toc582"/>
       <w:r>
         <w:t>运维工具日常管理</w:t>
       </w:r>
-      <w:bookmarkEnd w:id="19"/>
+      <w:bookmarkEnd w:id="18"/>
     </w:p>
     <w:p>
       <w:pPr>
-        <w:pStyle w:val="a3"/>
+        <w:pStyle w:val="39"/>
         <w:numPr>
           <w:ilvl w:val="0"/>
           <w:numId w:val="4"/>
@@ -3684,7 +3745,7 @@
     </w:p>
     <w:p>
       <w:pPr>
-        <w:pStyle w:val="a3"/>
+        <w:pStyle w:val="39"/>
         <w:numPr>
           <w:ilvl w:val="0"/>
           <w:numId w:val="4"/>
@@ -3703,7 +3764,7 @@
     </w:p>
     <w:p>
       <w:pPr>
-        <w:pStyle w:val="a3"/>
+        <w:pStyle w:val="39"/>
         <w:numPr>
           <w:ilvl w:val="0"/>
           <w:numId w:val="4"/>
@@ -3722,7 +3783,7 @@
     </w:p>
     <w:p>
       <w:pPr>
-        <w:pStyle w:val="a3"/>
+        <w:pStyle w:val="39"/>
         <w:numPr>
           <w:ilvl w:val="0"/>
           <w:numId w:val="4"/>
@@ -3741,7 +3802,7 @@
     </w:p>
     <w:p>
       <w:pPr>
-        <w:pStyle w:val="a3"/>
+        <w:pStyle w:val="39"/>
         <w:numPr>
           <w:ilvl w:val="0"/>
           <w:numId w:val="4"/>
@@ -3767,13 +3828,13 @@
     </w:p>
     <w:p>
       <w:pPr>
-        <w:pStyle w:val="1"/>
+        <w:pStyle w:val="26"/>
         <w:bidi w:val="0"/>
         <w:rPr>
           <w:rFonts w:hint="eastAsia"/>
         </w:rPr>
       </w:pPr>
-      <w:bookmarkStart w:id="20" w:name="_Toc27858"/>
+      <w:bookmarkStart w:id="19" w:name="_Toc17029"/>
       <w:r>
         <w:rPr>
           <w:rFonts w:hint="eastAsia"/>
@@ -3781,20 +3842,20 @@
         </w:rPr>
         <w:t>考核指标</w:t>
       </w:r>
-      <w:bookmarkEnd w:id="20"/>
+      <w:bookmarkEnd w:id="19"/>
     </w:p>
     <w:tbl>
       <w:tblPr>
-        <w:tblStyle w:val="TableNormal0"/>
+        <w:tblStyle w:val="24"/>
         <w:tblW w:w="8241" w:type="dxa"/>
         <w:tblInd w:w="13" w:type="dxa"/>
         <w:tblBorders>
-          <w:top w:val="single" w:sz="4" w:space="0" w:color="000000"/>
-          <w:left w:val="single" w:sz="4" w:space="0" w:color="000000"/>
-          <w:bottom w:val="single" w:sz="4" w:space="0" w:color="000000"/>
-          <w:right w:val="single" w:sz="4" w:space="0" w:color="000000"/>
-          <w:insideH w:val="single" w:sz="4" w:space="0" w:color="000000"/>
-          <w:insideV w:val="single" w:sz="4" w:space="0" w:color="000000"/>
+          <w:top w:val="single" w:color="000000" w:sz="4" w:space="0"/>
+          <w:left w:val="single" w:color="000000" w:sz="4" w:space="0"/>
+          <w:bottom w:val="single" w:color="000000" w:sz="4" w:space="0"/>
+          <w:right w:val="single" w:color="000000" w:sz="4" w:space="0"/>
+          <w:insideH w:val="single" w:color="000000" w:sz="4" w:space="0"/>
+          <w:insideV w:val="single" w:color="000000" w:sz="4" w:space="0"/>
         </w:tblBorders>
         <w:tblLayout w:type="fixed"/>
         <w:tblCellMar>
@@ -3813,17 +3874,14 @@
       </w:tblGrid>
       <w:tr>
         <w:tblPrEx>
-          <w:tblW w:w="8241" w:type="dxa"/>
-          <w:tblInd w:w="13" w:type="dxa"/>
           <w:tblBorders>
-            <w:top w:val="single" w:sz="4" w:space="0" w:color="000000"/>
-            <w:left w:val="single" w:sz="4" w:space="0" w:color="000000"/>
-            <w:bottom w:val="single" w:sz="4" w:space="0" w:color="000000"/>
-            <w:right w:val="single" w:sz="4" w:space="0" w:color="000000"/>
-            <w:insideH w:val="single" w:sz="4" w:space="0" w:color="000000"/>
-            <w:insideV w:val="single" w:sz="4" w:space="0" w:color="000000"/>
+            <w:top w:val="single" w:color="000000" w:sz="4" w:space="0"/>
+            <w:left w:val="single" w:color="000000" w:sz="4" w:space="0"/>
+            <w:bottom w:val="single" w:color="000000" w:sz="4" w:space="0"/>
+            <w:right w:val="single" w:color="000000" w:sz="4" w:space="0"/>
+            <w:insideH w:val="single" w:color="000000" w:sz="4" w:space="0"/>
+            <w:insideV w:val="single" w:color="000000" w:sz="4" w:space="0"/>
           </w:tblBorders>
-          <w:tblLayout w:type="fixed"/>
           <w:tblCellMar>
             <w:top w:w="0" w:type="dxa"/>
             <w:left w:w="0" w:type="dxa"/>
@@ -3832,7 +3890,7 @@
           </w:tblCellMar>
         </w:tblPrEx>
         <w:trPr>
-          <w:trHeight w:val="651"/>
+          <w:trHeight w:val="651" w:hRule="atLeast"/>
         </w:trPr>
         <w:tc>
           <w:tcPr>
@@ -3858,7 +3916,7 @@
               <w:ind w:left="195" w:leftChars="0"/>
               <w:textAlignment w:val="baseline"/>
               <w:rPr>
-                <w:rFonts w:ascii="宋体" w:eastAsia="宋体" w:hAnsi="宋体" w:cs="宋体" w:hint="default"/>
+                <w:rFonts w:hint="default" w:ascii="宋体" w:hAnsi="宋体" w:eastAsia="宋体" w:cs="宋体"/>
                 <w:b/>
                 <w:bCs/>
                 <w:snapToGrid w:val="0"/>
@@ -3872,7 +3930,7 @@
             </w:pPr>
             <w:r>
               <w:rPr>
-                <w:rFonts w:ascii="宋体" w:eastAsia="宋体" w:hAnsi="宋体" w:cs="宋体"/>
+                <w:rFonts w:ascii="宋体" w:hAnsi="宋体" w:eastAsia="宋体" w:cs="宋体"/>
                 <w:b/>
                 <w:bCs/>
                 <w:spacing w:val="-7"/>
@@ -3907,7 +3965,7 @@
               <w:ind w:left="195" w:leftChars="0"/>
               <w:textAlignment w:val="baseline"/>
               <w:rPr>
-                <w:rFonts w:ascii="宋体" w:eastAsia="宋体" w:hAnsi="宋体" w:cs="宋体" w:hint="default"/>
+                <w:rFonts w:hint="default" w:ascii="宋体" w:hAnsi="宋体" w:eastAsia="宋体" w:cs="宋体"/>
                 <w:b/>
                 <w:bCs/>
                 <w:snapToGrid w:val="0"/>
@@ -3921,7 +3979,7 @@
             </w:pPr>
             <w:r>
               <w:rPr>
-                <w:rFonts w:ascii="宋体" w:eastAsia="宋体" w:hAnsi="宋体" w:cs="宋体"/>
+                <w:rFonts w:ascii="宋体" w:hAnsi="宋体" w:eastAsia="宋体" w:cs="宋体"/>
                 <w:b/>
                 <w:bCs/>
                 <w:spacing w:val="-7"/>
@@ -3956,7 +4014,7 @@
               <w:ind w:left="195" w:leftChars="0"/>
               <w:textAlignment w:val="baseline"/>
               <w:rPr>
-                <w:rFonts w:ascii="宋体" w:eastAsia="宋体" w:hAnsi="宋体" w:cs="宋体" w:hint="default"/>
+                <w:rFonts w:hint="default" w:ascii="宋体" w:hAnsi="宋体" w:eastAsia="宋体" w:cs="宋体"/>
                 <w:b/>
                 <w:bCs/>
                 <w:snapToGrid w:val="0"/>
@@ -3970,7 +4028,7 @@
             </w:pPr>
             <w:r>
               <w:rPr>
-                <w:rFonts w:ascii="宋体" w:eastAsia="宋体" w:hAnsi="宋体" w:cs="宋体"/>
+                <w:rFonts w:ascii="宋体" w:hAnsi="宋体" w:eastAsia="宋体" w:cs="宋体"/>
                 <w:b/>
                 <w:bCs/>
                 <w:spacing w:val="-7"/>
@@ -4005,7 +4063,7 @@
               <w:ind w:left="195" w:leftChars="0"/>
               <w:textAlignment w:val="baseline"/>
               <w:rPr>
-                <w:rFonts w:ascii="宋体" w:eastAsia="宋体" w:hAnsi="宋体" w:cs="宋体" w:hint="default"/>
+                <w:rFonts w:hint="default" w:ascii="宋体" w:hAnsi="宋体" w:eastAsia="宋体" w:cs="宋体"/>
                 <w:b/>
                 <w:bCs/>
                 <w:snapToGrid w:val="0"/>
@@ -4019,7 +4077,7 @@
             </w:pPr>
             <w:r>
               <w:rPr>
-                <w:rFonts w:ascii="宋体" w:eastAsia="宋体" w:hAnsi="宋体" w:cs="宋体" w:hint="eastAsia"/>
+                <w:rFonts w:hint="eastAsia" w:ascii="宋体" w:hAnsi="宋体" w:eastAsia="宋体" w:cs="宋体"/>
                 <w:b/>
                 <w:bCs/>
                 <w:spacing w:val="-7"/>
@@ -4055,7 +4113,7 @@
               <w:ind w:left="195" w:leftChars="0"/>
               <w:textAlignment w:val="baseline"/>
               <w:rPr>
-                <w:rFonts w:ascii="宋体" w:eastAsia="宋体" w:hAnsi="宋体" w:cs="宋体" w:hint="default"/>
+                <w:rFonts w:hint="default" w:ascii="宋体" w:hAnsi="宋体" w:eastAsia="宋体" w:cs="宋体"/>
                 <w:b/>
                 <w:bCs/>
                 <w:snapToGrid w:val="0"/>
@@ -4069,7 +4127,7 @@
             </w:pPr>
             <w:r>
               <w:rPr>
-                <w:rFonts w:ascii="宋体" w:hAnsi="宋体" w:cs="宋体" w:hint="eastAsia"/>
+                <w:rFonts w:hint="eastAsia" w:ascii="宋体" w:hAnsi="宋体" w:cs="宋体"/>
                 <w:b/>
                 <w:bCs/>
                 <w:spacing w:val="-7"/>
@@ -4084,9 +4142,14 @@
       </w:tr>
       <w:tr>
         <w:tblPrEx>
-          <w:tblW w:w="8241" w:type="dxa"/>
-          <w:tblInd w:w="13" w:type="dxa"/>
-          <w:tblLayout w:type="fixed"/>
+          <w:tblBorders>
+            <w:top w:val="single" w:color="000000" w:sz="4" w:space="0"/>
+            <w:left w:val="single" w:color="000000" w:sz="4" w:space="0"/>
+            <w:bottom w:val="single" w:color="000000" w:sz="4" w:space="0"/>
+            <w:right w:val="single" w:color="000000" w:sz="4" w:space="0"/>
+            <w:insideH w:val="single" w:color="000000" w:sz="4" w:space="0"/>
+            <w:insideV w:val="single" w:color="000000" w:sz="4" w:space="0"/>
+          </w:tblBorders>
           <w:tblCellMar>
             <w:top w:w="0" w:type="dxa"/>
             <w:left w:w="0" w:type="dxa"/>
@@ -4095,7 +4158,7 @@
           </w:tblCellMar>
         </w:tblPrEx>
         <w:trPr>
-          <w:trHeight w:val="651"/>
+          <w:trHeight w:val="651" w:hRule="atLeast"/>
         </w:trPr>
         <w:tc>
           <w:tcPr>
@@ -4103,9 +4166,9 @@
           </w:tcPr>
           <w:p>
             <w:pPr>
-              <w:pStyle w:val="TableText"/>
+              <w:pStyle w:val="25"/>
               <w:spacing w:before="137" w:line="224" w:lineRule="auto"/>
-              <w:ind w:left="0" w:right="0" w:firstLine="0" w:leftChars="0" w:rightChars="0" w:firstLineChars="0"/>
+              <w:ind w:left="0" w:leftChars="0" w:right="0" w:rightChars="0" w:firstLine="0" w:firstLineChars="0"/>
               <w:jc w:val="center"/>
               <w:rPr>
                 <w:rFonts w:hint="default"/>
@@ -4133,10 +4196,10 @@
           </w:tcPr>
           <w:p>
             <w:pPr>
-              <w:pStyle w:val="TableText"/>
+              <w:pStyle w:val="25"/>
               <w:spacing w:before="137" w:line="224" w:lineRule="auto"/>
               <w:rPr>
-                <w:rFonts w:eastAsia="宋体" w:hint="default"/>
+                <w:rFonts w:hint="default" w:eastAsia="宋体"/>
                 <w:spacing w:val="-2"/>
                 <w:sz w:val="18"/>
                 <w:szCs w:val="18"/>
@@ -4161,11 +4224,11 @@
           </w:tcPr>
           <w:p>
             <w:pPr>
-              <w:pStyle w:val="TableText"/>
+              <w:pStyle w:val="25"/>
               <w:spacing w:before="233" w:line="220" w:lineRule="auto"/>
               <w:ind w:left="321" w:leftChars="0"/>
               <w:rPr>
-                <w:rFonts w:eastAsia="宋体" w:hint="default"/>
+                <w:rFonts w:hint="default" w:eastAsia="宋体"/>
                 <w:spacing w:val="-3"/>
                 <w:sz w:val="18"/>
                 <w:szCs w:val="18"/>
@@ -4190,7 +4253,7 @@
           </w:tcPr>
           <w:p>
             <w:pPr>
-              <w:pStyle w:val="TableText"/>
+              <w:pStyle w:val="25"/>
               <w:spacing w:before="233" w:line="220" w:lineRule="auto"/>
               <w:ind w:left="321" w:leftChars="0"/>
               <w:rPr>
@@ -4219,7 +4282,7 @@
           </w:tcPr>
           <w:p>
             <w:pPr>
-              <w:pStyle w:val="TableText"/>
+              <w:pStyle w:val="25"/>
               <w:spacing w:before="233" w:line="220" w:lineRule="auto"/>
               <w:ind w:left="321" w:leftChars="0"/>
               <w:rPr>
@@ -4252,30 +4315,55 @@
       </w:pPr>
     </w:p>
     <w:sectPr>
-      <w:footerReference w:type="default" r:id="rId7"/>
+      <w:footerReference r:id="rId5" w:type="default"/>
       <w:pgSz w:w="11906" w:h="16839"/>
       <w:pgMar w:top="1431" w:right="1785" w:bottom="1373" w:left="1785" w:header="0" w:footer="1211" w:gutter="0"/>
-      <w:cols w:num="1" w:space="720"/>
+      <w:cols w:space="720" w:num="1"/>
     </w:sectPr>
   </w:body>
 </w:document>
 </file>
 
+<file path=word/endnotes.xml><?xml version="1.0" encoding="utf-8"?>
+<w:endnotes xmlns:wpc="http://schemas.microsoft.com/office/word/2010/wordprocessingCanvas" xmlns:mc="http://schemas.openxmlformats.org/markup-compatibility/2006" xmlns:o="urn:schemas-microsoft-com:office:office" xmlns:r="http://schemas.openxmlformats.org/officeDocument/2006/relationships" xmlns:m="http://schemas.openxmlformats.org/officeDocument/2006/math" xmlns:v="urn:schemas-microsoft-com:vml" xmlns:wp14="http://schemas.microsoft.com/office/word/2010/wordprocessingDrawing" xmlns:wp="http://schemas.openxmlformats.org/drawingml/2006/wordprocessingDrawing" xmlns:w="http://schemas.openxmlformats.org/wordprocessingml/2006/main" xmlns:w14="http://schemas.microsoft.com/office/word/2010/wordml" xmlns:w15="http://schemas.microsoft.com/office/word/2012/wordml" xmlns:w10="urn:schemas-microsoft-com:office:word" xmlns:wpg="http://schemas.microsoft.com/office/word/2010/wordprocessingGroup" xmlns:wpi="http://schemas.microsoft.com/office/word/2010/wordprocessingInk" xmlns:wne="http://schemas.microsoft.com/office/word/2006/wordml" xmlns:wps="http://schemas.microsoft.com/office/word/2010/wordprocessingShape" xmlns:wpsCustomData="http://www.wps.cn/officeDocument/2013/wpsCustomData" mc:Ignorable="w14 w15 wp14">
+  <w:endnote w:type="separator" w:id="0">
+    <w:p>
+      <w:pPr>
+        <w:spacing w:line="240" w:lineRule="auto"/>
+      </w:pPr>
+      <w:r>
+        <w:separator/>
+      </w:r>
+    </w:p>
+  </w:endnote>
+  <w:endnote w:type="continuationSeparator" w:id="1">
+    <w:p>
+      <w:pPr>
+        <w:spacing w:line="240" w:lineRule="auto"/>
+      </w:pPr>
+      <w:r>
+        <w:continuationSeparator/>
+      </w:r>
+    </w:p>
+  </w:endnote>
+</w:endnotes>
+</file>
+
 <file path=word/footer1.xml><?xml version="1.0" encoding="utf-8"?>
-<w:ftr xmlns:wpc="http://schemas.microsoft.com/office/word/2010/wordprocessingCanvas" xmlns:mc="http://schemas.openxmlformats.org/markup-compatibility/2006" xmlns:o="urn:schemas-microsoft-com:office:office" xmlns:r="http://schemas.openxmlformats.org/officeDocument/2006/relationships" xmlns:m="http://schemas.openxmlformats.org/officeDocument/2006/math" xmlns:v="urn:schemas-microsoft-com:vml" xmlns:wp14="http://schemas.microsoft.com/office/word/2010/wordprocessingDrawing" xmlns:wp="http://schemas.openxmlformats.org/drawingml/2006/wordprocessingDrawing" xmlns:w10="urn:schemas-microsoft-com:office:word" xmlns:w="http://schemas.openxmlformats.org/wordprocessingml/2006/main" xmlns:w14="http://schemas.microsoft.com/office/word/2010/wordml" xmlns:w15="http://schemas.microsoft.com/office/word/2012/wordml" xmlns:wne="http://schemas.microsoft.com/office/word/2006/wordml" xmlns:wpg="http://schemas.microsoft.com/office/word/2010/wordprocessingGroup" xmlns:wpi="http://schemas.microsoft.com/office/word/2010/wordprocessingInk" xmlns:wps="http://schemas.microsoft.com/office/word/2010/wordprocessingShape" mc:Ignorable="w14 w15 wp14">
+<w:ftr xmlns:wpc="http://schemas.microsoft.com/office/word/2010/wordprocessingCanvas" xmlns:mc="http://schemas.openxmlformats.org/markup-compatibility/2006" xmlns:o="urn:schemas-microsoft-com:office:office" xmlns:r="http://schemas.openxmlformats.org/officeDocument/2006/relationships" xmlns:m="http://schemas.openxmlformats.org/officeDocument/2006/math" xmlns:v="urn:schemas-microsoft-com:vml" xmlns:wp14="http://schemas.microsoft.com/office/word/2010/wordprocessingDrawing" xmlns:wp="http://schemas.openxmlformats.org/drawingml/2006/wordprocessingDrawing" xmlns:w10="urn:schemas-microsoft-com:office:word" xmlns:w="http://schemas.openxmlformats.org/wordprocessingml/2006/main" xmlns:w14="http://schemas.microsoft.com/office/word/2010/wordml" xmlns:w15="http://schemas.microsoft.com/office/word/2012/wordml" xmlns:wpg="http://schemas.microsoft.com/office/word/2010/wordprocessingGroup" xmlns:wpi="http://schemas.microsoft.com/office/word/2010/wordprocessingInk" xmlns:wne="http://schemas.microsoft.com/office/word/2006/wordml" xmlns:wps="http://schemas.microsoft.com/office/word/2010/wordprocessingShape" xmlns:wpsCustomData="http://www.wps.cn/officeDocument/2013/wpsCustomData" mc:Ignorable="w14 w15 wp14">
   <w:p>
     <w:pPr>
       <w:spacing w:line="165" w:lineRule="auto"/>
       <w:ind w:left="4130"/>
       <w:rPr>
-        <w:rFonts w:ascii="Calibri" w:eastAsia="Calibri" w:hAnsi="Calibri" w:cs="Calibri"/>
+        <w:rFonts w:ascii="Calibri" w:hAnsi="Calibri" w:eastAsia="Calibri" w:cs="Calibri"/>
         <w:sz w:val="18"/>
         <w:szCs w:val="18"/>
       </w:rPr>
     </w:pPr>
     <w:r>
       <w:rPr>
-        <w:rFonts w:ascii="Calibri" w:eastAsia="Calibri" w:hAnsi="Calibri" w:cs="Calibri"/>
+        <w:rFonts w:ascii="Calibri" w:hAnsi="Calibri" w:eastAsia="Calibri" w:cs="Calibri"/>
         <w:sz w:val="18"/>
         <w:szCs w:val="18"/>
       </w:rPr>
@@ -4285,16 +4373,41 @@
 </w:ftr>
 </file>
 
+<file path=word/footnotes.xml><?xml version="1.0" encoding="utf-8"?>
+<w:footnotes xmlns:wpc="http://schemas.microsoft.com/office/word/2010/wordprocessingCanvas" xmlns:mc="http://schemas.openxmlformats.org/markup-compatibility/2006" xmlns:o="urn:schemas-microsoft-com:office:office" xmlns:r="http://schemas.openxmlformats.org/officeDocument/2006/relationships" xmlns:m="http://schemas.openxmlformats.org/officeDocument/2006/math" xmlns:v="urn:schemas-microsoft-com:vml" xmlns:wp14="http://schemas.microsoft.com/office/word/2010/wordprocessingDrawing" xmlns:wp="http://schemas.openxmlformats.org/drawingml/2006/wordprocessingDrawing" xmlns:w="http://schemas.openxmlformats.org/wordprocessingml/2006/main" xmlns:w14="http://schemas.microsoft.com/office/word/2010/wordml" xmlns:w15="http://schemas.microsoft.com/office/word/2012/wordml" xmlns:w10="urn:schemas-microsoft-com:office:word" xmlns:wpg="http://schemas.microsoft.com/office/word/2010/wordprocessingGroup" xmlns:wpi="http://schemas.microsoft.com/office/word/2010/wordprocessingInk" xmlns:wne="http://schemas.microsoft.com/office/word/2006/wordml" xmlns:wps="http://schemas.microsoft.com/office/word/2010/wordprocessingShape" xmlns:wpsCustomData="http://www.wps.cn/officeDocument/2013/wpsCustomData" mc:Ignorable="w14 w15 wp14">
+  <w:footnote w:type="separator" w:id="0">
+    <w:p>
+      <w:pPr>
+        <w:spacing w:line="360" w:lineRule="auto"/>
+      </w:pPr>
+      <w:r>
+        <w:separator/>
+      </w:r>
+    </w:p>
+  </w:footnote>
+  <w:footnote w:type="continuationSeparator" w:id="1">
+    <w:p>
+      <w:pPr>
+        <w:spacing w:line="360" w:lineRule="auto"/>
+      </w:pPr>
+      <w:r>
+        <w:continuationSeparator/>
+      </w:r>
+    </w:p>
+  </w:footnote>
+</w:footnotes>
+</file>
+
 <file path=word/numbering.xml><?xml version="1.0" encoding="utf-8"?>
-<w:numbering xmlns:wpc="http://schemas.microsoft.com/office/word/2010/wordprocessingCanvas" xmlns:mc="http://schemas.openxmlformats.org/markup-compatibility/2006" xmlns:o="urn:schemas-microsoft-com:office:office" xmlns:r="http://schemas.openxmlformats.org/officeDocument/2006/relationships" xmlns:m="http://schemas.openxmlformats.org/officeDocument/2006/math" xmlns:v="urn:schemas-microsoft-com:vml" xmlns:wp14="http://schemas.microsoft.com/office/word/2010/wordprocessingDrawing" xmlns:wp="http://schemas.openxmlformats.org/drawingml/2006/wordprocessingDrawing" xmlns:w10="urn:schemas-microsoft-com:office:word" xmlns:w="http://schemas.openxmlformats.org/wordprocessingml/2006/main" xmlns:w14="http://schemas.microsoft.com/office/word/2010/wordml" xmlns:w15="http://schemas.microsoft.com/office/word/2012/wordml" xmlns:wne="http://schemas.microsoft.com/office/word/2006/wordml" xmlns:wpg="http://schemas.microsoft.com/office/word/2010/wordprocessingGroup" xmlns:wpi="http://schemas.microsoft.com/office/word/2010/wordprocessingInk" xmlns:wps="http://schemas.microsoft.com/office/word/2010/wordprocessingShape" mc:Ignorable="w14 w15 wp14">
+<w:numbering xmlns:wpc="http://schemas.microsoft.com/office/word/2010/wordprocessingCanvas" xmlns:mc="http://schemas.openxmlformats.org/markup-compatibility/2006" xmlns:o="urn:schemas-microsoft-com:office:office" xmlns:r="http://schemas.openxmlformats.org/officeDocument/2006/relationships" xmlns:m="http://schemas.openxmlformats.org/officeDocument/2006/math" xmlns:v="urn:schemas-microsoft-com:vml" xmlns:wp14="http://schemas.microsoft.com/office/word/2010/wordprocessingDrawing" xmlns:wp="http://schemas.openxmlformats.org/drawingml/2006/wordprocessingDrawing" xmlns:w10="urn:schemas-microsoft-com:office:word" xmlns:w="http://schemas.openxmlformats.org/wordprocessingml/2006/main" xmlns:w14="http://schemas.microsoft.com/office/word/2010/wordml" xmlns:wpg="http://schemas.microsoft.com/office/word/2010/wordprocessingGroup" xmlns:wpi="http://schemas.microsoft.com/office/word/2010/wordprocessingInk" xmlns:wne="http://schemas.microsoft.com/office/word/2006/wordml" xmlns:wps="http://schemas.microsoft.com/office/word/2010/wordprocessingShape" xmlns:wpsCustomData="http://www.wps.cn/officeDocument/2013/wpsCustomData" mc:Ignorable="w14 wp14">
   <w:abstractNum w:abstractNumId="0">
     <w:nsid w:val="8E964DCE"/>
     <w:multiLevelType w:val="multilevel"/>
     <w:tmpl w:val="8E964DCE"/>
-    <w:lvl w:ilvl="0">
+    <w:lvl w:ilvl="0" w:tentative="0">
       <w:start w:val="1"/>
       <w:numFmt w:val="decimal"/>
-      <w:pStyle w:val="Heading1"/>
+      <w:pStyle w:val="2"/>
       <w:lvlText w:val="%1."/>
       <w:lvlJc w:val="left"/>
       <w:pPr>
@@ -4304,10 +4417,10 @@
         <w:rFonts w:hint="default"/>
       </w:rPr>
     </w:lvl>
-    <w:lvl w:ilvl="1">
+    <w:lvl w:ilvl="1" w:tentative="0">
       <w:start w:val="1"/>
       <w:numFmt w:val="decimal"/>
-      <w:pStyle w:val="Heading2"/>
+      <w:pStyle w:val="3"/>
       <w:lvlText w:val="%1.%2."/>
       <w:lvlJc w:val="left"/>
       <w:pPr>
@@ -4317,10 +4430,10 @@
         <w:rFonts w:hint="default"/>
       </w:rPr>
     </w:lvl>
-    <w:lvl w:ilvl="2">
+    <w:lvl w:ilvl="2" w:tentative="0">
       <w:start w:val="1"/>
       <w:numFmt w:val="decimal"/>
-      <w:pStyle w:val="Heading3"/>
+      <w:pStyle w:val="4"/>
       <w:lvlText w:val="%1.%2.%3."/>
       <w:lvlJc w:val="left"/>
       <w:pPr>
@@ -4330,10 +4443,10 @@
         <w:rFonts w:hint="default"/>
       </w:rPr>
     </w:lvl>
-    <w:lvl w:ilvl="3">
+    <w:lvl w:ilvl="3" w:tentative="0">
       <w:start w:val="1"/>
       <w:numFmt w:val="decimal"/>
-      <w:pStyle w:val="Heading4"/>
+      <w:pStyle w:val="5"/>
       <w:lvlText w:val="%1.%2.%3.%4."/>
       <w:lvlJc w:val="left"/>
       <w:pPr>
@@ -4343,10 +4456,10 @@
         <w:rFonts w:hint="default"/>
       </w:rPr>
     </w:lvl>
-    <w:lvl w:ilvl="4">
+    <w:lvl w:ilvl="4" w:tentative="0">
       <w:start w:val="1"/>
       <w:numFmt w:val="decimal"/>
-      <w:pStyle w:val="Heading5"/>
+      <w:pStyle w:val="6"/>
       <w:lvlText w:val="%1.%2.%3.%4.%5."/>
       <w:lvlJc w:val="left"/>
       <w:pPr>
@@ -4356,10 +4469,10 @@
         <w:rFonts w:hint="default"/>
       </w:rPr>
     </w:lvl>
-    <w:lvl w:ilvl="5">
+    <w:lvl w:ilvl="5" w:tentative="0">
       <w:start w:val="1"/>
       <w:numFmt w:val="decimal"/>
-      <w:pStyle w:val="Heading6"/>
+      <w:pStyle w:val="7"/>
       <w:lvlText w:val="%1.%2.%3.%4.%5.%6."/>
       <w:lvlJc w:val="left"/>
       <w:pPr>
@@ -4369,10 +4482,10 @@
         <w:rFonts w:hint="default"/>
       </w:rPr>
     </w:lvl>
-    <w:lvl w:ilvl="6">
+    <w:lvl w:ilvl="6" w:tentative="0">
       <w:start w:val="1"/>
       <w:numFmt w:val="decimal"/>
-      <w:pStyle w:val="Heading7"/>
+      <w:pStyle w:val="8"/>
       <w:lvlText w:val="%1.%2.%3.%4.%5.%6.%7."/>
       <w:lvlJc w:val="left"/>
       <w:pPr>
@@ -4382,10 +4495,10 @@
         <w:rFonts w:hint="default"/>
       </w:rPr>
     </w:lvl>
-    <w:lvl w:ilvl="7">
+    <w:lvl w:ilvl="7" w:tentative="0">
       <w:start w:val="1"/>
       <w:numFmt w:val="decimal"/>
-      <w:pStyle w:val="Heading8"/>
+      <w:pStyle w:val="9"/>
       <w:lvlText w:val="%1.%2.%3.%4.%5.%6.%7.%8."/>
       <w:lvlJc w:val="left"/>
       <w:pPr>
@@ -4395,10 +4508,10 @@
         <w:rFonts w:hint="default"/>
       </w:rPr>
     </w:lvl>
-    <w:lvl w:ilvl="8">
+    <w:lvl w:ilvl="8" w:tentative="0">
       <w:start w:val="1"/>
       <w:numFmt w:val="decimal"/>
-      <w:pStyle w:val="Heading9"/>
+      <w:pStyle w:val="10"/>
       <w:lvlText w:val="%1.%2.%3.%4.%5.%6.%7.%8.%9."/>
       <w:lvlJc w:val="left"/>
       <w:pPr>
@@ -4413,7 +4526,7 @@
     <w:nsid w:val="9B2D4ECC"/>
     <w:multiLevelType w:val="singleLevel"/>
     <w:tmpl w:val="9B2D4ECC"/>
-    <w:lvl w:ilvl="0">
+    <w:lvl w:ilvl="0" w:tentative="0">
       <w:start w:val="1"/>
       <w:numFmt w:val="decimal"/>
       <w:lvlText w:val="%1."/>
@@ -4430,7 +4543,7 @@
     <w:nsid w:val="0608E6DB"/>
     <w:multiLevelType w:val="singleLevel"/>
     <w:tmpl w:val="0608E6DB"/>
-    <w:lvl w:ilvl="0">
+    <w:lvl w:ilvl="0" w:tentative="0">
       <w:start w:val="1"/>
       <w:numFmt w:val="decimal"/>
       <w:lvlText w:val="%1."/>
@@ -4447,7 +4560,7 @@
     <w:nsid w:val="2BB0BEF3"/>
     <w:multiLevelType w:val="singleLevel"/>
     <w:tmpl w:val="2BB0BEF3"/>
-    <w:lvl w:ilvl="0">
+    <w:lvl w:ilvl="0" w:tentative="0">
       <w:start w:val="1"/>
       <w:numFmt w:val="decimal"/>
       <w:lvlText w:val="%1."/>
@@ -4476,267 +4589,269 @@
 </file>
 
 <file path=word/styles.xml><?xml version="1.0" encoding="utf-8"?>
-<w:styles xmlns:mc="http://schemas.openxmlformats.org/markup-compatibility/2006" xmlns:r="http://schemas.openxmlformats.org/officeDocument/2006/relationships" xmlns:w="http://schemas.openxmlformats.org/wordprocessingml/2006/main" xmlns:w14="http://schemas.microsoft.com/office/word/2010/wordml" xmlns:w15="http://schemas.microsoft.com/office/word/2012/wordml" mc:Ignorable="w14 w15">
+<w:styles xmlns:mc="http://schemas.openxmlformats.org/markup-compatibility/2006" xmlns:o="urn:schemas-microsoft-com:office:office" xmlns:r="http://schemas.openxmlformats.org/officeDocument/2006/relationships" xmlns:m="http://schemas.openxmlformats.org/officeDocument/2006/math" xmlns:v="urn:schemas-microsoft-com:vml" xmlns:w="http://schemas.openxmlformats.org/wordprocessingml/2006/main" xmlns:w14="http://schemas.microsoft.com/office/word/2010/wordml" xmlns:w10="urn:schemas-microsoft-com:office:word" xmlns:sl="http://schemas.openxmlformats.org/schemaLibrary/2006/main" xmlns:wpsCustomData="http://www.wps.cn/officeDocument/2013/wpsCustomData" mc:Ignorable="w14">
   <w:docDefaults>
     <w:rPrDefault>
       <w:rPr>
-        <w:rFonts w:ascii="Arial" w:eastAsia="Arial" w:hAnsi="Arial" w:cs="Arial"/>
+        <w:rFonts w:ascii="Arial" w:hAnsi="Arial" w:eastAsia="Arial" w:cs="Arial"/>
       </w:rPr>
     </w:rPrDefault>
     <w:pPrDefault/>
   </w:docDefaults>
-  <w:latentStyles w:defLockedState="0" w:defUIPriority="99" w:defSemiHidden="1" w:defUnhideWhenUsed="1" w:defQFormat="0" w:count="260">
-    <w:lsdException w:name="Normal" w:semiHidden="0" w:uiPriority="0" w:unhideWhenUsed="0" w:qFormat="1"/>
-    <w:lsdException w:name="heading 1" w:semiHidden="0" w:uiPriority="0" w:unhideWhenUsed="0" w:qFormat="1"/>
-    <w:lsdException w:name="heading 2" w:semiHidden="0" w:uiPriority="0" w:qFormat="1"/>
-    <w:lsdException w:name="heading 3" w:uiPriority="0" w:qFormat="1"/>
-    <w:lsdException w:name="heading 4" w:semiHidden="0" w:uiPriority="0" w:qFormat="1"/>
-    <w:lsdException w:name="heading 5" w:uiPriority="0" w:qFormat="1"/>
-    <w:lsdException w:name="heading 6" w:uiPriority="0" w:qFormat="1"/>
-    <w:lsdException w:name="heading 7" w:uiPriority="0" w:qFormat="1"/>
-    <w:lsdException w:name="heading 8" w:uiPriority="0" w:qFormat="1"/>
-    <w:lsdException w:name="heading 9" w:uiPriority="0" w:qFormat="1"/>
-    <w:lsdException w:name="index 1" w:semiHidden="0" w:uiPriority="0" w:unhideWhenUsed="0"/>
-    <w:lsdException w:name="index 2" w:semiHidden="0" w:uiPriority="0" w:unhideWhenUsed="0"/>
-    <w:lsdException w:name="index 3" w:semiHidden="0" w:uiPriority="0" w:unhideWhenUsed="0"/>
-    <w:lsdException w:name="index 4" w:semiHidden="0" w:uiPriority="0" w:unhideWhenUsed="0"/>
-    <w:lsdException w:name="index 5" w:semiHidden="0" w:uiPriority="0" w:unhideWhenUsed="0"/>
-    <w:lsdException w:name="index 6" w:semiHidden="0" w:uiPriority="0" w:unhideWhenUsed="0"/>
-    <w:lsdException w:name="index 7" w:semiHidden="0" w:uiPriority="0" w:unhideWhenUsed="0"/>
-    <w:lsdException w:name="index 8" w:semiHidden="0" w:uiPriority="0" w:unhideWhenUsed="0"/>
-    <w:lsdException w:name="index 9" w:semiHidden="0" w:uiPriority="0" w:unhideWhenUsed="0"/>
-    <w:lsdException w:name="toc 1" w:semiHidden="0" w:uiPriority="0" w:unhideWhenUsed="0" w:qFormat="1"/>
-    <w:lsdException w:name="toc 2" w:semiHidden="0" w:uiPriority="0" w:unhideWhenUsed="0" w:qFormat="1"/>
-    <w:lsdException w:name="toc 3" w:semiHidden="0" w:uiPriority="0" w:unhideWhenUsed="0" w:qFormat="1"/>
-    <w:lsdException w:name="toc 4" w:semiHidden="0" w:uiPriority="0" w:unhideWhenUsed="0"/>
-    <w:lsdException w:name="toc 5" w:semiHidden="0" w:uiPriority="0" w:unhideWhenUsed="0"/>
-    <w:lsdException w:name="toc 6" w:semiHidden="0" w:uiPriority="0" w:unhideWhenUsed="0"/>
-    <w:lsdException w:name="toc 7" w:semiHidden="0" w:uiPriority="0" w:unhideWhenUsed="0"/>
-    <w:lsdException w:name="toc 8" w:semiHidden="0" w:uiPriority="0" w:unhideWhenUsed="0"/>
-    <w:lsdException w:name="toc 9" w:semiHidden="0" w:uiPriority="0" w:unhideWhenUsed="0"/>
-    <w:lsdException w:name="Normal Indent" w:semiHidden="0" w:uiPriority="0" w:unhideWhenUsed="0"/>
-    <w:lsdException w:name="footnote text" w:semiHidden="0" w:uiPriority="0" w:unhideWhenUsed="0"/>
-    <w:lsdException w:name="annotation text" w:semiHidden="0" w:uiPriority="0" w:unhideWhenUsed="0" w:qFormat="1"/>
-    <w:lsdException w:name="header" w:semiHidden="0" w:uiPriority="0" w:unhideWhenUsed="0" w:qFormat="1"/>
-    <w:lsdException w:name="footer" w:semiHidden="0" w:uiPriority="0" w:unhideWhenUsed="0" w:qFormat="1"/>
-    <w:lsdException w:name="index heading" w:semiHidden="0" w:uiPriority="0" w:unhideWhenUsed="0"/>
-    <w:lsdException w:name="caption" w:uiPriority="0" w:qFormat="1"/>
-    <w:lsdException w:name="table of figures" w:semiHidden="0" w:uiPriority="0" w:unhideWhenUsed="0"/>
-    <w:lsdException w:name="envelope address" w:semiHidden="0" w:uiPriority="0" w:unhideWhenUsed="0"/>
-    <w:lsdException w:name="envelope return" w:semiHidden="0" w:uiPriority="0" w:unhideWhenUsed="0"/>
-    <w:lsdException w:name="footnote reference" w:semiHidden="0" w:uiPriority="0" w:unhideWhenUsed="0"/>
-    <w:lsdException w:name="annotation reference" w:semiHidden="0" w:uiPriority="0" w:unhideWhenUsed="0"/>
-    <w:lsdException w:name="line number" w:semiHidden="0" w:uiPriority="0" w:unhideWhenUsed="0"/>
-    <w:lsdException w:name="page number" w:semiHidden="0" w:uiPriority="0" w:unhideWhenUsed="0"/>
-    <w:lsdException w:name="endnote reference" w:semiHidden="0" w:uiPriority="0" w:unhideWhenUsed="0"/>
-    <w:lsdException w:name="endnote text" w:semiHidden="0" w:uiPriority="0" w:unhideWhenUsed="0"/>
-    <w:lsdException w:name="table of authorities" w:semiHidden="0" w:uiPriority="0" w:unhideWhenUsed="0"/>
-    <w:lsdException w:name="macro" w:semiHidden="0" w:uiPriority="0" w:unhideWhenUsed="0"/>
-    <w:lsdException w:name="toa heading" w:semiHidden="0" w:uiPriority="0" w:unhideWhenUsed="0"/>
-    <w:lsdException w:name="List" w:semiHidden="0" w:uiPriority="0" w:unhideWhenUsed="0"/>
-    <w:lsdException w:name="List Bullet" w:semiHidden="0" w:uiPriority="0" w:unhideWhenUsed="0"/>
-    <w:lsdException w:name="List Number" w:semiHidden="0" w:uiPriority="0" w:unhideWhenUsed="0"/>
-    <w:lsdException w:name="List 2" w:semiHidden="0" w:uiPriority="0" w:unhideWhenUsed="0"/>
-    <w:lsdException w:name="List 3" w:semiHidden="0" w:uiPriority="0" w:unhideWhenUsed="0"/>
-    <w:lsdException w:name="List 4" w:semiHidden="0" w:uiPriority="0" w:unhideWhenUsed="0"/>
-    <w:lsdException w:name="List 5" w:semiHidden="0" w:uiPriority="0" w:unhideWhenUsed="0"/>
-    <w:lsdException w:name="List Bullet 2" w:semiHidden="0" w:uiPriority="0" w:unhideWhenUsed="0"/>
-    <w:lsdException w:name="List Bullet 3" w:semiHidden="0" w:uiPriority="0" w:unhideWhenUsed="0"/>
-    <w:lsdException w:name="List Bullet 4" w:semiHidden="0" w:uiPriority="0" w:unhideWhenUsed="0"/>
-    <w:lsdException w:name="List Bullet 5" w:semiHidden="0" w:uiPriority="0" w:unhideWhenUsed="0"/>
-    <w:lsdException w:name="List Number 2" w:semiHidden="0" w:uiPriority="0" w:unhideWhenUsed="0"/>
-    <w:lsdException w:name="List Number 3" w:semiHidden="0" w:uiPriority="0" w:unhideWhenUsed="0"/>
-    <w:lsdException w:name="List Number 4" w:semiHidden="0" w:uiPriority="0" w:unhideWhenUsed="0"/>
-    <w:lsdException w:name="List Number 5" w:semiHidden="0" w:uiPriority="0" w:unhideWhenUsed="0"/>
-    <w:lsdException w:name="Title" w:semiHidden="0" w:uiPriority="0" w:unhideWhenUsed="0" w:qFormat="1"/>
-    <w:lsdException w:name="Closing" w:semiHidden="0" w:uiPriority="0" w:unhideWhenUsed="0"/>
-    <w:lsdException w:name="Signature" w:semiHidden="0" w:uiPriority="0" w:unhideWhenUsed="0"/>
-    <w:lsdException w:name="Default Paragraph Font" w:uiPriority="0" w:unhideWhenUsed="0" w:qFormat="1"/>
-    <w:lsdException w:name="Body Text" w:uiPriority="0" w:unhideWhenUsed="0" w:qFormat="1"/>
-    <w:lsdException w:name="Body Text Indent" w:semiHidden="0" w:uiPriority="0" w:unhideWhenUsed="0"/>
-    <w:lsdException w:name="List Continue" w:semiHidden="0" w:uiPriority="0" w:unhideWhenUsed="0"/>
-    <w:lsdException w:name="List Continue 2" w:semiHidden="0" w:uiPriority="0" w:unhideWhenUsed="0"/>
-    <w:lsdException w:name="List Continue 3" w:semiHidden="0" w:uiPriority="0" w:unhideWhenUsed="0"/>
-    <w:lsdException w:name="List Continue 4" w:semiHidden="0" w:uiPriority="0" w:unhideWhenUsed="0"/>
-    <w:lsdException w:name="List Continue 5" w:semiHidden="0" w:uiPriority="0" w:unhideWhenUsed="0"/>
-    <w:lsdException w:name="Message Header" w:semiHidden="0" w:uiPriority="0" w:unhideWhenUsed="0"/>
-    <w:lsdException w:name="Subtitle" w:semiHidden="0" w:uiPriority="0" w:unhideWhenUsed="0" w:qFormat="1"/>
-    <w:lsdException w:name="Salutation" w:semiHidden="0" w:uiPriority="0" w:unhideWhenUsed="0"/>
-    <w:lsdException w:name="Date" w:semiHidden="0" w:uiPriority="0" w:unhideWhenUsed="0"/>
-    <w:lsdException w:name="Body Text First Indent" w:semiHidden="0" w:uiPriority="0" w:unhideWhenUsed="0"/>
-    <w:lsdException w:name="Body Text First Indent 2" w:semiHidden="0" w:uiPriority="0" w:unhideWhenUsed="0"/>
-    <w:lsdException w:name="Body Text 2" w:semiHidden="0" w:uiPriority="0" w:unhideWhenUsed="0"/>
-    <w:lsdException w:name="Body Text 3" w:semiHidden="0" w:uiPriority="0" w:unhideWhenUsed="0"/>
-    <w:lsdException w:name="Body Text Indent 2" w:semiHidden="0" w:uiPriority="0" w:unhideWhenUsed="0"/>
-    <w:lsdException w:name="Body Text Indent 3" w:semiHidden="0" w:uiPriority="0" w:unhideWhenUsed="0"/>
-    <w:lsdException w:name="Block Text" w:semiHidden="0" w:uiPriority="0" w:unhideWhenUsed="0"/>
-    <w:lsdException w:name="Hyperlink" w:semiHidden="0" w:uiPriority="0" w:unhideWhenUsed="0"/>
-    <w:lsdException w:name="FollowedHyperlink" w:semiHidden="0" w:uiPriority="0" w:unhideWhenUsed="0"/>
-    <w:lsdException w:name="Strong" w:semiHidden="0" w:uiPriority="0" w:unhideWhenUsed="0" w:qFormat="1"/>
-    <w:lsdException w:name="Emphasis" w:semiHidden="0" w:uiPriority="0" w:unhideWhenUsed="0" w:qFormat="1"/>
-    <w:lsdException w:name="Document Map" w:semiHidden="0" w:uiPriority="0" w:unhideWhenUsed="0"/>
-    <w:lsdException w:name="Plain Text" w:semiHidden="0" w:uiPriority="0" w:unhideWhenUsed="0"/>
-    <w:lsdException w:name="E-mail Signature" w:semiHidden="0" w:uiPriority="0" w:unhideWhenUsed="0"/>
-    <w:lsdException w:name="Normal (Web)" w:semiHidden="0" w:uiPriority="0" w:unhideWhenUsed="0" w:qFormat="1"/>
-    <w:lsdException w:name="HTML Acronym" w:semiHidden="0" w:uiPriority="0" w:unhideWhenUsed="0"/>
-    <w:lsdException w:name="HTML Address" w:semiHidden="0" w:uiPriority="0" w:unhideWhenUsed="0"/>
-    <w:lsdException w:name="HTML Cite" w:semiHidden="0" w:uiPriority="0" w:unhideWhenUsed="0"/>
-    <w:lsdException w:name="HTML Code" w:semiHidden="0" w:uiPriority="0" w:unhideWhenUsed="0"/>
-    <w:lsdException w:name="HTML Definition" w:semiHidden="0" w:uiPriority="0" w:unhideWhenUsed="0"/>
-    <w:lsdException w:name="HTML Keyboard" w:semiHidden="0" w:uiPriority="0" w:unhideWhenUsed="0"/>
-    <w:lsdException w:name="HTML Preformatted" w:semiHidden="0" w:uiPriority="0" w:unhideWhenUsed="0"/>
-    <w:lsdException w:name="HTML Sample" w:semiHidden="0" w:uiPriority="0" w:unhideWhenUsed="0"/>
-    <w:lsdException w:name="HTML Typewriter" w:semiHidden="0" w:uiPriority="0" w:unhideWhenUsed="0"/>
-    <w:lsdException w:name="HTML Variable" w:semiHidden="0" w:uiPriority="0" w:unhideWhenUsed="0"/>
-    <w:lsdException w:name="Normal Table" w:uiPriority="0" w:unhideWhenUsed="0" w:qFormat="1"/>
-    <w:lsdException w:name="annotation subject" w:semiHidden="0" w:uiPriority="0" w:unhideWhenUsed="0"/>
-    <w:lsdException w:name="Table Simple 1" w:semiHidden="0" w:uiPriority="0" w:unhideWhenUsed="0"/>
-    <w:lsdException w:name="Table Simple 2" w:semiHidden="0" w:uiPriority="0" w:unhideWhenUsed="0"/>
-    <w:lsdException w:name="Table Simple 3" w:semiHidden="0" w:uiPriority="0" w:unhideWhenUsed="0"/>
-    <w:lsdException w:name="Table Classic 1" w:semiHidden="0" w:uiPriority="0" w:unhideWhenUsed="0"/>
-    <w:lsdException w:name="Table Classic 2" w:semiHidden="0" w:uiPriority="0" w:unhideWhenUsed="0"/>
-    <w:lsdException w:name="Table Classic 3" w:semiHidden="0" w:uiPriority="0" w:unhideWhenUsed="0"/>
-    <w:lsdException w:name="Table Classic 4" w:semiHidden="0" w:uiPriority="0" w:unhideWhenUsed="0"/>
-    <w:lsdException w:name="Table Colorful 1" w:semiHidden="0" w:uiPriority="0" w:unhideWhenUsed="0"/>
-    <w:lsdException w:name="Table Colorful 2" w:semiHidden="0" w:uiPriority="0" w:unhideWhenUsed="0"/>
-    <w:lsdException w:name="Table Colorful 3" w:semiHidden="0" w:uiPriority="0" w:unhideWhenUsed="0"/>
-    <w:lsdException w:name="Table Columns 1" w:semiHidden="0" w:uiPriority="0" w:unhideWhenUsed="0"/>
-    <w:lsdException w:name="Table Columns 2" w:semiHidden="0" w:uiPriority="0" w:unhideWhenUsed="0"/>
-    <w:lsdException w:name="Table Columns 3" w:semiHidden="0" w:uiPriority="0" w:unhideWhenUsed="0"/>
-    <w:lsdException w:name="Table Columns 4" w:semiHidden="0" w:uiPriority="0" w:unhideWhenUsed="0"/>
-    <w:lsdException w:name="Table Columns 5" w:semiHidden="0" w:uiPriority="0" w:unhideWhenUsed="0"/>
-    <w:lsdException w:name="Table Grid 1" w:semiHidden="0" w:uiPriority="0" w:unhideWhenUsed="0"/>
-    <w:lsdException w:name="Table Grid 2" w:semiHidden="0" w:uiPriority="0" w:unhideWhenUsed="0"/>
-    <w:lsdException w:name="Table Grid 3" w:semiHidden="0" w:uiPriority="0" w:unhideWhenUsed="0"/>
-    <w:lsdException w:name="Table Grid 4" w:semiHidden="0" w:uiPriority="0" w:unhideWhenUsed="0"/>
-    <w:lsdException w:name="Table Grid 5" w:semiHidden="0" w:uiPriority="0" w:unhideWhenUsed="0"/>
-    <w:lsdException w:name="Table Grid 6" w:semiHidden="0" w:uiPriority="0" w:unhideWhenUsed="0"/>
-    <w:lsdException w:name="Table Grid 7" w:semiHidden="0" w:uiPriority="0" w:unhideWhenUsed="0"/>
-    <w:lsdException w:name="Table Grid 8" w:semiHidden="0" w:uiPriority="0" w:unhideWhenUsed="0"/>
-    <w:lsdException w:name="Table List 1" w:semiHidden="0" w:uiPriority="0" w:unhideWhenUsed="0"/>
-    <w:lsdException w:name="Table List 2" w:semiHidden="0" w:uiPriority="0" w:unhideWhenUsed="0"/>
-    <w:lsdException w:name="Table List 3" w:semiHidden="0" w:uiPriority="0" w:unhideWhenUsed="0"/>
-    <w:lsdException w:name="Table List 4" w:semiHidden="0" w:uiPriority="0" w:unhideWhenUsed="0"/>
-    <w:lsdException w:name="Table List 5" w:semiHidden="0" w:uiPriority="0" w:unhideWhenUsed="0"/>
-    <w:lsdException w:name="Table List 6" w:semiHidden="0" w:uiPriority="0" w:unhideWhenUsed="0"/>
-    <w:lsdException w:name="Table List 7" w:semiHidden="0" w:uiPriority="0" w:unhideWhenUsed="0"/>
-    <w:lsdException w:name="Table List 8" w:semiHidden="0" w:uiPriority="0" w:unhideWhenUsed="0"/>
-    <w:lsdException w:name="Table 3D effects 1" w:semiHidden="0" w:uiPriority="0" w:unhideWhenUsed="0"/>
-    <w:lsdException w:name="Table 3D effects 2" w:semiHidden="0" w:uiPriority="0" w:unhideWhenUsed="0"/>
-    <w:lsdException w:name="Table 3D effects 3" w:semiHidden="0" w:uiPriority="0" w:unhideWhenUsed="0"/>
-    <w:lsdException w:name="Table Contemporary" w:semiHidden="0" w:uiPriority="0" w:unhideWhenUsed="0"/>
-    <w:lsdException w:name="Table Elegant" w:semiHidden="0" w:uiPriority="0" w:unhideWhenUsed="0"/>
-    <w:lsdException w:name="Table Professional" w:semiHidden="0" w:uiPriority="0" w:unhideWhenUsed="0"/>
-    <w:lsdException w:name="Table Subtle 1" w:semiHidden="0" w:uiPriority="0" w:unhideWhenUsed="0"/>
-    <w:lsdException w:name="Table Subtle 2" w:semiHidden="0" w:uiPriority="0" w:unhideWhenUsed="0"/>
-    <w:lsdException w:name="Table Web 1" w:semiHidden="0" w:uiPriority="0" w:unhideWhenUsed="0"/>
-    <w:lsdException w:name="Table Web 2" w:semiHidden="0" w:uiPriority="0" w:unhideWhenUsed="0"/>
-    <w:lsdException w:name="Table Web 3" w:semiHidden="0" w:uiPriority="0" w:unhideWhenUsed="0"/>
-    <w:lsdException w:name="Balloon Text" w:semiHidden="0" w:uiPriority="0" w:unhideWhenUsed="0"/>
-    <w:lsdException w:name="Table Grid" w:semiHidden="0" w:uiPriority="0" w:unhideWhenUsed="0" w:qFormat="1"/>
-    <w:lsdException w:name="Table Theme" w:semiHidden="0" w:uiPriority="0" w:unhideWhenUsed="0"/>
-    <w:lsdException w:name="Light Shading" w:semiHidden="0" w:uiPriority="60" w:unhideWhenUsed="0"/>
-    <w:lsdException w:name="Light List" w:semiHidden="0" w:uiPriority="61" w:unhideWhenUsed="0"/>
-    <w:lsdException w:name="Light Grid" w:semiHidden="0" w:uiPriority="62" w:unhideWhenUsed="0"/>
-    <w:lsdException w:name="Medium Shading 1" w:semiHidden="0" w:uiPriority="63" w:unhideWhenUsed="0"/>
-    <w:lsdException w:name="Medium Shading 2" w:semiHidden="0" w:uiPriority="64" w:unhideWhenUsed="0"/>
-    <w:lsdException w:name="Medium List 1" w:semiHidden="0" w:uiPriority="65" w:unhideWhenUsed="0"/>
-    <w:lsdException w:name="Medium List 2" w:semiHidden="0" w:uiPriority="66" w:unhideWhenUsed="0"/>
-    <w:lsdException w:name="Medium Grid 1" w:semiHidden="0" w:uiPriority="67" w:unhideWhenUsed="0"/>
-    <w:lsdException w:name="Medium Grid 2" w:semiHidden="0" w:uiPriority="68" w:unhideWhenUsed="0"/>
-    <w:lsdException w:name="Medium Grid 3" w:semiHidden="0" w:uiPriority="69" w:unhideWhenUsed="0"/>
-    <w:lsdException w:name="Dark List" w:semiHidden="0" w:uiPriority="70" w:unhideWhenUsed="0"/>
-    <w:lsdException w:name="Colorful Shading" w:semiHidden="0" w:uiPriority="71" w:unhideWhenUsed="0"/>
-    <w:lsdException w:name="Colorful List" w:semiHidden="0" w:uiPriority="72" w:unhideWhenUsed="0"/>
-    <w:lsdException w:name="Colorful Grid" w:semiHidden="0" w:uiPriority="73" w:unhideWhenUsed="0"/>
-    <w:lsdException w:name="Light Shading Accent 1" w:semiHidden="0" w:uiPriority="60" w:unhideWhenUsed="0"/>
-    <w:lsdException w:name="Light List Accent 1" w:semiHidden="0" w:uiPriority="61" w:unhideWhenUsed="0"/>
-    <w:lsdException w:name="Light Grid Accent 1" w:semiHidden="0" w:uiPriority="62" w:unhideWhenUsed="0"/>
-    <w:lsdException w:name="Medium Shading 1 Accent 1" w:semiHidden="0" w:uiPriority="63" w:unhideWhenUsed="0"/>
-    <w:lsdException w:name="Medium Shading 2 Accent 1" w:semiHidden="0" w:uiPriority="64" w:unhideWhenUsed="0"/>
-    <w:lsdException w:name="Medium List 1 Accent 1" w:semiHidden="0" w:uiPriority="65" w:unhideWhenUsed="0"/>
-    <w:lsdException w:name="Medium List 2 Accent 1" w:semiHidden="0" w:uiPriority="66" w:unhideWhenUsed="0"/>
-    <w:lsdException w:name="Medium Grid 1 Accent 1" w:semiHidden="0" w:uiPriority="67" w:unhideWhenUsed="0"/>
-    <w:lsdException w:name="Medium Grid 2 Accent 1" w:semiHidden="0" w:uiPriority="68" w:unhideWhenUsed="0"/>
-    <w:lsdException w:name="Medium Grid 3 Accent 1" w:semiHidden="0" w:uiPriority="69" w:unhideWhenUsed="0"/>
-    <w:lsdException w:name="Dark List Accent 1" w:semiHidden="0" w:uiPriority="70" w:unhideWhenUsed="0"/>
-    <w:lsdException w:name="Colorful Shading Accent 1" w:semiHidden="0" w:uiPriority="71" w:unhideWhenUsed="0"/>
-    <w:lsdException w:name="Colorful List Accent 1" w:semiHidden="0" w:uiPriority="72" w:unhideWhenUsed="0"/>
-    <w:lsdException w:name="Colorful Grid Accent 1" w:semiHidden="0" w:uiPriority="73" w:unhideWhenUsed="0"/>
-    <w:lsdException w:name="Light Shading Accent 2" w:semiHidden="0" w:uiPriority="60" w:unhideWhenUsed="0"/>
-    <w:lsdException w:name="Light List Accent 2" w:semiHidden="0" w:uiPriority="61" w:unhideWhenUsed="0"/>
-    <w:lsdException w:name="Light Grid Accent 2" w:semiHidden="0" w:uiPriority="62" w:unhideWhenUsed="0"/>
-    <w:lsdException w:name="Medium Shading 1 Accent 2" w:semiHidden="0" w:uiPriority="63" w:unhideWhenUsed="0"/>
-    <w:lsdException w:name="Medium Shading 2 Accent 2" w:semiHidden="0" w:uiPriority="64" w:unhideWhenUsed="0"/>
-    <w:lsdException w:name="Medium List 1 Accent 2" w:semiHidden="0" w:uiPriority="65" w:unhideWhenUsed="0"/>
-    <w:lsdException w:name="Medium List 2 Accent 2" w:semiHidden="0" w:uiPriority="66" w:unhideWhenUsed="0"/>
-    <w:lsdException w:name="Medium Grid 1 Accent 2" w:semiHidden="0" w:uiPriority="67" w:unhideWhenUsed="0"/>
-    <w:lsdException w:name="Medium Grid 2 Accent 2" w:semiHidden="0" w:uiPriority="68" w:unhideWhenUsed="0"/>
-    <w:lsdException w:name="Medium Grid 3 Accent 2" w:semiHidden="0" w:uiPriority="69" w:unhideWhenUsed="0"/>
-    <w:lsdException w:name="Dark List Accent 2" w:semiHidden="0" w:uiPriority="70" w:unhideWhenUsed="0"/>
-    <w:lsdException w:name="Colorful Shading Accent 2" w:semiHidden="0" w:uiPriority="71" w:unhideWhenUsed="0"/>
-    <w:lsdException w:name="Colorful List Accent 2" w:semiHidden="0" w:uiPriority="72" w:unhideWhenUsed="0"/>
-    <w:lsdException w:name="Colorful Grid Accent 2" w:semiHidden="0" w:uiPriority="73" w:unhideWhenUsed="0"/>
-    <w:lsdException w:name="Light Shading Accent 3" w:semiHidden="0" w:uiPriority="60" w:unhideWhenUsed="0"/>
-    <w:lsdException w:name="Light List Accent 3" w:semiHidden="0" w:uiPriority="61" w:unhideWhenUsed="0"/>
-    <w:lsdException w:name="Light Grid Accent 3" w:semiHidden="0" w:uiPriority="62" w:unhideWhenUsed="0"/>
-    <w:lsdException w:name="Medium Shading 1 Accent 3" w:semiHidden="0" w:uiPriority="63" w:unhideWhenUsed="0"/>
-    <w:lsdException w:name="Medium Shading 2 Accent 3" w:semiHidden="0" w:uiPriority="64" w:unhideWhenUsed="0"/>
-    <w:lsdException w:name="Medium List 1 Accent 3" w:semiHidden="0" w:uiPriority="65" w:unhideWhenUsed="0"/>
-    <w:lsdException w:name="Medium List 2 Accent 3" w:semiHidden="0" w:uiPriority="66" w:unhideWhenUsed="0"/>
-    <w:lsdException w:name="Medium Grid 1 Accent 3" w:semiHidden="0" w:uiPriority="67" w:unhideWhenUsed="0"/>
-    <w:lsdException w:name="Medium Grid 2 Accent 3" w:semiHidden="0" w:uiPriority="68" w:unhideWhenUsed="0"/>
-    <w:lsdException w:name="Medium Grid 3 Accent 3" w:semiHidden="0" w:uiPriority="69" w:unhideWhenUsed="0"/>
-    <w:lsdException w:name="Dark List Accent 3" w:semiHidden="0" w:uiPriority="70" w:unhideWhenUsed="0"/>
-    <w:lsdException w:name="Colorful Shading Accent 3" w:semiHidden="0" w:uiPriority="71" w:unhideWhenUsed="0"/>
-    <w:lsdException w:name="Colorful List Accent 3" w:semiHidden="0" w:uiPriority="72" w:unhideWhenUsed="0"/>
-    <w:lsdException w:name="Colorful Grid Accent 3" w:semiHidden="0" w:uiPriority="73" w:unhideWhenUsed="0"/>
-    <w:lsdException w:name="Light Shading Accent 4" w:semiHidden="0" w:uiPriority="60" w:unhideWhenUsed="0"/>
-    <w:lsdException w:name="Light List Accent 4" w:semiHidden="0" w:uiPriority="61" w:unhideWhenUsed="0"/>
-    <w:lsdException w:name="Light Grid Accent 4" w:semiHidden="0" w:uiPriority="62" w:unhideWhenUsed="0"/>
-    <w:lsdException w:name="Medium Shading 1 Accent 4" w:semiHidden="0" w:uiPriority="63" w:unhideWhenUsed="0"/>
-    <w:lsdException w:name="Medium Shading 2 Accent 4" w:semiHidden="0" w:uiPriority="64" w:unhideWhenUsed="0"/>
-    <w:lsdException w:name="Medium List 1 Accent 4" w:semiHidden="0" w:uiPriority="65" w:unhideWhenUsed="0"/>
-    <w:lsdException w:name="Medium List 2 Accent 4" w:semiHidden="0" w:uiPriority="66" w:unhideWhenUsed="0"/>
-    <w:lsdException w:name="Medium Grid 1 Accent 4" w:semiHidden="0" w:uiPriority="67" w:unhideWhenUsed="0"/>
-    <w:lsdException w:name="Medium Grid 2 Accent 4" w:semiHidden="0" w:uiPriority="68" w:unhideWhenUsed="0"/>
-    <w:lsdException w:name="Medium Grid 3 Accent 4" w:semiHidden="0" w:uiPriority="69" w:unhideWhenUsed="0"/>
-    <w:lsdException w:name="Dark List Accent 4" w:semiHidden="0" w:uiPriority="70" w:unhideWhenUsed="0"/>
-    <w:lsdException w:name="Colorful Shading Accent 4" w:semiHidden="0" w:uiPriority="71" w:unhideWhenUsed="0"/>
-    <w:lsdException w:name="Colorful List Accent 4" w:semiHidden="0" w:uiPriority="72" w:unhideWhenUsed="0"/>
-    <w:lsdException w:name="Colorful Grid Accent 4" w:semiHidden="0" w:uiPriority="73" w:unhideWhenUsed="0"/>
-    <w:lsdException w:name="Light Shading Accent 5" w:semiHidden="0" w:uiPriority="60" w:unhideWhenUsed="0"/>
-    <w:lsdException w:name="Light List Accent 5" w:semiHidden="0" w:uiPriority="61" w:unhideWhenUsed="0"/>
-    <w:lsdException w:name="Light Grid Accent 5" w:semiHidden="0" w:uiPriority="62" w:unhideWhenUsed="0"/>
-    <w:lsdException w:name="Medium Shading 1 Accent 5" w:semiHidden="0" w:uiPriority="63" w:unhideWhenUsed="0"/>
-    <w:lsdException w:name="Medium Shading 2 Accent 5" w:semiHidden="0" w:uiPriority="64" w:unhideWhenUsed="0"/>
-    <w:lsdException w:name="Medium List 1 Accent 5" w:semiHidden="0" w:uiPriority="65" w:unhideWhenUsed="0"/>
-    <w:lsdException w:name="Medium List 2 Accent 5" w:semiHidden="0" w:uiPriority="66" w:unhideWhenUsed="0"/>
-    <w:lsdException w:name="Medium Grid 1 Accent 5" w:semiHidden="0" w:uiPriority="67" w:unhideWhenUsed="0"/>
-    <w:lsdException w:name="Medium Grid 2 Accent 5" w:semiHidden="0" w:uiPriority="68" w:unhideWhenUsed="0"/>
-    <w:lsdException w:name="Medium Grid 3 Accent 5" w:semiHidden="0" w:uiPriority="69" w:unhideWhenUsed="0"/>
-    <w:lsdException w:name="Dark List Accent 5" w:semiHidden="0" w:uiPriority="70" w:unhideWhenUsed="0"/>
-    <w:lsdException w:name="Colorful Shading Accent 5" w:semiHidden="0" w:uiPriority="71" w:unhideWhenUsed="0"/>
-    <w:lsdException w:name="Colorful List Accent 5" w:semiHidden="0" w:uiPriority="72" w:unhideWhenUsed="0"/>
-    <w:lsdException w:name="Colorful Grid Accent 5" w:semiHidden="0" w:uiPriority="73" w:unhideWhenUsed="0"/>
-    <w:lsdException w:name="Light Shading Accent 6" w:semiHidden="0" w:uiPriority="60" w:unhideWhenUsed="0"/>
-    <w:lsdException w:name="Light List Accent 6" w:semiHidden="0" w:uiPriority="61" w:unhideWhenUsed="0"/>
-    <w:lsdException w:name="Light Grid Accent 6" w:semiHidden="0" w:uiPriority="62" w:unhideWhenUsed="0"/>
-    <w:lsdException w:name="Medium Shading 1 Accent 6" w:semiHidden="0" w:uiPriority="63" w:unhideWhenUsed="0"/>
-    <w:lsdException w:name="Medium Shading 2 Accent 6" w:semiHidden="0" w:uiPriority="64" w:unhideWhenUsed="0"/>
-    <w:lsdException w:name="Medium List 1 Accent 6" w:semiHidden="0" w:uiPriority="65" w:unhideWhenUsed="0"/>
-    <w:lsdException w:name="Medium List 2 Accent 6" w:semiHidden="0" w:uiPriority="66" w:unhideWhenUsed="0"/>
-    <w:lsdException w:name="Medium Grid 1 Accent 6" w:semiHidden="0" w:uiPriority="67" w:unhideWhenUsed="0"/>
-    <w:lsdException w:name="Medium Grid 2 Accent 6" w:semiHidden="0" w:uiPriority="68" w:unhideWhenUsed="0"/>
-    <w:lsdException w:name="Medium Grid 3 Accent 6" w:semiHidden="0" w:uiPriority="69" w:unhideWhenUsed="0"/>
-    <w:lsdException w:name="Dark List Accent 6" w:semiHidden="0" w:uiPriority="70" w:unhideWhenUsed="0"/>
-    <w:lsdException w:name="Colorful Shading Accent 6" w:semiHidden="0" w:uiPriority="71" w:unhideWhenUsed="0"/>
-    <w:lsdException w:name="Colorful List Accent 6" w:semiHidden="0" w:uiPriority="72" w:unhideWhenUsed="0"/>
-    <w:lsdException w:name="Colorful Grid Accent 6" w:semiHidden="0" w:uiPriority="73" w:unhideWhenUsed="0"/>
+  <w:latentStyles w:count="260" w:defQFormat="0" w:defUnhideWhenUsed="1" w:defSemiHidden="1" w:defUIPriority="99" w:defLockedState="0">
+    <w:lsdException w:qFormat="1" w:unhideWhenUsed="0" w:uiPriority="0" w:semiHidden="0" w:name="Normal"/>
+    <w:lsdException w:qFormat="1" w:unhideWhenUsed="0" w:uiPriority="0" w:semiHidden="0" w:name="heading 1"/>
+    <w:lsdException w:qFormat="1" w:uiPriority="0" w:semiHidden="0" w:name="heading 2"/>
+    <w:lsdException w:qFormat="1" w:uiPriority="0" w:name="heading 3"/>
+    <w:lsdException w:qFormat="1" w:uiPriority="0" w:semiHidden="0" w:name="heading 4"/>
+    <w:lsdException w:qFormat="1" w:uiPriority="0" w:name="heading 5"/>
+    <w:lsdException w:qFormat="1" w:uiPriority="0" w:name="heading 6"/>
+    <w:lsdException w:qFormat="1" w:uiPriority="0" w:name="heading 7"/>
+    <w:lsdException w:qFormat="1" w:uiPriority="0" w:name="heading 8"/>
+    <w:lsdException w:qFormat="1" w:uiPriority="0" w:name="heading 9"/>
+    <w:lsdException w:unhideWhenUsed="0" w:uiPriority="0" w:semiHidden="0" w:name="index 1"/>
+    <w:lsdException w:unhideWhenUsed="0" w:uiPriority="0" w:semiHidden="0" w:name="index 2"/>
+    <w:lsdException w:unhideWhenUsed="0" w:uiPriority="0" w:semiHidden="0" w:name="index 3"/>
+    <w:lsdException w:unhideWhenUsed="0" w:uiPriority="0" w:semiHidden="0" w:name="index 4"/>
+    <w:lsdException w:unhideWhenUsed="0" w:uiPriority="0" w:semiHidden="0" w:name="index 5"/>
+    <w:lsdException w:unhideWhenUsed="0" w:uiPriority="0" w:semiHidden="0" w:name="index 6"/>
+    <w:lsdException w:unhideWhenUsed="0" w:uiPriority="0" w:semiHidden="0" w:name="index 7"/>
+    <w:lsdException w:unhideWhenUsed="0" w:uiPriority="0" w:semiHidden="0" w:name="index 8"/>
+    <w:lsdException w:unhideWhenUsed="0" w:uiPriority="0" w:semiHidden="0" w:name="index 9"/>
+    <w:lsdException w:qFormat="1" w:unhideWhenUsed="0" w:uiPriority="0" w:semiHidden="0" w:name="toc 1"/>
+    <w:lsdException w:qFormat="1" w:unhideWhenUsed="0" w:uiPriority="0" w:semiHidden="0" w:name="toc 2"/>
+    <w:lsdException w:qFormat="1" w:unhideWhenUsed="0" w:uiPriority="0" w:semiHidden="0" w:name="toc 3"/>
+    <w:lsdException w:unhideWhenUsed="0" w:uiPriority="0" w:semiHidden="0" w:name="toc 4"/>
+    <w:lsdException w:unhideWhenUsed="0" w:uiPriority="0" w:semiHidden="0" w:name="toc 5"/>
+    <w:lsdException w:unhideWhenUsed="0" w:uiPriority="0" w:semiHidden="0" w:name="toc 6"/>
+    <w:lsdException w:unhideWhenUsed="0" w:uiPriority="0" w:semiHidden="0" w:name="toc 7"/>
+    <w:lsdException w:unhideWhenUsed="0" w:uiPriority="0" w:semiHidden="0" w:name="toc 8"/>
+    <w:lsdException w:unhideWhenUsed="0" w:uiPriority="0" w:semiHidden="0" w:name="toc 9"/>
+    <w:lsdException w:unhideWhenUsed="0" w:uiPriority="0" w:semiHidden="0" w:name="Normal Indent"/>
+    <w:lsdException w:unhideWhenUsed="0" w:uiPriority="0" w:semiHidden="0" w:name="footnote text"/>
+    <w:lsdException w:qFormat="1" w:unhideWhenUsed="0" w:uiPriority="0" w:semiHidden="0" w:name="annotation text"/>
+    <w:lsdException w:qFormat="1" w:unhideWhenUsed="0" w:uiPriority="0" w:semiHidden="0" w:name="header"/>
+    <w:lsdException w:qFormat="1" w:unhideWhenUsed="0" w:uiPriority="0" w:semiHidden="0" w:name="footer"/>
+    <w:lsdException w:unhideWhenUsed="0" w:uiPriority="0" w:semiHidden="0" w:name="index heading"/>
+    <w:lsdException w:qFormat="1" w:uiPriority="0" w:name="caption"/>
+    <w:lsdException w:unhideWhenUsed="0" w:uiPriority="0" w:semiHidden="0" w:name="table of figures"/>
+    <w:lsdException w:unhideWhenUsed="0" w:uiPriority="0" w:semiHidden="0" w:name="envelope address"/>
+    <w:lsdException w:unhideWhenUsed="0" w:uiPriority="0" w:semiHidden="0" w:name="envelope return"/>
+    <w:lsdException w:unhideWhenUsed="0" w:uiPriority="0" w:semiHidden="0" w:name="footnote reference"/>
+    <w:lsdException w:unhideWhenUsed="0" w:uiPriority="0" w:semiHidden="0" w:name="annotation reference"/>
+    <w:lsdException w:unhideWhenUsed="0" w:uiPriority="0" w:semiHidden="0" w:name="line number"/>
+    <w:lsdException w:unhideWhenUsed="0" w:uiPriority="0" w:semiHidden="0" w:name="page number"/>
+    <w:lsdException w:unhideWhenUsed="0" w:uiPriority="0" w:semiHidden="0" w:name="endnote reference"/>
+    <w:lsdException w:unhideWhenUsed="0" w:uiPriority="0" w:semiHidden="0" w:name="endnote text"/>
+    <w:lsdException w:unhideWhenUsed="0" w:uiPriority="0" w:semiHidden="0" w:name="table of authorities"/>
+    <w:lsdException w:unhideWhenUsed="0" w:uiPriority="0" w:semiHidden="0" w:name="macro"/>
+    <w:lsdException w:unhideWhenUsed="0" w:uiPriority="0" w:semiHidden="0" w:name="toa heading"/>
+    <w:lsdException w:unhideWhenUsed="0" w:uiPriority="0" w:semiHidden="0" w:name="List"/>
+    <w:lsdException w:unhideWhenUsed="0" w:uiPriority="0" w:semiHidden="0" w:name="List Bullet"/>
+    <w:lsdException w:unhideWhenUsed="0" w:uiPriority="0" w:semiHidden="0" w:name="List Number"/>
+    <w:lsdException w:unhideWhenUsed="0" w:uiPriority="0" w:semiHidden="0" w:name="List 2"/>
+    <w:lsdException w:unhideWhenUsed="0" w:uiPriority="0" w:semiHidden="0" w:name="List 3"/>
+    <w:lsdException w:unhideWhenUsed="0" w:uiPriority="0" w:semiHidden="0" w:name="List 4"/>
+    <w:lsdException w:unhideWhenUsed="0" w:uiPriority="0" w:semiHidden="0" w:name="List 5"/>
+    <w:lsdException w:unhideWhenUsed="0" w:uiPriority="0" w:semiHidden="0" w:name="List Bullet 2"/>
+    <w:lsdException w:unhideWhenUsed="0" w:uiPriority="0" w:semiHidden="0" w:name="List Bullet 3"/>
+    <w:lsdException w:unhideWhenUsed="0" w:uiPriority="0" w:semiHidden="0" w:name="List Bullet 4"/>
+    <w:lsdException w:unhideWhenUsed="0" w:uiPriority="0" w:semiHidden="0" w:name="List Bullet 5"/>
+    <w:lsdException w:unhideWhenUsed="0" w:uiPriority="0" w:semiHidden="0" w:name="List Number 2"/>
+    <w:lsdException w:unhideWhenUsed="0" w:uiPriority="0" w:semiHidden="0" w:name="List Number 3"/>
+    <w:lsdException w:unhideWhenUsed="0" w:uiPriority="0" w:semiHidden="0" w:name="List Number 4"/>
+    <w:lsdException w:unhideWhenUsed="0" w:uiPriority="0" w:semiHidden="0" w:name="List Number 5"/>
+    <w:lsdException w:qFormat="1" w:unhideWhenUsed="0" w:uiPriority="0" w:semiHidden="0" w:name="Title"/>
+    <w:lsdException w:unhideWhenUsed="0" w:uiPriority="0" w:semiHidden="0" w:name="Closing"/>
+    <w:lsdException w:unhideWhenUsed="0" w:uiPriority="0" w:semiHidden="0" w:name="Signature"/>
+    <w:lsdException w:qFormat="1" w:unhideWhenUsed="0" w:uiPriority="0" w:name="Default Paragraph Font"/>
+    <w:lsdException w:qFormat="1" w:unhideWhenUsed="0" w:uiPriority="0" w:name="Body Text"/>
+    <w:lsdException w:unhideWhenUsed="0" w:uiPriority="0" w:semiHidden="0" w:name="Body Text Indent"/>
+    <w:lsdException w:unhideWhenUsed="0" w:uiPriority="0" w:semiHidden="0" w:name="List Continue"/>
+    <w:lsdException w:unhideWhenUsed="0" w:uiPriority="0" w:semiHidden="0" w:name="List Continue 2"/>
+    <w:lsdException w:unhideWhenUsed="0" w:uiPriority="0" w:semiHidden="0" w:name="List Continue 3"/>
+    <w:lsdException w:unhideWhenUsed="0" w:uiPriority="0" w:semiHidden="0" w:name="List Continue 4"/>
+    <w:lsdException w:unhideWhenUsed="0" w:uiPriority="0" w:semiHidden="0" w:name="List Continue 5"/>
+    <w:lsdException w:unhideWhenUsed="0" w:uiPriority="0" w:semiHidden="0" w:name="Message Header"/>
+    <w:lsdException w:qFormat="1" w:unhideWhenUsed="0" w:uiPriority="0" w:semiHidden="0" w:name="Subtitle"/>
+    <w:lsdException w:unhideWhenUsed="0" w:uiPriority="0" w:semiHidden="0" w:name="Salutation"/>
+    <w:lsdException w:unhideWhenUsed="0" w:uiPriority="0" w:semiHidden="0" w:name="Date"/>
+    <w:lsdException w:unhideWhenUsed="0" w:uiPriority="0" w:semiHidden="0" w:name="Body Text First Indent"/>
+    <w:lsdException w:unhideWhenUsed="0" w:uiPriority="0" w:semiHidden="0" w:name="Body Text First Indent 2"/>
+    <w:lsdException w:uiPriority="99" w:name="Note Heading"/>
+    <w:lsdException w:unhideWhenUsed="0" w:uiPriority="0" w:semiHidden="0" w:name="Body Text 2"/>
+    <w:lsdException w:unhideWhenUsed="0" w:uiPriority="0" w:semiHidden="0" w:name="Body Text 3"/>
+    <w:lsdException w:unhideWhenUsed="0" w:uiPriority="0" w:semiHidden="0" w:name="Body Text Indent 2"/>
+    <w:lsdException w:unhideWhenUsed="0" w:uiPriority="0" w:semiHidden="0" w:name="Body Text Indent 3"/>
+    <w:lsdException w:unhideWhenUsed="0" w:uiPriority="0" w:semiHidden="0" w:name="Block Text"/>
+    <w:lsdException w:unhideWhenUsed="0" w:uiPriority="0" w:semiHidden="0" w:name="Hyperlink"/>
+    <w:lsdException w:unhideWhenUsed="0" w:uiPriority="0" w:semiHidden="0" w:name="FollowedHyperlink"/>
+    <w:lsdException w:qFormat="1" w:unhideWhenUsed="0" w:uiPriority="0" w:semiHidden="0" w:name="Strong"/>
+    <w:lsdException w:qFormat="1" w:unhideWhenUsed="0" w:uiPriority="0" w:semiHidden="0" w:name="Emphasis"/>
+    <w:lsdException w:unhideWhenUsed="0" w:uiPriority="0" w:semiHidden="0" w:name="Document Map"/>
+    <w:lsdException w:unhideWhenUsed="0" w:uiPriority="0" w:semiHidden="0" w:name="Plain Text"/>
+    <w:lsdException w:unhideWhenUsed="0" w:uiPriority="0" w:semiHidden="0" w:name="E-mail Signature"/>
+    <w:lsdException w:qFormat="1" w:unhideWhenUsed="0" w:uiPriority="0" w:semiHidden="0" w:name="Normal (Web)"/>
+    <w:lsdException w:unhideWhenUsed="0" w:uiPriority="0" w:semiHidden="0" w:name="HTML Acronym"/>
+    <w:lsdException w:unhideWhenUsed="0" w:uiPriority="0" w:semiHidden="0" w:name="HTML Address"/>
+    <w:lsdException w:unhideWhenUsed="0" w:uiPriority="0" w:semiHidden="0" w:name="HTML Cite"/>
+    <w:lsdException w:unhideWhenUsed="0" w:uiPriority="0" w:semiHidden="0" w:name="HTML Code"/>
+    <w:lsdException w:unhideWhenUsed="0" w:uiPriority="0" w:semiHidden="0" w:name="HTML Definition"/>
+    <w:lsdException w:unhideWhenUsed="0" w:uiPriority="0" w:semiHidden="0" w:name="HTML Keyboard"/>
+    <w:lsdException w:unhideWhenUsed="0" w:uiPriority="0" w:semiHidden="0" w:name="HTML Preformatted"/>
+    <w:lsdException w:unhideWhenUsed="0" w:uiPriority="0" w:semiHidden="0" w:name="HTML Sample"/>
+    <w:lsdException w:unhideWhenUsed="0" w:uiPriority="0" w:semiHidden="0" w:name="HTML Typewriter"/>
+    <w:lsdException w:unhideWhenUsed="0" w:uiPriority="0" w:semiHidden="0" w:name="HTML Variable"/>
+    <w:lsdException w:qFormat="1" w:unhideWhenUsed="0" w:uiPriority="0" w:name="Normal Table"/>
+    <w:lsdException w:unhideWhenUsed="0" w:uiPriority="0" w:semiHidden="0" w:name="annotation subject"/>
+    <w:lsdException w:unhideWhenUsed="0" w:uiPriority="0" w:semiHidden="0" w:name="Table Simple 1"/>
+    <w:lsdException w:unhideWhenUsed="0" w:uiPriority="0" w:semiHidden="0" w:name="Table Simple 2"/>
+    <w:lsdException w:unhideWhenUsed="0" w:uiPriority="0" w:semiHidden="0" w:name="Table Simple 3"/>
+    <w:lsdException w:unhideWhenUsed="0" w:uiPriority="0" w:semiHidden="0" w:name="Table Classic 1"/>
+    <w:lsdException w:unhideWhenUsed="0" w:uiPriority="0" w:semiHidden="0" w:name="Table Classic 2"/>
+    <w:lsdException w:unhideWhenUsed="0" w:uiPriority="0" w:semiHidden="0" w:name="Table Classic 3"/>
+    <w:lsdException w:unhideWhenUsed="0" w:uiPriority="0" w:semiHidden="0" w:name="Table Classic 4"/>
+    <w:lsdException w:unhideWhenUsed="0" w:uiPriority="0" w:semiHidden="0" w:name="Table Colorful 1"/>
+    <w:lsdException w:unhideWhenUsed="0" w:uiPriority="0" w:semiHidden="0" w:name="Table Colorful 2"/>
+    <w:lsdException w:unhideWhenUsed="0" w:uiPriority="0" w:semiHidden="0" w:name="Table Colorful 3"/>
+    <w:lsdException w:unhideWhenUsed="0" w:uiPriority="0" w:semiHidden="0" w:name="Table Columns 1"/>
+    <w:lsdException w:unhideWhenUsed="0" w:uiPriority="0" w:semiHidden="0" w:name="Table Columns 2"/>
+    <w:lsdException w:unhideWhenUsed="0" w:uiPriority="0" w:semiHidden="0" w:name="Table Columns 3"/>
+    <w:lsdException w:unhideWhenUsed="0" w:uiPriority="0" w:semiHidden="0" w:name="Table Columns 4"/>
+    <w:lsdException w:unhideWhenUsed="0" w:uiPriority="0" w:semiHidden="0" w:name="Table Columns 5"/>
+    <w:lsdException w:unhideWhenUsed="0" w:uiPriority="0" w:semiHidden="0" w:name="Table Grid 1"/>
+    <w:lsdException w:unhideWhenUsed="0" w:uiPriority="0" w:semiHidden="0" w:name="Table Grid 2"/>
+    <w:lsdException w:unhideWhenUsed="0" w:uiPriority="0" w:semiHidden="0" w:name="Table Grid 3"/>
+    <w:lsdException w:unhideWhenUsed="0" w:uiPriority="0" w:semiHidden="0" w:name="Table Grid 4"/>
+    <w:lsdException w:unhideWhenUsed="0" w:uiPriority="0" w:semiHidden="0" w:name="Table Grid 5"/>
+    <w:lsdException w:unhideWhenUsed="0" w:uiPriority="0" w:semiHidden="0" w:name="Table Grid 6"/>
+    <w:lsdException w:unhideWhenUsed="0" w:uiPriority="0" w:semiHidden="0" w:name="Table Grid 7"/>
+    <w:lsdException w:unhideWhenUsed="0" w:uiPriority="0" w:semiHidden="0" w:name="Table Grid 8"/>
+    <w:lsdException w:unhideWhenUsed="0" w:uiPriority="0" w:semiHidden="0" w:name="Table List 1"/>
+    <w:lsdException w:unhideWhenUsed="0" w:uiPriority="0" w:semiHidden="0" w:name="Table List 2"/>
+    <w:lsdException w:unhideWhenUsed="0" w:uiPriority="0" w:semiHidden="0" w:name="Table List 3"/>
+    <w:lsdException w:unhideWhenUsed="0" w:uiPriority="0" w:semiHidden="0" w:name="Table List 4"/>
+    <w:lsdException w:unhideWhenUsed="0" w:uiPriority="0" w:semiHidden="0" w:name="Table List 5"/>
+    <w:lsdException w:unhideWhenUsed="0" w:uiPriority="0" w:semiHidden="0" w:name="Table List 6"/>
+    <w:lsdException w:unhideWhenUsed="0" w:uiPriority="0" w:semiHidden="0" w:name="Table List 7"/>
+    <w:lsdException w:unhideWhenUsed="0" w:uiPriority="0" w:semiHidden="0" w:name="Table List 8"/>
+    <w:lsdException w:unhideWhenUsed="0" w:uiPriority="0" w:semiHidden="0" w:name="Table 3D effects 1"/>
+    <w:lsdException w:unhideWhenUsed="0" w:uiPriority="0" w:semiHidden="0" w:name="Table 3D effects 2"/>
+    <w:lsdException w:unhideWhenUsed="0" w:uiPriority="0" w:semiHidden="0" w:name="Table 3D effects 3"/>
+    <w:lsdException w:unhideWhenUsed="0" w:uiPriority="0" w:semiHidden="0" w:name="Table Contemporary"/>
+    <w:lsdException w:unhideWhenUsed="0" w:uiPriority="0" w:semiHidden="0" w:name="Table Elegant"/>
+    <w:lsdException w:unhideWhenUsed="0" w:uiPriority="0" w:semiHidden="0" w:name="Table Professional"/>
+    <w:lsdException w:unhideWhenUsed="0" w:uiPriority="0" w:semiHidden="0" w:name="Table Subtle 1"/>
+    <w:lsdException w:unhideWhenUsed="0" w:uiPriority="0" w:semiHidden="0" w:name="Table Subtle 2"/>
+    <w:lsdException w:unhideWhenUsed="0" w:uiPriority="0" w:semiHidden="0" w:name="Table Web 1"/>
+    <w:lsdException w:unhideWhenUsed="0" w:uiPriority="0" w:semiHidden="0" w:name="Table Web 2"/>
+    <w:lsdException w:unhideWhenUsed="0" w:uiPriority="0" w:semiHidden="0" w:name="Table Web 3"/>
+    <w:lsdException w:unhideWhenUsed="0" w:uiPriority="0" w:semiHidden="0" w:name="Balloon Text"/>
+    <w:lsdException w:qFormat="1" w:unhideWhenUsed="0" w:uiPriority="0" w:semiHidden="0" w:name="Table Grid"/>
+    <w:lsdException w:unhideWhenUsed="0" w:uiPriority="0" w:semiHidden="0" w:name="Table Theme"/>
+    <w:lsdException w:unhideWhenUsed="0" w:uiPriority="60" w:semiHidden="0" w:name="Light Shading"/>
+    <w:lsdException w:unhideWhenUsed="0" w:uiPriority="61" w:semiHidden="0" w:name="Light List"/>
+    <w:lsdException w:unhideWhenUsed="0" w:uiPriority="62" w:semiHidden="0" w:name="Light Grid"/>
+    <w:lsdException w:unhideWhenUsed="0" w:uiPriority="63" w:semiHidden="0" w:name="Medium Shading 1"/>
+    <w:lsdException w:unhideWhenUsed="0" w:uiPriority="64" w:semiHidden="0" w:name="Medium Shading 2"/>
+    <w:lsdException w:unhideWhenUsed="0" w:uiPriority="65" w:semiHidden="0" w:name="Medium List 1"/>
+    <w:lsdException w:unhideWhenUsed="0" w:uiPriority="66" w:semiHidden="0" w:name="Medium List 2"/>
+    <w:lsdException w:unhideWhenUsed="0" w:uiPriority="67" w:semiHidden="0" w:name="Medium Grid 1"/>
+    <w:lsdException w:unhideWhenUsed="0" w:uiPriority="68" w:semiHidden="0" w:name="Medium Grid 2"/>
+    <w:lsdException w:unhideWhenUsed="0" w:uiPriority="69" w:semiHidden="0" w:name="Medium Grid 3"/>
+    <w:lsdException w:unhideWhenUsed="0" w:uiPriority="70" w:semiHidden="0" w:name="Dark List"/>
+    <w:lsdException w:unhideWhenUsed="0" w:uiPriority="71" w:semiHidden="0" w:name="Colorful Shading"/>
+    <w:lsdException w:unhideWhenUsed="0" w:uiPriority="72" w:semiHidden="0" w:name="Colorful List"/>
+    <w:lsdException w:unhideWhenUsed="0" w:uiPriority="73" w:semiHidden="0" w:name="Colorful Grid"/>
+    <w:lsdException w:unhideWhenUsed="0" w:uiPriority="60" w:semiHidden="0" w:name="Light Shading Accent 1"/>
+    <w:lsdException w:unhideWhenUsed="0" w:uiPriority="61" w:semiHidden="0" w:name="Light List Accent 1"/>
+    <w:lsdException w:unhideWhenUsed="0" w:uiPriority="62" w:semiHidden="0" w:name="Light Grid Accent 1"/>
+    <w:lsdException w:unhideWhenUsed="0" w:uiPriority="63" w:semiHidden="0" w:name="Medium Shading 1 Accent 1"/>
+    <w:lsdException w:unhideWhenUsed="0" w:uiPriority="64" w:semiHidden="0" w:name="Medium Shading 2 Accent 1"/>
+    <w:lsdException w:unhideWhenUsed="0" w:uiPriority="65" w:semiHidden="0" w:name="Medium List 1 Accent 1"/>
+    <w:lsdException w:unhideWhenUsed="0" w:uiPriority="66" w:semiHidden="0" w:name="Medium List 2 Accent 1"/>
+    <w:lsdException w:unhideWhenUsed="0" w:uiPriority="67" w:semiHidden="0" w:name="Medium Grid 1 Accent 1"/>
+    <w:lsdException w:unhideWhenUsed="0" w:uiPriority="68" w:semiHidden="0" w:name="Medium Grid 2 Accent 1"/>
+    <w:lsdException w:unhideWhenUsed="0" w:uiPriority="69" w:semiHidden="0" w:name="Medium Grid 3 Accent 1"/>
+    <w:lsdException w:unhideWhenUsed="0" w:uiPriority="70" w:semiHidden="0" w:name="Dark List Accent 1"/>
+    <w:lsdException w:unhideWhenUsed="0" w:uiPriority="71" w:semiHidden="0" w:name="Colorful Shading Accent 1"/>
+    <w:lsdException w:unhideWhenUsed="0" w:uiPriority="72" w:semiHidden="0" w:name="Colorful List Accent 1"/>
+    <w:lsdException w:unhideWhenUsed="0" w:uiPriority="73" w:semiHidden="0" w:name="Colorful Grid Accent 1"/>
+    <w:lsdException w:unhideWhenUsed="0" w:uiPriority="60" w:semiHidden="0" w:name="Light Shading Accent 2"/>
+    <w:lsdException w:unhideWhenUsed="0" w:uiPriority="61" w:semiHidden="0" w:name="Light List Accent 2"/>
+    <w:lsdException w:unhideWhenUsed="0" w:uiPriority="62" w:semiHidden="0" w:name="Light Grid Accent 2"/>
+    <w:lsdException w:unhideWhenUsed="0" w:uiPriority="63" w:semiHidden="0" w:name="Medium Shading 1 Accent 2"/>
+    <w:lsdException w:unhideWhenUsed="0" w:uiPriority="64" w:semiHidden="0" w:name="Medium Shading 2 Accent 2"/>
+    <w:lsdException w:unhideWhenUsed="0" w:uiPriority="65" w:semiHidden="0" w:name="Medium List 1 Accent 2"/>
+    <w:lsdException w:unhideWhenUsed="0" w:uiPriority="66" w:semiHidden="0" w:name="Medium List 2 Accent 2"/>
+    <w:lsdException w:unhideWhenUsed="0" w:uiPriority="67" w:semiHidden="0" w:name="Medium Grid 1 Accent 2"/>
+    <w:lsdException w:unhideWhenUsed="0" w:uiPriority="68" w:semiHidden="0" w:name="Medium Grid 2 Accent 2"/>
+    <w:lsdException w:unhideWhenUsed="0" w:uiPriority="69" w:semiHidden="0" w:name="Medium Grid 3 Accent 2"/>
+    <w:lsdException w:unhideWhenUsed="0" w:uiPriority="70" w:semiHidden="0" w:name="Dark List Accent 2"/>
+    <w:lsdException w:unhideWhenUsed="0" w:uiPriority="71" w:semiHidden="0" w:name="Colorful Shading Accent 2"/>
+    <w:lsdException w:unhideWhenUsed="0" w:uiPriority="72" w:semiHidden="0" w:name="Colorful List Accent 2"/>
+    <w:lsdException w:unhideWhenUsed="0" w:uiPriority="73" w:semiHidden="0" w:name="Colorful Grid Accent 2"/>
+    <w:lsdException w:unhideWhenUsed="0" w:uiPriority="60" w:semiHidden="0" w:name="Light Shading Accent 3"/>
+    <w:lsdException w:unhideWhenUsed="0" w:uiPriority="61" w:semiHidden="0" w:name="Light List Accent 3"/>
+    <w:lsdException w:unhideWhenUsed="0" w:uiPriority="62" w:semiHidden="0" w:name="Light Grid Accent 3"/>
+    <w:lsdException w:unhideWhenUsed="0" w:uiPriority="63" w:semiHidden="0" w:name="Medium Shading 1 Accent 3"/>
+    <w:lsdException w:unhideWhenUsed="0" w:uiPriority="64" w:semiHidden="0" w:name="Medium Shading 2 Accent 3"/>
+    <w:lsdException w:unhideWhenUsed="0" w:uiPriority="65" w:semiHidden="0" w:name="Medium List 1 Accent 3"/>
+    <w:lsdException w:unhideWhenUsed="0" w:uiPriority="66" w:semiHidden="0" w:name="Medium List 2 Accent 3"/>
+    <w:lsdException w:unhideWhenUsed="0" w:uiPriority="67" w:semiHidden="0" w:name="Medium Grid 1 Accent 3"/>
+    <w:lsdException w:unhideWhenUsed="0" w:uiPriority="68" w:semiHidden="0" w:name="Medium Grid 2 Accent 3"/>
+    <w:lsdException w:unhideWhenUsed="0" w:uiPriority="69" w:semiHidden="0" w:name="Medium Grid 3 Accent 3"/>
+    <w:lsdException w:unhideWhenUsed="0" w:uiPriority="70" w:semiHidden="0" w:name="Dark List Accent 3"/>
+    <w:lsdException w:unhideWhenUsed="0" w:uiPriority="71" w:semiHidden="0" w:name="Colorful Shading Accent 3"/>
+    <w:lsdException w:unhideWhenUsed="0" w:uiPriority="72" w:semiHidden="0" w:name="Colorful List Accent 3"/>
+    <w:lsdException w:unhideWhenUsed="0" w:uiPriority="73" w:semiHidden="0" w:name="Colorful Grid Accent 3"/>
+    <w:lsdException w:unhideWhenUsed="0" w:uiPriority="60" w:semiHidden="0" w:name="Light Shading Accent 4"/>
+    <w:lsdException w:unhideWhenUsed="0" w:uiPriority="61" w:semiHidden="0" w:name="Light List Accent 4"/>
+    <w:lsdException w:unhideWhenUsed="0" w:uiPriority="62" w:semiHidden="0" w:name="Light Grid Accent 4"/>
+    <w:lsdException w:unhideWhenUsed="0" w:uiPriority="63" w:semiHidden="0" w:name="Medium Shading 1 Accent 4"/>
+    <w:lsdException w:unhideWhenUsed="0" w:uiPriority="64" w:semiHidden="0" w:name="Medium Shading 2 Accent 4"/>
+    <w:lsdException w:unhideWhenUsed="0" w:uiPriority="65" w:semiHidden="0" w:name="Medium List 1 Accent 4"/>
+    <w:lsdException w:unhideWhenUsed="0" w:uiPriority="66" w:semiHidden="0" w:name="Medium List 2 Accent 4"/>
+    <w:lsdException w:unhideWhenUsed="0" w:uiPriority="67" w:semiHidden="0" w:name="Medium Grid 1 Accent 4"/>
+    <w:lsdException w:unhideWhenUsed="0" w:uiPriority="68" w:semiHidden="0" w:name="Medium Grid 2 Accent 4"/>
+    <w:lsdException w:unhideWhenUsed="0" w:uiPriority="69" w:semiHidden="0" w:name="Medium Grid 3 Accent 4"/>
+    <w:lsdException w:unhideWhenUsed="0" w:uiPriority="70" w:semiHidden="0" w:name="Dark List Accent 4"/>
+    <w:lsdException w:unhideWhenUsed="0" w:uiPriority="71" w:semiHidden="0" w:name="Colorful Shading Accent 4"/>
+    <w:lsdException w:unhideWhenUsed="0" w:uiPriority="72" w:semiHidden="0" w:name="Colorful List Accent 4"/>
+    <w:lsdException w:unhideWhenUsed="0" w:uiPriority="73" w:semiHidden="0" w:name="Colorful Grid Accent 4"/>
+    <w:lsdException w:unhideWhenUsed="0" w:uiPriority="60" w:semiHidden="0" w:name="Light Shading Accent 5"/>
+    <w:lsdException w:unhideWhenUsed="0" w:uiPriority="61" w:semiHidden="0" w:name="Light List Accent 5"/>
+    <w:lsdException w:unhideWhenUsed="0" w:uiPriority="62" w:semiHidden="0" w:name="Light Grid Accent 5"/>
+    <w:lsdException w:unhideWhenUsed="0" w:uiPriority="63" w:semiHidden="0" w:name="Medium Shading 1 Accent 5"/>
+    <w:lsdException w:unhideWhenUsed="0" w:uiPriority="64" w:semiHidden="0" w:name="Medium Shading 2 Accent 5"/>
+    <w:lsdException w:unhideWhenUsed="0" w:uiPriority="65" w:semiHidden="0" w:name="Medium List 1 Accent 5"/>
+    <w:lsdException w:unhideWhenUsed="0" w:uiPriority="66" w:semiHidden="0" w:name="Medium List 2 Accent 5"/>
+    <w:lsdException w:unhideWhenUsed="0" w:uiPriority="67" w:semiHidden="0" w:name="Medium Grid 1 Accent 5"/>
+    <w:lsdException w:unhideWhenUsed="0" w:uiPriority="68" w:semiHidden="0" w:name="Medium Grid 2 Accent 5"/>
+    <w:lsdException w:unhideWhenUsed="0" w:uiPriority="69" w:semiHidden="0" w:name="Medium Grid 3 Accent 5"/>
+    <w:lsdException w:unhideWhenUsed="0" w:uiPriority="70" w:semiHidden="0" w:name="Dark List Accent 5"/>
+    <w:lsdException w:unhideWhenUsed="0" w:uiPriority="71" w:semiHidden="0" w:name="Colorful Shading Accent 5"/>
+    <w:lsdException w:unhideWhenUsed="0" w:uiPriority="72" w:semiHidden="0" w:name="Colorful List Accent 5"/>
+    <w:lsdException w:unhideWhenUsed="0" w:uiPriority="73" w:semiHidden="0" w:name="Colorful Grid Accent 5"/>
+    <w:lsdException w:unhideWhenUsed="0" w:uiPriority="60" w:semiHidden="0" w:name="Light Shading Accent 6"/>
+    <w:lsdException w:unhideWhenUsed="0" w:uiPriority="61" w:semiHidden="0" w:name="Light List Accent 6"/>
+    <w:lsdException w:unhideWhenUsed="0" w:uiPriority="62" w:semiHidden="0" w:name="Light Grid Accent 6"/>
+    <w:lsdException w:unhideWhenUsed="0" w:uiPriority="63" w:semiHidden="0" w:name="Medium Shading 1 Accent 6"/>
+    <w:lsdException w:unhideWhenUsed="0" w:uiPriority="64" w:semiHidden="0" w:name="Medium Shading 2 Accent 6"/>
+    <w:lsdException w:unhideWhenUsed="0" w:uiPriority="65" w:semiHidden="0" w:name="Medium List 1 Accent 6"/>
+    <w:lsdException w:unhideWhenUsed="0" w:uiPriority="66" w:semiHidden="0" w:name="Medium List 2 Accent 6"/>
+    <w:lsdException w:unhideWhenUsed="0" w:uiPriority="67" w:semiHidden="0" w:name="Medium Grid 1 Accent 6"/>
+    <w:lsdException w:unhideWhenUsed="0" w:uiPriority="68" w:semiHidden="0" w:name="Medium Grid 2 Accent 6"/>
+    <w:lsdException w:unhideWhenUsed="0" w:uiPriority="69" w:semiHidden="0" w:name="Medium Grid 3 Accent 6"/>
+    <w:lsdException w:unhideWhenUsed="0" w:uiPriority="70" w:semiHidden="0" w:name="Dark List Accent 6"/>
+    <w:lsdException w:unhideWhenUsed="0" w:uiPriority="71" w:semiHidden="0" w:name="Colorful Shading Accent 6"/>
+    <w:lsdException w:unhideWhenUsed="0" w:uiPriority="72" w:semiHidden="0" w:name="Colorful List Accent 6"/>
+    <w:lsdException w:unhideWhenUsed="0" w:uiPriority="73" w:semiHidden="0" w:name="Colorful Grid Accent 6"/>
   </w:latentStyles>
-  <w:style w:type="paragraph" w:default="1" w:styleId="Normal">
+  <w:style w:type="paragraph" w:default="1" w:styleId="1">
     <w:name w:val="Normal"/>
     <w:qFormat/>
+    <w:uiPriority w:val="0"/>
     <w:pPr>
       <w:kinsoku w:val="0"/>
       <w:autoSpaceDE w:val="0"/>
@@ -4748,7 +4863,7 @@
       <w:textAlignment w:val="baseline"/>
     </w:pPr>
     <w:rPr>
-      <w:rFonts w:ascii="Arial" w:eastAsia="宋体" w:hAnsi="Arial" w:cs="Arial"/>
+      <w:rFonts w:ascii="Arial" w:hAnsi="Arial" w:eastAsia="宋体" w:cs="Arial"/>
       <w:snapToGrid w:val="0"/>
       <w:color w:val="000000"/>
       <w:kern w:val="0"/>
@@ -4757,11 +4872,12 @@
       <w:lang w:val="en-US" w:eastAsia="en-US" w:bidi="ar-SA"/>
     </w:rPr>
   </w:style>
-  <w:style w:type="paragraph" w:styleId="Heading1">
+  <w:style w:type="paragraph" w:styleId="2">
     <w:name w:val="heading 1"/>
-    <w:basedOn w:val="Normal"/>
-    <w:next w:val="Normal"/>
+    <w:basedOn w:val="1"/>
+    <w:next w:val="1"/>
     <w:qFormat/>
+    <w:uiPriority w:val="0"/>
     <w:pPr>
       <w:keepNext/>
       <w:keepLines/>
@@ -4779,12 +4895,13 @@
       <w:sz w:val="44"/>
     </w:rPr>
   </w:style>
-  <w:style w:type="paragraph" w:styleId="Heading2">
+  <w:style w:type="paragraph" w:styleId="3">
     <w:name w:val="heading 2"/>
-    <w:basedOn w:val="Normal"/>
-    <w:next w:val="Normal"/>
+    <w:basedOn w:val="1"/>
+    <w:next w:val="1"/>
     <w:unhideWhenUsed/>
     <w:qFormat/>
+    <w:uiPriority w:val="0"/>
     <w:pPr>
       <w:keepNext/>
       <w:keepLines/>
@@ -4797,18 +4914,19 @@
       <w:outlineLvl w:val="1"/>
     </w:pPr>
     <w:rPr>
-      <w:rFonts w:ascii="Arial" w:eastAsia="黑体" w:hAnsi="Arial"/>
+      <w:rFonts w:ascii="Arial" w:hAnsi="Arial" w:eastAsia="黑体"/>
       <w:b/>
       <w:sz w:val="32"/>
     </w:rPr>
   </w:style>
-  <w:style w:type="paragraph" w:styleId="Heading3">
+  <w:style w:type="paragraph" w:styleId="4">
     <w:name w:val="heading 3"/>
-    <w:basedOn w:val="Normal"/>
-    <w:next w:val="Normal"/>
+    <w:basedOn w:val="1"/>
+    <w:next w:val="1"/>
     <w:semiHidden/>
     <w:unhideWhenUsed/>
     <w:qFormat/>
+    <w:uiPriority w:val="0"/>
     <w:pPr>
       <w:keepNext/>
       <w:keepLines/>
@@ -4825,12 +4943,13 @@
       <w:sz w:val="32"/>
     </w:rPr>
   </w:style>
-  <w:style w:type="paragraph" w:styleId="Heading4">
+  <w:style w:type="paragraph" w:styleId="5">
     <w:name w:val="heading 4"/>
-    <w:basedOn w:val="Normal"/>
-    <w:next w:val="Normal"/>
+    <w:basedOn w:val="1"/>
+    <w:next w:val="1"/>
     <w:unhideWhenUsed/>
     <w:qFormat/>
+    <w:uiPriority w:val="0"/>
     <w:pPr>
       <w:keepNext/>
       <w:keepLines/>
@@ -4843,18 +4962,19 @@
       <w:outlineLvl w:val="3"/>
     </w:pPr>
     <w:rPr>
-      <w:rFonts w:ascii="Arial" w:eastAsia="黑体" w:hAnsi="Arial"/>
+      <w:rFonts w:ascii="Arial" w:hAnsi="Arial" w:eastAsia="黑体"/>
       <w:b/>
       <w:sz w:val="28"/>
     </w:rPr>
   </w:style>
-  <w:style w:type="paragraph" w:styleId="Heading5">
+  <w:style w:type="paragraph" w:styleId="6">
     <w:name w:val="heading 5"/>
-    <w:basedOn w:val="Normal"/>
-    <w:next w:val="Normal"/>
+    <w:basedOn w:val="1"/>
+    <w:next w:val="1"/>
     <w:semiHidden/>
     <w:unhideWhenUsed/>
     <w:qFormat/>
+    <w:uiPriority w:val="0"/>
     <w:pPr>
       <w:keepNext/>
       <w:keepLines/>
@@ -4871,13 +4991,14 @@
       <w:sz w:val="28"/>
     </w:rPr>
   </w:style>
-  <w:style w:type="paragraph" w:styleId="Heading6">
+  <w:style w:type="paragraph" w:styleId="7">
     <w:name w:val="heading 6"/>
-    <w:basedOn w:val="Normal"/>
-    <w:next w:val="Normal"/>
+    <w:basedOn w:val="1"/>
+    <w:next w:val="1"/>
     <w:semiHidden/>
     <w:unhideWhenUsed/>
     <w:qFormat/>
+    <w:uiPriority w:val="0"/>
     <w:pPr>
       <w:keepNext/>
       <w:keepLines/>
@@ -4890,18 +5011,19 @@
       <w:outlineLvl w:val="5"/>
     </w:pPr>
     <w:rPr>
-      <w:rFonts w:ascii="Arial" w:eastAsia="黑体" w:hAnsi="Arial"/>
+      <w:rFonts w:ascii="Arial" w:hAnsi="Arial" w:eastAsia="黑体"/>
       <w:b/>
       <w:sz w:val="24"/>
     </w:rPr>
   </w:style>
-  <w:style w:type="paragraph" w:styleId="Heading7">
+  <w:style w:type="paragraph" w:styleId="8">
     <w:name w:val="heading 7"/>
-    <w:basedOn w:val="Normal"/>
-    <w:next w:val="Normal"/>
+    <w:basedOn w:val="1"/>
+    <w:next w:val="1"/>
     <w:semiHidden/>
     <w:unhideWhenUsed/>
     <w:qFormat/>
+    <w:uiPriority w:val="0"/>
     <w:pPr>
       <w:keepNext/>
       <w:keepLines/>
@@ -4918,13 +5040,14 @@
       <w:sz w:val="24"/>
     </w:rPr>
   </w:style>
-  <w:style w:type="paragraph" w:styleId="Heading8">
+  <w:style w:type="paragraph" w:styleId="9">
     <w:name w:val="heading 8"/>
-    <w:basedOn w:val="Normal"/>
-    <w:next w:val="Normal"/>
+    <w:basedOn w:val="1"/>
+    <w:next w:val="1"/>
     <w:semiHidden/>
     <w:unhideWhenUsed/>
     <w:qFormat/>
+    <w:uiPriority w:val="0"/>
     <w:pPr>
       <w:keepNext/>
       <w:keepLines/>
@@ -4937,17 +5060,18 @@
       <w:outlineLvl w:val="7"/>
     </w:pPr>
     <w:rPr>
-      <w:rFonts w:ascii="Arial" w:eastAsia="黑体" w:hAnsi="Arial"/>
+      <w:rFonts w:ascii="Arial" w:hAnsi="Arial" w:eastAsia="黑体"/>
       <w:sz w:val="24"/>
     </w:rPr>
   </w:style>
-  <w:style w:type="paragraph" w:styleId="Heading9">
+  <w:style w:type="paragraph" w:styleId="10">
     <w:name w:val="heading 9"/>
-    <w:basedOn w:val="Normal"/>
-    <w:next w:val="Normal"/>
+    <w:basedOn w:val="1"/>
+    <w:next w:val="1"/>
     <w:semiHidden/>
     <w:unhideWhenUsed/>
     <w:qFormat/>
+    <w:uiPriority w:val="0"/>
     <w:pPr>
       <w:keepNext/>
       <w:keepLines/>
@@ -4960,19 +5084,21 @@
       <w:outlineLvl w:val="8"/>
     </w:pPr>
     <w:rPr>
-      <w:rFonts w:ascii="Arial" w:eastAsia="黑体" w:hAnsi="Arial"/>
+      <w:rFonts w:ascii="Arial" w:hAnsi="Arial" w:eastAsia="黑体"/>
       <w:sz w:val="21"/>
     </w:rPr>
   </w:style>
-  <w:style w:type="character" w:default="1" w:styleId="DefaultParagraphFont">
+  <w:style w:type="character" w:default="1" w:styleId="22">
     <w:name w:val="Default Paragraph Font"/>
     <w:semiHidden/>
     <w:qFormat/>
+    <w:uiPriority w:val="0"/>
   </w:style>
-  <w:style w:type="table" w:default="1" w:styleId="TableNormal">
+  <w:style w:type="table" w:default="1" w:styleId="20">
     <w:name w:val="Normal Table"/>
     <w:semiHidden/>
     <w:qFormat/>
+    <w:uiPriority w:val="0"/>
     <w:tblPr>
       <w:tblCellMar>
         <w:top w:w="0" w:type="dxa"/>
@@ -4982,39 +5108,43 @@
       </w:tblCellMar>
     </w:tblPr>
   </w:style>
-  <w:style w:type="paragraph" w:styleId="CommentText">
+  <w:style w:type="paragraph" w:styleId="11">
     <w:name w:val="annotation text"/>
-    <w:basedOn w:val="Normal"/>
+    <w:basedOn w:val="1"/>
     <w:qFormat/>
+    <w:uiPriority w:val="0"/>
     <w:pPr>
       <w:jc w:val="left"/>
     </w:pPr>
   </w:style>
-  <w:style w:type="paragraph" w:styleId="BodyText">
+  <w:style w:type="paragraph" w:styleId="12">
     <w:name w:val="Body Text"/>
-    <w:basedOn w:val="Normal"/>
+    <w:basedOn w:val="1"/>
     <w:semiHidden/>
     <w:qFormat/>
+    <w:uiPriority w:val="0"/>
     <w:rPr>
-      <w:rFonts w:ascii="Arial" w:eastAsia="Arial" w:hAnsi="Arial" w:cs="Arial"/>
+      <w:rFonts w:ascii="Arial" w:hAnsi="Arial" w:eastAsia="Arial" w:cs="Arial"/>
       <w:sz w:val="21"/>
       <w:szCs w:val="21"/>
       <w:lang w:val="en-US" w:eastAsia="en-US" w:bidi="ar-SA"/>
     </w:rPr>
   </w:style>
-  <w:style w:type="paragraph" w:styleId="TOC3">
+  <w:style w:type="paragraph" w:styleId="13">
     <w:name w:val="toc 3"/>
-    <w:basedOn w:val="Normal"/>
-    <w:next w:val="Normal"/>
+    <w:basedOn w:val="1"/>
+    <w:next w:val="1"/>
     <w:qFormat/>
+    <w:uiPriority w:val="0"/>
     <w:pPr>
       <w:ind w:left="840" w:leftChars="400"/>
     </w:pPr>
   </w:style>
-  <w:style w:type="paragraph" w:styleId="Footer">
+  <w:style w:type="paragraph" w:styleId="14">
     <w:name w:val="footer"/>
-    <w:basedOn w:val="Normal"/>
+    <w:basedOn w:val="1"/>
     <w:qFormat/>
+    <w:uiPriority w:val="0"/>
     <w:pPr>
       <w:tabs>
         <w:tab w:val="center" w:pos="4153"/>
@@ -5027,16 +5157,17 @@
       <w:sz w:val="18"/>
     </w:rPr>
   </w:style>
-  <w:style w:type="paragraph" w:styleId="Header">
+  <w:style w:type="paragraph" w:styleId="15">
     <w:name w:val="header"/>
-    <w:basedOn w:val="Normal"/>
+    <w:basedOn w:val="1"/>
     <w:qFormat/>
+    <w:uiPriority w:val="0"/>
     <w:pPr>
       <w:pBdr>
-        <w:top w:val="nil"/>
-        <w:left w:val="nil"/>
-        <w:bottom w:val="nil"/>
-        <w:right w:val="nil"/>
+        <w:top w:val="none" w:color="auto" w:sz="0" w:space="0"/>
+        <w:left w:val="none" w:color="auto" w:sz="0" w:space="0"/>
+        <w:bottom w:val="none" w:color="auto" w:sz="0" w:space="0"/>
+        <w:right w:val="none" w:color="auto" w:sz="0" w:space="0"/>
       </w:pBdr>
       <w:tabs>
         <w:tab w:val="center" w:pos="4153"/>
@@ -5051,37 +5182,41 @@
       <w:sz w:val="18"/>
     </w:rPr>
   </w:style>
-  <w:style w:type="paragraph" w:styleId="TOC1">
+  <w:style w:type="paragraph" w:styleId="16">
     <w:name w:val="toc 1"/>
-    <w:basedOn w:val="Normal"/>
-    <w:next w:val="Normal"/>
+    <w:basedOn w:val="1"/>
+    <w:next w:val="1"/>
     <w:qFormat/>
+    <w:uiPriority w:val="0"/>
     <w:rPr>
-      <w:rFonts w:ascii="Arial" w:eastAsia="Microsoft JhengHei" w:hAnsi="Arial"/>
+      <w:rFonts w:ascii="Arial" w:hAnsi="Arial" w:eastAsia="Microsoft JhengHei"/>
       <w:sz w:val="24"/>
     </w:rPr>
   </w:style>
-  <w:style w:type="paragraph" w:styleId="TOC2">
+  <w:style w:type="paragraph" w:styleId="17">
     <w:name w:val="toc 2"/>
-    <w:basedOn w:val="Normal"/>
-    <w:next w:val="Normal"/>
+    <w:basedOn w:val="1"/>
+    <w:next w:val="1"/>
     <w:qFormat/>
+    <w:uiPriority w:val="0"/>
     <w:pPr>
       <w:ind w:left="420" w:leftChars="200"/>
     </w:pPr>
   </w:style>
-  <w:style w:type="paragraph" w:styleId="NormalWeb">
+  <w:style w:type="paragraph" w:styleId="18">
     <w:name w:val="Normal (Web)"/>
-    <w:basedOn w:val="Normal"/>
+    <w:basedOn w:val="1"/>
     <w:qFormat/>
+    <w:uiPriority w:val="0"/>
     <w:rPr>
       <w:sz w:val="24"/>
     </w:rPr>
   </w:style>
-  <w:style w:type="paragraph" w:styleId="Title">
+  <w:style w:type="paragraph" w:styleId="19">
     <w:name w:val="Title"/>
-    <w:basedOn w:val="Normal"/>
+    <w:basedOn w:val="1"/>
     <w:qFormat/>
+    <w:uiPriority w:val="0"/>
     <w:pPr>
       <w:spacing w:before="240" w:beforeLines="0" w:beforeAutospacing="0" w:after="60" w:afterLines="0" w:afterAutospacing="0"/>
       <w:jc w:val="center"/>
@@ -5093,38 +5228,41 @@
       <w:sz w:val="32"/>
     </w:rPr>
   </w:style>
-  <w:style w:type="table" w:styleId="TableGrid">
+  <w:style w:type="table" w:styleId="21">
     <w:name w:val="Table Grid"/>
-    <w:basedOn w:val="TableNormal"/>
+    <w:basedOn w:val="20"/>
     <w:qFormat/>
+    <w:uiPriority w:val="0"/>
     <w:pPr>
       <w:widowControl w:val="0"/>
       <w:jc w:val="both"/>
     </w:pPr>
     <w:tblPr>
       <w:tblBorders>
-        <w:top w:val="single" w:sz="4" w:space="0" w:color="auto"/>
-        <w:left w:val="single" w:sz="4" w:space="0" w:color="auto"/>
-        <w:bottom w:val="single" w:sz="4" w:space="0" w:color="auto"/>
-        <w:right w:val="single" w:sz="4" w:space="0" w:color="auto"/>
-        <w:insideH w:val="single" w:sz="4" w:space="0" w:color="auto"/>
-        <w:insideV w:val="single" w:sz="4" w:space="0" w:color="auto"/>
+        <w:top w:val="single" w:color="auto" w:sz="4" w:space="0"/>
+        <w:left w:val="single" w:color="auto" w:sz="4" w:space="0"/>
+        <w:bottom w:val="single" w:color="auto" w:sz="4" w:space="0"/>
+        <w:right w:val="single" w:color="auto" w:sz="4" w:space="0"/>
+        <w:insideH w:val="single" w:color="auto" w:sz="4" w:space="0"/>
+        <w:insideV w:val="single" w:color="auto" w:sz="4" w:space="0"/>
       </w:tblBorders>
     </w:tblPr>
   </w:style>
-  <w:style w:type="character" w:styleId="Strong">
+  <w:style w:type="character" w:styleId="23">
     <w:name w:val="Strong"/>
-    <w:basedOn w:val="DefaultParagraphFont"/>
+    <w:basedOn w:val="22"/>
     <w:qFormat/>
+    <w:uiPriority w:val="0"/>
     <w:rPr>
       <w:b/>
     </w:rPr>
   </w:style>
-  <w:style w:type="table" w:customStyle="1" w:styleId="TableNormal0">
+  <w:style w:type="table" w:customStyle="1" w:styleId="24">
     <w:name w:val="Table Normal_0"/>
     <w:semiHidden/>
     <w:unhideWhenUsed/>
     <w:qFormat/>
+    <w:uiPriority w:val="0"/>
     <w:tblPr>
       <w:tblCellMar>
         <w:top w:w="0" w:type="dxa"/>
@@ -5134,81 +5272,87 @@
       </w:tblCellMar>
     </w:tblPr>
   </w:style>
-  <w:style w:type="paragraph" w:customStyle="1" w:styleId="TableText">
+  <w:style w:type="paragraph" w:customStyle="1" w:styleId="25">
     <w:name w:val="Table Text"/>
-    <w:basedOn w:val="Normal"/>
+    <w:basedOn w:val="1"/>
     <w:semiHidden/>
     <w:qFormat/>
+    <w:uiPriority w:val="0"/>
     <w:rPr>
-      <w:rFonts w:ascii="宋体" w:eastAsia="宋体" w:hAnsi="宋体" w:cs="宋体"/>
+      <w:rFonts w:ascii="宋体" w:hAnsi="宋体" w:eastAsia="宋体" w:cs="宋体"/>
       <w:sz w:val="21"/>
       <w:szCs w:val="21"/>
       <w:lang w:val="en-US" w:eastAsia="en-US" w:bidi="ar-SA"/>
     </w:rPr>
   </w:style>
-  <w:style w:type="paragraph" w:customStyle="1" w:styleId="1">
+  <w:style w:type="paragraph" w:customStyle="1" w:styleId="26">
     <w:name w:val="柴_标题1"/>
-    <w:basedOn w:val="Heading1"/>
-    <w:next w:val="a"/>
-    <w:link w:val="1Char"/>
+    <w:basedOn w:val="2"/>
+    <w:next w:val="27"/>
+    <w:link w:val="38"/>
     <w:qFormat/>
+    <w:uiPriority w:val="0"/>
     <w:pPr>
       <w:spacing w:before="100" w:after="90" w:line="360" w:lineRule="auto"/>
     </w:pPr>
     <w:rPr>
-      <w:rFonts w:ascii="Arial" w:eastAsia="宋体" w:hAnsi="Arial"/>
+      <w:rFonts w:ascii="Arial" w:hAnsi="Arial" w:eastAsia="宋体"/>
       <w:sz w:val="32"/>
     </w:rPr>
   </w:style>
-  <w:style w:type="paragraph" w:customStyle="1" w:styleId="a">
+  <w:style w:type="paragraph" w:customStyle="1" w:styleId="27">
     <w:name w:val="柴_正文"/>
-    <w:basedOn w:val="BodyText"/>
-    <w:link w:val="Char"/>
+    <w:basedOn w:val="12"/>
+    <w:link w:val="41"/>
     <w:qFormat/>
+    <w:uiPriority w:val="0"/>
     <w:pPr>
       <w:spacing w:line="360" w:lineRule="auto"/>
       <w:ind w:firstLine="470" w:firstLineChars="200"/>
     </w:pPr>
     <w:rPr>
-      <w:rFonts w:ascii="Arial" w:eastAsia="宋体" w:hAnsi="Arial"/>
+      <w:rFonts w:ascii="Arial" w:hAnsi="Arial" w:eastAsia="宋体"/>
       <w:sz w:val="24"/>
       <w:lang w:eastAsia="zh-CN"/>
     </w:rPr>
   </w:style>
-  <w:style w:type="paragraph" w:customStyle="1" w:styleId="2">
+  <w:style w:type="paragraph" w:customStyle="1" w:styleId="28">
     <w:name w:val="柴_标题2"/>
-    <w:basedOn w:val="Heading2"/>
-    <w:next w:val="a"/>
+    <w:basedOn w:val="3"/>
+    <w:next w:val="27"/>
     <w:qFormat/>
+    <w:uiPriority w:val="0"/>
     <w:pPr>
       <w:spacing w:line="360" w:lineRule="auto"/>
     </w:pPr>
     <w:rPr>
-      <w:rFonts w:ascii="Arial" w:eastAsia="宋体" w:hAnsi="Arial"/>
+      <w:rFonts w:ascii="Arial" w:hAnsi="Arial" w:eastAsia="宋体"/>
       <w:sz w:val="28"/>
     </w:rPr>
   </w:style>
-  <w:style w:type="paragraph" w:customStyle="1" w:styleId="3">
+  <w:style w:type="paragraph" w:customStyle="1" w:styleId="29">
     <w:name w:val="柴_标题3"/>
-    <w:basedOn w:val="Heading3"/>
-    <w:next w:val="a"/>
+    <w:basedOn w:val="4"/>
+    <w:next w:val="27"/>
     <w:qFormat/>
+    <w:uiPriority w:val="0"/>
     <w:pPr>
       <w:spacing w:line="360" w:lineRule="auto"/>
       <w:ind w:left="0" w:firstLine="472" w:firstLineChars="200"/>
     </w:pPr>
     <w:rPr>
-      <w:rFonts w:ascii="宋体" w:eastAsia="宋体" w:hAnsi="宋体" w:cs="宋体"/>
+      <w:rFonts w:ascii="宋体" w:hAnsi="宋体" w:eastAsia="宋体" w:cs="宋体"/>
       <w:spacing w:val="-2"/>
       <w:sz w:val="24"/>
       <w:szCs w:val="24"/>
     </w:rPr>
   </w:style>
-  <w:style w:type="paragraph" w:customStyle="1" w:styleId="a0">
+  <w:style w:type="paragraph" w:customStyle="1" w:styleId="30">
     <w:name w:val="柴_目录"/>
-    <w:basedOn w:val="Normal"/>
-    <w:next w:val="BodyText"/>
+    <w:basedOn w:val="1"/>
+    <w:next w:val="12"/>
     <w:qFormat/>
+    <w:uiPriority w:val="0"/>
     <w:pPr>
       <w:tabs>
         <w:tab w:val="right" w:leader="dot" w:pos="8442"/>
@@ -5216,89 +5360,96 @@
       <w:ind w:left="0" w:leftChars="0"/>
     </w:pPr>
     <w:rPr>
-      <w:rFonts w:ascii="Arial" w:eastAsia="Microsoft JhengHei" w:hAnsi="Arial"/>
+      <w:rFonts w:ascii="Arial" w:hAnsi="Arial" w:eastAsia="Microsoft JhengHei"/>
       <w:sz w:val="24"/>
     </w:rPr>
   </w:style>
-  <w:style w:type="paragraph" w:customStyle="1" w:styleId="a1">
+  <w:style w:type="paragraph" w:customStyle="1" w:styleId="31">
     <w:name w:val="柴_公司名"/>
-    <w:basedOn w:val="Title"/>
+    <w:basedOn w:val="19"/>
     <w:qFormat/>
+    <w:uiPriority w:val="0"/>
     <w:pPr>
       <w:spacing w:after="600" w:afterLines="600"/>
     </w:pPr>
     <w:rPr>
-      <w:rFonts w:ascii="宋体" w:eastAsia="宋体" w:hAnsi="宋体" w:cs="宋体" w:hint="eastAsia"/>
+      <w:rFonts w:hint="eastAsia" w:ascii="宋体" w:hAnsi="宋体" w:eastAsia="宋体" w:cs="宋体"/>
       <w:bCs/>
       <w:spacing w:val="-6"/>
       <w:sz w:val="52"/>
       <w:szCs w:val="52"/>
     </w:rPr>
   </w:style>
-  <w:style w:type="paragraph" w:customStyle="1" w:styleId="a2">
+  <w:style w:type="paragraph" w:customStyle="1" w:styleId="32">
     <w:name w:val="柴_文档名"/>
-    <w:basedOn w:val="Title"/>
+    <w:basedOn w:val="19"/>
     <w:qFormat/>
+    <w:uiPriority w:val="0"/>
     <w:pPr>
       <w:spacing w:after="900" w:afterLines="900"/>
     </w:pPr>
     <w:rPr>
-      <w:rFonts w:ascii="黑体" w:eastAsia="黑体" w:hAnsi="黑体" w:cs="黑体"/>
+      <w:rFonts w:ascii="黑体" w:hAnsi="黑体" w:eastAsia="黑体" w:cs="黑体"/>
       <w:bCs/>
       <w:spacing w:val="-7"/>
       <w:sz w:val="52"/>
       <w:szCs w:val="52"/>
     </w:rPr>
   </w:style>
-  <w:style w:type="paragraph" w:customStyle="1" w:styleId="WPSOffice1">
+  <w:style w:type="paragraph" w:customStyle="1" w:styleId="33">
     <w:name w:val="WPSOffice手动目录 1"/>
     <w:qFormat/>
+    <w:uiPriority w:val="0"/>
     <w:pPr>
       <w:ind w:leftChars="0"/>
     </w:pPr>
     <w:rPr>
-      <w:rFonts w:ascii="Times New Roman" w:eastAsia="宋体" w:hAnsi="Times New Roman" w:cs="Times New Roman"/>
+      <w:rFonts w:ascii="Times New Roman" w:hAnsi="Times New Roman" w:eastAsia="宋体" w:cs="Times New Roman"/>
       <w:sz w:val="20"/>
       <w:szCs w:val="20"/>
     </w:rPr>
   </w:style>
-  <w:style w:type="paragraph" w:customStyle="1" w:styleId="WPSOffice2">
+  <w:style w:type="paragraph" w:customStyle="1" w:styleId="34">
     <w:name w:val="WPSOffice手动目录 2"/>
     <w:qFormat/>
+    <w:uiPriority w:val="0"/>
     <w:pPr>
       <w:ind w:leftChars="200"/>
     </w:pPr>
     <w:rPr>
-      <w:rFonts w:ascii="Times New Roman" w:eastAsia="宋体" w:hAnsi="Times New Roman" w:cs="Times New Roman"/>
+      <w:rFonts w:ascii="Times New Roman" w:hAnsi="Times New Roman" w:eastAsia="宋体" w:cs="Times New Roman"/>
       <w:sz w:val="20"/>
       <w:szCs w:val="20"/>
     </w:rPr>
   </w:style>
-  <w:style w:type="paragraph" w:customStyle="1" w:styleId="WPSOffice3">
+  <w:style w:type="paragraph" w:customStyle="1" w:styleId="35">
     <w:name w:val="WPSOffice手动目录 3"/>
     <w:qFormat/>
+    <w:uiPriority w:val="0"/>
     <w:pPr>
       <w:ind w:leftChars="400"/>
     </w:pPr>
     <w:rPr>
-      <w:rFonts w:ascii="Times New Roman" w:eastAsia="宋体" w:hAnsi="Times New Roman" w:cs="Times New Roman"/>
+      <w:rFonts w:ascii="Times New Roman" w:hAnsi="Times New Roman" w:eastAsia="宋体" w:cs="Times New Roman"/>
       <w:sz w:val="20"/>
       <w:szCs w:val="20"/>
     </w:rPr>
   </w:style>
-  <w:style w:type="paragraph" w:customStyle="1" w:styleId="Compact">
+  <w:style w:type="paragraph" w:customStyle="1" w:styleId="36">
     <w:name w:val="Compact"/>
-    <w:basedOn w:val="BodyText"/>
+    <w:basedOn w:val="12"/>
     <w:qFormat/>
+    <w:uiPriority w:val="0"/>
     <w:pPr>
       <w:spacing w:before="36" w:after="36"/>
     </w:pPr>
   </w:style>
-  <w:style w:type="table" w:customStyle="1" w:styleId="Table">
+  <w:style w:type="table" w:customStyle="1" w:styleId="37">
     <w:name w:val="Table"/>
     <w:semiHidden/>
     <w:unhideWhenUsed/>
     <w:qFormat/>
+    <w:uiPriority w:val="0"/>
     <w:tblPr>
       <w:tblCellMar>
         <w:top w:w="0" w:type="dxa"/>
@@ -5310,25 +5461,27 @@
     <w:tblStylePr w:type="firstRow">
       <w:tcPr>
         <w:tcBorders>
-          <w:bottom w:val="single" w:sz="0" w:space="0" w:color="auto"/>
+          <w:bottom w:val="single" w:color="auto" w:sz="0" w:space="0"/>
         </w:tcBorders>
         <w:vAlign w:val="bottom"/>
       </w:tcPr>
     </w:tblStylePr>
   </w:style>
-  <w:style w:type="character" w:customStyle="1" w:styleId="1Char">
+  <w:style w:type="character" w:customStyle="1" w:styleId="38">
     <w:name w:val="柴_标题1 Char"/>
-    <w:link w:val="1"/>
+    <w:link w:val="26"/>
     <w:qFormat/>
+    <w:uiPriority w:val="0"/>
     <w:rPr>
-      <w:rFonts w:ascii="Arial" w:eastAsia="宋体" w:hAnsi="Arial"/>
+      <w:rFonts w:ascii="Arial" w:hAnsi="Arial" w:eastAsia="宋体"/>
       <w:sz w:val="32"/>
     </w:rPr>
   </w:style>
-  <w:style w:type="paragraph" w:customStyle="1" w:styleId="a3">
+  <w:style w:type="paragraph" w:customStyle="1" w:styleId="39">
     <w:name w:val="柴_正文_无缩进"/>
-    <w:basedOn w:val="Normal"/>
+    <w:basedOn w:val="1"/>
     <w:qFormat/>
+    <w:uiPriority w:val="0"/>
     <w:pPr>
       <w:ind w:firstLine="0" w:firstLineChars="0"/>
     </w:pPr>
@@ -5338,29 +5491,31 @@
       <w:lang w:eastAsia="zh-CN"/>
     </w:rPr>
   </w:style>
-  <w:style w:type="paragraph" w:customStyle="1" w:styleId="4">
+  <w:style w:type="paragraph" w:customStyle="1" w:styleId="40">
     <w:name w:val="柴_标题4"/>
-    <w:basedOn w:val="Heading4"/>
-    <w:next w:val="Normal"/>
+    <w:basedOn w:val="5"/>
+    <w:next w:val="1"/>
     <w:qFormat/>
+    <w:uiPriority w:val="0"/>
     <w:pPr>
       <w:widowControl w:val="0"/>
       <w:spacing w:before="160" w:line="360" w:lineRule="auto"/>
-      <w:ind w:left="981" w:hanging="862" w:leftChars="300"/>
+      <w:ind w:left="981" w:leftChars="300" w:hanging="862"/>
     </w:pPr>
     <w:rPr>
-      <w:rFonts w:ascii="Calibri" w:eastAsia="宋体" w:hAnsi="Calibri" w:cs="宋体" w:hint="eastAsia"/>
+      <w:rFonts w:hint="eastAsia" w:ascii="Calibri" w:hAnsi="Calibri" w:eastAsia="宋体" w:cs="宋体"/>
       <w:sz w:val="24"/>
       <w:szCs w:val="24"/>
       <w:lang w:eastAsia="zh-CN" w:bidi="zh-CN"/>
     </w:rPr>
   </w:style>
-  <w:style w:type="character" w:customStyle="1" w:styleId="Char">
+  <w:style w:type="character" w:customStyle="1" w:styleId="41">
     <w:name w:val="柴_正文 Char"/>
-    <w:link w:val="a"/>
+    <w:link w:val="27"/>
     <w:qFormat/>
+    <w:uiPriority w:val="0"/>
     <w:rPr>
-      <w:rFonts w:ascii="Arial" w:eastAsia="宋体" w:hAnsi="Arial"/>
+      <w:rFonts w:ascii="Arial" w:hAnsi="Arial" w:eastAsia="宋体"/>
       <w:sz w:val="24"/>
       <w:lang w:eastAsia="zh-CN"/>
     </w:rPr>

--- a/8.资源管理/1.流程制度规范类文件/080101-运维工具管理制度.docx
+++ b/8.资源管理/1.流程制度规范类文件/080101-运维工具管理制度.docx
@@ -13,7 +13,7 @@
         <w:pStyle w:val="31"/>
         <w:bidi w:val="0"/>
       </w:pPr>
-      <w:bookmarkStart w:id="0" w:name="_Toc2634"/>
+      <w:bookmarkStart w:id="0" w:name="_Toc20007"/>
       <w:r>
         <w:t>运维工具管理制度</w:t>
       </w:r>
@@ -24,7 +24,7 @@
         <w:pStyle w:val="32"/>
         <w:bidi w:val="0"/>
       </w:pPr>
-      <w:bookmarkStart w:id="1" w:name="_Toc3929"/>
+      <w:bookmarkStart w:id="1" w:name="_Toc26380"/>
       <w:r>
         <w:t>中达丰集团有限公司</w:t>
       </w:r>
@@ -51,7 +51,7 @@
           <w:cols w:space="720" w:num="1"/>
         </w:sectPr>
       </w:pPr>
-      <w:bookmarkStart w:id="2" w:name="_Toc25254"/>
+      <w:bookmarkStart w:id="2" w:name="_Toc13262"/>
       <w:r>
         <w:rPr>
           <w:rFonts w:hint="eastAsia" w:ascii="宋体" w:hAnsi="宋体" w:eastAsia="宋体" w:cs="宋体"/>
@@ -74,7 +74,7 @@
           <w:szCs w:val="28"/>
         </w:rPr>
       </w:pPr>
-      <w:bookmarkStart w:id="3" w:name="_Toc31299"/>
+      <w:bookmarkStart w:id="3" w:name="_Toc14244"/>
       <w:r>
         <w:rPr>
           <w:rFonts w:ascii="宋体" w:hAnsi="宋体" w:eastAsia="宋体" w:cs="宋体"/>
@@ -977,8 +977,6 @@
               <w:tab w:val="right" w:leader="dot" w:pos="8497"/>
             </w:tabs>
           </w:pPr>
-          <w:bookmarkStart w:id="20" w:name="_GoBack"/>
-          <w:bookmarkEnd w:id="20"/>
           <w:r>
             <w:rPr>
               <w:rFonts w:hint="eastAsia" w:ascii="Microsoft JhengHei" w:hAnsi="Microsoft JhengHei" w:eastAsia="Microsoft JhengHei" w:cs="Microsoft JhengHei"/>
@@ -1015,7 +1013,7 @@
               <w:rFonts w:hint="eastAsia" w:ascii="Microsoft JhengHei" w:hAnsi="Microsoft JhengHei" w:eastAsia="Microsoft JhengHei" w:cs="Microsoft JhengHei"/>
               <w:szCs w:val="24"/>
             </w:rPr>
-            <w:instrText xml:space="preserve"> HYPERLINK \l _Toc2634 </w:instrText>
+            <w:instrText xml:space="preserve"> HYPERLINK \l _Toc20007 </w:instrText>
           </w:r>
           <w:r>
             <w:rPr>
@@ -1034,7 +1032,7 @@
             <w:fldChar w:fldCharType="begin"/>
           </w:r>
           <w:r>
-            <w:instrText xml:space="preserve"> PAGEREF _Toc2634 \h </w:instrText>
+            <w:instrText xml:space="preserve"> PAGEREF _Toc20007 \h </w:instrText>
           </w:r>
           <w:r>
             <w:fldChar w:fldCharType="separate"/>
@@ -1072,7 +1070,7 @@
               <w:rFonts w:hint="eastAsia" w:ascii="Microsoft JhengHei" w:hAnsi="Microsoft JhengHei" w:eastAsia="Microsoft JhengHei" w:cs="Microsoft JhengHei"/>
               <w:szCs w:val="24"/>
             </w:rPr>
-            <w:instrText xml:space="preserve"> HYPERLINK \l _Toc3929 </w:instrText>
+            <w:instrText xml:space="preserve"> HYPERLINK \l _Toc26380 </w:instrText>
           </w:r>
           <w:r>
             <w:rPr>
@@ -1091,7 +1089,7 @@
             <w:fldChar w:fldCharType="begin"/>
           </w:r>
           <w:r>
-            <w:instrText xml:space="preserve"> PAGEREF _Toc3929 \h </w:instrText>
+            <w:instrText xml:space="preserve"> PAGEREF _Toc26380 \h </w:instrText>
           </w:r>
           <w:r>
             <w:fldChar w:fldCharType="separate"/>
@@ -1129,7 +1127,7 @@
               <w:rFonts w:hint="eastAsia" w:ascii="Microsoft JhengHei" w:hAnsi="Microsoft JhengHei" w:eastAsia="Microsoft JhengHei" w:cs="Microsoft JhengHei"/>
               <w:szCs w:val="24"/>
             </w:rPr>
-            <w:instrText xml:space="preserve"> HYPERLINK \l _Toc25254 </w:instrText>
+            <w:instrText xml:space="preserve"> HYPERLINK \l _Toc13262 </w:instrText>
           </w:r>
           <w:r>
             <w:rPr>
@@ -1153,7 +1151,7 @@
             <w:fldChar w:fldCharType="begin"/>
           </w:r>
           <w:r>
-            <w:instrText xml:space="preserve"> PAGEREF _Toc25254 \h </w:instrText>
+            <w:instrText xml:space="preserve"> PAGEREF _Toc13262 \h </w:instrText>
           </w:r>
           <w:r>
             <w:fldChar w:fldCharType="separate"/>
@@ -1191,7 +1189,7 @@
               <w:rFonts w:hint="eastAsia" w:ascii="Microsoft JhengHei" w:hAnsi="Microsoft JhengHei" w:eastAsia="Microsoft JhengHei" w:cs="Microsoft JhengHei"/>
               <w:szCs w:val="24"/>
             </w:rPr>
-            <w:instrText xml:space="preserve"> HYPERLINK \l _Toc31299 </w:instrText>
+            <w:instrText xml:space="preserve"> HYPERLINK \l _Toc14244 </w:instrText>
           </w:r>
           <w:r>
             <w:rPr>
@@ -1215,7 +1213,7 @@
             <w:fldChar w:fldCharType="begin"/>
           </w:r>
           <w:r>
-            <w:instrText xml:space="preserve"> PAGEREF _Toc31299 \h </w:instrText>
+            <w:instrText xml:space="preserve"> PAGEREF _Toc14244 \h </w:instrText>
           </w:r>
           <w:r>
             <w:fldChar w:fldCharType="separate"/>
@@ -1253,7 +1251,7 @@
               <w:rFonts w:hint="eastAsia" w:ascii="Microsoft JhengHei" w:hAnsi="Microsoft JhengHei" w:eastAsia="Microsoft JhengHei" w:cs="Microsoft JhengHei"/>
               <w:szCs w:val="24"/>
             </w:rPr>
-            <w:instrText xml:space="preserve"> HYPERLINK \l _Toc5135 </w:instrText>
+            <w:instrText xml:space="preserve"> HYPERLINK \l _Toc7295 </w:instrText>
           </w:r>
           <w:r>
             <w:rPr>
@@ -1278,7 +1276,7 @@
             <w:fldChar w:fldCharType="begin"/>
           </w:r>
           <w:r>
-            <w:instrText xml:space="preserve"> PAGEREF _Toc5135 \h </w:instrText>
+            <w:instrText xml:space="preserve"> PAGEREF _Toc7295 \h </w:instrText>
           </w:r>
           <w:r>
             <w:fldChar w:fldCharType="separate"/>
@@ -1316,7 +1314,7 @@
               <w:rFonts w:hint="eastAsia" w:ascii="Microsoft JhengHei" w:hAnsi="Microsoft JhengHei" w:eastAsia="Microsoft JhengHei" w:cs="Microsoft JhengHei"/>
               <w:szCs w:val="24"/>
             </w:rPr>
-            <w:instrText xml:space="preserve"> HYPERLINK \l _Toc9516 </w:instrText>
+            <w:instrText xml:space="preserve"> HYPERLINK \l _Toc20680 </w:instrText>
           </w:r>
           <w:r>
             <w:rPr>
@@ -1341,7 +1339,7 @@
             <w:fldChar w:fldCharType="begin"/>
           </w:r>
           <w:r>
-            <w:instrText xml:space="preserve"> PAGEREF _Toc9516 \h </w:instrText>
+            <w:instrText xml:space="preserve"> PAGEREF _Toc20680 \h </w:instrText>
           </w:r>
           <w:r>
             <w:fldChar w:fldCharType="separate"/>
@@ -1379,7 +1377,7 @@
               <w:rFonts w:hint="eastAsia" w:ascii="Microsoft JhengHei" w:hAnsi="Microsoft JhengHei" w:eastAsia="Microsoft JhengHei" w:cs="Microsoft JhengHei"/>
               <w:szCs w:val="24"/>
             </w:rPr>
-            <w:instrText xml:space="preserve"> HYPERLINK \l _Toc5383 </w:instrText>
+            <w:instrText xml:space="preserve"> HYPERLINK \l _Toc12172 </w:instrText>
           </w:r>
           <w:r>
             <w:rPr>
@@ -1404,7 +1402,7 @@
             <w:fldChar w:fldCharType="begin"/>
           </w:r>
           <w:r>
-            <w:instrText xml:space="preserve"> PAGEREF _Toc5383 \h </w:instrText>
+            <w:instrText xml:space="preserve"> PAGEREF _Toc12172 \h </w:instrText>
           </w:r>
           <w:r>
             <w:fldChar w:fldCharType="separate"/>
@@ -1442,7 +1440,7 @@
               <w:rFonts w:hint="eastAsia" w:ascii="Microsoft JhengHei" w:hAnsi="Microsoft JhengHei" w:eastAsia="Microsoft JhengHei" w:cs="Microsoft JhengHei"/>
               <w:szCs w:val="24"/>
             </w:rPr>
-            <w:instrText xml:space="preserve"> HYPERLINK \l _Toc24532 </w:instrText>
+            <w:instrText xml:space="preserve"> HYPERLINK \l _Toc29654 </w:instrText>
           </w:r>
           <w:r>
             <w:rPr>
@@ -1467,7 +1465,7 @@
             <w:fldChar w:fldCharType="begin"/>
           </w:r>
           <w:r>
-            <w:instrText xml:space="preserve"> PAGEREF _Toc24532 \h </w:instrText>
+            <w:instrText xml:space="preserve"> PAGEREF _Toc29654 \h </w:instrText>
           </w:r>
           <w:r>
             <w:fldChar w:fldCharType="separate"/>
@@ -1505,7 +1503,7 @@
               <w:rFonts w:hint="eastAsia" w:ascii="Microsoft JhengHei" w:hAnsi="Microsoft JhengHei" w:eastAsia="Microsoft JhengHei" w:cs="Microsoft JhengHei"/>
               <w:szCs w:val="24"/>
             </w:rPr>
-            <w:instrText xml:space="preserve"> HYPERLINK \l _Toc25728 </w:instrText>
+            <w:instrText xml:space="preserve"> HYPERLINK \l _Toc19175 </w:instrText>
           </w:r>
           <w:r>
             <w:rPr>
@@ -1530,7 +1528,7 @@
             <w:fldChar w:fldCharType="begin"/>
           </w:r>
           <w:r>
-            <w:instrText xml:space="preserve"> PAGEREF _Toc25728 \h </w:instrText>
+            <w:instrText xml:space="preserve"> PAGEREF _Toc19175 \h </w:instrText>
           </w:r>
           <w:r>
             <w:fldChar w:fldCharType="separate"/>
@@ -1568,7 +1566,7 @@
               <w:rFonts w:hint="eastAsia" w:ascii="Microsoft JhengHei" w:hAnsi="Microsoft JhengHei" w:eastAsia="Microsoft JhengHei" w:cs="Microsoft JhengHei"/>
               <w:szCs w:val="24"/>
             </w:rPr>
-            <w:instrText xml:space="preserve"> HYPERLINK \l _Toc19124 </w:instrText>
+            <w:instrText xml:space="preserve"> HYPERLINK \l _Toc18646 </w:instrText>
           </w:r>
           <w:r>
             <w:rPr>
@@ -1593,7 +1591,7 @@
             <w:fldChar w:fldCharType="begin"/>
           </w:r>
           <w:r>
-            <w:instrText xml:space="preserve"> PAGEREF _Toc19124 \h </w:instrText>
+            <w:instrText xml:space="preserve"> PAGEREF _Toc18646 \h </w:instrText>
           </w:r>
           <w:r>
             <w:fldChar w:fldCharType="separate"/>
@@ -1631,7 +1629,7 @@
               <w:rFonts w:hint="eastAsia" w:ascii="Microsoft JhengHei" w:hAnsi="Microsoft JhengHei" w:eastAsia="Microsoft JhengHei" w:cs="Microsoft JhengHei"/>
               <w:szCs w:val="24"/>
             </w:rPr>
-            <w:instrText xml:space="preserve"> HYPERLINK \l _Toc4379 </w:instrText>
+            <w:instrText xml:space="preserve"> HYPERLINK \l _Toc14545 </w:instrText>
           </w:r>
           <w:r>
             <w:rPr>
@@ -1656,7 +1654,7 @@
             <w:fldChar w:fldCharType="begin"/>
           </w:r>
           <w:r>
-            <w:instrText xml:space="preserve"> PAGEREF _Toc4379 \h </w:instrText>
+            <w:instrText xml:space="preserve"> PAGEREF _Toc14545 \h </w:instrText>
           </w:r>
           <w:r>
             <w:fldChar w:fldCharType="separate"/>
@@ -1694,7 +1692,7 @@
               <w:rFonts w:hint="eastAsia" w:ascii="Microsoft JhengHei" w:hAnsi="Microsoft JhengHei" w:eastAsia="Microsoft JhengHei" w:cs="Microsoft JhengHei"/>
               <w:szCs w:val="24"/>
             </w:rPr>
-            <w:instrText xml:space="preserve"> HYPERLINK \l _Toc4558 </w:instrText>
+            <w:instrText xml:space="preserve"> HYPERLINK \l _Toc4604 </w:instrText>
           </w:r>
           <w:r>
             <w:rPr>
@@ -1723,7 +1721,7 @@
             <w:fldChar w:fldCharType="begin"/>
           </w:r>
           <w:r>
-            <w:instrText xml:space="preserve"> PAGEREF _Toc4558 \h </w:instrText>
+            <w:instrText xml:space="preserve"> PAGEREF _Toc4604 \h </w:instrText>
           </w:r>
           <w:r>
             <w:fldChar w:fldCharType="separate"/>
@@ -1761,7 +1759,7 @@
               <w:rFonts w:hint="eastAsia" w:ascii="Microsoft JhengHei" w:hAnsi="Microsoft JhengHei" w:eastAsia="Microsoft JhengHei" w:cs="Microsoft JhengHei"/>
               <w:szCs w:val="24"/>
             </w:rPr>
-            <w:instrText xml:space="preserve"> HYPERLINK \l _Toc5937 </w:instrText>
+            <w:instrText xml:space="preserve"> HYPERLINK \l _Toc6105 </w:instrText>
           </w:r>
           <w:r>
             <w:rPr>
@@ -1791,7 +1789,7 @@
             <w:fldChar w:fldCharType="begin"/>
           </w:r>
           <w:r>
-            <w:instrText xml:space="preserve"> PAGEREF _Toc5937 \h </w:instrText>
+            <w:instrText xml:space="preserve"> PAGEREF _Toc6105 \h </w:instrText>
           </w:r>
           <w:r>
             <w:fldChar w:fldCharType="separate"/>
@@ -1829,7 +1827,7 @@
               <w:rFonts w:hint="eastAsia" w:ascii="Microsoft JhengHei" w:hAnsi="Microsoft JhengHei" w:eastAsia="Microsoft JhengHei" w:cs="Microsoft JhengHei"/>
               <w:szCs w:val="24"/>
             </w:rPr>
-            <w:instrText xml:space="preserve"> HYPERLINK \l _Toc9991 </w:instrText>
+            <w:instrText xml:space="preserve"> HYPERLINK \l _Toc27672 </w:instrText>
           </w:r>
           <w:r>
             <w:rPr>
@@ -1859,7 +1857,7 @@
             <w:fldChar w:fldCharType="begin"/>
           </w:r>
           <w:r>
-            <w:instrText xml:space="preserve"> PAGEREF _Toc9991 \h </w:instrText>
+            <w:instrText xml:space="preserve"> PAGEREF _Toc27672 \h </w:instrText>
           </w:r>
           <w:r>
             <w:fldChar w:fldCharType="separate"/>
@@ -1897,7 +1895,7 @@
               <w:rFonts w:hint="eastAsia" w:ascii="Microsoft JhengHei" w:hAnsi="Microsoft JhengHei" w:eastAsia="Microsoft JhengHei" w:cs="Microsoft JhengHei"/>
               <w:szCs w:val="24"/>
             </w:rPr>
-            <w:instrText xml:space="preserve"> HYPERLINK \l _Toc13367 </w:instrText>
+            <w:instrText xml:space="preserve"> HYPERLINK \l _Toc12293 </w:instrText>
           </w:r>
           <w:r>
             <w:rPr>
@@ -1927,7 +1925,7 @@
             <w:fldChar w:fldCharType="begin"/>
           </w:r>
           <w:r>
-            <w:instrText xml:space="preserve"> PAGEREF _Toc13367 \h </w:instrText>
+            <w:instrText xml:space="preserve"> PAGEREF _Toc12293 \h </w:instrText>
           </w:r>
           <w:r>
             <w:fldChar w:fldCharType="separate"/>
@@ -1965,7 +1963,7 @@
               <w:rFonts w:hint="eastAsia" w:ascii="Microsoft JhengHei" w:hAnsi="Microsoft JhengHei" w:eastAsia="Microsoft JhengHei" w:cs="Microsoft JhengHei"/>
               <w:szCs w:val="24"/>
             </w:rPr>
-            <w:instrText xml:space="preserve"> HYPERLINK \l _Toc16512 </w:instrText>
+            <w:instrText xml:space="preserve"> HYPERLINK \l _Toc2988 </w:instrText>
           </w:r>
           <w:r>
             <w:rPr>
@@ -1990,7 +1988,7 @@
             <w:fldChar w:fldCharType="begin"/>
           </w:r>
           <w:r>
-            <w:instrText xml:space="preserve"> PAGEREF _Toc16512 \h </w:instrText>
+            <w:instrText xml:space="preserve"> PAGEREF _Toc2988 \h </w:instrText>
           </w:r>
           <w:r>
             <w:fldChar w:fldCharType="separate"/>
@@ -2028,7 +2026,7 @@
               <w:rFonts w:hint="eastAsia" w:ascii="Microsoft JhengHei" w:hAnsi="Microsoft JhengHei" w:eastAsia="Microsoft JhengHei" w:cs="Microsoft JhengHei"/>
               <w:szCs w:val="24"/>
             </w:rPr>
-            <w:instrText xml:space="preserve"> HYPERLINK \l _Toc582 </w:instrText>
+            <w:instrText xml:space="preserve"> HYPERLINK \l _Toc1568 </w:instrText>
           </w:r>
           <w:r>
             <w:rPr>
@@ -2053,7 +2051,7 @@
             <w:fldChar w:fldCharType="begin"/>
           </w:r>
           <w:r>
-            <w:instrText xml:space="preserve"> PAGEREF _Toc582 \h </w:instrText>
+            <w:instrText xml:space="preserve"> PAGEREF _Toc1568 \h </w:instrText>
           </w:r>
           <w:r>
             <w:fldChar w:fldCharType="separate"/>
@@ -2091,7 +2089,7 @@
               <w:rFonts w:hint="eastAsia" w:ascii="Microsoft JhengHei" w:hAnsi="Microsoft JhengHei" w:eastAsia="Microsoft JhengHei" w:cs="Microsoft JhengHei"/>
               <w:szCs w:val="24"/>
             </w:rPr>
-            <w:instrText xml:space="preserve"> HYPERLINK \l _Toc17029 </w:instrText>
+            <w:instrText xml:space="preserve"> HYPERLINK \l _Toc9083 </w:instrText>
           </w:r>
           <w:r>
             <w:rPr>
@@ -2120,7 +2118,7 @@
             <w:fldChar w:fldCharType="begin"/>
           </w:r>
           <w:r>
-            <w:instrText xml:space="preserve"> PAGEREF _Toc17029 \h </w:instrText>
+            <w:instrText xml:space="preserve"> PAGEREF _Toc9083 \h </w:instrText>
           </w:r>
           <w:r>
             <w:fldChar w:fldCharType="separate"/>
@@ -2186,7 +2184,7 @@
         <w:pStyle w:val="26"/>
         <w:bidi w:val="0"/>
       </w:pPr>
-      <w:bookmarkStart w:id="4" w:name="_Toc5135"/>
+      <w:bookmarkStart w:id="4" w:name="_Toc7295"/>
       <w:r>
         <w:t>目的</w:t>
       </w:r>
@@ -2206,7 +2204,7 @@
         <w:pStyle w:val="26"/>
         <w:bidi w:val="0"/>
       </w:pPr>
-      <w:bookmarkStart w:id="5" w:name="_Toc9516"/>
+      <w:bookmarkStart w:id="5" w:name="_Toc20680"/>
       <w:r>
         <w:t>适用范围</w:t>
       </w:r>
@@ -2226,7 +2224,7 @@
         <w:pStyle w:val="26"/>
         <w:bidi w:val="0"/>
       </w:pPr>
-      <w:bookmarkStart w:id="6" w:name="_Toc5383"/>
+      <w:bookmarkStart w:id="6" w:name="_Toc12172"/>
       <w:r>
         <w:t>引用文件</w:t>
       </w:r>
@@ -2543,7 +2541,7 @@
         <w:pStyle w:val="26"/>
         <w:bidi w:val="0"/>
       </w:pPr>
-      <w:bookmarkStart w:id="7" w:name="_Toc24532"/>
+      <w:bookmarkStart w:id="7" w:name="_Toc29654"/>
       <w:r>
         <w:t>角色与职责</w:t>
       </w:r>
@@ -3355,7 +3353,7 @@
         <w:pStyle w:val="26"/>
         <w:bidi w:val="0"/>
       </w:pPr>
-      <w:bookmarkStart w:id="8" w:name="_Toc25728"/>
+      <w:bookmarkStart w:id="8" w:name="_Toc19175"/>
       <w:r>
         <w:t>运维工具管理</w:t>
       </w:r>
@@ -3368,7 +3366,7 @@
       </w:pPr>
       <w:bookmarkStart w:id="9" w:name="bookmark11"/>
       <w:bookmarkEnd w:id="9"/>
-      <w:bookmarkStart w:id="10" w:name="_Toc19124"/>
+      <w:bookmarkStart w:id="10" w:name="_Toc18646"/>
       <w:r>
         <w:t>公司级管理</w:t>
       </w:r>
@@ -3472,7 +3470,7 @@
       </w:pPr>
       <w:bookmarkStart w:id="11" w:name="bookmark1"/>
       <w:bookmarkEnd w:id="11"/>
-      <w:bookmarkStart w:id="12" w:name="_Toc4379"/>
+      <w:bookmarkStart w:id="12" w:name="_Toc14545"/>
       <w:r>
         <w:t>项目级管理</w:t>
       </w:r>
@@ -3552,7 +3550,7 @@
         <w:pStyle w:val="26"/>
         <w:bidi w:val="0"/>
       </w:pPr>
-      <w:bookmarkStart w:id="13" w:name="_Toc4558"/>
+      <w:bookmarkStart w:id="13" w:name="_Toc4604"/>
       <w:r>
         <w:rPr>
           <w:rFonts w:hint="eastAsia"/>
@@ -3571,7 +3569,7 @@
           <w:lang w:val="en-US" w:eastAsia="zh-CN"/>
         </w:rPr>
       </w:pPr>
-      <w:bookmarkStart w:id="14" w:name="_Toc5937"/>
+      <w:bookmarkStart w:id="14" w:name="_Toc6105"/>
       <w:r>
         <w:rPr>
           <w:rFonts w:hint="eastAsia"/>
@@ -3605,7 +3603,7 @@
           <w:lang w:val="en-US" w:eastAsia="zh-CN"/>
         </w:rPr>
       </w:pPr>
-      <w:bookmarkStart w:id="15" w:name="_Toc9991"/>
+      <w:bookmarkStart w:id="15" w:name="_Toc27672"/>
       <w:r>
         <w:rPr>
           <w:rFonts w:hint="eastAsia"/>
@@ -3639,7 +3637,7 @@
           <w:lang w:val="en-US" w:eastAsia="zh-CN"/>
         </w:rPr>
       </w:pPr>
-      <w:bookmarkStart w:id="16" w:name="_Toc13367"/>
+      <w:bookmarkStart w:id="16" w:name="_Toc12293"/>
       <w:r>
         <w:rPr>
           <w:rFonts w:hint="eastAsia"/>
@@ -3665,12 +3663,14 @@
         <w:pStyle w:val="26"/>
         <w:bidi w:val="0"/>
       </w:pPr>
-      <w:bookmarkStart w:id="17" w:name="_Toc16512"/>
+      <w:bookmarkStart w:id="20" w:name="_GoBack"/>
+      <w:bookmarkStart w:id="17" w:name="_Toc2988"/>
       <w:r>
         <w:t>运维工具权限和密码管理</w:t>
       </w:r>
       <w:bookmarkEnd w:id="17"/>
     </w:p>
+    <w:bookmarkEnd w:id="20"/>
     <w:p>
       <w:pPr>
         <w:pStyle w:val="39"/>
@@ -3718,7 +3718,7 @@
         <w:pStyle w:val="26"/>
         <w:bidi w:val="0"/>
       </w:pPr>
-      <w:bookmarkStart w:id="18" w:name="_Toc582"/>
+      <w:bookmarkStart w:id="18" w:name="_Toc1568"/>
       <w:r>
         <w:t>运维工具日常管理</w:t>
       </w:r>
@@ -3834,7 +3834,7 @@
           <w:rFonts w:hint="eastAsia"/>
         </w:rPr>
       </w:pPr>
-      <w:bookmarkStart w:id="19" w:name="_Toc17029"/>
+      <w:bookmarkStart w:id="19" w:name="_Toc9083"/>
       <w:r>
         <w:rPr>
           <w:rFonts w:hint="eastAsia"/>

--- a/8.资源管理/1.流程制度规范类文件/080101-运维工具管理制度.docx
+++ b/8.资源管理/1.流程制度规范类文件/080101-运维工具管理制度.docx
@@ -13,7 +13,7 @@
         <w:pStyle w:val="31"/>
         <w:bidi w:val="0"/>
       </w:pPr>
-      <w:bookmarkStart w:id="0" w:name="_Toc20007"/>
+      <w:bookmarkStart w:id="0" w:name="_Toc23728"/>
       <w:r>
         <w:t>运维工具管理制度</w:t>
       </w:r>
@@ -24,7 +24,7 @@
         <w:pStyle w:val="32"/>
         <w:bidi w:val="0"/>
       </w:pPr>
-      <w:bookmarkStart w:id="1" w:name="_Toc26380"/>
+      <w:bookmarkStart w:id="1" w:name="_Toc8907"/>
       <w:r>
         <w:t>中达丰集团有限公司</w:t>
       </w:r>
@@ -51,7 +51,7 @@
           <w:cols w:space="720" w:num="1"/>
         </w:sectPr>
       </w:pPr>
-      <w:bookmarkStart w:id="2" w:name="_Toc13262"/>
+      <w:bookmarkStart w:id="2" w:name="_Toc10260"/>
       <w:r>
         <w:rPr>
           <w:rFonts w:hint="eastAsia" w:ascii="宋体" w:hAnsi="宋体" w:eastAsia="宋体" w:cs="宋体"/>
@@ -74,7 +74,7 @@
           <w:szCs w:val="28"/>
         </w:rPr>
       </w:pPr>
-      <w:bookmarkStart w:id="3" w:name="_Toc14244"/>
+      <w:bookmarkStart w:id="3" w:name="_Toc2974"/>
       <w:r>
         <w:rPr>
           <w:rFonts w:ascii="宋体" w:hAnsi="宋体" w:eastAsia="宋体" w:cs="宋体"/>
@@ -977,6 +977,8 @@
               <w:tab w:val="right" w:leader="dot" w:pos="8497"/>
             </w:tabs>
           </w:pPr>
+          <w:bookmarkStart w:id="20" w:name="_GoBack"/>
+          <w:bookmarkEnd w:id="20"/>
           <w:r>
             <w:rPr>
               <w:rFonts w:hint="eastAsia" w:ascii="Microsoft JhengHei" w:hAnsi="Microsoft JhengHei" w:eastAsia="Microsoft JhengHei" w:cs="Microsoft JhengHei"/>
@@ -1013,7 +1015,7 @@
               <w:rFonts w:hint="eastAsia" w:ascii="Microsoft JhengHei" w:hAnsi="Microsoft JhengHei" w:eastAsia="Microsoft JhengHei" w:cs="Microsoft JhengHei"/>
               <w:szCs w:val="24"/>
             </w:rPr>
-            <w:instrText xml:space="preserve"> HYPERLINK \l _Toc20007 </w:instrText>
+            <w:instrText xml:space="preserve"> HYPERLINK \l _Toc23728 </w:instrText>
           </w:r>
           <w:r>
             <w:rPr>
@@ -1032,7 +1034,7 @@
             <w:fldChar w:fldCharType="begin"/>
           </w:r>
           <w:r>
-            <w:instrText xml:space="preserve"> PAGEREF _Toc20007 \h </w:instrText>
+            <w:instrText xml:space="preserve"> PAGEREF _Toc23728 \h </w:instrText>
           </w:r>
           <w:r>
             <w:fldChar w:fldCharType="separate"/>
@@ -1070,7 +1072,7 @@
               <w:rFonts w:hint="eastAsia" w:ascii="Microsoft JhengHei" w:hAnsi="Microsoft JhengHei" w:eastAsia="Microsoft JhengHei" w:cs="Microsoft JhengHei"/>
               <w:szCs w:val="24"/>
             </w:rPr>
-            <w:instrText xml:space="preserve"> HYPERLINK \l _Toc26380 </w:instrText>
+            <w:instrText xml:space="preserve"> HYPERLINK \l _Toc8907 </w:instrText>
           </w:r>
           <w:r>
             <w:rPr>
@@ -1089,7 +1091,7 @@
             <w:fldChar w:fldCharType="begin"/>
           </w:r>
           <w:r>
-            <w:instrText xml:space="preserve"> PAGEREF _Toc26380 \h </w:instrText>
+            <w:instrText xml:space="preserve"> PAGEREF _Toc8907 \h </w:instrText>
           </w:r>
           <w:r>
             <w:fldChar w:fldCharType="separate"/>
@@ -1127,7 +1129,7 @@
               <w:rFonts w:hint="eastAsia" w:ascii="Microsoft JhengHei" w:hAnsi="Microsoft JhengHei" w:eastAsia="Microsoft JhengHei" w:cs="Microsoft JhengHei"/>
               <w:szCs w:val="24"/>
             </w:rPr>
-            <w:instrText xml:space="preserve"> HYPERLINK \l _Toc13262 </w:instrText>
+            <w:instrText xml:space="preserve"> HYPERLINK \l _Toc10260 </w:instrText>
           </w:r>
           <w:r>
             <w:rPr>
@@ -1151,7 +1153,7 @@
             <w:fldChar w:fldCharType="begin"/>
           </w:r>
           <w:r>
-            <w:instrText xml:space="preserve"> PAGEREF _Toc13262 \h </w:instrText>
+            <w:instrText xml:space="preserve"> PAGEREF _Toc10260 \h </w:instrText>
           </w:r>
           <w:r>
             <w:fldChar w:fldCharType="separate"/>
@@ -1189,7 +1191,7 @@
               <w:rFonts w:hint="eastAsia" w:ascii="Microsoft JhengHei" w:hAnsi="Microsoft JhengHei" w:eastAsia="Microsoft JhengHei" w:cs="Microsoft JhengHei"/>
               <w:szCs w:val="24"/>
             </w:rPr>
-            <w:instrText xml:space="preserve"> HYPERLINK \l _Toc14244 </w:instrText>
+            <w:instrText xml:space="preserve"> HYPERLINK \l _Toc2974 </w:instrText>
           </w:r>
           <w:r>
             <w:rPr>
@@ -1213,7 +1215,7 @@
             <w:fldChar w:fldCharType="begin"/>
           </w:r>
           <w:r>
-            <w:instrText xml:space="preserve"> PAGEREF _Toc14244 \h </w:instrText>
+            <w:instrText xml:space="preserve"> PAGEREF _Toc2974 \h </w:instrText>
           </w:r>
           <w:r>
             <w:fldChar w:fldCharType="separate"/>
@@ -1251,7 +1253,7 @@
               <w:rFonts w:hint="eastAsia" w:ascii="Microsoft JhengHei" w:hAnsi="Microsoft JhengHei" w:eastAsia="Microsoft JhengHei" w:cs="Microsoft JhengHei"/>
               <w:szCs w:val="24"/>
             </w:rPr>
-            <w:instrText xml:space="preserve"> HYPERLINK \l _Toc7295 </w:instrText>
+            <w:instrText xml:space="preserve"> HYPERLINK \l _Toc22590 </w:instrText>
           </w:r>
           <w:r>
             <w:rPr>
@@ -1276,7 +1278,7 @@
             <w:fldChar w:fldCharType="begin"/>
           </w:r>
           <w:r>
-            <w:instrText xml:space="preserve"> PAGEREF _Toc7295 \h </w:instrText>
+            <w:instrText xml:space="preserve"> PAGEREF _Toc22590 \h </w:instrText>
           </w:r>
           <w:r>
             <w:fldChar w:fldCharType="separate"/>
@@ -1314,7 +1316,7 @@
               <w:rFonts w:hint="eastAsia" w:ascii="Microsoft JhengHei" w:hAnsi="Microsoft JhengHei" w:eastAsia="Microsoft JhengHei" w:cs="Microsoft JhengHei"/>
               <w:szCs w:val="24"/>
             </w:rPr>
-            <w:instrText xml:space="preserve"> HYPERLINK \l _Toc20680 </w:instrText>
+            <w:instrText xml:space="preserve"> HYPERLINK \l _Toc22610 </w:instrText>
           </w:r>
           <w:r>
             <w:rPr>
@@ -1339,7 +1341,7 @@
             <w:fldChar w:fldCharType="begin"/>
           </w:r>
           <w:r>
-            <w:instrText xml:space="preserve"> PAGEREF _Toc20680 \h </w:instrText>
+            <w:instrText xml:space="preserve"> PAGEREF _Toc22610 \h </w:instrText>
           </w:r>
           <w:r>
             <w:fldChar w:fldCharType="separate"/>
@@ -1377,7 +1379,7 @@
               <w:rFonts w:hint="eastAsia" w:ascii="Microsoft JhengHei" w:hAnsi="Microsoft JhengHei" w:eastAsia="Microsoft JhengHei" w:cs="Microsoft JhengHei"/>
               <w:szCs w:val="24"/>
             </w:rPr>
-            <w:instrText xml:space="preserve"> HYPERLINK \l _Toc12172 </w:instrText>
+            <w:instrText xml:space="preserve"> HYPERLINK \l _Toc815 </w:instrText>
           </w:r>
           <w:r>
             <w:rPr>
@@ -1402,7 +1404,7 @@
             <w:fldChar w:fldCharType="begin"/>
           </w:r>
           <w:r>
-            <w:instrText xml:space="preserve"> PAGEREF _Toc12172 \h </w:instrText>
+            <w:instrText xml:space="preserve"> PAGEREF _Toc815 \h </w:instrText>
           </w:r>
           <w:r>
             <w:fldChar w:fldCharType="separate"/>
@@ -1440,7 +1442,7 @@
               <w:rFonts w:hint="eastAsia" w:ascii="Microsoft JhengHei" w:hAnsi="Microsoft JhengHei" w:eastAsia="Microsoft JhengHei" w:cs="Microsoft JhengHei"/>
               <w:szCs w:val="24"/>
             </w:rPr>
-            <w:instrText xml:space="preserve"> HYPERLINK \l _Toc29654 </w:instrText>
+            <w:instrText xml:space="preserve"> HYPERLINK \l _Toc10879 </w:instrText>
           </w:r>
           <w:r>
             <w:rPr>
@@ -1465,7 +1467,7 @@
             <w:fldChar w:fldCharType="begin"/>
           </w:r>
           <w:r>
-            <w:instrText xml:space="preserve"> PAGEREF _Toc29654 \h </w:instrText>
+            <w:instrText xml:space="preserve"> PAGEREF _Toc10879 \h </w:instrText>
           </w:r>
           <w:r>
             <w:fldChar w:fldCharType="separate"/>
@@ -1503,7 +1505,7 @@
               <w:rFonts w:hint="eastAsia" w:ascii="Microsoft JhengHei" w:hAnsi="Microsoft JhengHei" w:eastAsia="Microsoft JhengHei" w:cs="Microsoft JhengHei"/>
               <w:szCs w:val="24"/>
             </w:rPr>
-            <w:instrText xml:space="preserve"> HYPERLINK \l _Toc19175 </w:instrText>
+            <w:instrText xml:space="preserve"> HYPERLINK \l _Toc331 </w:instrText>
           </w:r>
           <w:r>
             <w:rPr>
@@ -1528,7 +1530,7 @@
             <w:fldChar w:fldCharType="begin"/>
           </w:r>
           <w:r>
-            <w:instrText xml:space="preserve"> PAGEREF _Toc19175 \h </w:instrText>
+            <w:instrText xml:space="preserve"> PAGEREF _Toc331 \h </w:instrText>
           </w:r>
           <w:r>
             <w:fldChar w:fldCharType="separate"/>
@@ -1566,7 +1568,7 @@
               <w:rFonts w:hint="eastAsia" w:ascii="Microsoft JhengHei" w:hAnsi="Microsoft JhengHei" w:eastAsia="Microsoft JhengHei" w:cs="Microsoft JhengHei"/>
               <w:szCs w:val="24"/>
             </w:rPr>
-            <w:instrText xml:space="preserve"> HYPERLINK \l _Toc18646 </w:instrText>
+            <w:instrText xml:space="preserve"> HYPERLINK \l _Toc2400 </w:instrText>
           </w:r>
           <w:r>
             <w:rPr>
@@ -1591,7 +1593,7 @@
             <w:fldChar w:fldCharType="begin"/>
           </w:r>
           <w:r>
-            <w:instrText xml:space="preserve"> PAGEREF _Toc18646 \h </w:instrText>
+            <w:instrText xml:space="preserve"> PAGEREF _Toc2400 \h </w:instrText>
           </w:r>
           <w:r>
             <w:fldChar w:fldCharType="separate"/>
@@ -1629,7 +1631,7 @@
               <w:rFonts w:hint="eastAsia" w:ascii="Microsoft JhengHei" w:hAnsi="Microsoft JhengHei" w:eastAsia="Microsoft JhengHei" w:cs="Microsoft JhengHei"/>
               <w:szCs w:val="24"/>
             </w:rPr>
-            <w:instrText xml:space="preserve"> HYPERLINK \l _Toc14545 </w:instrText>
+            <w:instrText xml:space="preserve"> HYPERLINK \l _Toc13220 </w:instrText>
           </w:r>
           <w:r>
             <w:rPr>
@@ -1654,7 +1656,7 @@
             <w:fldChar w:fldCharType="begin"/>
           </w:r>
           <w:r>
-            <w:instrText xml:space="preserve"> PAGEREF _Toc14545 \h </w:instrText>
+            <w:instrText xml:space="preserve"> PAGEREF _Toc13220 \h </w:instrText>
           </w:r>
           <w:r>
             <w:fldChar w:fldCharType="separate"/>
@@ -1692,7 +1694,7 @@
               <w:rFonts w:hint="eastAsia" w:ascii="Microsoft JhengHei" w:hAnsi="Microsoft JhengHei" w:eastAsia="Microsoft JhengHei" w:cs="Microsoft JhengHei"/>
               <w:szCs w:val="24"/>
             </w:rPr>
-            <w:instrText xml:space="preserve"> HYPERLINK \l _Toc4604 </w:instrText>
+            <w:instrText xml:space="preserve"> HYPERLINK \l _Toc30075 </w:instrText>
           </w:r>
           <w:r>
             <w:rPr>
@@ -1721,7 +1723,7 @@
             <w:fldChar w:fldCharType="begin"/>
           </w:r>
           <w:r>
-            <w:instrText xml:space="preserve"> PAGEREF _Toc4604 \h </w:instrText>
+            <w:instrText xml:space="preserve"> PAGEREF _Toc30075 \h </w:instrText>
           </w:r>
           <w:r>
             <w:fldChar w:fldCharType="separate"/>
@@ -1759,7 +1761,7 @@
               <w:rFonts w:hint="eastAsia" w:ascii="Microsoft JhengHei" w:hAnsi="Microsoft JhengHei" w:eastAsia="Microsoft JhengHei" w:cs="Microsoft JhengHei"/>
               <w:szCs w:val="24"/>
             </w:rPr>
-            <w:instrText xml:space="preserve"> HYPERLINK \l _Toc6105 </w:instrText>
+            <w:instrText xml:space="preserve"> HYPERLINK \l _Toc5502 </w:instrText>
           </w:r>
           <w:r>
             <w:rPr>
@@ -1789,7 +1791,7 @@
             <w:fldChar w:fldCharType="begin"/>
           </w:r>
           <w:r>
-            <w:instrText xml:space="preserve"> PAGEREF _Toc6105 \h </w:instrText>
+            <w:instrText xml:space="preserve"> PAGEREF _Toc5502 \h </w:instrText>
           </w:r>
           <w:r>
             <w:fldChar w:fldCharType="separate"/>
@@ -1827,7 +1829,7 @@
               <w:rFonts w:hint="eastAsia" w:ascii="Microsoft JhengHei" w:hAnsi="Microsoft JhengHei" w:eastAsia="Microsoft JhengHei" w:cs="Microsoft JhengHei"/>
               <w:szCs w:val="24"/>
             </w:rPr>
-            <w:instrText xml:space="preserve"> HYPERLINK \l _Toc27672 </w:instrText>
+            <w:instrText xml:space="preserve"> HYPERLINK \l _Toc20112 </w:instrText>
           </w:r>
           <w:r>
             <w:rPr>
@@ -1857,7 +1859,7 @@
             <w:fldChar w:fldCharType="begin"/>
           </w:r>
           <w:r>
-            <w:instrText xml:space="preserve"> PAGEREF _Toc27672 \h </w:instrText>
+            <w:instrText xml:space="preserve"> PAGEREF _Toc20112 \h </w:instrText>
           </w:r>
           <w:r>
             <w:fldChar w:fldCharType="separate"/>
@@ -1895,7 +1897,7 @@
               <w:rFonts w:hint="eastAsia" w:ascii="Microsoft JhengHei" w:hAnsi="Microsoft JhengHei" w:eastAsia="Microsoft JhengHei" w:cs="Microsoft JhengHei"/>
               <w:szCs w:val="24"/>
             </w:rPr>
-            <w:instrText xml:space="preserve"> HYPERLINK \l _Toc12293 </w:instrText>
+            <w:instrText xml:space="preserve"> HYPERLINK \l _Toc15094 </w:instrText>
           </w:r>
           <w:r>
             <w:rPr>
@@ -1925,7 +1927,7 @@
             <w:fldChar w:fldCharType="begin"/>
           </w:r>
           <w:r>
-            <w:instrText xml:space="preserve"> PAGEREF _Toc12293 \h </w:instrText>
+            <w:instrText xml:space="preserve"> PAGEREF _Toc15094 \h </w:instrText>
           </w:r>
           <w:r>
             <w:fldChar w:fldCharType="separate"/>
@@ -1963,7 +1965,7 @@
               <w:rFonts w:hint="eastAsia" w:ascii="Microsoft JhengHei" w:hAnsi="Microsoft JhengHei" w:eastAsia="Microsoft JhengHei" w:cs="Microsoft JhengHei"/>
               <w:szCs w:val="24"/>
             </w:rPr>
-            <w:instrText xml:space="preserve"> HYPERLINK \l _Toc2988 </w:instrText>
+            <w:instrText xml:space="preserve"> HYPERLINK \l _Toc17954 </w:instrText>
           </w:r>
           <w:r>
             <w:rPr>
@@ -1988,7 +1990,7 @@
             <w:fldChar w:fldCharType="begin"/>
           </w:r>
           <w:r>
-            <w:instrText xml:space="preserve"> PAGEREF _Toc2988 \h </w:instrText>
+            <w:instrText xml:space="preserve"> PAGEREF _Toc17954 \h </w:instrText>
           </w:r>
           <w:r>
             <w:fldChar w:fldCharType="separate"/>
@@ -2026,7 +2028,7 @@
               <w:rFonts w:hint="eastAsia" w:ascii="Microsoft JhengHei" w:hAnsi="Microsoft JhengHei" w:eastAsia="Microsoft JhengHei" w:cs="Microsoft JhengHei"/>
               <w:szCs w:val="24"/>
             </w:rPr>
-            <w:instrText xml:space="preserve"> HYPERLINK \l _Toc1568 </w:instrText>
+            <w:instrText xml:space="preserve"> HYPERLINK \l _Toc11770 </w:instrText>
           </w:r>
           <w:r>
             <w:rPr>
@@ -2051,7 +2053,7 @@
             <w:fldChar w:fldCharType="begin"/>
           </w:r>
           <w:r>
-            <w:instrText xml:space="preserve"> PAGEREF _Toc1568 \h </w:instrText>
+            <w:instrText xml:space="preserve"> PAGEREF _Toc11770 \h </w:instrText>
           </w:r>
           <w:r>
             <w:fldChar w:fldCharType="separate"/>
@@ -2089,7 +2091,7 @@
               <w:rFonts w:hint="eastAsia" w:ascii="Microsoft JhengHei" w:hAnsi="Microsoft JhengHei" w:eastAsia="Microsoft JhengHei" w:cs="Microsoft JhengHei"/>
               <w:szCs w:val="24"/>
             </w:rPr>
-            <w:instrText xml:space="preserve"> HYPERLINK \l _Toc9083 </w:instrText>
+            <w:instrText xml:space="preserve"> HYPERLINK \l _Toc11019 </w:instrText>
           </w:r>
           <w:r>
             <w:rPr>
@@ -2118,7 +2120,7 @@
             <w:fldChar w:fldCharType="begin"/>
           </w:r>
           <w:r>
-            <w:instrText xml:space="preserve"> PAGEREF _Toc9083 \h </w:instrText>
+            <w:instrText xml:space="preserve"> PAGEREF _Toc11019 \h </w:instrText>
           </w:r>
           <w:r>
             <w:fldChar w:fldCharType="separate"/>
@@ -2184,7 +2186,7 @@
         <w:pStyle w:val="26"/>
         <w:bidi w:val="0"/>
       </w:pPr>
-      <w:bookmarkStart w:id="4" w:name="_Toc7295"/>
+      <w:bookmarkStart w:id="4" w:name="_Toc22590"/>
       <w:r>
         <w:t>目的</w:t>
       </w:r>
@@ -2204,7 +2206,7 @@
         <w:pStyle w:val="26"/>
         <w:bidi w:val="0"/>
       </w:pPr>
-      <w:bookmarkStart w:id="5" w:name="_Toc20680"/>
+      <w:bookmarkStart w:id="5" w:name="_Toc22610"/>
       <w:r>
         <w:t>适用范围</w:t>
       </w:r>
@@ -2224,7 +2226,7 @@
         <w:pStyle w:val="26"/>
         <w:bidi w:val="0"/>
       </w:pPr>
-      <w:bookmarkStart w:id="6" w:name="_Toc12172"/>
+      <w:bookmarkStart w:id="6" w:name="_Toc815"/>
       <w:r>
         <w:t>引用文件</w:t>
       </w:r>
@@ -2541,7 +2543,7 @@
         <w:pStyle w:val="26"/>
         <w:bidi w:val="0"/>
       </w:pPr>
-      <w:bookmarkStart w:id="7" w:name="_Toc29654"/>
+      <w:bookmarkStart w:id="7" w:name="_Toc10879"/>
       <w:r>
         <w:t>角色与职责</w:t>
       </w:r>
@@ -3353,7 +3355,7 @@
         <w:pStyle w:val="26"/>
         <w:bidi w:val="0"/>
       </w:pPr>
-      <w:bookmarkStart w:id="8" w:name="_Toc19175"/>
+      <w:bookmarkStart w:id="8" w:name="_Toc331"/>
       <w:r>
         <w:t>运维工具管理</w:t>
       </w:r>
@@ -3366,7 +3368,7 @@
       </w:pPr>
       <w:bookmarkStart w:id="9" w:name="bookmark11"/>
       <w:bookmarkEnd w:id="9"/>
-      <w:bookmarkStart w:id="10" w:name="_Toc18646"/>
+      <w:bookmarkStart w:id="10" w:name="_Toc2400"/>
       <w:r>
         <w:t>公司级管理</w:t>
       </w:r>
@@ -3470,7 +3472,7 @@
       </w:pPr>
       <w:bookmarkStart w:id="11" w:name="bookmark1"/>
       <w:bookmarkEnd w:id="11"/>
-      <w:bookmarkStart w:id="12" w:name="_Toc14545"/>
+      <w:bookmarkStart w:id="12" w:name="_Toc13220"/>
       <w:r>
         <w:t>项目级管理</w:t>
       </w:r>
@@ -3550,7 +3552,7 @@
         <w:pStyle w:val="26"/>
         <w:bidi w:val="0"/>
       </w:pPr>
-      <w:bookmarkStart w:id="13" w:name="_Toc4604"/>
+      <w:bookmarkStart w:id="13" w:name="_Toc30075"/>
       <w:r>
         <w:rPr>
           <w:rFonts w:hint="eastAsia"/>
@@ -3569,7 +3571,7 @@
           <w:lang w:val="en-US" w:eastAsia="zh-CN"/>
         </w:rPr>
       </w:pPr>
-      <w:bookmarkStart w:id="14" w:name="_Toc6105"/>
+      <w:bookmarkStart w:id="14" w:name="_Toc5502"/>
       <w:r>
         <w:rPr>
           <w:rFonts w:hint="eastAsia"/>
@@ -3603,7 +3605,7 @@
           <w:lang w:val="en-US" w:eastAsia="zh-CN"/>
         </w:rPr>
       </w:pPr>
-      <w:bookmarkStart w:id="15" w:name="_Toc27672"/>
+      <w:bookmarkStart w:id="15" w:name="_Toc20112"/>
       <w:r>
         <w:rPr>
           <w:rFonts w:hint="eastAsia"/>
@@ -3637,7 +3639,7 @@
           <w:lang w:val="en-US" w:eastAsia="zh-CN"/>
         </w:rPr>
       </w:pPr>
-      <w:bookmarkStart w:id="16" w:name="_Toc12293"/>
+      <w:bookmarkStart w:id="16" w:name="_Toc15094"/>
       <w:r>
         <w:rPr>
           <w:rFonts w:hint="eastAsia"/>
@@ -3663,14 +3665,12 @@
         <w:pStyle w:val="26"/>
         <w:bidi w:val="0"/>
       </w:pPr>
-      <w:bookmarkStart w:id="20" w:name="_GoBack"/>
-      <w:bookmarkStart w:id="17" w:name="_Toc2988"/>
+      <w:bookmarkStart w:id="17" w:name="_Toc17954"/>
       <w:r>
         <w:t>运维工具权限和密码管理</w:t>
       </w:r>
       <w:bookmarkEnd w:id="17"/>
     </w:p>
-    <w:bookmarkEnd w:id="20"/>
     <w:p>
       <w:pPr>
         <w:pStyle w:val="39"/>
@@ -3718,7 +3718,7 @@
         <w:pStyle w:val="26"/>
         <w:bidi w:val="0"/>
       </w:pPr>
-      <w:bookmarkStart w:id="18" w:name="_Toc1568"/>
+      <w:bookmarkStart w:id="18" w:name="_Toc11770"/>
       <w:r>
         <w:t>运维工具日常管理</w:t>
       </w:r>
@@ -3834,7 +3834,7 @@
           <w:rFonts w:hint="eastAsia"/>
         </w:rPr>
       </w:pPr>
-      <w:bookmarkStart w:id="19" w:name="_Toc9083"/>
+      <w:bookmarkStart w:id="19" w:name="_Toc11019"/>
       <w:r>
         <w:rPr>
           <w:rFonts w:hint="eastAsia"/>
